--- a/fra/docx/022.content.docx
+++ b/fra/docx/022.content.docx
@@ -169,7 +169,7 @@
           <w:i/>
           <w:lang w:val="fr_FR" w:bidi="fr_FR"/>
         </w:rPr>
-        <w:t>Vaheb, Vajezatha, Vallée de la plaine, Araba, Vallée de Schavé, Vallée de Siddim, Vallée du roi, Vasthi, Vautour charognard, Veau d'or, Veille, Vengeur du Sang, Vent d'orient, Verge d'Aaron, Vierge, vigne(s), vignoble, Ville, Ville de Sel, Ville des palmiers, Villes de la plaine, Villes de Refuge, Villes lévitiques, Viol, vœu, vœux, Voie Appienne, Voie, Disciples de la, Voile du Temple, Vophsi</w:t>
+        <w:t>Vaheb, Vajezatha, Vallée de Jizreel, Vallée de la plaine, Araba, Vallée de Schavé, Vallée de Siddim, Vallée des Rephaïm, Vallée du roi, Vasthi, Vautour charognard, Veau d'or, Veille, Vengeur du Sang, Vent d'orient, Verge d'Aaron, Vierge, vigne(s), vignoble, Ville, Ville de Sel, Ville des palmiers, Villes de la plaine, Villes de Refuge, Villes lévitiques, Viol, vœu, vœux, Voie Appienne, Voie, Disciples de la, Voile du Temple, Vophsi</w:t>
       </w:r>
       <w:r>
         <w:rPr>
@@ -397,6 +397,429 @@
         <w:rPr>
           <w:lang w:val="fr_FR" w:bidi="fr_FR"/>
         </w:rPr>
+        <w:t>Vallée de Jizreel</w:t>
+      </w:r>
+      <w:r>
+        <w:rPr>
+          <w:lang w:val="fr_FR" w:bidi="fr_FR"/>
+        </w:rPr>
+      </w:r>
+    </w:p>
+    <w:p>
+      <w:pPr/>
+      <w:r>
+        <w:rPr>
+          <w:lang w:val="fr_FR" w:bidi="fr_FR"/>
+        </w:rPr>
+      </w:r>
+      <w:r>
+        <w:rPr>
+          <w:lang w:val="fr_FR" w:bidi="fr_FR"/>
+        </w:rPr>
+        <w:t xml:space="preserve">La vallée de Jizreel est la plus grande et la plus fertile vallée du pays d'Israël. Elle tient son nom de la ville de Jizreel. Au début, Jizreel était la seule ville de la vallée que les Israélites contrôlaient lors de leurs premières batailles dans le pays (voir </w:t>
+      </w:r>
+      <w:hyperlink r:id="rId15">
+        <w:r>
+          <w:rPr>
+            <w:lang w:val="fr_FR" w:bidi="fr_FR"/>
+          </w:rPr>
+          <w:rPr>
+            <w:color w:val="0000EE"/>
+            <w:u w:val="single"/>
+          </w:rPr>
+          <w:t>Jg 1.27–30</w:t>
+        </w:r>
+      </w:hyperlink>
+      <w:r>
+        <w:rPr>
+          <w:lang w:val="fr_FR" w:bidi="fr_FR"/>
+        </w:rPr>
+        <w:t>).</w:t>
+      </w:r>
+    </w:p>
+    <w:p>
+      <w:pPr/>
+      <w:r>
+        <w:rPr>
+          <w:lang w:val="fr_FR" w:bidi="fr_FR"/>
+        </w:rPr>
+      </w:r>
+      <w:r>
+        <w:rPr>
+          <w:lang w:val="fr_FR" w:bidi="fr_FR"/>
+        </w:rPr>
+        <w:t>Les auteurs grecs ultérieurs ont appelé la vallée « Esdraelon » (</w:t>
+      </w:r>
+      <w:hyperlink r:id="rId16">
+        <w:r>
+          <w:rPr>
+            <w:lang w:val="fr_FR" w:bidi="fr_FR"/>
+          </w:rPr>
+          <w:rPr>
+            <w:color w:val="0000EE"/>
+            <w:u w:val="single"/>
+          </w:rPr>
+          <w:t>Jdt 1.8</w:t>
+        </w:r>
+      </w:hyperlink>
+      <w:r>
+        <w:rPr>
+          <w:lang w:val="fr_FR" w:bidi="fr_FR"/>
+        </w:rPr>
+        <w:t xml:space="preserve">). Certaines personnes ont à tort utilisé ce nom uniquement pour la partie ouest de la vallée. D'autres ont utilisé « Jizreel » pour la partie étroite menant à l'est vers la ville de Beth-Schan. Mais la Bible montre que ce sont deux zones différentes (voir </w:t>
+      </w:r>
+      <w:hyperlink r:id="rId17">
+        <w:r>
+          <w:rPr>
+            <w:lang w:val="fr_FR" w:bidi="fr_FR"/>
+          </w:rPr>
+          <w:rPr>
+            <w:color w:val="0000EE"/>
+            <w:u w:val="single"/>
+          </w:rPr>
+          <w:t>Jos 17.16</w:t>
+        </w:r>
+      </w:hyperlink>
+      <w:r>
+        <w:rPr>
+          <w:lang w:val="fr_FR" w:bidi="fr_FR"/>
+        </w:rPr>
+        <w:t xml:space="preserve"> ; </w:t>
+      </w:r>
+      <w:hyperlink r:id="rId18">
+        <w:r>
+          <w:rPr>
+            <w:lang w:val="fr_FR" w:bidi="fr_FR"/>
+          </w:rPr>
+          <w:rPr>
+            <w:color w:val="0000EE"/>
+            <w:u w:val="single"/>
+          </w:rPr>
+          <w:t>Jg 1.27–28</w:t>
+        </w:r>
+      </w:hyperlink>
+      <w:r>
+        <w:rPr>
+          <w:lang w:val="fr_FR" w:bidi="fr_FR"/>
+        </w:rPr>
+        <w:t xml:space="preserve"> ; </w:t>
+      </w:r>
+      <w:hyperlink r:id="rId19">
+        <w:r>
+          <w:rPr>
+            <w:lang w:val="fr_FR" w:bidi="fr_FR"/>
+          </w:rPr>
+          <w:rPr>
+            <w:color w:val="0000EE"/>
+            <w:u w:val="single"/>
+          </w:rPr>
+          <w:t>Jos 17.11</w:t>
+        </w:r>
+      </w:hyperlink>
+      <w:r>
+        <w:rPr>
+          <w:lang w:val="fr_FR" w:bidi="fr_FR"/>
+        </w:rPr>
+        <w:t xml:space="preserve">). La vallée de Jizreel comprenait des villes comme Taanach et Meguiddo. Beth-Schean était à proximité mais comptée séparément (voir aussi </w:t>
+      </w:r>
+      <w:hyperlink r:id="rId20">
+        <w:r>
+          <w:rPr>
+            <w:lang w:val="fr_FR" w:bidi="fr_FR"/>
+          </w:rPr>
+          <w:rPr>
+            <w:color w:val="0000EE"/>
+            <w:u w:val="single"/>
+          </w:rPr>
+          <w:t>Os 1.5</w:t>
+        </w:r>
+      </w:hyperlink>
+      <w:r>
+        <w:rPr>
+          <w:lang w:val="fr_FR" w:bidi="fr_FR"/>
+        </w:rPr>
+        <w:t>).</w:t>
+      </w:r>
+    </w:p>
+    <w:p>
+      <w:pPr/>
+      <w:r>
+        <w:rPr>
+          <w:lang w:val="fr_FR" w:bidi="fr_FR"/>
+        </w:rPr>
+      </w:r>
+      <w:r>
+        <w:rPr>
+          <w:lang w:val="fr_FR" w:bidi="fr_FR"/>
+        </w:rPr>
+        <w:t>Les Madianites camperont dans la vallée de Jizreel, entre la colline de Moré et le mont Thabor (</w:t>
+      </w:r>
+      <w:hyperlink r:id="rId21">
+        <w:r>
+          <w:rPr>
+            <w:lang w:val="fr_FR" w:bidi="fr_FR"/>
+          </w:rPr>
+          <w:rPr>
+            <w:color w:val="0000EE"/>
+            <w:u w:val="single"/>
+          </w:rPr>
+          <w:t>Jg 6.33</w:t>
+        </w:r>
+      </w:hyperlink>
+      <w:r>
+        <w:rPr>
+          <w:lang w:val="fr_FR" w:bidi="fr_FR"/>
+        </w:rPr>
+        <w:t xml:space="preserve"> ; </w:t>
+      </w:r>
+      <w:hyperlink r:id="rId22">
+        <w:r>
+          <w:rPr>
+            <w:lang w:val="fr_FR" w:bidi="fr_FR"/>
+          </w:rPr>
+          <w:rPr>
+            <w:color w:val="0000EE"/>
+            <w:u w:val="single"/>
+          </w:rPr>
+          <w:t>7.1</w:t>
+        </w:r>
+      </w:hyperlink>
+      <w:r>
+        <w:rPr>
+          <w:lang w:val="fr_FR" w:bidi="fr_FR"/>
+        </w:rPr>
+        <w:t>). Barak y vaincra l'armée de Sisera et Jabin, près d'En-Dor (</w:t>
+      </w:r>
+      <w:hyperlink r:id="rId23">
+        <w:r>
+          <w:rPr>
+            <w:lang w:val="fr_FR" w:bidi="fr_FR"/>
+          </w:rPr>
+          <w:rPr>
+            <w:color w:val="0000EE"/>
+            <w:u w:val="single"/>
+          </w:rPr>
+          <w:t>Ps 83.9–10</w:t>
+        </w:r>
+      </w:hyperlink>
+      <w:r>
+        <w:rPr>
+          <w:lang w:val="fr_FR" w:bidi="fr_FR"/>
+        </w:rPr>
+        <w:t>). Plus tard, les Philistins s'y rassembleront pour s'opposer au roi Saül (</w:t>
+      </w:r>
+      <w:hyperlink r:id="rId24">
+        <w:r>
+          <w:rPr>
+            <w:lang w:val="fr_FR" w:bidi="fr_FR"/>
+          </w:rPr>
+          <w:rPr>
+            <w:color w:val="0000EE"/>
+            <w:u w:val="single"/>
+          </w:rPr>
+          <w:t>1S 29.1, 11</w:t>
+        </w:r>
+      </w:hyperlink>
+      <w:r>
+        <w:rPr>
+          <w:lang w:val="fr_FR" w:bidi="fr_FR"/>
+        </w:rPr>
+        <w:t xml:space="preserve"> ; </w:t>
+      </w:r>
+      <w:hyperlink r:id="rId25">
+        <w:r>
+          <w:rPr>
+            <w:lang w:val="fr_FR" w:bidi="fr_FR"/>
+          </w:rPr>
+          <w:rPr>
+            <w:color w:val="0000EE"/>
+            <w:u w:val="single"/>
+          </w:rPr>
+          <w:t>2S 4.4</w:t>
+        </w:r>
+      </w:hyperlink>
+      <w:r>
+        <w:rPr>
+          <w:lang w:val="fr_FR" w:bidi="fr_FR"/>
+        </w:rPr>
+        <w:t>). À l'époque des rois d'Israël, cette vallée faisait partie d'un district administratif (</w:t>
+      </w:r>
+      <w:hyperlink r:id="rId26">
+        <w:r>
+          <w:rPr>
+            <w:lang w:val="fr_FR" w:bidi="fr_FR"/>
+          </w:rPr>
+          <w:rPr>
+            <w:color w:val="0000EE"/>
+            <w:u w:val="single"/>
+          </w:rPr>
+          <w:t>2S 2.9</w:t>
+        </w:r>
+      </w:hyperlink>
+      <w:r>
+        <w:rPr>
+          <w:lang w:val="fr_FR" w:bidi="fr_FR"/>
+        </w:rPr>
+        <w:t xml:space="preserve"> ; </w:t>
+      </w:r>
+      <w:hyperlink r:id="rId27">
+        <w:r>
+          <w:rPr>
+            <w:lang w:val="fr_FR" w:bidi="fr_FR"/>
+          </w:rPr>
+          <w:rPr>
+            <w:color w:val="0000EE"/>
+            <w:u w:val="single"/>
+          </w:rPr>
+          <w:t>1R 4.12</w:t>
+        </w:r>
+      </w:hyperlink>
+      <w:r>
+        <w:rPr>
+          <w:lang w:val="fr_FR" w:bidi="fr_FR"/>
+        </w:rPr>
+        <w:t>). La partie sud de la vallée peut également être appelée la plaine de Meguiddo (</w:t>
+      </w:r>
+      <w:hyperlink r:id="rId28">
+        <w:r>
+          <w:rPr>
+            <w:lang w:val="fr_FR" w:bidi="fr_FR"/>
+          </w:rPr>
+          <w:rPr>
+            <w:color w:val="0000EE"/>
+            <w:u w:val="single"/>
+          </w:rPr>
+          <w:t>2Ch 35.22</w:t>
+        </w:r>
+      </w:hyperlink>
+      <w:r>
+        <w:rPr>
+          <w:lang w:val="fr_FR" w:bidi="fr_FR"/>
+        </w:rPr>
+        <w:t xml:space="preserve"> ; </w:t>
+      </w:r>
+      <w:hyperlink r:id="rId29">
+        <w:r>
+          <w:rPr>
+            <w:lang w:val="fr_FR" w:bidi="fr_FR"/>
+          </w:rPr>
+          <w:rPr>
+            <w:color w:val="0000EE"/>
+            <w:u w:val="single"/>
+          </w:rPr>
+          <w:t>Za 12.11</w:t>
+        </w:r>
+      </w:hyperlink>
+      <w:r>
+        <w:rPr>
+          <w:lang w:val="fr_FR" w:bidi="fr_FR"/>
+        </w:rPr>
+        <w:t>).</w:t>
+      </w:r>
+    </w:p>
+    <w:p>
+      <w:pPr/>
+      <w:r>
+        <w:rPr>
+          <w:lang w:val="fr_FR" w:bidi="fr_FR"/>
+        </w:rPr>
+      </w:r>
+      <w:r>
+        <w:rPr>
+          <w:lang w:val="fr_FR" w:bidi="fr_FR"/>
+        </w:rPr>
+        <w:t xml:space="preserve">Les rois égyptiens tels que Thoutmôsis III et Aménophis II ont mené des batailles dans cette vallée. À la fin de l'âge du bronze, des villes comme Meguiddo étaient sous le contrôle de l'Égypte. La partie sud-ouest de la vallée, où les armées se rassemblaient pour la guerre, a peut-être été appelée </w:t>
+      </w:r>
+      <w:r>
+        <w:rPr>
+          <w:lang w:val="fr_FR" w:bidi="fr_FR"/>
+        </w:rPr>
+        <w:t xml:space="preserve">Haroscheth-Goïm </w:t>
+      </w:r>
+      <w:r>
+        <w:rPr>
+          <w:lang w:val="fr_FR" w:bidi="fr_FR"/>
+        </w:rPr>
+        <w:t>(</w:t>
+      </w:r>
+      <w:hyperlink r:id="rId30">
+        <w:r>
+          <w:rPr>
+            <w:lang w:val="fr_FR" w:bidi="fr_FR"/>
+          </w:rPr>
+          <w:rPr>
+            <w:color w:val="0000EE"/>
+            <w:u w:val="single"/>
+          </w:rPr>
+          <w:t>Jg 4.2, 13–16</w:t>
+        </w:r>
+      </w:hyperlink>
+      <w:r>
+        <w:rPr>
+          <w:lang w:val="fr_FR" w:bidi="fr_FR"/>
+        </w:rPr>
+        <w:t>).</w:t>
+      </w:r>
+    </w:p>
+    <w:p>
+      <w:pPr/>
+      <w:r>
+        <w:rPr>
+          <w:lang w:val="fr_FR" w:bidi="fr_FR"/>
+        </w:rPr>
+      </w:r>
+      <w:r>
+        <w:rPr>
+          <w:i/>
+          <w:lang w:val="fr_FR" w:bidi="fr_FR"/>
+        </w:rPr>
+        <w:t>Voir aussi</w:t>
+      </w:r>
+      <w:r>
+        <w:rPr>
+          <w:lang w:val="fr_FR" w:bidi="fr_FR"/>
+        </w:rPr>
+        <w:t xml:space="preserve"> </w:t>
+      </w:r>
+      <w:r>
+        <w:rPr>
+          <w:lang w:val="fr_FR" w:bidi="fr_FR"/>
+        </w:rPr>
+        <w:t>Palestine</w:t>
+      </w:r>
+      <w:r>
+        <w:rPr>
+          <w:lang w:val="fr_FR" w:bidi="fr_FR"/>
+        </w:rPr>
+        <w:t>.</w:t>
+      </w:r>
+      <w:r>
+        <w:rPr>
+          <w:lang w:val="fr_FR" w:bidi="fr_FR"/>
+        </w:rPr>
+      </w:r>
+      <w:r>
+        <w:rPr>
+          <w:lang w:val="fr_FR" w:bidi="fr_FR"/>
+        </w:rPr>
+      </w:r>
+    </w:p>
+    <w:p>
+      <w:pPr/>
+      <w:r>
+        <w:rPr>
+          <w:lang w:val="fr_FR" w:bidi="fr_FR"/>
+        </w:rPr>
+      </w:r>
+    </w:p>
+    <w:p>
+      <w:pPr>
+        <w:pStyle w:val="Heading2"/>
+      </w:pPr>
+      <w:r>
+        <w:rPr>
+          <w:lang w:val="fr_FR" w:bidi="fr_FR"/>
+        </w:rPr>
         <w:t>Vallée de la plaine, Araba</w:t>
       </w:r>
       <w:r>
@@ -532,7 +955,7 @@
         </w:rPr>
         <w:t xml:space="preserve">Dans </w:t>
       </w:r>
-      <w:hyperlink r:id="rId15">
+      <w:hyperlink r:id="rId31">
         <w:r>
           <w:rPr>
             <w:lang w:val="fr_FR" w:bidi="fr_FR"/>
@@ -550,7 +973,7 @@
         </w:rPr>
         <w:t xml:space="preserve"> ; </w:t>
       </w:r>
-      <w:hyperlink r:id="rId16">
+      <w:hyperlink r:id="rId32">
         <w:r>
           <w:rPr>
             <w:lang w:val="fr_FR" w:bidi="fr_FR"/>
@@ -586,7 +1009,7 @@
         </w:rPr>
         <w:t xml:space="preserve">Dans </w:t>
       </w:r>
-      <w:hyperlink r:id="rId17">
+      <w:hyperlink r:id="rId33">
         <w:r>
           <w:rPr>
             <w:lang w:val="fr_FR" w:bidi="fr_FR"/>
@@ -604,7 +1027,7 @@
         </w:rPr>
         <w:t xml:space="preserve">, </w:t>
       </w:r>
-      <w:hyperlink r:id="rId18">
+      <w:hyperlink r:id="rId34">
         <w:r>
           <w:rPr>
             <w:lang w:val="fr_FR" w:bidi="fr_FR"/>
@@ -622,7 +1045,7 @@
         </w:rPr>
         <w:t xml:space="preserve">, et </w:t>
       </w:r>
-      <w:hyperlink r:id="rId19">
+      <w:hyperlink r:id="rId35">
         <w:r>
           <w:rPr>
             <w:lang w:val="fr_FR" w:bidi="fr_FR"/>
@@ -658,7 +1081,7 @@
         </w:rPr>
         <w:t>Pourrait également se référer à la partie de la vallée à l'est du Jourdain (</w:t>
       </w:r>
-      <w:hyperlink r:id="rId18">
+      <w:hyperlink r:id="rId34">
         <w:r>
           <w:rPr>
             <w:lang w:val="fr_FR" w:bidi="fr_FR"/>
@@ -694,7 +1117,7 @@
         </w:rPr>
         <w:t xml:space="preserve">Dans </w:t>
       </w:r>
-      <w:hyperlink r:id="rId20">
+      <w:hyperlink r:id="rId36">
         <w:r>
           <w:rPr>
             <w:lang w:val="fr_FR" w:bidi="fr_FR"/>
@@ -730,7 +1153,7 @@
         </w:rPr>
         <w:t xml:space="preserve">Dans </w:t>
       </w:r>
-      <w:hyperlink r:id="rId21">
+      <w:hyperlink r:id="rId37">
         <w:r>
           <w:rPr>
             <w:lang w:val="fr_FR" w:bidi="fr_FR"/>
@@ -762,7 +1185,7 @@
         </w:rPr>
         <w:t>La forme plurielle du mot (Arboth) est utilisée dix-sept fois dans l'Ancien Testament hébreu. Ce sens pluriel se réfère à la section de la plaine près de Jéricho ou de Moab. La mer Morte est parfois appelée la mer de la plaine (</w:t>
       </w:r>
-      <w:hyperlink r:id="rId22">
+      <w:hyperlink r:id="rId38">
         <w:r>
           <w:rPr>
             <w:lang w:val="fr_FR" w:bidi="fr_FR"/>
@@ -805,7 +1228,7 @@
         </w:rPr>
         <w:t>C'est depuis vallée de la plaine que Josué a mené la campagne pour conquérir Jéricho. Abner s'est enfui vers la plaine du nord après avoir été vaincu à Gabaon (</w:t>
       </w:r>
-      <w:hyperlink r:id="rId23">
+      <w:hyperlink r:id="rId39">
         <w:r>
           <w:rPr>
             <w:lang w:val="fr_FR" w:bidi="fr_FR"/>
@@ -823,7 +1246,7 @@
         </w:rPr>
         <w:t>). Les meurtriers d'Isch-Boscheth ont traversé la région pour apporter sa tête à David à Hébron (</w:t>
       </w:r>
-      <w:hyperlink r:id="rId21">
+      <w:hyperlink r:id="rId37">
         <w:r>
           <w:rPr>
             <w:lang w:val="fr_FR" w:bidi="fr_FR"/>
@@ -841,7 +1264,7 @@
         </w:rPr>
         <w:t>). Sédécias s'enfuira dans la région lors de sa capture par les Babyloniens (</w:t>
       </w:r>
-      <w:hyperlink r:id="rId24">
+      <w:hyperlink r:id="rId40">
         <w:r>
           <w:rPr>
             <w:lang w:val="fr_FR" w:bidi="fr_FR"/>
@@ -859,7 +1282,7 @@
         </w:rPr>
         <w:t xml:space="preserve"> ; </w:t>
       </w:r>
-      <w:hyperlink r:id="rId25">
+      <w:hyperlink r:id="rId41">
         <w:r>
           <w:rPr>
             <w:lang w:val="fr_FR" w:bidi="fr_FR"/>
@@ -891,7 +1314,7 @@
         </w:rPr>
         <w:t>La plaine méridionale était le lieu des errances d'Israël avant d'entrer dans la terre promise. Plus au nord, la plaine était le site des actes finaux de Moïse (</w:t>
       </w:r>
-      <w:hyperlink r:id="rId26">
+      <w:hyperlink r:id="rId42">
         <w:r>
           <w:rPr>
             <w:lang w:val="fr_FR" w:bidi="fr_FR"/>
@@ -909,7 +1332,7 @@
         </w:rPr>
         <w:t>). Moïse est mort et a été enterré dans la plaine (</w:t>
       </w:r>
-      <w:hyperlink r:id="rId15">
+      <w:hyperlink r:id="rId31">
         <w:r>
           <w:rPr>
             <w:lang w:val="fr_FR" w:bidi="fr_FR"/>
@@ -927,7 +1350,7 @@
         </w:rPr>
         <w:t>). Il sera enterré dans les plaines de Moab à l'est de la mer Morte (</w:t>
       </w:r>
-      <w:hyperlink r:id="rId27">
+      <w:hyperlink r:id="rId43">
         <w:r>
           <w:rPr>
             <w:lang w:val="fr_FR" w:bidi="fr_FR"/>
@@ -970,7 +1393,7 @@
         </w:rPr>
         <w:t xml:space="preserve">Au sud de la mer Morte se trouvaient des dépôts de fer et d'airain. </w:t>
       </w:r>
-      <w:hyperlink r:id="rId28">
+      <w:hyperlink r:id="rId44">
         <w:r>
           <w:rPr>
             <w:lang w:val="fr_FR" w:bidi="fr_FR"/>
@@ -1012,7 +1435,7 @@
         </w:rPr>
         <w:t xml:space="preserve"> » (</w:t>
       </w:r>
-      <w:hyperlink r:id="rId29">
+      <w:hyperlink r:id="rId45">
         <w:r>
           <w:rPr>
             <w:lang w:val="fr_FR" w:bidi="fr_FR"/>
@@ -1044,7 +1467,7 @@
         </w:rPr>
         <w:t>La Bible contient des promesses concernant l'avenir de cette région. Le prophète Ézéchiel parlera d'une rivière qui coulerait un jour depuis le temple de Dieu. Selon ses écrits, cette rivière descendra dans la vallée de la plaine. Elle rendra alors l'eau salée de la mer douce et propre. Cela créera un bon contexte pour la prolifération de poissons et d'autres êtres vivants (</w:t>
       </w:r>
-      <w:hyperlink r:id="rId30">
+      <w:hyperlink r:id="rId46">
         <w:r>
           <w:rPr>
             <w:lang w:val="fr_FR" w:bidi="fr_FR"/>
@@ -1062,7 +1485,7 @@
         </w:rPr>
         <w:t xml:space="preserve"> ; </w:t>
       </w:r>
-      <w:hyperlink r:id="rId31">
+      <w:hyperlink r:id="rId47">
         <w:r>
           <w:rPr>
             <w:lang w:val="fr_FR" w:bidi="fr_FR"/>
@@ -1080,7 +1503,7 @@
         </w:rPr>
         <w:t xml:space="preserve"> ; </w:t>
       </w:r>
-      <w:hyperlink r:id="rId32">
+      <w:hyperlink r:id="rId48">
         <w:r>
           <w:rPr>
             <w:lang w:val="fr_FR" w:bidi="fr_FR"/>
@@ -1171,7 +1594,7 @@
         </w:rPr>
         <w:t xml:space="preserve">Vallée près de Salem, également appelée la vallée du roi dans </w:t>
       </w:r>
-      <w:hyperlink r:id="rId33">
+      <w:hyperlink r:id="rId49">
         <w:r>
           <w:rPr>
             <w:lang w:val="fr_FR" w:bidi="fr_FR"/>
@@ -1262,7 +1685,7 @@
         </w:rPr>
         <w:t>Lieu du combat entre quatre rois de Mésopotamie et cinq rois alliés vivant près de la mer Morte (</w:t>
       </w:r>
-      <w:hyperlink r:id="rId34">
+      <w:hyperlink r:id="rId50">
         <w:r>
           <w:rPr>
             <w:lang w:val="fr_FR" w:bidi="fr_FR"/>
@@ -1280,7 +1703,7 @@
         </w:rPr>
         <w:t>). La localisation précise de la bataille à proximité de la mer Morte s'est avérée impossible à déterminer ; on en est réduit à des conjectures. La vallée est décrite comme étant pleine de puits de bitume (</w:t>
       </w:r>
-      <w:hyperlink r:id="rId35">
+      <w:hyperlink r:id="rId51">
         <w:r>
           <w:rPr>
             <w:lang w:val="fr_FR" w:bidi="fr_FR"/>
@@ -1312,7 +1735,7 @@
         </w:rPr>
         <w:t>Le récit dans la Genèse décrit une campagne militaire importante qui aurait eu lieu au milieu de l'âge du bronze (vers 1 900 av. J.‑C.), ce qui la situerait à l'époque d'Abraham. Les rois mentionnés dans la coalition de l'Orient sont inconnus, puisque le lien supposé d'Amraphel avec Hammurabi est désormais considéré comme intenable. Ces quatre alliés sont venus du sud de Damas et ont conquis une série de villes, y compris Karnaïm, Cham, et les Horites dans le mont Séir, aussi loin au sud que le golfe d'Elat. Ils se sont ensuite dirigés au nord-ouest vers Kadès-Barnéa et de là au nord-est vers la mer Morte. Cela semble être le lieu où ils ont rencontré la résistance de la coalition des rois de Sodome, Gomorrhe, Adma, Tseboïm et Tsoar (</w:t>
       </w:r>
-      <w:hyperlink r:id="rId36">
+      <w:hyperlink r:id="rId52">
         <w:r>
           <w:rPr>
             <w:lang w:val="fr_FR" w:bidi="fr_FR"/>
@@ -1357,6 +1780,172 @@
         <w:rPr>
           <w:lang w:val="fr_FR" w:bidi="fr_FR"/>
         </w:rPr>
+        <w:t>Vallée des Rephaïm</w:t>
+      </w:r>
+      <w:r>
+        <w:rPr>
+          <w:lang w:val="fr_FR" w:bidi="fr_FR"/>
+        </w:rPr>
+      </w:r>
+    </w:p>
+    <w:p>
+      <w:pPr/>
+      <w:r>
+        <w:rPr>
+          <w:lang w:val="fr_FR" w:bidi="fr_FR"/>
+        </w:rPr>
+      </w:r>
+      <w:r>
+        <w:rPr>
+          <w:lang w:val="fr_FR" w:bidi="fr_FR"/>
+        </w:rPr>
+        <w:t>La vallée des Rephaïm est un point de repère géographique qui faisait partie de la frontière entre les tribus de Juda et de Benjamin (</w:t>
+      </w:r>
+      <w:hyperlink r:id="rId53">
+        <w:r>
+          <w:rPr>
+            <w:lang w:val="fr_FR" w:bidi="fr_FR"/>
+          </w:rPr>
+          <w:rPr>
+            <w:color w:val="0000EE"/>
+            <w:u w:val="single"/>
+          </w:rPr>
+          <w:t>Jos 15.8</w:t>
+        </w:r>
+      </w:hyperlink>
+      <w:r>
+        <w:rPr>
+          <w:lang w:val="fr_FR" w:bidi="fr_FR"/>
+        </w:rPr>
+        <w:t xml:space="preserve"> ; </w:t>
+      </w:r>
+      <w:hyperlink r:id="rId54">
+        <w:r>
+          <w:rPr>
+            <w:lang w:val="fr_FR" w:bidi="fr_FR"/>
+          </w:rPr>
+          <w:rPr>
+            <w:color w:val="0000EE"/>
+            <w:u w:val="single"/>
+          </w:rPr>
+          <w:t>18.16</w:t>
+        </w:r>
+      </w:hyperlink>
+      <w:r>
+        <w:rPr>
+          <w:lang w:val="fr_FR" w:bidi="fr_FR"/>
+        </w:rPr>
+        <w:t>). Il s'agit d'une grande vallée aux confins sud-ouest de Jérusalem.</w:t>
+      </w:r>
+    </w:p>
+    <w:p>
+      <w:pPr/>
+      <w:r>
+        <w:rPr>
+          <w:lang w:val="fr_FR" w:bidi="fr_FR"/>
+        </w:rPr>
+      </w:r>
+      <w:r>
+        <w:rPr>
+          <w:lang w:val="fr_FR" w:bidi="fr_FR"/>
+        </w:rPr>
+        <w:t>Les gens pensaient que des géants comme les Anakim et les Nephilim visitaient souvent cette vallée. Sous le règne du roi David, les armées philistines voyageront depuis la côte pour chercher David dans la vallée des Rephaïm. Cela se produira après avoir appris que David avait été oint roi (</w:t>
+      </w:r>
+      <w:hyperlink r:id="rId55">
+        <w:r>
+          <w:rPr>
+            <w:lang w:val="fr_FR" w:bidi="fr_FR"/>
+          </w:rPr>
+          <w:rPr>
+            <w:color w:val="0000EE"/>
+            <w:u w:val="single"/>
+          </w:rPr>
+          <w:t>2S 5.18–22</w:t>
+        </w:r>
+      </w:hyperlink>
+      <w:r>
+        <w:rPr>
+          <w:lang w:val="fr_FR" w:bidi="fr_FR"/>
+        </w:rPr>
+        <w:t xml:space="preserve"> ; </w:t>
+      </w:r>
+      <w:hyperlink r:id="rId56">
+        <w:r>
+          <w:rPr>
+            <w:lang w:val="fr_FR" w:bidi="fr_FR"/>
+          </w:rPr>
+          <w:rPr>
+            <w:color w:val="0000EE"/>
+            <w:u w:val="single"/>
+          </w:rPr>
+          <w:t>1Ch 14.9</w:t>
+        </w:r>
+      </w:hyperlink>
+      <w:r>
+        <w:rPr>
+          <w:lang w:val="fr_FR" w:bidi="fr_FR"/>
+        </w:rPr>
+        <w:t>).</w:t>
+      </w:r>
+    </w:p>
+    <w:p>
+      <w:pPr/>
+      <w:r>
+        <w:rPr>
+          <w:lang w:val="fr_FR" w:bidi="fr_FR"/>
+        </w:rPr>
+      </w:r>
+      <w:r>
+        <w:rPr>
+          <w:lang w:val="fr_FR" w:bidi="fr_FR"/>
+        </w:rPr>
+        <w:t>La vallée des Rephaïm était reliée au Wadi Serar, qui menait à la côte philistine. Cette vallée était une zone fertile où les agriculteurs cultivaient des céréales (</w:t>
+      </w:r>
+      <w:hyperlink r:id="rId57">
+        <w:r>
+          <w:rPr>
+            <w:lang w:val="fr_FR" w:bidi="fr_FR"/>
+          </w:rPr>
+          <w:rPr>
+            <w:color w:val="0000EE"/>
+            <w:u w:val="single"/>
+          </w:rPr>
+          <w:t>Es 17.5</w:t>
+        </w:r>
+      </w:hyperlink>
+      <w:r>
+        <w:rPr>
+          <w:lang w:val="fr_FR" w:bidi="fr_FR"/>
+        </w:rPr>
+        <w:t>).</w:t>
+      </w:r>
+      <w:r>
+        <w:rPr>
+          <w:lang w:val="fr_FR" w:bidi="fr_FR"/>
+        </w:rPr>
+      </w:r>
+      <w:r>
+        <w:rPr>
+          <w:lang w:val="fr_FR" w:bidi="fr_FR"/>
+        </w:rPr>
+      </w:r>
+    </w:p>
+    <w:p>
+      <w:pPr/>
+      <w:r>
+        <w:rPr>
+          <w:lang w:val="fr_FR" w:bidi="fr_FR"/>
+        </w:rPr>
+      </w:r>
+    </w:p>
+    <w:p>
+      <w:pPr>
+        <w:pStyle w:val="Heading2"/>
+      </w:pPr>
+      <w:r>
+        <w:rPr>
+          <w:lang w:val="fr_FR" w:bidi="fr_FR"/>
+        </w:rPr>
         <w:t>Vallée du roi</w:t>
       </w:r>
       <w:r>
@@ -1378,7 +1967,7 @@
         </w:rPr>
         <w:t>Vallée près de Salem, la ville où Melchisédek était roi. C'est là qu'Abraham rencontrera le roi de Sodome. Abraham refusera une offre du roi de Sodome qui aurait été moralement incorrecte (</w:t>
       </w:r>
-      <w:hyperlink r:id="rId33">
+      <w:hyperlink r:id="rId49">
         <w:r>
           <w:rPr>
             <w:lang w:val="fr_FR" w:bidi="fr_FR"/>
@@ -1424,7 +2013,7 @@
         </w:rPr>
         <w:t>Cette même vallée était également l'endroit où Absalom (le fils du roi David) construira une colonne de pierre comme monument à lui-même (</w:t>
       </w:r>
-      <w:hyperlink r:id="rId37">
+      <w:hyperlink r:id="rId58">
         <w:r>
           <w:rPr>
             <w:lang w:val="fr_FR" w:bidi="fr_FR"/>
@@ -1490,7 +2079,7 @@
         </w:rPr>
         <w:t>Vasthi était une reine de Perse. Elle était mariée au roi Assuérus, également appelé Xerxès 1er. Elle perdra sa position de reine après avoir refusé de se présenter devant les invités lors d'un banquet royal (</w:t>
       </w:r>
-      <w:hyperlink r:id="rId38">
+      <w:hyperlink r:id="rId59">
         <w:r>
           <w:rPr>
             <w:lang w:val="fr_FR" w:bidi="fr_FR"/>
@@ -1679,7 +2268,7 @@
         </w:rPr>
         <w:t xml:space="preserve">) dans </w:t>
       </w:r>
-      <w:hyperlink r:id="rId39">
+      <w:hyperlink r:id="rId60">
         <w:r>
           <w:rPr>
             <w:lang w:val="fr_FR" w:bidi="fr_FR"/>
@@ -1697,7 +2286,7 @@
         </w:rPr>
         <w:t xml:space="preserve"> et </w:t>
       </w:r>
-      <w:hyperlink r:id="rId40">
+      <w:hyperlink r:id="rId61">
         <w:r>
           <w:rPr>
             <w:lang w:val="fr_FR" w:bidi="fr_FR"/>
@@ -1808,7 +2397,7 @@
         </w:rPr>
         <w:t>Une idole en forme de veau fabriquée à partir de bijoux en or donnés par les Israélites (</w:t>
       </w:r>
-      <w:hyperlink r:id="rId41">
+      <w:hyperlink r:id="rId62">
         <w:r>
           <w:rPr>
             <w:lang w:val="fr_FR" w:bidi="fr_FR"/>
@@ -1826,7 +2415,7 @@
         </w:rPr>
         <w:t>). Le peuple a demandé à Aaron de fabriquer cette idole pendant que Moïse était sur la montagne du Sinaï recevant les Dix Commandements de Dieu. Quand Moïse est descendu de la montagne, il a vu le peuple adorer le veau d'or et célébrer de manière immorale. Alors, il a brisé les tables de pierre sur lesquelles les commandements étaient écrits. Ensuite, il a réduit le veau d'or en poudre, l'a dispersé sur l'eau et l'a fait boire au peuple (</w:t>
       </w:r>
-      <w:hyperlink r:id="rId42">
+      <w:hyperlink r:id="rId63">
         <w:r>
           <w:rPr>
             <w:lang w:val="fr_FR" w:bidi="fr_FR"/>
@@ -1844,7 +2433,7 @@
         </w:rPr>
         <w:t>). Certains des adorateurs de l'idole ont été tués (</w:t>
       </w:r>
-      <w:hyperlink r:id="rId43">
+      <w:hyperlink r:id="rId64">
         <w:r>
           <w:rPr>
             <w:lang w:val="fr_FR" w:bidi="fr_FR"/>
@@ -1862,7 +2451,7 @@
         </w:rPr>
         <w:t>). D'autres ont été punis par Dieu avec une peste (</w:t>
       </w:r>
-      <w:hyperlink r:id="rId44">
+      <w:hyperlink r:id="rId65">
         <w:r>
           <w:rPr>
             <w:lang w:val="fr_FR" w:bidi="fr_FR"/>
@@ -1894,7 +2483,7 @@
         </w:rPr>
         <w:t>Le veau d'or d'Aaron était probablement inspiré d'Apis, un dieu taureau égyptien. Apis était associé à un autre dieu égyptien nommé Osiris. Lorsque ces taureaux mouraient, ils étaient enterrés sous le nom d'Osiris-Apis. Ce nom est devenu plus tard Sérapis pendant la période entre l'Ancien et le Nouveau Testament. La gravité du veau d'or d'Aaron est soulignée par plusieurs mentions de celui-ci dans d'autres parties de la Bible (</w:t>
       </w:r>
-      <w:hyperlink r:id="rId45">
+      <w:hyperlink r:id="rId66">
         <w:r>
           <w:rPr>
             <w:lang w:val="fr_FR" w:bidi="fr_FR"/>
@@ -1912,7 +2501,7 @@
         </w:rPr>
         <w:t xml:space="preserve"> ; </w:t>
       </w:r>
-      <w:hyperlink r:id="rId46">
+      <w:hyperlink r:id="rId67">
         <w:r>
           <w:rPr>
             <w:lang w:val="fr_FR" w:bidi="fr_FR"/>
@@ -1930,7 +2519,7 @@
         </w:rPr>
         <w:t xml:space="preserve"> ; </w:t>
       </w:r>
-      <w:hyperlink r:id="rId47">
+      <w:hyperlink r:id="rId68">
         <w:r>
           <w:rPr>
             <w:lang w:val="fr_FR" w:bidi="fr_FR"/>
@@ -1948,7 +2537,7 @@
         </w:rPr>
         <w:t xml:space="preserve"> ; </w:t>
       </w:r>
-      <w:hyperlink r:id="rId48">
+      <w:hyperlink r:id="rId69">
         <w:r>
           <w:rPr>
             <w:lang w:val="fr_FR" w:bidi="fr_FR"/>
@@ -1980,7 +2569,7 @@
         </w:rPr>
         <w:t>Jéroboam 1er sera le premier roi du royaume du nord d'Israël après la division de la nation. Il régnera de 930 à 909 av. J.‑C. et établira des centres cultuels (sanctuaires) à Dan, à l'extrême nord, et à Béthel, au sud. Il placera un veau d'or dans chaque sanctuaire (</w:t>
       </w:r>
-      <w:hyperlink r:id="rId49">
+      <w:hyperlink r:id="rId70">
         <w:r>
           <w:rPr>
             <w:lang w:val="fr_FR" w:bidi="fr_FR"/>
@@ -1998,7 +2587,7 @@
         </w:rPr>
         <w:t xml:space="preserve"> ; </w:t>
       </w:r>
-      <w:hyperlink r:id="rId50">
+      <w:hyperlink r:id="rId71">
         <w:r>
           <w:rPr>
             <w:lang w:val="fr_FR" w:bidi="fr_FR"/>
@@ -2016,7 +2605,7 @@
         </w:rPr>
         <w:t>). Les prophètes d'Israël savaient que ces veaux n'étaient pas le seul vrai Dieu (</w:t>
       </w:r>
-      <w:hyperlink r:id="rId51">
+      <w:hyperlink r:id="rId72">
         <w:r>
           <w:rPr>
             <w:lang w:val="fr_FR" w:bidi="fr_FR"/>
@@ -2034,7 +2623,7 @@
         </w:rPr>
         <w:t xml:space="preserve">). Le prophète Osée appellera le veau à Béthel (qui signifie « maison de Dieu ») le veau de « Beth-Aven » (qui signifie « maison de la méchanceté », </w:t>
       </w:r>
-      <w:hyperlink r:id="rId52">
+      <w:hyperlink r:id="rId73">
         <w:r>
           <w:rPr>
             <w:lang w:val="fr_FR" w:bidi="fr_FR"/>
@@ -2052,7 +2641,7 @@
         </w:rPr>
         <w:t>). Dans les deux cents ans qui suivront le règne de Jéroboam, les gens avaient commencé à montrer une telle dévotion qu'ils embrassaient même les veaux (</w:t>
       </w:r>
-      <w:hyperlink r:id="rId53">
+      <w:hyperlink r:id="rId74">
         <w:r>
           <w:rPr>
             <w:lang w:val="fr_FR" w:bidi="fr_FR"/>
@@ -2070,7 +2659,7 @@
         </w:rPr>
         <w:t>). L'acte pécheur de Jéroboam est répertorié comme l'une des principales raisons de la destruction de Samarie (la capitale d'Israël) et de l'exil du royaume du nord en 722 av. J.‑C. (</w:t>
       </w:r>
-      <w:hyperlink r:id="rId54">
+      <w:hyperlink r:id="rId75">
         <w:r>
           <w:rPr>
             <w:lang w:val="fr_FR" w:bidi="fr_FR"/>
@@ -2168,7 +2757,7 @@
         </w:rPr>
         <w:t>La veille du soir commençait au coucher du soleil et finissait aux environs de 22h00 (</w:t>
       </w:r>
-      <w:hyperlink r:id="rId55">
+      <w:hyperlink r:id="rId76">
         <w:r>
           <w:rPr>
             <w:lang w:val="fr_FR" w:bidi="fr_FR"/>
@@ -2204,7 +2793,7 @@
         </w:rPr>
         <w:t>La veille du milieu de la nuit allait de 22h00 à 2h00 du matin (</w:t>
       </w:r>
-      <w:hyperlink r:id="rId56">
+      <w:hyperlink r:id="rId77">
         <w:r>
           <w:rPr>
             <w:lang w:val="fr_FR" w:bidi="fr_FR"/>
@@ -2240,7 +2829,7 @@
         </w:rPr>
         <w:t>La veille du matin allait de 2h00 du matin jusqu'au lever du soleil (</w:t>
       </w:r>
-      <w:hyperlink r:id="rId57">
+      <w:hyperlink r:id="rId78">
         <w:r>
           <w:rPr>
             <w:lang w:val="fr_FR" w:bidi="fr_FR"/>
@@ -2258,7 +2847,7 @@
         </w:rPr>
         <w:t xml:space="preserve"> ; </w:t>
       </w:r>
-      <w:hyperlink r:id="rId58">
+      <w:hyperlink r:id="rId79">
         <w:r>
           <w:rPr>
             <w:lang w:val="fr_FR" w:bidi="fr_FR"/>
@@ -2290,7 +2879,7 @@
         </w:rPr>
         <w:t>Pendant la période romaine, le nombre de veilles est passé de trois à quatre. On les désignait parfois comme première, deuxième, troisième et quatrième veilles. On les appelait aussi les veilles du soir, de minuit, du chant du coq et du matin (</w:t>
       </w:r>
-      <w:hyperlink r:id="rId59">
+      <w:hyperlink r:id="rId80">
         <w:r>
           <w:rPr>
             <w:lang w:val="fr_FR" w:bidi="fr_FR"/>
@@ -2308,7 +2897,7 @@
         </w:rPr>
         <w:t xml:space="preserve"> ; </w:t>
       </w:r>
-      <w:hyperlink r:id="rId60">
+      <w:hyperlink r:id="rId81">
         <w:r>
           <w:rPr>
             <w:lang w:val="fr_FR" w:bidi="fr_FR"/>
@@ -2407,7 +2996,7 @@
         </w:rPr>
         <w:t>Personne qui poursuit et exécute le meurtrier d'un proche parent (</w:t>
       </w:r>
-      <w:hyperlink r:id="rId61">
+      <w:hyperlink r:id="rId82">
         <w:r>
           <w:rPr>
             <w:lang w:val="fr_FR" w:bidi="fr_FR"/>
@@ -2425,7 +3014,7 @@
         </w:rPr>
         <w:t>). Ce « rédempteur » était censé agir dans les cas de meurtre intentionnel, mais pas dans le cas d'homicide involontaire. Quelqu'un qui était coupable d'homicide involontaire pouvait chercher asile dans l'une des six villes désignées (</w:t>
       </w:r>
-      <w:hyperlink r:id="rId62">
+      <w:hyperlink r:id="rId83">
         <w:r>
           <w:rPr>
             <w:lang w:val="fr_FR" w:bidi="fr_FR"/>
@@ -2461,7 +3050,7 @@
         </w:rPr>
         <w:t>Gédéon (</w:t>
       </w:r>
-      <w:hyperlink r:id="rId63">
+      <w:hyperlink r:id="rId84">
         <w:r>
           <w:rPr>
             <w:lang w:val="fr_FR" w:bidi="fr_FR"/>
@@ -2497,7 +3086,7 @@
         </w:rPr>
         <w:t>Joab (</w:t>
       </w:r>
-      <w:hyperlink r:id="rId64">
+      <w:hyperlink r:id="rId85">
         <w:r>
           <w:rPr>
             <w:lang w:val="fr_FR" w:bidi="fr_FR"/>
@@ -2533,7 +3122,7 @@
         </w:rPr>
         <w:t>Les Gabaonites (</w:t>
       </w:r>
-      <w:hyperlink r:id="rId65">
+      <w:hyperlink r:id="rId86">
         <w:r>
           <w:rPr>
             <w:lang w:val="fr_FR" w:bidi="fr_FR"/>
@@ -2569,7 +3158,7 @@
         </w:rPr>
         <w:t>Amatsia (</w:t>
       </w:r>
-      <w:hyperlink r:id="rId66">
+      <w:hyperlink r:id="rId87">
         <w:r>
           <w:rPr>
             <w:lang w:val="fr_FR" w:bidi="fr_FR"/>
@@ -2601,7 +3190,7 @@
         </w:rPr>
         <w:t>Pendant la monarchie, le roi pouvait arrêter le vengeur (</w:t>
       </w:r>
-      <w:hyperlink r:id="rId67">
+      <w:hyperlink r:id="rId88">
         <w:r>
           <w:rPr>
             <w:lang w:val="fr_FR" w:bidi="fr_FR"/>
@@ -2633,7 +3222,7 @@
         </w:rPr>
         <w:t>Cette coutume était fondée sur le commandement de Dieu selon lequel une vie devait être prise pour une vie dans les cas d'homicide intentionnel (</w:t>
       </w:r>
-      <w:hyperlink r:id="rId68">
+      <w:hyperlink r:id="rId89">
         <w:r>
           <w:rPr>
             <w:lang w:val="fr_FR" w:bidi="fr_FR"/>
@@ -2732,7 +3321,7 @@
         </w:rPr>
         <w:t>Un vent d'orient est un vent fort et chaud qui souffle de l'est, généralement en mai, en septembre et en octobre. À l'époque biblique, les gens appelaient aussi ce vent un sirocco. Ce vent chaud pouvait causer de grands dommages aux plantes et aux sources d'eau. Il détruisait les plantes (</w:t>
       </w:r>
-      <w:hyperlink r:id="rId69">
+      <w:hyperlink r:id="rId90">
         <w:r>
           <w:rPr>
             <w:lang w:val="fr_FR" w:bidi="fr_FR"/>
@@ -2750,7 +3339,7 @@
         </w:rPr>
         <w:t xml:space="preserve"> ; </w:t>
       </w:r>
-      <w:hyperlink r:id="rId70">
+      <w:hyperlink r:id="rId91">
         <w:r>
           <w:rPr>
             <w:lang w:val="fr_FR" w:bidi="fr_FR"/>
@@ -2768,7 +3357,7 @@
         </w:rPr>
         <w:t xml:space="preserve"> ; </w:t>
       </w:r>
-      <w:hyperlink r:id="rId71">
+      <w:hyperlink r:id="rId92">
         <w:r>
           <w:rPr>
             <w:lang w:val="fr_FR" w:bidi="fr_FR"/>
@@ -2786,7 +3375,7 @@
         </w:rPr>
         <w:t>). Il faisait sécher et mourir les fleurs (</w:t>
       </w:r>
-      <w:hyperlink r:id="rId72">
+      <w:hyperlink r:id="rId93">
         <w:r>
           <w:rPr>
             <w:lang w:val="fr_FR" w:bidi="fr_FR"/>
@@ -2804,7 +3393,7 @@
         </w:rPr>
         <w:t>) et asséchait les fontaines et les sources d'eau (</w:t>
       </w:r>
-      <w:hyperlink r:id="rId73">
+      <w:hyperlink r:id="rId94">
         <w:r>
           <w:rPr>
             <w:lang w:val="fr_FR" w:bidi="fr_FR"/>
@@ -2836,7 +3425,7 @@
         </w:rPr>
         <w:t>Le vent d'orient a joué un rôle important dans plusieurs histoires bibliques. Dieu a utilisé un vent d'orient pour repousser les eaux de la mer Rouge afin que les Israélites puissent traverser à pied sec (</w:t>
       </w:r>
-      <w:hyperlink r:id="rId74">
+      <w:hyperlink r:id="rId95">
         <w:r>
           <w:rPr>
             <w:lang w:val="fr_FR" w:bidi="fr_FR"/>
@@ -2854,7 +3443,7 @@
         </w:rPr>
         <w:t>). Dans la Bible, les auteurs utilisaient parfois le vent d'orient pour décrire le jugement de Dieu contre les personnes qui faisaient le mal (</w:t>
       </w:r>
-      <w:hyperlink r:id="rId75">
+      <w:hyperlink r:id="rId96">
         <w:r>
           <w:rPr>
             <w:lang w:val="fr_FR" w:bidi="fr_FR"/>
@@ -2872,7 +3461,7 @@
         </w:rPr>
         <w:t xml:space="preserve"> ; </w:t>
       </w:r>
-      <w:hyperlink r:id="rId76">
+      <w:hyperlink r:id="rId97">
         <w:r>
           <w:rPr>
             <w:lang w:val="fr_FR" w:bidi="fr_FR"/>
@@ -2890,7 +3479,7 @@
         </w:rPr>
         <w:t xml:space="preserve"> ; </w:t>
       </w:r>
-      <w:hyperlink r:id="rId77">
+      <w:hyperlink r:id="rId98">
         <w:r>
           <w:rPr>
             <w:lang w:val="fr_FR" w:bidi="fr_FR"/>
@@ -2922,7 +3511,7 @@
         </w:rPr>
         <w:t>Dans le Nouveau Testament, un fort vent d'est ou du nord-est, appelé « Euraquilon », a dévié le navire de l'apôtre Paul de sa route prévue (</w:t>
       </w:r>
-      <w:hyperlink r:id="rId78">
+      <w:hyperlink r:id="rId99">
         <w:r>
           <w:rPr>
             <w:lang w:val="fr_FR" w:bidi="fr_FR"/>
@@ -3002,7 +3591,7 @@
         </w:rPr>
         <w:t>Lors de l'errance des Israélites dans le désert, certaines personnes dirigées par Koré, Dathan et Abiram s'opposeront à la direction de Moïse et d'Aaron (</w:t>
       </w:r>
-      <w:hyperlink r:id="rId79">
+      <w:hyperlink r:id="rId100">
         <w:r>
           <w:rPr>
             <w:lang w:val="fr_FR" w:bidi="fr_FR"/>
@@ -3020,7 +3609,7 @@
         </w:rPr>
         <w:t>). Dieu punira ces rebelles, mais les autres Israélites blâmeront Moïse et Aaron pour leur mort (</w:t>
       </w:r>
-      <w:hyperlink r:id="rId80">
+      <w:hyperlink r:id="rId101">
         <w:r>
           <w:rPr>
             <w:lang w:val="fr_FR" w:bidi="fr_FR"/>
@@ -3066,7 +3655,7 @@
         </w:rPr>
         <w:t>Au matin, la verge d'Aaron avait fait éclore des fleurs et produit des amandes mûres. La verge d'Aaron sera conservée dans le tabernacle pour rappeler aux Israélites que Dieu avait choisi Aaron et Moïse comme dirigeants (</w:t>
       </w:r>
-      <w:hyperlink r:id="rId81">
+      <w:hyperlink r:id="rId102">
         <w:r>
           <w:rPr>
             <w:lang w:val="fr_FR" w:bidi="fr_FR"/>
@@ -3084,7 +3673,7 @@
         </w:rPr>
         <w:t xml:space="preserve"> ; voir </w:t>
       </w:r>
-      <w:hyperlink r:id="rId82">
+      <w:hyperlink r:id="rId103">
         <w:r>
           <w:rPr>
             <w:lang w:val="fr_FR" w:bidi="fr_FR"/>
@@ -3154,7 +3743,7 @@
         </w:rPr>
         <w:t xml:space="preserve"> ?» (</w:t>
       </w:r>
-      <w:hyperlink r:id="rId83">
+      <w:hyperlink r:id="rId104">
         <w:r>
           <w:rPr>
             <w:lang w:val="fr_FR" w:bidi="fr_FR"/>
@@ -3186,7 +3775,7 @@
         </w:rPr>
         <w:t>Moïse et Aaron se verront toutefois interdire l'entrée dans le pays que Dieu avait promis aux descendants d'Abraham à cause du fait qu'ils n'avaient pas honoré Dieu correctement devant le peuple (</w:t>
       </w:r>
-      <w:hyperlink r:id="rId84">
+      <w:hyperlink r:id="rId105">
         <w:r>
           <w:rPr>
             <w:lang w:val="fr_FR" w:bidi="fr_FR"/>
@@ -3204,7 +3793,7 @@
         </w:rPr>
         <w:t>). Un événement antérieur avait démontré que Dieu était capable de fournir de l'eau à partir d'un rocher de manière similaire (</w:t>
       </w:r>
-      <w:hyperlink r:id="rId85">
+      <w:hyperlink r:id="rId106">
         <w:r>
           <w:rPr>
             <w:lang w:val="fr_FR" w:bidi="fr_FR"/>
@@ -3303,7 +3892,7 @@
         </w:rPr>
         <w:t>Un mot utilisé pour décrire les femmes ou métaphoriquement pour les lieux, les nations et l'Église. Il désigne une femme qui est sexuellement mature mais n'a pas eu de relations sexuelles. Marie, mère de Jésus, en est un exemple évident (</w:t>
       </w:r>
-      <w:hyperlink r:id="rId86">
+      <w:hyperlink r:id="rId107">
         <w:r>
           <w:rPr>
             <w:lang w:val="fr_FR" w:bidi="fr_FR"/>
@@ -3335,7 +3924,7 @@
         </w:rPr>
         <w:t>L'Ancien Testament accorde une grande importance à la virginité avant le mariage. L'une des qualités de Rebecca qui faisaient d'elle une épouse convenable pour Isaac était sa virginité (</w:t>
       </w:r>
-      <w:hyperlink r:id="rId87">
+      <w:hyperlink r:id="rId108">
         <w:r>
           <w:rPr>
             <w:lang w:val="fr_FR" w:bidi="fr_FR"/>
@@ -3353,7 +3942,7 @@
         </w:rPr>
         <w:t>). La loi stipulait que les prêtres devaient épouser uniquement des vierges (</w:t>
       </w:r>
-      <w:hyperlink r:id="rId88">
+      <w:hyperlink r:id="rId109">
         <w:r>
           <w:rPr>
             <w:lang w:val="fr_FR" w:bidi="fr_FR"/>
@@ -3365,7 +3954,7 @@
           <w:t>Lv 21.7, 13</w:t>
         </w:r>
       </w:hyperlink>
-      <w:hyperlink r:id="rId89">
+      <w:hyperlink r:id="rId110">
         <w:r>
           <w:rPr>
             <w:lang w:val="fr_FR" w:bidi="fr_FR"/>
@@ -3377,7 +3966,7 @@
           <w:t>–</w:t>
         </w:r>
       </w:hyperlink>
-      <w:hyperlink r:id="rId88">
+      <w:hyperlink r:id="rId109">
         <w:r>
           <w:rPr>
             <w:lang w:val="fr_FR" w:bidi="fr_FR"/>
@@ -3409,7 +3998,7 @@
         </w:rPr>
         <w:t>Cela reflète l'enseignement de la Bible sur le mariage, qui idéalise la fidélité exclusive. Le Nouveau Testament exprime cet idéal en interdisant les relations sexuelles avant le mariage (</w:t>
       </w:r>
-      <w:hyperlink r:id="rId90">
+      <w:hyperlink r:id="rId111">
         <w:r>
           <w:rPr>
             <w:lang w:val="fr_FR" w:bidi="fr_FR"/>
@@ -3427,7 +4016,7 @@
         </w:rPr>
         <w:t>). Il utilise le terme « vierge » pour décrire les chrétiens qui sont fidèles à leur Seigneur (</w:t>
       </w:r>
-      <w:hyperlink r:id="rId91">
+      <w:hyperlink r:id="rId112">
         <w:r>
           <w:rPr>
             <w:lang w:val="fr_FR" w:bidi="fr_FR"/>
@@ -3445,7 +4034,7 @@
         </w:rPr>
         <w:t xml:space="preserve"> ; voir </w:t>
       </w:r>
-      <w:hyperlink r:id="rId92">
+      <w:hyperlink r:id="rId113">
         <w:r>
           <w:rPr>
             <w:lang w:val="fr_FR" w:bidi="fr_FR"/>
@@ -3477,7 +4066,7 @@
         </w:rPr>
         <w:t>Négativement, l'Ancien Testament souligne le même principe dans ses pénalités pour la perte de la virginité d'une femme. Si l'homme est moralement responsable, il doit soit l'épouser, soit donner un paiement à son père (</w:t>
       </w:r>
-      <w:hyperlink r:id="rId93">
+      <w:hyperlink r:id="rId114">
         <w:r>
           <w:rPr>
             <w:lang w:val="fr_FR" w:bidi="fr_FR"/>
@@ -3495,7 +4084,7 @@
         </w:rPr>
         <w:t>). Si la femme elle-même est coupable, la punition est la mort (</w:t>
       </w:r>
-      <w:hyperlink r:id="rId94">
+      <w:hyperlink r:id="rId115">
         <w:r>
           <w:rPr>
             <w:lang w:val="fr_FR" w:bidi="fr_FR"/>
@@ -3513,7 +4102,7 @@
         </w:rPr>
         <w:t>). Cependant, l'Ancien Testament dit peu de choses en ce qui concerne l'éloge de la virginité à vie. Jérémie a été averti de ne pas se marier, uniquement pour renforcer l'avertissement de Dieu concernant le jugement à venir (</w:t>
       </w:r>
-      <w:hyperlink r:id="rId95">
+      <w:hyperlink r:id="rId116">
         <w:r>
           <w:rPr>
             <w:lang w:val="fr_FR" w:bidi="fr_FR"/>
@@ -3531,7 +4120,7 @@
         </w:rPr>
         <w:t xml:space="preserve">). Du point de vue de la femme, c'était une tragédie de rester vierge non-mariée et sans enfant pour la vie (voir </w:t>
       </w:r>
-      <w:hyperlink r:id="rId96">
+      <w:hyperlink r:id="rId117">
         <w:r>
           <w:rPr>
             <w:lang w:val="fr_FR" w:bidi="fr_FR"/>
@@ -3563,7 +4152,7 @@
         </w:rPr>
         <w:t>Le Nouveau Testament valorise le mariage, mais il montre plus clairement les avantages d'un engagement à la virginité pour les hommes et les femmes chrétiens. Le célibat, pour certains, est un don de Dieu, a déclaré Paul, car il présente des avantages positifs pour le service chrétien (</w:t>
       </w:r>
-      <w:hyperlink r:id="rId97">
+      <w:hyperlink r:id="rId118">
         <w:r>
           <w:rPr>
             <w:lang w:val="fr_FR" w:bidi="fr_FR"/>
@@ -3575,7 +4164,7 @@
           <w:t>1Co 7.7, 25</w:t>
         </w:r>
       </w:hyperlink>
-      <w:hyperlink r:id="rId98">
+      <w:hyperlink r:id="rId119">
         <w:r>
           <w:rPr>
             <w:lang w:val="fr_FR" w:bidi="fr_FR"/>
@@ -3587,7 +4176,7 @@
           <w:t>–</w:t>
         </w:r>
       </w:hyperlink>
-      <w:hyperlink r:id="rId97">
+      <w:hyperlink r:id="rId118">
         <w:r>
           <w:rPr>
             <w:lang w:val="fr_FR" w:bidi="fr_FR"/>
@@ -3617,7 +4206,7 @@
         </w:rPr>
         <w:t xml:space="preserve"> » (</w:t>
       </w:r>
-      <w:hyperlink r:id="rId99">
+      <w:hyperlink r:id="rId120">
         <w:r>
           <w:rPr>
             <w:lang w:val="fr_FR" w:bidi="fr_FR"/>
@@ -3778,7 +4367,7 @@
         </w:rPr>
         <w:t>La première vigne cultivée mentionnée dans la Bible est celle plantée par Noé après le déluge dans la région d'Ararat (</w:t>
       </w:r>
-      <w:hyperlink r:id="rId100">
+      <w:hyperlink r:id="rId121">
         <w:r>
           <w:rPr>
             <w:lang w:val="fr_FR" w:bidi="fr_FR"/>
@@ -3796,7 +4385,7 @@
         </w:rPr>
         <w:t xml:space="preserve">). La vigne était également cultivée dans l'Égypte ancienne. Des peintures murales illustrant la fabrication du vin ont été retrouvées dans d'anciennes tombes égyptiennes. Dans </w:t>
       </w:r>
-      <w:hyperlink r:id="rId101">
+      <w:hyperlink r:id="rId122">
         <w:r>
           <w:rPr>
             <w:lang w:val="fr_FR" w:bidi="fr_FR"/>
@@ -3814,7 +4403,7 @@
         </w:rPr>
         <w:t>, le roi Melchisédek apporte du vin à Abraham. Même avant qu'Israël prenne possession de la Terre promise, il s'y trouvait déjà des vignes (</w:t>
       </w:r>
-      <w:hyperlink r:id="rId102">
+      <w:hyperlink r:id="rId123">
         <w:r>
           <w:rPr>
             <w:lang w:val="fr_FR" w:bidi="fr_FR"/>
@@ -3857,7 +4446,7 @@
         </w:rPr>
         <w:t>Les excellents raisins des vallées et des plaines approvisionnaient les Israélites en fruit et en vin (</w:t>
       </w:r>
-      <w:hyperlink r:id="rId103">
+      <w:hyperlink r:id="rId124">
         <w:r>
           <w:rPr>
             <w:lang w:val="fr_FR" w:bidi="fr_FR"/>
@@ -3875,7 +4464,7 @@
         </w:rPr>
         <w:t xml:space="preserve"> ; </w:t>
       </w:r>
-      <w:hyperlink r:id="rId104">
+      <w:hyperlink r:id="rId125">
         <w:r>
           <w:rPr>
             <w:lang w:val="fr_FR" w:bidi="fr_FR"/>
@@ -3893,7 +4482,7 @@
         </w:rPr>
         <w:t xml:space="preserve"> ; </w:t>
       </w:r>
-      <w:hyperlink r:id="rId105">
+      <w:hyperlink r:id="rId126">
         <w:r>
           <w:rPr>
             <w:lang w:val="fr_FR" w:bidi="fr_FR"/>
@@ -3911,7 +4500,7 @@
         </w:rPr>
         <w:t xml:space="preserve">). Le vin était un produit de commerce important. Le commerce du vin était très actif à l'époque des derniers rois d'Israël (voir </w:t>
       </w:r>
-      <w:hyperlink r:id="rId106">
+      <w:hyperlink r:id="rId127">
         <w:r>
           <w:rPr>
             <w:lang w:val="fr_FR" w:bidi="fr_FR"/>
@@ -3929,7 +4518,7 @@
         </w:rPr>
         <w:t>). Il a continué à être important plus tard lorsque les Grecs et les Romains ont régné sur Israël. Pour les Hébreux, une image idéale de la vie était celle d'un homme vivant en sécurité chez lui, cultivant sa terre et s'asseyant sous sa vigne et son figuier (</w:t>
       </w:r>
-      <w:hyperlink r:id="rId107">
+      <w:hyperlink r:id="rId128">
         <w:r>
           <w:rPr>
             <w:lang w:val="fr_FR" w:bidi="fr_FR"/>
@@ -3972,7 +4561,7 @@
         </w:rPr>
         <w:t>Ordinairement, un vignoble était entouré d'une haie ou d'une clôture qui servait à le protéger. Pendant la récolte, des gardes pouvaient se tenir dans une tour de guet pour la protéger des voleurs (</w:t>
       </w:r>
-      <w:hyperlink r:id="rId108">
+      <w:hyperlink r:id="rId129">
         <w:r>
           <w:rPr>
             <w:lang w:val="fr_FR" w:bidi="fr_FR"/>
@@ -3990,7 +4579,7 @@
         </w:rPr>
         <w:t xml:space="preserve"> ; </w:t>
       </w:r>
-      <w:hyperlink r:id="rId109">
+      <w:hyperlink r:id="rId130">
         <w:r>
           <w:rPr>
             <w:lang w:val="fr_FR" w:bidi="fr_FR"/>
@@ -4008,7 +4597,7 @@
         </w:rPr>
         <w:t xml:space="preserve"> ; </w:t>
       </w:r>
-      <w:hyperlink r:id="rId110">
+      <w:hyperlink r:id="rId131">
         <w:r>
           <w:rPr>
             <w:lang w:val="fr_FR" w:bidi="fr_FR"/>
@@ -4026,7 +4615,7 @@
         </w:rPr>
         <w:t>). Les plants de vignes étaient plantés en rangées. Quand les plantes poussaient, des supports installés par les cultivateurs servaient à garder les branches porteuses de fruits en hauteur (</w:t>
       </w:r>
-      <w:hyperlink r:id="rId111">
+      <w:hyperlink r:id="rId132">
         <w:r>
           <w:rPr>
             <w:lang w:val="fr_FR" w:bidi="fr_FR"/>
@@ -4044,7 +4633,7 @@
         </w:rPr>
         <w:t>). Les vignerons taillaient et entretenaient les vignes (</w:t>
       </w:r>
-      <w:hyperlink r:id="rId112">
+      <w:hyperlink r:id="rId133">
         <w:r>
           <w:rPr>
             <w:lang w:val="fr_FR" w:bidi="fr_FR"/>
@@ -4062,7 +4651,7 @@
         </w:rPr>
         <w:t xml:space="preserve"> ; </w:t>
       </w:r>
-      <w:hyperlink r:id="rId113">
+      <w:hyperlink r:id="rId134">
         <w:r>
           <w:rPr>
             <w:lang w:val="fr_FR" w:bidi="fr_FR"/>
@@ -4080,7 +4669,7 @@
         </w:rPr>
         <w:t xml:space="preserve"> ; </w:t>
       </w:r>
-      <w:hyperlink r:id="rId114">
+      <w:hyperlink r:id="rId135">
         <w:r>
           <w:rPr>
             <w:lang w:val="fr_FR" w:bidi="fr_FR"/>
@@ -4098,7 +4687,7 @@
         </w:rPr>
         <w:t xml:space="preserve"> ; </w:t>
       </w:r>
-      <w:hyperlink r:id="rId115">
+      <w:hyperlink r:id="rId136">
         <w:r>
           <w:rPr>
             <w:lang w:val="fr_FR" w:bidi="fr_FR"/>
@@ -4116,7 +4705,7 @@
         </w:rPr>
         <w:t>). Au moment de la récolte, les fruits mûrs étaient cueillis et emportés aux pressoirs (</w:t>
       </w:r>
-      <w:hyperlink r:id="rId116">
+      <w:hyperlink r:id="rId137">
         <w:r>
           <w:rPr>
             <w:lang w:val="fr_FR" w:bidi="fr_FR"/>
@@ -4134,7 +4723,7 @@
         </w:rPr>
         <w:t>). Le raisin était foulé (écrasé) pour produire du vin. C'était une occasion de célébrations (</w:t>
       </w:r>
-      <w:hyperlink r:id="rId117">
+      <w:hyperlink r:id="rId138">
         <w:r>
           <w:rPr>
             <w:lang w:val="fr_FR" w:bidi="fr_FR"/>
@@ -4152,7 +4741,7 @@
         </w:rPr>
         <w:t xml:space="preserve"> ; </w:t>
       </w:r>
-      <w:hyperlink r:id="rId118">
+      <w:hyperlink r:id="rId139">
         <w:r>
           <w:rPr>
             <w:lang w:val="fr_FR" w:bidi="fr_FR"/>
@@ -4170,7 +4759,7 @@
         </w:rPr>
         <w:t>). Le jus en fermentation était conservé dans de nouvelles outres en peau de chèvre ou de grandes jarres en terre cuite (</w:t>
       </w:r>
-      <w:hyperlink r:id="rId119">
+      <w:hyperlink r:id="rId140">
         <w:r>
           <w:rPr>
             <w:lang w:val="fr_FR" w:bidi="fr_FR"/>
@@ -4213,7 +4802,7 @@
         </w:rPr>
         <w:t>Une personne qui avait planté une vigne, mais n'avait pas encore eu l'occasion d'en profiter était exemptée d'aller au combat avec l'armée d'Israël (Dt 20.6). Ceci démontre l'importance des vignobles pour les Israélites. Les taxes et les dettes étaient souvent réglées avec du vin au lieu d'argent. La loi de Moïse permettait aux pauvres de cueillir les raisins ou les grains de blé laissés pour eux dans un coin du champ lors de la récolte (</w:t>
       </w:r>
-      <w:hyperlink r:id="rId120">
+      <w:hyperlink r:id="rId141">
         <w:r>
           <w:rPr>
             <w:lang w:val="fr_FR" w:bidi="fr_FR"/>
@@ -4231,7 +4820,7 @@
         </w:rPr>
         <w:t>). Le bois des vignes qui ne produisaient pas de fruits était utilisé pour faire du charbon (</w:t>
       </w:r>
-      <w:hyperlink r:id="rId121">
+      <w:hyperlink r:id="rId142">
         <w:r>
           <w:rPr>
             <w:lang w:val="fr_FR" w:bidi="fr_FR"/>
@@ -4249,7 +4838,7 @@
         </w:rPr>
         <w:t xml:space="preserve">; </w:t>
       </w:r>
-      <w:hyperlink r:id="rId122">
+      <w:hyperlink r:id="rId143">
         <w:r>
           <w:rPr>
             <w:lang w:val="fr_FR" w:bidi="fr_FR"/>
@@ -4292,7 +4881,7 @@
         </w:rPr>
         <w:t>Jésus parle souvent de vigne et de vignobles dans ses paraboles (</w:t>
       </w:r>
-      <w:hyperlink r:id="rId123">
+      <w:hyperlink r:id="rId144">
         <w:r>
           <w:rPr>
             <w:lang w:val="fr_FR" w:bidi="fr_FR"/>
@@ -4310,7 +4899,7 @@
         </w:rPr>
         <w:t xml:space="preserve"> ; </w:t>
       </w:r>
-      <w:hyperlink r:id="rId124">
+      <w:hyperlink r:id="rId145">
         <w:r>
           <w:rPr>
             <w:lang w:val="fr_FR" w:bidi="fr_FR"/>
@@ -4328,7 +4917,7 @@
         </w:rPr>
         <w:t xml:space="preserve"> ; </w:t>
       </w:r>
-      <w:hyperlink r:id="rId125">
+      <w:hyperlink r:id="rId146">
         <w:r>
           <w:rPr>
             <w:lang w:val="fr_FR" w:bidi="fr_FR"/>
@@ -4346,7 +4935,7 @@
         </w:rPr>
         <w:t xml:space="preserve"> ; </w:t>
       </w:r>
-      <w:hyperlink r:id="rId126">
+      <w:hyperlink r:id="rId147">
         <w:r>
           <w:rPr>
             <w:lang w:val="fr_FR" w:bidi="fr_FR"/>
@@ -4364,7 +4953,7 @@
         </w:rPr>
         <w:t xml:space="preserve"> ; </w:t>
       </w:r>
-      <w:hyperlink r:id="rId127">
+      <w:hyperlink r:id="rId148">
         <w:r>
           <w:rPr>
             <w:lang w:val="fr_FR" w:bidi="fr_FR"/>
@@ -4382,7 +4971,7 @@
         </w:rPr>
         <w:t>). Ceux qui l'écoutaient savaient comment le raisin était cultivé et le vin fabriqué. Quand Jésus dit qu'il ne faut pas mettre du vin nouveau dans de vieilles outres, ceux qui l'écoutaient auraient tout de suite compris pourquoi. Le vin nouveau produit du gaz. Lorsque les outres sont neuves, la peau de l'outre peut se dilater au fur et à mesure. Mais les veilles outres n'en sont plus capables : le vin nouveau les déchirerait, et l'outre et le vin seraient perdus (</w:t>
       </w:r>
-      <w:hyperlink r:id="rId119">
+      <w:hyperlink r:id="rId140">
         <w:r>
           <w:rPr>
             <w:lang w:val="fr_FR" w:bidi="fr_FR"/>
@@ -4414,7 +5003,7 @@
         </w:rPr>
         <w:t>Jésus parle aussi de la vigne dans un sens symbolique. Dans l'AT, la vigne représente Israël. Dans le NT, Jésus déclare qu'il est le vrai cep, que son Père est le vigneron et que les disciples sont les branches. Comme les branches de la vigne, les disciples doivent rester attachés à Christ pour pouvoir porter du fruit, ou ils deviennent inutiles (</w:t>
       </w:r>
-      <w:hyperlink r:id="rId128">
+      <w:hyperlink r:id="rId149">
         <w:r>
           <w:rPr>
             <w:lang w:val="fr_FR" w:bidi="fr_FR"/>
@@ -4525,7 +5114,7 @@
         </w:rPr>
         <w:t>La Bible ne fait généralement pas de distinction entre une ville, un bourg ou un village. Elle met l'accent sur les murs et les fortifications (</w:t>
       </w:r>
-      <w:hyperlink r:id="rId129">
+      <w:hyperlink r:id="rId150">
         <w:r>
           <w:rPr>
             <w:lang w:val="fr_FR" w:bidi="fr_FR"/>
@@ -4543,7 +5132,7 @@
         </w:rPr>
         <w:t xml:space="preserve"> ; </w:t>
       </w:r>
-      <w:hyperlink r:id="rId130">
+      <w:hyperlink r:id="rId151">
         <w:r>
           <w:rPr>
             <w:lang w:val="fr_FR" w:bidi="fr_FR"/>
@@ -4609,7 +5198,7 @@
         </w:rPr>
         <w:t xml:space="preserve"> » (</w:t>
       </w:r>
-      <w:hyperlink r:id="rId131">
+      <w:hyperlink r:id="rId152">
         <w:r>
           <w:rPr>
             <w:lang w:val="fr_FR" w:bidi="fr_FR"/>
@@ -4652,7 +5241,7 @@
         </w:rPr>
         <w:t xml:space="preserve">La première référence biblique à une ville se trouve dans </w:t>
       </w:r>
-      <w:hyperlink r:id="rId132">
+      <w:hyperlink r:id="rId153">
         <w:r>
           <w:rPr>
             <w:lang w:val="fr_FR" w:bidi="fr_FR"/>
@@ -4670,7 +5259,7 @@
         </w:rPr>
         <w:t xml:space="preserve">. Le verbe hébreu indique que Caïn « construisait » la ville. Il est probable qu'il ne l'ait pas achevée. Il n'y est pas resté non plus. Dieu l'avait auparavant condamné à vivre comme « un fugitif et un vagabond » (v. </w:t>
       </w:r>
-      <w:hyperlink r:id="rId133">
+      <w:hyperlink r:id="rId154">
         <w:r>
           <w:rPr>
             <w:lang w:val="fr_FR" w:bidi="fr_FR"/>
@@ -4702,7 +5291,7 @@
         </w:rPr>
         <w:t>Le récit de la Genèse est cohérent lorsqu'il affirme que la vie urbaine a commencé tôt. Les premiers descendants humains étaient Caïn et Abel. Ils produisaient de la nourriture (</w:t>
       </w:r>
-      <w:hyperlink r:id="rId134">
+      <w:hyperlink r:id="rId155">
         <w:r>
           <w:rPr>
             <w:lang w:val="fr_FR" w:bidi="fr_FR"/>
@@ -4720,7 +5309,7 @@
         </w:rPr>
         <w:t xml:space="preserve">). Caïn était agriculteur, et Abel berger. </w:t>
       </w:r>
-      <w:hyperlink r:id="rId135">
+      <w:hyperlink r:id="rId156">
         <w:r>
           <w:rPr>
             <w:lang w:val="fr_FR" w:bidi="fr_FR"/>
@@ -4738,7 +5327,7 @@
         </w:rPr>
         <w:t xml:space="preserve"> montre à la fois le besoin de produire de la nourriture et la spécialisation qui en découle. Jabal était fabricant de tentes (v. </w:t>
       </w:r>
-      <w:hyperlink r:id="rId136">
+      <w:hyperlink r:id="rId157">
         <w:r>
           <w:rPr>
             <w:lang w:val="fr_FR" w:bidi="fr_FR"/>
@@ -4756,7 +5345,7 @@
         </w:rPr>
         <w:t xml:space="preserve">). Jubal était musicien (v. </w:t>
       </w:r>
-      <w:hyperlink r:id="rId137">
+      <w:hyperlink r:id="rId158">
         <w:r>
           <w:rPr>
             <w:lang w:val="fr_FR" w:bidi="fr_FR"/>
@@ -4774,7 +5363,7 @@
         </w:rPr>
         <w:t xml:space="preserve">). Tubal-Caïn était métallurgiste (v. </w:t>
       </w:r>
-      <w:hyperlink r:id="rId138">
+      <w:hyperlink r:id="rId159">
         <w:r>
           <w:rPr>
             <w:lang w:val="fr_FR" w:bidi="fr_FR"/>
@@ -4903,7 +5492,7 @@
         </w:rPr>
         <w:t>L'emplacement de Jérusalem illustre l'importance d'un lieu sécurisé. Des montagnes plus hautes l'entourent (</w:t>
       </w:r>
-      <w:hyperlink r:id="rId139">
+      <w:hyperlink r:id="rId160">
         <w:r>
           <w:rPr>
             <w:lang w:val="fr_FR" w:bidi="fr_FR"/>
@@ -4921,7 +5510,7 @@
         </w:rPr>
         <w:t xml:space="preserve">). Ils ont d'abord établi Jérusalem sur une crête de calcaire. À l'est, elle était protégée par la profonde vallée du Cédron. À l'ouest se trouvait l'impressionnante vallée de Tyropoean. Les deux vallées se rejoignaient, offrant à Jérusalem une protection par le sud. Pour compléter la sécurité, ils ont construit des murs autour de la ville. Ils se sont concentrés sur le côté nord, sans quoi Jérusalem serait exposée (voir </w:t>
       </w:r>
-      <w:hyperlink r:id="rId140">
+      <w:hyperlink r:id="rId161">
         <w:r>
           <w:rPr>
             <w:lang w:val="fr_FR" w:bidi="fr_FR"/>
@@ -4964,7 +5553,7 @@
         </w:rPr>
         <w:t>. Il était absolument nécessaire pour l'existence d'une ville d'avoir une source d'eau située à un endroit pratique. La source ou le puits de la ville devenait le centre de la communication sociale. Ceci était particulièrement vrai pour les femmes, qui étaient les porteuses d'eau habituelles. Il existe de nombreux exemples bibliques de socialisation au puits du village (</w:t>
       </w:r>
-      <w:hyperlink r:id="rId141">
+      <w:hyperlink r:id="rId162">
         <w:r>
           <w:rPr>
             <w:lang w:val="fr_FR" w:bidi="fr_FR"/>
@@ -4982,7 +5571,7 @@
         </w:rPr>
         <w:t xml:space="preserve"> ; </w:t>
       </w:r>
-      <w:hyperlink r:id="rId142">
+      <w:hyperlink r:id="rId163">
         <w:r>
           <w:rPr>
             <w:lang w:val="fr_FR" w:bidi="fr_FR"/>
@@ -5007,7 +5596,7 @@
         </w:rPr>
         <w:t>En général, ce sont les vallées qui étaient la source de l'eau. Ainsi, la source la plus proche d'une ville se trouvait en général à l'extérieur des murs. Un ennemi pouvait s'emparer de la source. L'approvisionnement en eau stocké à l'intérieur des murs de la ville pouvait alors s'épuiser, conduisant une ville à se rendre. À Jérusalem, le roi Ézéchias a construit un tunnel d'eau pour neutraliser l'attaque imminente du roi assyrien Sanchérib (</w:t>
       </w:r>
-      <w:hyperlink r:id="rId143">
+      <w:hyperlink r:id="rId164">
         <w:r>
           <w:rPr>
             <w:lang w:val="fr_FR" w:bidi="fr_FR"/>
@@ -5025,7 +5614,7 @@
         </w:rPr>
         <w:t xml:space="preserve"> ; </w:t>
       </w:r>
-      <w:hyperlink r:id="rId144">
+      <w:hyperlink r:id="rId165">
         <w:r>
           <w:rPr>
             <w:lang w:val="fr_FR" w:bidi="fr_FR"/>
@@ -5188,7 +5777,7 @@
         </w:rPr>
         <w:t>Ville située près de la mer Morte, attribuée à la tribu de Juda pour un héritage (</w:t>
       </w:r>
-      <w:hyperlink r:id="rId145">
+      <w:hyperlink r:id="rId166">
         <w:r>
           <w:rPr>
             <w:lang w:val="fr_FR" w:bidi="fr_FR"/>
@@ -5254,7 +5843,7 @@
         </w:rPr>
         <w:t>Expression se référant à Jéricho, ainsi nommée pour ses nombreux palmiers (</w:t>
       </w:r>
-      <w:hyperlink r:id="rId146">
+      <w:hyperlink r:id="rId167">
         <w:r>
           <w:rPr>
             <w:lang w:val="fr_FR" w:bidi="fr_FR"/>
@@ -5353,7 +5942,7 @@
         </w:rPr>
         <w:t>Groupe de cinq villes situées dans la plaine ou le bassin du Jourdain, également connu sous le nom de « villes de la vallée ». Cette région était très fertile, ce qui attirera Lot, le neveu d'Abraham, lorsque le besoin de séparer leurs troupeaux se fera sentir (</w:t>
       </w:r>
-      <w:hyperlink r:id="rId147">
+      <w:hyperlink r:id="rId168">
         <w:r>
           <w:rPr>
             <w:lang w:val="fr_FR" w:bidi="fr_FR"/>
@@ -5529,7 +6118,7 @@
         </w:rPr>
         <w:t>Les cinq rois de ces villes combattront contre une force plus puissante dirigée par quatre rois de terres lointaines à l'orient. Ils seront vaincus, et leurs villes seront pillées. Les envahisseurs prendront beaucoup de biens et de captifs, y compris des femmes et des enfants (</w:t>
       </w:r>
-      <w:hyperlink r:id="rId148">
+      <w:hyperlink r:id="rId169">
         <w:r>
           <w:rPr>
             <w:lang w:val="fr_FR" w:bidi="fr_FR"/>
@@ -5565,7 +6154,7 @@
         </w:rPr>
         <w:t>Les villes recevront ensuite le jugement de Dieu. Leur péché était si grave que même l'intercession d'Abraham n'a pas pu les sauver (</w:t>
       </w:r>
-      <w:hyperlink r:id="rId149">
+      <w:hyperlink r:id="rId170">
         <w:r>
           <w:rPr>
             <w:lang w:val="fr_FR" w:bidi="fr_FR"/>
@@ -5583,7 +6172,7 @@
         </w:rPr>
         <w:t>). Leur méchanceté est mise en évidence par l'histoire de la foule à Sodome qui tentera de nuire aux invités de Lot (</w:t>
       </w:r>
-      <w:hyperlink r:id="rId150">
+      <w:hyperlink r:id="rId171">
         <w:r>
           <w:rPr>
             <w:lang w:val="fr_FR" w:bidi="fr_FR"/>
@@ -5619,7 +6208,7 @@
         </w:rPr>
         <w:t>La destruction de ces villes est mentionnée dans de nombreuses autres parties de l'Ancien et du Nouveau Testament comme un avertissement de punition divine pour le péché (</w:t>
       </w:r>
-      <w:hyperlink r:id="rId151">
+      <w:hyperlink r:id="rId172">
         <w:r>
           <w:rPr>
             <w:lang w:val="fr_FR" w:bidi="fr_FR"/>
@@ -5637,7 +6226,7 @@
         </w:rPr>
         <w:t xml:space="preserve"> ; </w:t>
       </w:r>
-      <w:hyperlink r:id="rId152">
+      <w:hyperlink r:id="rId173">
         <w:r>
           <w:rPr>
             <w:lang w:val="fr_FR" w:bidi="fr_FR"/>
@@ -5655,7 +6244,7 @@
         </w:rPr>
         <w:t xml:space="preserve"> ; </w:t>
       </w:r>
-      <w:hyperlink r:id="rId153">
+      <w:hyperlink r:id="rId174">
         <w:r>
           <w:rPr>
             <w:lang w:val="fr_FR" w:bidi="fr_FR"/>
@@ -5673,7 +6262,7 @@
         </w:rPr>
         <w:t xml:space="preserve"> ; </w:t>
       </w:r>
-      <w:hyperlink r:id="rId154">
+      <w:hyperlink r:id="rId175">
         <w:r>
           <w:rPr>
             <w:lang w:val="fr_FR" w:bidi="fr_FR"/>
@@ -5691,7 +6280,7 @@
         </w:rPr>
         <w:t xml:space="preserve"> ; </w:t>
       </w:r>
-      <w:hyperlink r:id="rId155">
+      <w:hyperlink r:id="rId176">
         <w:r>
           <w:rPr>
             <w:lang w:val="fr_FR" w:bidi="fr_FR"/>
@@ -5757,7 +6346,7 @@
         </w:rPr>
         <w:t>Au nombre de six, trois en Canaan et trois en Transjordanie (zone à l'est du Jourdain), certaines villes étaient désignées comme lieux de refuge pour les personnes soupçonnées d'homicide involontaire. Les six villes faisaient partie des quarante-huit attribuées aux Lévites (</w:t>
       </w:r>
-      <w:hyperlink r:id="rId156">
+      <w:hyperlink r:id="rId177">
         <w:r>
           <w:rPr>
             <w:lang w:val="fr_FR" w:bidi="fr_FR"/>
@@ -5775,7 +6364,7 @@
         </w:rPr>
         <w:t>). Les trois villes transjordaniennes étaient Betser, Ramoth et Golan (</w:t>
       </w:r>
-      <w:hyperlink r:id="rId157">
+      <w:hyperlink r:id="rId178">
         <w:r>
           <w:rPr>
             <w:lang w:val="fr_FR" w:bidi="fr_FR"/>
@@ -5793,7 +6382,7 @@
         </w:rPr>
         <w:t xml:space="preserve"> ; </w:t>
       </w:r>
-      <w:hyperlink r:id="rId158">
+      <w:hyperlink r:id="rId179">
         <w:r>
           <w:rPr>
             <w:lang w:val="fr_FR" w:bidi="fr_FR"/>
@@ -5811,7 +6400,7 @@
         </w:rPr>
         <w:t>). Les trois villes à l'ouest du Jourdain étaient Kédesch, Sichem et Kirjath-Arba (c'est-à-dire Hébron) dans la région montagneuse de Juda (</w:t>
       </w:r>
-      <w:hyperlink r:id="rId159">
+      <w:hyperlink r:id="rId180">
         <w:r>
           <w:rPr>
             <w:lang w:val="fr_FR" w:bidi="fr_FR"/>
@@ -5843,7 +6432,7 @@
         </w:rPr>
         <w:t>Dans l'Israël antique, le parent le plus proche d'une victime de meurtre devait prendre la vie du meurtrier (</w:t>
       </w:r>
-      <w:hyperlink r:id="rId160">
+      <w:hyperlink r:id="rId181">
         <w:r>
           <w:rPr>
             <w:lang w:val="fr_FR" w:bidi="fr_FR"/>
@@ -5861,7 +6450,7 @@
         </w:rPr>
         <w:t xml:space="preserve">). C'était son devoir envers la veuve, les autres membres de la famille et la société. Les meurtriers n'étaient pas autorisés à vivre, et il n'y avait aucun moyen de les racheter (v. </w:t>
       </w:r>
-      <w:hyperlink r:id="rId161">
+      <w:hyperlink r:id="rId182">
         <w:r>
           <w:rPr>
             <w:lang w:val="fr_FR" w:bidi="fr_FR"/>
@@ -5893,7 +6482,7 @@
         </w:rPr>
         <w:t>La mort accidentelle, cependant, était une autre affaire. L'homicide involontaire sans malice ni préméditation avait une disposition spéciale dans la loi de Moïse. Un homme qui tuait accidentellement quelqu'un pouvait fuir vers la ville de refuge la plus proche, où les autorités locales lui accordaient l'asile (</w:t>
       </w:r>
-      <w:hyperlink r:id="rId162">
+      <w:hyperlink r:id="rId183">
         <w:r>
           <w:rPr>
             <w:lang w:val="fr_FR" w:bidi="fr_FR"/>
@@ -5911,7 +6500,7 @@
         </w:rPr>
         <w:t>). Lorsque l'affaire était portée devant le tribunal, si l'homme était reconnu coupable de meurtre prémédité, il était livré pour exécution (</w:t>
       </w:r>
-      <w:hyperlink r:id="rId163">
+      <w:hyperlink r:id="rId184">
         <w:r>
           <w:rPr>
             <w:lang w:val="fr_FR" w:bidi="fr_FR"/>
@@ -5929,7 +6518,7 @@
         </w:rPr>
         <w:t>). Si la mort était jugée accidentelle, la personne était acquittée. Néanmoins, il devait payer une pénalité. Le meurtrier devait rester dans la ville de refuge tant que le grand prêtre en fonction était en poste (</w:t>
       </w:r>
-      <w:hyperlink r:id="rId164">
+      <w:hyperlink r:id="rId185">
         <w:r>
           <w:rPr>
             <w:lang w:val="fr_FR" w:bidi="fr_FR"/>
@@ -6040,7 +6629,7 @@
         </w:rPr>
         <w:t>Zones spéciales réservées à la tribu de Lévi à la place d'un héritage territorial régulier (</w:t>
       </w:r>
-      <w:hyperlink r:id="rId165">
+      <w:hyperlink r:id="rId186">
         <w:r>
           <w:rPr>
             <w:lang w:val="fr_FR" w:bidi="fr_FR"/>
@@ -6058,7 +6647,7 @@
         </w:rPr>
         <w:t xml:space="preserve"> ; </w:t>
       </w:r>
-      <w:hyperlink r:id="rId166">
+      <w:hyperlink r:id="rId187">
         <w:r>
           <w:rPr>
             <w:lang w:val="fr_FR" w:bidi="fr_FR"/>
@@ -6076,7 +6665,7 @@
         </w:rPr>
         <w:t xml:space="preserve"> ; </w:t>
       </w:r>
-      <w:hyperlink r:id="rId167">
+      <w:hyperlink r:id="rId188">
         <w:r>
           <w:rPr>
             <w:lang w:val="fr_FR" w:bidi="fr_FR"/>
@@ -6094,7 +6683,7 @@
         </w:rPr>
         <w:t xml:space="preserve"> ; </w:t>
       </w:r>
-      <w:hyperlink r:id="rId168">
+      <w:hyperlink r:id="rId189">
         <w:r>
           <w:rPr>
             <w:lang w:val="fr_FR" w:bidi="fr_FR"/>
@@ -6112,7 +6701,7 @@
         </w:rPr>
         <w:t xml:space="preserve"> ; </w:t>
       </w:r>
-      <w:hyperlink r:id="rId169">
+      <w:hyperlink r:id="rId190">
         <w:r>
           <w:rPr>
             <w:lang w:val="fr_FR" w:bidi="fr_FR"/>
@@ -6130,7 +6719,7 @@
         </w:rPr>
         <w:t>). Les Lévites recevront quarante-huit villes, y compris les six villes de refuge (</w:t>
       </w:r>
-      <w:hyperlink r:id="rId170">
+      <w:hyperlink r:id="rId191">
         <w:r>
           <w:rPr>
             <w:lang w:val="fr_FR" w:bidi="fr_FR"/>
@@ -6148,7 +6737,7 @@
         </w:rPr>
         <w:t xml:space="preserve">). Chaque ville, ainsi qu'une zone limitée autour d'elle, était réservée pour les Lévites (v. </w:t>
       </w:r>
-      <w:hyperlink r:id="rId171">
+      <w:hyperlink r:id="rId192">
         <w:r>
           <w:rPr>
             <w:lang w:val="fr_FR" w:bidi="fr_FR"/>
@@ -6166,7 +6755,7 @@
         </w:rPr>
         <w:t>) ; leur propriété bénéficiait d'un statut spécial en ce qui concerne les lois de rachat (</w:t>
       </w:r>
-      <w:hyperlink r:id="rId172">
+      <w:hyperlink r:id="rId193">
         <w:r>
           <w:rPr>
             <w:lang w:val="fr_FR" w:bidi="fr_FR"/>
@@ -6198,7 +6787,7 @@
         </w:rPr>
         <w:t>Deux listes des villes lévitiques sont données (</w:t>
       </w:r>
-      <w:hyperlink r:id="rId173">
+      <w:hyperlink r:id="rId194">
         <w:r>
           <w:rPr>
             <w:lang w:val="fr_FR" w:bidi="fr_FR"/>
@@ -6216,7 +6805,7 @@
         </w:rPr>
         <w:t xml:space="preserve"> ; </w:t>
       </w:r>
-      <w:hyperlink r:id="rId174">
+      <w:hyperlink r:id="rId195">
         <w:r>
           <w:rPr>
             <w:lang w:val="fr_FR" w:bidi="fr_FR"/>
@@ -6234,7 +6823,7 @@
         </w:rPr>
         <w:t>). Treize villes étaient pour les prêtres (</w:t>
       </w:r>
-      <w:hyperlink r:id="rId175">
+      <w:hyperlink r:id="rId196">
         <w:r>
           <w:rPr>
             <w:lang w:val="fr_FR" w:bidi="fr_FR"/>
@@ -6252,7 +6841,7 @@
         </w:rPr>
         <w:t>), y compris les six villes de refuge. Malgré quelques variations entre les deux listes, il semble clair qu'elles proviennent d'une source originale. La répartition des villes lévitiques en dit long sur leur objectif. Elles étaient réparties parmi les douze tribus mais n'étaient généralement pas placées dans les centres tribaux. Celles en Juda et Siméon étaient situées dans la région montagneuse du sud, la zone où les clans satellites des Calebites et des Kéniziens s'étaient installés. Celles en Benjamin étaient regroupées le long de la moitié sud de l'héritage de cette tribu, la partie plus tard rattachée à Juda ; là où se trouvait la famille de Saül. Les villes lévitiques étaient placées dans des zones frontalières où des garnisons étaient nécessaires, aux franges désertiques orientales en Ruben et face à la Philistie en Dan par exemple. D'autres territoires clés étaient dans les plaines où Aser, Manassé et d'autres tribus galiléennes avaient initialement échoué à conquérir les villes cananéennes (</w:t>
       </w:r>
-      <w:hyperlink r:id="rId176">
+      <w:hyperlink r:id="rId197">
         <w:r>
           <w:rPr>
             <w:lang w:val="fr_FR" w:bidi="fr_FR"/>
@@ -6284,7 +6873,7 @@
         </w:rPr>
         <w:t>Bien que les Lévites n'étaient pas les résidents exclusifs d'une seule ville (ils les partageaient avec d'autres Israélites), ils y étaient affectés pour des tâches spécifiques. Ils s'occupaient de l'œuvre du Seigneur et du service du roi (</w:t>
       </w:r>
-      <w:hyperlink r:id="rId177">
+      <w:hyperlink r:id="rId198">
         <w:r>
           <w:rPr>
             <w:lang w:val="fr_FR" w:bidi="fr_FR"/>
@@ -6302,7 +6891,7 @@
         </w:rPr>
         <w:t>). Collecter les dîmes (</w:t>
       </w:r>
-      <w:hyperlink r:id="rId178">
+      <w:hyperlink r:id="rId199">
         <w:r>
           <w:rPr>
             <w:lang w:val="fr_FR" w:bidi="fr_FR"/>
@@ -6320,7 +6909,7 @@
         </w:rPr>
         <w:t xml:space="preserve"> ; </w:t>
       </w:r>
-      <w:hyperlink r:id="rId179">
+      <w:hyperlink r:id="rId200">
         <w:r>
           <w:rPr>
             <w:lang w:val="fr_FR" w:bidi="fr_FR"/>
@@ -6338,7 +6927,7 @@
         </w:rPr>
         <w:t>), gérer les affaires légales et judiciaires (</w:t>
       </w:r>
-      <w:hyperlink r:id="rId180">
+      <w:hyperlink r:id="rId201">
         <w:r>
           <w:rPr>
             <w:lang w:val="fr_FR" w:bidi="fr_FR"/>
@@ -6356,7 +6945,7 @@
         </w:rPr>
         <w:t xml:space="preserve"> ; </w:t>
       </w:r>
-      <w:hyperlink r:id="rId181">
+      <w:hyperlink r:id="rId202">
         <w:r>
           <w:rPr>
             <w:lang w:val="fr_FR" w:bidi="fr_FR"/>
@@ -6374,7 +6963,7 @@
         </w:rPr>
         <w:t xml:space="preserve"> ; </w:t>
       </w:r>
-      <w:hyperlink r:id="rId182">
+      <w:hyperlink r:id="rId203">
         <w:r>
           <w:rPr>
             <w:lang w:val="fr_FR" w:bidi="fr_FR"/>
@@ -6392,7 +6981,7 @@
         </w:rPr>
         <w:t>), les devoirs de garnison militaire (</w:t>
       </w:r>
-      <w:hyperlink r:id="rId183">
+      <w:hyperlink r:id="rId204">
         <w:r>
           <w:rPr>
             <w:lang w:val="fr_FR" w:bidi="fr_FR"/>
@@ -6410,7 +6999,7 @@
         </w:rPr>
         <w:t xml:space="preserve">), et la gestion des entrepôts (v. </w:t>
       </w:r>
-      <w:hyperlink r:id="rId184">
+      <w:hyperlink r:id="rId205">
         <w:r>
           <w:rPr>
             <w:lang w:val="fr_FR" w:bidi="fr_FR"/>
@@ -6428,7 +7017,7 @@
         </w:rPr>
         <w:t>) faisaient tous partie des responsabilités lévitiques. Bien qu'ils servent dans la capitale selon un principe de roulement (</w:t>
       </w:r>
-      <w:hyperlink r:id="rId185">
+      <w:hyperlink r:id="rId206">
         <w:r>
           <w:rPr>
             <w:lang w:val="fr_FR" w:bidi="fr_FR"/>
@@ -6446,7 +7035,7 @@
         </w:rPr>
         <w:t>), ils avaient également des tâches similaires tout au long de l'année dans leurs districts d'origine (</w:t>
       </w:r>
-      <w:hyperlink r:id="rId186">
+      <w:hyperlink r:id="rId207">
         <w:r>
           <w:rPr>
             <w:lang w:val="fr_FR" w:bidi="fr_FR"/>
@@ -6464,7 +7053,7 @@
         </w:rPr>
         <w:t>). Leur loyauté envers la maison de David leur fera perdre leur statut dans le royaume du nord, et la plupart d'entre eux ont donc rejoint Juda lorsque le royaume sera divisé (</w:t>
       </w:r>
-      <w:hyperlink r:id="rId187">
+      <w:hyperlink r:id="rId208">
         <w:r>
           <w:rPr>
             <w:lang w:val="fr_FR" w:bidi="fr_FR"/>
@@ -6585,7 +7174,7 @@
         </w:rPr>
         <w:t xml:space="preserve">Le viol de Dina par Sichem, fils de Hamor, un Hévien (voir </w:t>
       </w:r>
-      <w:hyperlink r:id="rId188">
+      <w:hyperlink r:id="rId209">
         <w:r>
           <w:rPr>
             <w:lang w:val="fr_FR" w:bidi="fr_FR"/>
@@ -6621,7 +7210,7 @@
         </w:rPr>
         <w:t>Le viol de Tamar par Amnon, son frère et fils du roi David (</w:t>
       </w:r>
-      <w:hyperlink r:id="rId189">
+      <w:hyperlink r:id="rId210">
         <w:r>
           <w:rPr>
             <w:lang w:val="fr_FR" w:bidi="fr_FR"/>
@@ -6785,7 +7374,7 @@
         </w:rPr>
         <w:t xml:space="preserve">La dîme, les sacrifices et les offrandes, l'observance du sabbat et la circoncision sont tous des commandements dans la loi de Moïse. S'engager par un vœu ne l'est pas. Quand le </w:t>
       </w:r>
-      <w:hyperlink r:id="rId190">
+      <w:hyperlink r:id="rId211">
         <w:r>
           <w:rPr>
             <w:lang w:val="fr_FR" w:bidi="fr_FR"/>
@@ -6852,7 +7441,7 @@
         </w:rPr>
         <w:t xml:space="preserve"> servait à se consacrer tout particulièrement au Seigneur. Samson, Samuel et Jean le Baptiste étaient tous les trois consacrés au Seigneur dès leur naissance. Le vœu de naziréat pouvait être pour une durée déterminée. </w:t>
       </w:r>
-      <w:hyperlink r:id="rId191">
+      <w:hyperlink r:id="rId212">
         <w:r>
           <w:rPr>
             <w:lang w:val="fr_FR" w:bidi="fr_FR"/>
@@ -6870,7 +7459,7 @@
         </w:rPr>
         <w:t xml:space="preserve"> prescrit les conditions de cet engagement. Les versets </w:t>
       </w:r>
-      <w:hyperlink r:id="rId192">
+      <w:hyperlink r:id="rId213">
         <w:r>
           <w:rPr>
             <w:lang w:val="fr_FR" w:bidi="fr_FR"/>
@@ -6902,7 +7491,7 @@
         </w:rPr>
         <w:t xml:space="preserve">Les femmes pouvaient également prendre ce vœu (verset </w:t>
       </w:r>
-      <w:hyperlink r:id="rId193">
+      <w:hyperlink r:id="rId214">
         <w:r>
           <w:rPr>
             <w:lang w:val="fr_FR" w:bidi="fr_FR"/>
@@ -6920,7 +7509,7 @@
         </w:rPr>
         <w:t>). Le clan des Récabites vivait selon des engagements permanents que leur avait imposés leur ancêtre Récab. Ils sont présentés comme exemples de loyauté devant Dieu (</w:t>
       </w:r>
-      <w:hyperlink r:id="rId194">
+      <w:hyperlink r:id="rId215">
         <w:r>
           <w:rPr>
             <w:lang w:val="fr_FR" w:bidi="fr_FR"/>
@@ -6952,7 +7541,7 @@
         </w:rPr>
         <w:t>Certains vœux sont présentés comme un marché passé avec Dieu. À Béthel, Jacob promet que Dieu sera son Dieu et qu'il lui paiera la dîme de tout si Dieu l'aide pendant son exil et le ramène en paix chez les siens (</w:t>
       </w:r>
-      <w:hyperlink r:id="rId195">
+      <w:hyperlink r:id="rId216">
         <w:r>
           <w:rPr>
             <w:lang w:val="fr_FR" w:bidi="fr_FR"/>
@@ -6964,7 +7553,7 @@
           <w:t>Gn 28.20</w:t>
         </w:r>
       </w:hyperlink>
-      <w:hyperlink r:id="rId192">
+      <w:hyperlink r:id="rId213">
         <w:r>
           <w:rPr>
             <w:lang w:val="fr_FR" w:bidi="fr_FR"/>
@@ -6976,7 +7565,7 @@
           <w:t>–</w:t>
         </w:r>
       </w:hyperlink>
-      <w:hyperlink r:id="rId195">
+      <w:hyperlink r:id="rId216">
         <w:r>
           <w:rPr>
             <w:lang w:val="fr_FR" w:bidi="fr_FR"/>
@@ -6994,7 +7583,7 @@
         </w:rPr>
         <w:t>). Anne promet que si Dieu lui donne un fils, elle le lui rendra (</w:t>
       </w:r>
-      <w:hyperlink r:id="rId196">
+      <w:hyperlink r:id="rId217">
         <w:r>
           <w:rPr>
             <w:lang w:val="fr_FR" w:bidi="fr_FR"/>
@@ -7006,7 +7595,7 @@
           <w:t>1S 1.11, 27</w:t>
         </w:r>
       </w:hyperlink>
-      <w:hyperlink r:id="rId192">
+      <w:hyperlink r:id="rId213">
         <w:r>
           <w:rPr>
             <w:lang w:val="fr_FR" w:bidi="fr_FR"/>
@@ -7018,7 +7607,7 @@
           <w:t>–</w:t>
         </w:r>
       </w:hyperlink>
-      <w:hyperlink r:id="rId196">
+      <w:hyperlink r:id="rId217">
         <w:r>
           <w:rPr>
             <w:lang w:val="fr_FR" w:bidi="fr_FR"/>
@@ -7036,7 +7625,7 @@
         </w:rPr>
         <w:t xml:space="preserve">). Dans les Psaumes, les vœux en remerciement d'avoir été délivré du danger ou de la détresse sont souvent associés à des sacrifices d'actions de grâce (p. ex. </w:t>
       </w:r>
-      <w:hyperlink r:id="rId197">
+      <w:hyperlink r:id="rId218">
         <w:r>
           <w:rPr>
             <w:lang w:val="fr_FR" w:bidi="fr_FR"/>
@@ -7048,7 +7637,7 @@
           <w:t>Ps 22.24</w:t>
         </w:r>
       </w:hyperlink>
-      <w:hyperlink r:id="rId192">
+      <w:hyperlink r:id="rId213">
         <w:r>
           <w:rPr>
             <w:lang w:val="fr_FR" w:bidi="fr_FR"/>
@@ -7060,7 +7649,7 @@
           <w:t>–</w:t>
         </w:r>
       </w:hyperlink>
-      <w:hyperlink r:id="rId197">
+      <w:hyperlink r:id="rId218">
         <w:r>
           <w:rPr>
             <w:lang w:val="fr_FR" w:bidi="fr_FR"/>
@@ -7078,7 +7667,7 @@
         </w:rPr>
         <w:t xml:space="preserve">; </w:t>
       </w:r>
-      <w:hyperlink r:id="rId198">
+      <w:hyperlink r:id="rId219">
         <w:r>
           <w:rPr>
             <w:lang w:val="fr_FR" w:bidi="fr_FR"/>
@@ -7090,7 +7679,7 @@
           <w:t>56.12</w:t>
         </w:r>
       </w:hyperlink>
-      <w:hyperlink r:id="rId192">
+      <w:hyperlink r:id="rId213">
         <w:r>
           <w:rPr>
             <w:lang w:val="fr_FR" w:bidi="fr_FR"/>
@@ -7102,7 +7691,7 @@
           <w:t>–</w:t>
         </w:r>
       </w:hyperlink>
-      <w:hyperlink r:id="rId198">
+      <w:hyperlink r:id="rId219">
         <w:r>
           <w:rPr>
             <w:lang w:val="fr_FR" w:bidi="fr_FR"/>
@@ -7134,7 +7723,7 @@
         </w:rPr>
         <w:t>Une fois qu'un vœu est fait, il est obligatoire de l'accomplir. Ne pas faire de vœu n'est pas un péché (</w:t>
       </w:r>
-      <w:hyperlink r:id="rId199">
+      <w:hyperlink r:id="rId220">
         <w:r>
           <w:rPr>
             <w:lang w:val="fr_FR" w:bidi="fr_FR"/>
@@ -7152,7 +7741,7 @@
         </w:rPr>
         <w:t>), mais ne pas tenir sa promesse à Dieu est un péché (</w:t>
       </w:r>
-      <w:hyperlink r:id="rId200">
+      <w:hyperlink r:id="rId221">
         <w:r>
           <w:rPr>
             <w:lang w:val="fr_FR" w:bidi="fr_FR"/>
@@ -7164,7 +7753,7 @@
           <w:t>Dt 23.21</w:t>
         </w:r>
       </w:hyperlink>
-      <w:hyperlink r:id="rId192">
+      <w:hyperlink r:id="rId213">
         <w:r>
           <w:rPr>
             <w:lang w:val="fr_FR" w:bidi="fr_FR"/>
@@ -7176,7 +7765,7 @@
           <w:t>–</w:t>
         </w:r>
       </w:hyperlink>
-      <w:hyperlink r:id="rId200">
+      <w:hyperlink r:id="rId221">
         <w:r>
           <w:rPr>
             <w:lang w:val="fr_FR" w:bidi="fr_FR"/>
@@ -7194,7 +7783,7 @@
         </w:rPr>
         <w:t xml:space="preserve">; voir aussi </w:t>
       </w:r>
-      <w:hyperlink r:id="rId201">
+      <w:hyperlink r:id="rId222">
         <w:r>
           <w:rPr>
             <w:lang w:val="fr_FR" w:bidi="fr_FR"/>
@@ -7212,7 +7801,7 @@
         </w:rPr>
         <w:t xml:space="preserve">; </w:t>
       </w:r>
-      <w:hyperlink r:id="rId202">
+      <w:hyperlink r:id="rId223">
         <w:r>
           <w:rPr>
             <w:lang w:val="fr_FR" w:bidi="fr_FR"/>
@@ -7224,7 +7813,7 @@
           <w:t>Ec 5.4</w:t>
         </w:r>
       </w:hyperlink>
-      <w:hyperlink r:id="rId192">
+      <w:hyperlink r:id="rId213">
         <w:r>
           <w:rPr>
             <w:lang w:val="fr_FR" w:bidi="fr_FR"/>
@@ -7236,7 +7825,7 @@
           <w:t>–</w:t>
         </w:r>
       </w:hyperlink>
-      <w:hyperlink r:id="rId202">
+      <w:hyperlink r:id="rId223">
         <w:r>
           <w:rPr>
             <w:lang w:val="fr_FR" w:bidi="fr_FR"/>
@@ -7254,7 +7843,7 @@
         </w:rPr>
         <w:t>). Dans certains cas, le vœu d'une jeune fille vivant encore chez son père ou d'une femme mariée pouvait être annulé par le père ou le mari (</w:t>
       </w:r>
-      <w:hyperlink r:id="rId203">
+      <w:hyperlink r:id="rId224">
         <w:r>
           <w:rPr>
             <w:lang w:val="fr_FR" w:bidi="fr_FR"/>
@@ -7297,7 +7886,7 @@
         </w:rPr>
         <w:t>Il n'y a que deux vœux mentionnés en tant que tels dans le NT. Les deux occurrences sont en rapport à l'apôtre Paul (</w:t>
       </w:r>
-      <w:hyperlink r:id="rId204">
+      <w:hyperlink r:id="rId225">
         <w:r>
           <w:rPr>
             <w:lang w:val="fr_FR" w:bidi="fr_FR"/>
@@ -7315,7 +7904,7 @@
         </w:rPr>
         <w:t xml:space="preserve"> ; </w:t>
       </w:r>
-      <w:hyperlink r:id="rId205">
+      <w:hyperlink r:id="rId226">
         <w:r>
           <w:rPr>
             <w:lang w:val="fr_FR" w:bidi="fr_FR"/>
@@ -7327,7 +7916,7 @@
           <w:t>21.23</w:t>
         </w:r>
       </w:hyperlink>
-      <w:hyperlink r:id="rId192">
+      <w:hyperlink r:id="rId213">
         <w:r>
           <w:rPr>
             <w:lang w:val="fr_FR" w:bidi="fr_FR"/>
@@ -7339,7 +7928,7 @@
           <w:t>–</w:t>
         </w:r>
       </w:hyperlink>
-      <w:hyperlink r:id="rId205">
+      <w:hyperlink r:id="rId226">
         <w:r>
           <w:rPr>
             <w:lang w:val="fr_FR" w:bidi="fr_FR"/>
@@ -7357,7 +7946,7 @@
         </w:rPr>
         <w:t>). Cependant, le même principe est présent dans le concept appelé « corban » (</w:t>
       </w:r>
-      <w:hyperlink r:id="rId206">
+      <w:hyperlink r:id="rId227">
         <w:r>
           <w:rPr>
             <w:lang w:val="fr_FR" w:bidi="fr_FR"/>
@@ -7369,7 +7958,7 @@
           <w:t>Mc 7.11</w:t>
         </w:r>
       </w:hyperlink>
-      <w:hyperlink r:id="rId192">
+      <w:hyperlink r:id="rId213">
         <w:r>
           <w:rPr>
             <w:lang w:val="fr_FR" w:bidi="fr_FR"/>
@@ -7381,7 +7970,7 @@
           <w:t>-</w:t>
         </w:r>
       </w:hyperlink>
-      <w:hyperlink r:id="rId206">
+      <w:hyperlink r:id="rId227">
         <w:r>
           <w:rPr>
             <w:lang w:val="fr_FR" w:bidi="fr_FR"/>
@@ -7399,7 +7988,7 @@
         </w:rPr>
         <w:t xml:space="preserve"> ; </w:t>
       </w:r>
-      <w:hyperlink r:id="rId207">
+      <w:hyperlink r:id="rId228">
         <w:r>
           <w:rPr>
             <w:lang w:val="fr_FR" w:bidi="fr_FR"/>
@@ -7411,7 +8000,7 @@
           <w:t>Mt 15.5</w:t>
         </w:r>
       </w:hyperlink>
-      <w:hyperlink r:id="rId192">
+      <w:hyperlink r:id="rId213">
         <w:r>
           <w:rPr>
             <w:lang w:val="fr_FR" w:bidi="fr_FR"/>
@@ -7423,7 +8012,7 @@
           <w:t>–</w:t>
         </w:r>
       </w:hyperlink>
-      <w:hyperlink r:id="rId207">
+      <w:hyperlink r:id="rId228">
         <w:r>
           <w:rPr>
             <w:lang w:val="fr_FR" w:bidi="fr_FR"/>
@@ -7576,7 +8165,7 @@
         </w:rPr>
         <w:t>L'apôtre Paul a emprunté la voie Appienne lors de son voyage à Rome après être descendu d'un navire à Pouzzoles (</w:t>
       </w:r>
-      <w:hyperlink r:id="rId208">
+      <w:hyperlink r:id="rId229">
         <w:r>
           <w:rPr>
             <w:lang w:val="fr_FR" w:bidi="fr_FR"/>
@@ -7656,7 +8245,7 @@
         </w:rPr>
         <w:t>Nom utilisé pour les chrétiens dans le livre des Actes (</w:t>
       </w:r>
-      <w:hyperlink r:id="rId209">
+      <w:hyperlink r:id="rId230">
         <w:r>
           <w:rPr>
             <w:lang w:val="fr_FR" w:bidi="fr_FR"/>
@@ -7674,7 +8263,7 @@
         </w:rPr>
         <w:t xml:space="preserve"> ; </w:t>
       </w:r>
-      <w:hyperlink r:id="rId210">
+      <w:hyperlink r:id="rId231">
         <w:r>
           <w:rPr>
             <w:lang w:val="fr_FR" w:bidi="fr_FR"/>
@@ -7692,7 +8281,7 @@
         </w:rPr>
         <w:t xml:space="preserve"> ; </w:t>
       </w:r>
-      <w:hyperlink r:id="rId211">
+      <w:hyperlink r:id="rId232">
         <w:r>
           <w:rPr>
             <w:lang w:val="fr_FR" w:bidi="fr_FR"/>
@@ -7710,7 +8299,7 @@
         </w:rPr>
         <w:t xml:space="preserve"> ; </w:t>
       </w:r>
-      <w:hyperlink r:id="rId212">
+      <w:hyperlink r:id="rId233">
         <w:r>
           <w:rPr>
             <w:lang w:val="fr_FR" w:bidi="fr_FR"/>
@@ -7809,7 +8398,7 @@
         </w:rPr>
         <w:t>Rideau dans le sanctuaire qui séparait le lieu saint du lieu très saint (</w:t>
       </w:r>
-      <w:hyperlink r:id="rId213">
+      <w:hyperlink r:id="rId234">
         <w:r>
           <w:rPr>
             <w:lang w:val="fr_FR" w:bidi="fr_FR"/>
@@ -7908,7 +8497,7 @@
         </w:rPr>
         <w:t>Homme nommé par Moïse de la tribu de Nephthali pour être l'un des douze espions envoyés pour explorer le pays de Canaan (</w:t>
       </w:r>
-      <w:hyperlink r:id="rId214">
+      <w:hyperlink r:id="rId235">
         <w:r>
           <w:rPr>
             <w:lang w:val="fr_FR" w:bidi="fr_FR"/>

--- a/fra/docx/022.content.docx
+++ b/fra/docx/022.content.docx
@@ -19,7 +19,7 @@
         <w:rPr>
           <w:lang w:val="fr_FR" w:bidi="fr_FR"/>
         </w:rPr>
-        <w:t>Resource: Dictionnaire biblique (Tyndale)</w:t>
+        <w:t>Resource: Tyndale Open Bible Dictionary</w:t>
       </w:r>
       <w:r>
         <w:rPr>
@@ -112,7 +112,7 @@
         <w:rPr>
           <w:lang w:val="fr_FR" w:bidi="fr_FR"/>
         </w:rPr>
-        <w:t>Dictionnaire biblique (Tyndale)</w:t>
+        <w:t>Tyndale Open Bible Dictionary</w:t>
       </w:r>
     </w:p>
     <w:p>

--- a/fra/docx/022.content.docx
+++ b/fra/docx/022.content.docx
@@ -13532,6 +13532,332 @@
         <w:rPr>
           <w:lang w:val="fr_FR" w:bidi="fr_FR"/>
         </w:rPr>
+        <w:t>volaille</w:t>
+      </w:r>
+      <w:r>
+        <w:rPr>
+          <w:lang w:val="fr_FR" w:bidi="fr_FR"/>
+        </w:rPr>
+      </w:r>
+    </w:p>
+    <w:p>
+      <w:pPr/>
+      <w:r>
+        <w:rPr>
+          <w:lang w:val="fr_FR" w:bidi="fr_FR"/>
+        </w:rPr>
+      </w:r>
+      <w:r>
+        <w:rPr>
+          <w:lang w:val="fr_FR" w:bidi="fr_FR"/>
+        </w:rPr>
+        <w:t>Le mot « volaille » désigne des oiseaux qui sont élevés pour servir de nourriture ou pour d'autres usages comme la production d'œufs (p. ex., les poules, les canards et les pintades). La volaille la plus répandue est le poulet d'élevage (</w:t>
+      </w:r>
+      <w:r>
+        <w:rPr>
+          <w:i/>
+          <w:lang w:val="fr_FR" w:bidi="fr_FR"/>
+        </w:rPr>
+        <w:t>gallus gallus domesticus</w:t>
+      </w:r>
+      <w:r>
+        <w:rPr>
+          <w:lang w:val="fr_FR" w:bidi="fr_FR"/>
+        </w:rPr>
+        <w:t>), probablement issu du coq sauvage originaire d'Inde.</w:t>
+      </w:r>
+    </w:p>
+    <w:p>
+      <w:pPr/>
+      <w:r>
+        <w:rPr>
+          <w:lang w:val="fr_FR" w:bidi="fr_FR"/>
+        </w:rPr>
+      </w:r>
+      <w:r>
+        <w:rPr>
+          <w:lang w:val="fr_FR" w:bidi="fr_FR"/>
+        </w:rPr>
+        <w:t xml:space="preserve">La volaille était apparemment déjà connue à l'époque de l'Ancien Testament. L'identification du premier animal décrit dans </w:t>
+      </w:r>
+      <w:hyperlink r:id="rId312">
+        <w:r>
+          <w:rPr>
+            <w:lang w:val="fr_FR" w:bidi="fr_FR"/>
+          </w:rPr>
+          <w:rPr>
+            <w:color w:val="0000EE"/>
+            <w:u w:val="single"/>
+          </w:rPr>
+          <w:t xml:space="preserve">Proverbes 30.31 </w:t>
+        </w:r>
+      </w:hyperlink>
+      <w:r>
+        <w:rPr>
+          <w:lang w:val="fr_FR" w:bidi="fr_FR"/>
+        </w:rPr>
+        <w:t xml:space="preserve">est incertaine. Il pourrait s'agir d'un coq ou bien d'un cheval (coq : Nouvelle Bible Segond, Traduction officielle liturgique, Semeur, Grande Bible de Tours, Pirot-Clamer, Amiot &amp; Tamisier ; cheval : LSG, Nouvelle édition de Genève, Segond 21, Ostervald). </w:t>
+      </w:r>
+    </w:p>
+    <w:p>
+      <w:pPr/>
+      <w:r>
+        <w:rPr>
+          <w:lang w:val="fr_FR" w:bidi="fr_FR"/>
+        </w:rPr>
+      </w:r>
+      <w:r>
+        <w:rPr>
+          <w:lang w:val="fr_FR" w:bidi="fr_FR"/>
+        </w:rPr>
+        <w:t xml:space="preserve">Le sceau d'un certain Jaazania (peut-être celui mentionné dans </w:t>
+      </w:r>
+      <w:hyperlink r:id="rId313">
+        <w:r>
+          <w:rPr>
+            <w:lang w:val="fr_FR" w:bidi="fr_FR"/>
+          </w:rPr>
+          <w:rPr>
+            <w:color w:val="0000EE"/>
+            <w:u w:val="single"/>
+          </w:rPr>
+          <w:t>2R 25.23</w:t>
+        </w:r>
+      </w:hyperlink>
+      <w:r>
+        <w:rPr>
+          <w:lang w:val="fr_FR" w:bidi="fr_FR"/>
+        </w:rPr>
+        <w:t xml:space="preserve">), datant d'environ 600 av. J.‑C., représente un coq de combat. Il est possible que les oiseaux mentionnés dans </w:t>
+      </w:r>
+      <w:hyperlink r:id="rId314">
+        <w:r>
+          <w:rPr>
+            <w:lang w:val="fr_FR" w:bidi="fr_FR"/>
+          </w:rPr>
+          <w:rPr>
+            <w:color w:val="0000EE"/>
+            <w:u w:val="single"/>
+          </w:rPr>
+          <w:t>Néhémie 5.18</w:t>
+        </w:r>
+      </w:hyperlink>
+      <w:r>
+        <w:rPr>
+          <w:lang w:val="fr_FR" w:bidi="fr_FR"/>
+        </w:rPr>
+        <w:t xml:space="preserve"> étaient domestiqués, mais il est aussi possible qu'il s'agissait de gibier à plumes.</w:t>
+      </w:r>
+    </w:p>
+    <w:p>
+      <w:pPr/>
+      <w:r>
+        <w:rPr>
+          <w:lang w:val="fr_FR" w:bidi="fr_FR"/>
+        </w:rPr>
+      </w:r>
+      <w:r>
+        <w:rPr>
+          <w:lang w:val="fr_FR" w:bidi="fr_FR"/>
+        </w:rPr>
+        <w:t xml:space="preserve">Selon une coutume juive, on faisait marcher un coq et une poule devant les nouveaux mariés à leur mariage, en signe de fécondité. </w:t>
+      </w:r>
+    </w:p>
+    <w:p>
+      <w:pPr/>
+      <w:r>
+        <w:rPr>
+          <w:lang w:val="fr_FR" w:bidi="fr_FR"/>
+        </w:rPr>
+      </w:r>
+      <w:r>
+        <w:rPr>
+          <w:lang w:val="fr_FR" w:bidi="fr_FR"/>
+        </w:rPr>
+        <w:t>Jésus compare sa tristesse concernant le rejet de Jérusalem à celle d'une poule qui a essayé à de nombreuses reprises de rassembler ses poussins sous ses ailes (</w:t>
+      </w:r>
+      <w:hyperlink r:id="rId315">
+        <w:r>
+          <w:rPr>
+            <w:lang w:val="fr_FR" w:bidi="fr_FR"/>
+          </w:rPr>
+          <w:rPr>
+            <w:color w:val="0000EE"/>
+            <w:u w:val="single"/>
+          </w:rPr>
+          <w:t>Mt 23.37</w:t>
+        </w:r>
+      </w:hyperlink>
+      <w:r>
+        <w:rPr>
+          <w:lang w:val="fr_FR" w:bidi="fr_FR"/>
+        </w:rPr>
+        <w:t xml:space="preserve"> ; </w:t>
+      </w:r>
+      <w:hyperlink r:id="rId316">
+        <w:r>
+          <w:rPr>
+            <w:lang w:val="fr_FR" w:bidi="fr_FR"/>
+          </w:rPr>
+          <w:rPr>
+            <w:color w:val="0000EE"/>
+            <w:u w:val="single"/>
+          </w:rPr>
+          <w:t>Lc 13.34</w:t>
+        </w:r>
+      </w:hyperlink>
+      <w:r>
+        <w:rPr>
+          <w:lang w:val="fr_FR" w:bidi="fr_FR"/>
+        </w:rPr>
+        <w:t>).</w:t>
+      </w:r>
+    </w:p>
+    <w:p>
+      <w:pPr/>
+      <w:r>
+        <w:rPr>
+          <w:lang w:val="fr_FR" w:bidi="fr_FR"/>
+        </w:rPr>
+      </w:r>
+      <w:r>
+        <w:rPr>
+          <w:lang w:val="fr_FR" w:bidi="fr_FR"/>
+        </w:rPr>
+        <w:t>Les coqs chantent généralement une ou deux heures avant l'aube. La troisième veille de la nuit, de minuit à 3h00 du matin, était appelée « chant du coq ». Le Talmud affirme que les poules n'étaient pas autorisées à Jérusalem à l'époque du Nouveau Testament. On voulait ainsi empêcher que des insectes et des larves provenant des excréments de poules ne puissent contaminer la viande des animaux offerts en sacrifice, car elle serait ainsi devenue impure. Pour cette raison, il est pensé que le coq que Pierre a entendu (</w:t>
+      </w:r>
+      <w:hyperlink r:id="rId317">
+        <w:r>
+          <w:rPr>
+            <w:lang w:val="fr_FR" w:bidi="fr_FR"/>
+          </w:rPr>
+          <w:rPr>
+            <w:color w:val="0000EE"/>
+            <w:u w:val="single"/>
+          </w:rPr>
+          <w:t>Mt 26.34</w:t>
+        </w:r>
+      </w:hyperlink>
+      <w:r>
+        <w:rPr>
+          <w:lang w:val="fr_FR" w:bidi="fr_FR"/>
+        </w:rPr>
+        <w:t xml:space="preserve">, </w:t>
+      </w:r>
+      <w:hyperlink r:id="rId318">
+        <w:r>
+          <w:rPr>
+            <w:lang w:val="fr_FR" w:bidi="fr_FR"/>
+          </w:rPr>
+          <w:rPr>
+            <w:color w:val="0000EE"/>
+            <w:u w:val="single"/>
+          </w:rPr>
+          <w:t xml:space="preserve">74 </w:t>
+        </w:r>
+      </w:hyperlink>
+      <w:r>
+        <w:rPr>
+          <w:lang w:val="fr_FR" w:bidi="fr_FR"/>
+        </w:rPr>
+        <w:t xml:space="preserve">; </w:t>
+      </w:r>
+      <w:hyperlink r:id="rId319">
+        <w:r>
+          <w:rPr>
+            <w:lang w:val="fr_FR" w:bidi="fr_FR"/>
+          </w:rPr>
+          <w:rPr>
+            <w:color w:val="0000EE"/>
+            <w:u w:val="single"/>
+          </w:rPr>
+          <w:t>Lc 22.34</w:t>
+        </w:r>
+      </w:hyperlink>
+      <w:r>
+        <w:rPr>
+          <w:lang w:val="fr_FR" w:bidi="fr_FR"/>
+        </w:rPr>
+        <w:t xml:space="preserve">, </w:t>
+      </w:r>
+      <w:hyperlink r:id="rId320">
+        <w:r>
+          <w:rPr>
+            <w:lang w:val="fr_FR" w:bidi="fr_FR"/>
+          </w:rPr>
+          <w:rPr>
+            <w:color w:val="0000EE"/>
+            <w:u w:val="single"/>
+          </w:rPr>
+          <w:t>60–61</w:t>
+        </w:r>
+      </w:hyperlink>
+      <w:r>
+        <w:rPr>
+          <w:lang w:val="fr_FR" w:bidi="fr_FR"/>
+        </w:rPr>
+        <w:t>) appartenait soit à des Romains, soit à des Juifs qui ne suivaient pas cette règle.</w:t>
+      </w:r>
+    </w:p>
+    <w:p>
+      <w:pPr/>
+      <w:r>
+        <w:rPr>
+          <w:lang w:val="fr_FR" w:bidi="fr_FR"/>
+        </w:rPr>
+      </w:r>
+      <w:r>
+        <w:rPr>
+          <w:i/>
+          <w:lang w:val="fr_FR" w:bidi="fr_FR"/>
+        </w:rPr>
+        <w:t>Voir aussi</w:t>
+      </w:r>
+      <w:r>
+        <w:rPr>
+          <w:lang w:val="fr_FR" w:bidi="fr_FR"/>
+        </w:rPr>
+        <w:t xml:space="preserve"> </w:t>
+      </w:r>
+      <w:r>
+        <w:rPr>
+          <w:lang w:val="fr_FR" w:bidi="fr_FR"/>
+        </w:rPr>
+        <w:t>oiseaux</w:t>
+      </w:r>
+      <w:r>
+        <w:rPr>
+          <w:lang w:val="fr_FR" w:bidi="fr_FR"/>
+        </w:rPr>
+        <w:t>.</w:t>
+      </w:r>
+      <w:r>
+        <w:rPr>
+          <w:lang w:val="fr_FR" w:bidi="fr_FR"/>
+        </w:rPr>
+      </w:r>
+      <w:r>
+        <w:rPr>
+          <w:lang w:val="fr_FR" w:bidi="fr_FR"/>
+        </w:rPr>
+      </w:r>
+    </w:p>
+    <w:p>
+      <w:pPr/>
+      <w:r>
+        <w:rPr>
+          <w:lang w:val="fr_FR" w:bidi="fr_FR"/>
+        </w:rPr>
+      </w:r>
+    </w:p>
+    <w:p>
+      <w:pPr>
+        <w:pStyle w:val="Heading2"/>
+      </w:pPr>
+      <w:r>
+        <w:rPr>
+          <w:lang w:val="fr_FR" w:bidi="fr_FR"/>
+        </w:rPr>
         <w:t>Vophsi</w:t>
       </w:r>
       <w:r>
@@ -13553,7 +13879,7 @@
         </w:rPr>
         <w:t>Homme nommé par Moïse de la tribu de Nephthali pour être l'un des douze espions envoyés pour explorer le pays de Canaan (</w:t>
       </w:r>
-      <w:hyperlink r:id="rId312">
+      <w:hyperlink r:id="rId321">
         <w:r>
           <w:rPr>
             <w:lang w:val="fr_FR" w:bidi="fr_FR"/>

--- a/fra/docx/022.content.docx
+++ b/fra/docx/022.content.docx
@@ -2564,6 +2564,848 @@
         <w:rPr>
           <w:lang w:val="fr_FR" w:bidi="fr_FR"/>
         </w:rPr>
+        <w:t>vanité</w:t>
+      </w:r>
+      <w:r>
+        <w:rPr>
+          <w:lang w:val="fr_FR" w:bidi="fr_FR"/>
+        </w:rPr>
+      </w:r>
+    </w:p>
+    <w:p>
+      <w:pPr/>
+      <w:r>
+        <w:rPr>
+          <w:lang w:val="fr_FR" w:bidi="fr_FR"/>
+        </w:rPr>
+      </w:r>
+      <w:r>
+        <w:rPr>
+          <w:lang w:val="fr_FR" w:bidi="fr_FR"/>
+        </w:rPr>
+        <w:t>Ce qui est inutile, voué à l'échec et donc ne sert à rien.</w:t>
+      </w:r>
+    </w:p>
+    <w:p>
+      <w:pPr>
+        <w:pStyle w:val="Heading3"/>
+      </w:pPr>
+      <w:r>
+        <w:rPr>
+          <w:lang w:val="fr_FR" w:bidi="fr_FR"/>
+        </w:rPr>
+        <w:t>La vanité dans l'Ancien Testament</w:t>
+      </w:r>
+    </w:p>
+    <w:p>
+      <w:pPr/>
+      <w:r>
+        <w:rPr>
+          <w:lang w:val="fr_FR" w:bidi="fr_FR"/>
+        </w:rPr>
+      </w:r>
+      <w:r>
+        <w:rPr>
+          <w:lang w:val="fr_FR" w:bidi="fr_FR"/>
+        </w:rPr>
+        <w:t xml:space="preserve">Le mot </w:t>
+      </w:r>
+      <w:r>
+        <w:rPr>
+          <w:i/>
+          <w:lang w:val="fr_FR" w:bidi="fr_FR"/>
+        </w:rPr>
+        <w:t xml:space="preserve">vanité </w:t>
+      </w:r>
+      <w:r>
+        <w:rPr>
+          <w:lang w:val="fr_FR" w:bidi="fr_FR"/>
+        </w:rPr>
+        <w:t>apparaît de nombreuses fois dans le livre de l'Ecclésiaste (</w:t>
+      </w:r>
+      <w:hyperlink r:id="rId67">
+        <w:r>
+          <w:rPr>
+            <w:lang w:val="fr_FR" w:bidi="fr_FR"/>
+          </w:rPr>
+          <w:rPr>
+            <w:color w:val="0000EE"/>
+            <w:u w:val="single"/>
+          </w:rPr>
+          <w:t>1.2, 14</w:t>
+        </w:r>
+      </w:hyperlink>
+      <w:r>
+        <w:rPr>
+          <w:lang w:val="fr_FR" w:bidi="fr_FR"/>
+        </w:rPr>
+        <w:t xml:space="preserve"> ; </w:t>
+      </w:r>
+      <w:hyperlink r:id="rId68">
+        <w:r>
+          <w:rPr>
+            <w:lang w:val="fr_FR" w:bidi="fr_FR"/>
+          </w:rPr>
+          <w:rPr>
+            <w:color w:val="0000EE"/>
+            <w:u w:val="single"/>
+          </w:rPr>
+          <w:t>2.1, 11, 15, 17</w:t>
+        </w:r>
+      </w:hyperlink>
+      <w:r>
+        <w:rPr>
+          <w:lang w:val="fr_FR" w:bidi="fr_FR"/>
+        </w:rPr>
+        <w:t xml:space="preserve"> etc.). Il apparaît dans plusieurs expressions telles que « vanité des vanités » (ce qui signifie « la pire des vanités ») ou « tout est vanité et poursuite du vent ». Le mot hébreu original (</w:t>
+      </w:r>
+      <w:r>
+        <w:rPr>
+          <w:i/>
+          <w:lang w:val="fr_FR" w:bidi="fr_FR"/>
+        </w:rPr>
+        <w:t>hevel</w:t>
+      </w:r>
+      <w:r>
+        <w:rPr>
+          <w:lang w:val="fr_FR" w:bidi="fr_FR"/>
+        </w:rPr>
+        <w:t xml:space="preserve">) n'est pas toujours facile à traduire. Certaines versions françaises le traduisent par « futilité » (Nouvelle Bible Segond, Bible juive complète). Des traductions plus libres essaient de représenter de façon créative ce que ce mot et ces expressions signifient dans Ecclesiastes en particulier. Par exemple : « </w:t>
+      </w:r>
+      <w:r>
+        <w:rPr>
+          <w:lang w:val="fr_FR" w:bidi="fr_FR"/>
+        </w:rPr>
+        <w:t>De la fumée... tout n’est que fumée, tout part en fumée » (</w:t>
+      </w:r>
+      <w:hyperlink r:id="rId67">
+        <w:r>
+          <w:rPr>
+            <w:lang w:val="fr_FR" w:bidi="fr_FR"/>
+          </w:rPr>
+          <w:rPr>
+            <w:color w:val="0000EE"/>
+            <w:u w:val="single"/>
+          </w:rPr>
+          <w:t>1.2</w:t>
+        </w:r>
+      </w:hyperlink>
+      <w:r>
+        <w:rPr>
+          <w:lang w:val="fr_FR" w:bidi="fr_FR"/>
+        </w:rPr>
+        <w:t xml:space="preserve"> Nouvelle Français Courant).</w:t>
+      </w:r>
+    </w:p>
+    <w:p>
+      <w:pPr/>
+      <w:r>
+        <w:rPr>
+          <w:lang w:val="fr_FR" w:bidi="fr_FR"/>
+        </w:rPr>
+      </w:r>
+      <w:r>
+        <w:rPr>
+          <w:lang w:val="fr_FR" w:bidi="fr_FR"/>
+        </w:rPr>
+        <w:t xml:space="preserve">L'auteur d'Ecclésiaste (appelé </w:t>
+      </w:r>
+      <w:r>
+        <w:rPr>
+          <w:i/>
+          <w:lang w:val="fr_FR" w:bidi="fr_FR"/>
+        </w:rPr>
+        <w:t>Qoheleth</w:t>
+      </w:r>
+      <w:r>
+        <w:rPr>
+          <w:lang w:val="fr_FR" w:bidi="fr_FR"/>
+        </w:rPr>
+        <w:t xml:space="preserve"> en hébreu, ce qui peut se traduire par « le Prédicateur ») enseigne que les activités de l'être humain ne peuvent pas en elles-mêmes le satisfaire de façon durable. La quête de satisfaction par le travail, les accomplissements ou même la sagesse reviennent au même qu'à essayer d'attraper le vent. On ne peut trouver un vrai sens à la vie et un contentement durable qu'en Dieu, car en lui, il n'y a pas de futilité.</w:t>
+      </w:r>
+    </w:p>
+    <w:p>
+      <w:pPr>
+        <w:pStyle w:val="Heading3"/>
+      </w:pPr>
+      <w:r>
+        <w:rPr>
+          <w:lang w:val="fr_FR" w:bidi="fr_FR"/>
+        </w:rPr>
+        <w:t>La vanité dans les lettres de Paul</w:t>
+      </w:r>
+    </w:p>
+    <w:p>
+      <w:pPr/>
+      <w:r>
+        <w:rPr>
+          <w:lang w:val="fr_FR" w:bidi="fr_FR"/>
+        </w:rPr>
+      </w:r>
+      <w:r>
+        <w:rPr>
+          <w:lang w:val="fr_FR" w:bidi="fr_FR"/>
+        </w:rPr>
+        <w:t xml:space="preserve">L'apôtre Paul utilise deux mots grecs qui signifient souvent la même chose, pour exprimer ce qui est vain ou futile : </w:t>
+      </w:r>
+      <w:r>
+        <w:rPr>
+          <w:i/>
+          <w:lang w:val="fr_FR" w:bidi="fr_FR"/>
+        </w:rPr>
+        <w:t>kenos</w:t>
+      </w:r>
+      <w:r>
+        <w:rPr>
+          <w:lang w:val="fr_FR" w:bidi="fr_FR"/>
+        </w:rPr>
+        <w:t xml:space="preserve"> et </w:t>
+      </w:r>
+      <w:r>
+        <w:rPr>
+          <w:i/>
+          <w:lang w:val="fr_FR" w:bidi="fr_FR"/>
+        </w:rPr>
+        <w:t>mataiotes</w:t>
+      </w:r>
+      <w:r>
+        <w:rPr>
+          <w:lang w:val="fr_FR" w:bidi="fr_FR"/>
+        </w:rPr>
+        <w:t xml:space="preserve">. Ces deux mots sont souvent utilisés ensemble dans la Septante (par exemple dans </w:t>
+      </w:r>
+      <w:hyperlink r:id="rId69">
+        <w:r>
+          <w:rPr>
+            <w:lang w:val="fr_FR" w:bidi="fr_FR"/>
+          </w:rPr>
+          <w:rPr>
+            <w:color w:val="0000EE"/>
+            <w:u w:val="single"/>
+          </w:rPr>
+          <w:t>Jb 20.18</w:t>
+        </w:r>
+      </w:hyperlink>
+      <w:r>
+        <w:rPr>
+          <w:lang w:val="fr_FR" w:bidi="fr_FR"/>
+        </w:rPr>
+        <w:t xml:space="preserve"> ; </w:t>
+      </w:r>
+      <w:hyperlink r:id="rId70">
+        <w:r>
+          <w:rPr>
+            <w:lang w:val="fr_FR" w:bidi="fr_FR"/>
+          </w:rPr>
+          <w:rPr>
+            <w:color w:val="0000EE"/>
+            <w:u w:val="single"/>
+          </w:rPr>
+          <w:t>Es 37.7</w:t>
+        </w:r>
+      </w:hyperlink>
+      <w:r>
+        <w:rPr>
+          <w:lang w:val="fr_FR" w:bidi="fr_FR"/>
+        </w:rPr>
+        <w:t xml:space="preserve"> ; </w:t>
+      </w:r>
+      <w:hyperlink r:id="rId71">
+        <w:r>
+          <w:rPr>
+            <w:lang w:val="fr_FR" w:bidi="fr_FR"/>
+          </w:rPr>
+          <w:rPr>
+            <w:color w:val="0000EE"/>
+            <w:u w:val="single"/>
+          </w:rPr>
+          <w:t>Os 12.2</w:t>
+        </w:r>
+      </w:hyperlink>
+      <w:r>
+        <w:rPr>
+          <w:lang w:val="fr_FR" w:bidi="fr_FR"/>
+        </w:rPr>
+        <w:t xml:space="preserve">) ainsi qu'en grec classique. La Septante utilise </w:t>
+      </w:r>
+      <w:r>
+        <w:rPr>
+          <w:i/>
+          <w:lang w:val="fr_FR" w:bidi="fr_FR"/>
+        </w:rPr>
+        <w:t>mataiotes</w:t>
+      </w:r>
+      <w:r>
+        <w:rPr>
+          <w:lang w:val="fr_FR" w:bidi="fr_FR"/>
+        </w:rPr>
+        <w:t xml:space="preserve"> pour traduire </w:t>
+      </w:r>
+      <w:r>
+        <w:rPr>
+          <w:i/>
+          <w:lang w:val="fr_FR" w:bidi="fr_FR"/>
+        </w:rPr>
+        <w:t>hevel</w:t>
+      </w:r>
+      <w:r>
+        <w:rPr>
+          <w:lang w:val="fr_FR" w:bidi="fr_FR"/>
+        </w:rPr>
+        <w:t xml:space="preserve"> dans Ecclesiastes. Paul utilise </w:t>
+      </w:r>
+      <w:r>
+        <w:rPr>
+          <w:i/>
+          <w:lang w:val="fr_FR" w:bidi="fr_FR"/>
+        </w:rPr>
+        <w:t>kenos</w:t>
+      </w:r>
+      <w:r>
+        <w:rPr>
+          <w:lang w:val="fr_FR" w:bidi="fr_FR"/>
+        </w:rPr>
+        <w:t xml:space="preserve"> pour signifier que quelque chose est vide ou creux, donc qui ne sert à rien et qui est futile. Il utilise </w:t>
+      </w:r>
+      <w:r>
+        <w:rPr>
+          <w:i/>
+          <w:lang w:val="fr_FR" w:bidi="fr_FR"/>
+        </w:rPr>
+        <w:t>mataiotes</w:t>
+      </w:r>
+      <w:r>
+        <w:rPr>
+          <w:lang w:val="fr_FR" w:bidi="fr_FR"/>
+        </w:rPr>
+        <w:t xml:space="preserve"> pour signifier quelque chose de très similaire : ce qui est vain, inutile et inefficace.</w:t>
+      </w:r>
+    </w:p>
+    <w:p>
+      <w:pPr/>
+      <w:r>
+        <w:rPr>
+          <w:lang w:val="fr_FR" w:bidi="fr_FR"/>
+        </w:rPr>
+      </w:r>
+      <w:r>
+        <w:rPr>
+          <w:lang w:val="fr_FR" w:bidi="fr_FR"/>
+        </w:rPr>
+        <w:t xml:space="preserve">Dans les écrits de Paul, le mot </w:t>
+      </w:r>
+      <w:r>
+        <w:rPr>
+          <w:i/>
+          <w:lang w:val="fr_FR" w:bidi="fr_FR"/>
+        </w:rPr>
+        <w:t>kenos</w:t>
+      </w:r>
+      <w:r>
+        <w:rPr>
+          <w:lang w:val="fr_FR" w:bidi="fr_FR"/>
+        </w:rPr>
+        <w:t xml:space="preserve"> exprime le fait que tous les efforts pour plaire Dieu qui ne sont pas par l'Esprit sont voués à l'échec. Rien de bon ou d'efficace ne peut ressortir de ce qui est futile. Paul utilise </w:t>
+      </w:r>
+      <w:r>
+        <w:rPr>
+          <w:i/>
+          <w:lang w:val="fr_FR" w:bidi="fr_FR"/>
+        </w:rPr>
+        <w:t>kenos</w:t>
+      </w:r>
+      <w:r>
+        <w:rPr>
+          <w:lang w:val="fr_FR" w:bidi="fr_FR"/>
+        </w:rPr>
+        <w:t xml:space="preserve"> pour décrire les paroles futiles de personnes qui tentent d'enseigner de fausses doctrines qui mènent ceux qui les écoutent dans l'erreur (« discours vains » </w:t>
+      </w:r>
+      <w:hyperlink r:id="rId72">
+        <w:r>
+          <w:rPr>
+            <w:lang w:val="fr_FR" w:bidi="fr_FR"/>
+          </w:rPr>
+          <w:rPr>
+            <w:color w:val="0000EE"/>
+            <w:u w:val="single"/>
+          </w:rPr>
+          <w:t>1Tm 6.20</w:t>
+        </w:r>
+      </w:hyperlink>
+      <w:r>
+        <w:rPr>
+          <w:lang w:val="fr_FR" w:bidi="fr_FR"/>
+        </w:rPr>
+        <w:t xml:space="preserve"> ; « vaine tromperie » dans </w:t>
+      </w:r>
+      <w:hyperlink r:id="rId73">
+        <w:r>
+          <w:rPr>
+            <w:lang w:val="fr_FR" w:bidi="fr_FR"/>
+          </w:rPr>
+          <w:rPr>
+            <w:color w:val="0000EE"/>
+            <w:u w:val="single"/>
+          </w:rPr>
+          <w:t>Col 2.8</w:t>
+        </w:r>
+      </w:hyperlink>
+      <w:r>
+        <w:rPr>
+          <w:lang w:val="fr_FR" w:bidi="fr_FR"/>
+        </w:rPr>
+        <w:t xml:space="preserve"> ; « vain discours » dans </w:t>
+      </w:r>
+      <w:hyperlink r:id="rId74">
+        <w:r>
+          <w:rPr>
+            <w:lang w:val="fr_FR" w:bidi="fr_FR"/>
+          </w:rPr>
+          <w:rPr>
+            <w:color w:val="0000EE"/>
+            <w:u w:val="single"/>
+          </w:rPr>
+          <w:t>Ep 5.6</w:t>
+        </w:r>
+      </w:hyperlink>
+      <w:r>
+        <w:rPr>
+          <w:lang w:val="fr_FR" w:bidi="fr_FR"/>
+        </w:rPr>
+        <w:t>).</w:t>
+      </w:r>
+    </w:p>
+    <w:p>
+      <w:pPr/>
+      <w:r>
+        <w:rPr>
+          <w:lang w:val="fr_FR" w:bidi="fr_FR"/>
+        </w:rPr>
+      </w:r>
+      <w:r>
+        <w:rPr>
+          <w:lang w:val="fr_FR" w:bidi="fr_FR"/>
+        </w:rPr>
+        <w:t xml:space="preserve">Paul souligne que la saine doctrine, telle que celle qu'il enseigne lui-même, n'est pas une prédication vaine, car Jésus, que Paul proclame et sert, est vraiment ressuscité (voir </w:t>
+      </w:r>
+      <w:hyperlink r:id="rId75">
+        <w:r>
+          <w:rPr>
+            <w:lang w:val="fr_FR" w:bidi="fr_FR"/>
+          </w:rPr>
+          <w:rPr>
+            <w:color w:val="0000EE"/>
+            <w:u w:val="single"/>
+          </w:rPr>
+          <w:t>1Co 15.14</w:t>
+        </w:r>
+      </w:hyperlink>
+      <w:r>
+        <w:rPr>
+          <w:lang w:val="fr_FR" w:bidi="fr_FR"/>
+        </w:rPr>
+        <w:t xml:space="preserve">). La foi de ceux qui l'ont reçu n'est donc pas vaine, car eux-mêmes seront aussi ressuscités (v. </w:t>
+      </w:r>
+      <w:hyperlink r:id="rId75">
+        <w:r>
+          <w:rPr>
+            <w:lang w:val="fr_FR" w:bidi="fr_FR"/>
+          </w:rPr>
+          <w:rPr>
+            <w:color w:val="0000EE"/>
+            <w:u w:val="single"/>
+          </w:rPr>
+          <w:t>14</w:t>
+        </w:r>
+      </w:hyperlink>
+      <w:r>
+        <w:rPr>
+          <w:lang w:val="fr_FR" w:bidi="fr_FR"/>
+        </w:rPr>
+        <w:t>). Paul affirme la même chose aux Thessaloniciens, disant que le travail missionnaire accompli par lui et ses compagnons n'a pas été « sans résultat » (</w:t>
+      </w:r>
+      <w:hyperlink r:id="rId76">
+        <w:r>
+          <w:rPr>
+            <w:lang w:val="fr_FR" w:bidi="fr_FR"/>
+          </w:rPr>
+          <w:rPr>
+            <w:color w:val="0000EE"/>
+            <w:u w:val="single"/>
+          </w:rPr>
+          <w:t>1Th 2.1</w:t>
+        </w:r>
+      </w:hyperlink>
+      <w:r>
+        <w:rPr>
+          <w:lang w:val="fr_FR" w:bidi="fr_FR"/>
+        </w:rPr>
+        <w:t xml:space="preserve">). </w:t>
+      </w:r>
+    </w:p>
+    <w:p>
+      <w:pPr/>
+      <w:r>
+        <w:rPr>
+          <w:lang w:val="fr_FR" w:bidi="fr_FR"/>
+        </w:rPr>
+      </w:r>
+      <w:r>
+        <w:rPr>
+          <w:lang w:val="fr_FR" w:bidi="fr_FR"/>
+        </w:rPr>
+        <w:t>Il est était important pour Paul de s'assurer que son ministère n'était pas en vain (</w:t>
+      </w:r>
+      <w:hyperlink r:id="rId77">
+        <w:r>
+          <w:rPr>
+            <w:lang w:val="fr_FR" w:bidi="fr_FR"/>
+          </w:rPr>
+          <w:rPr>
+            <w:color w:val="0000EE"/>
+            <w:u w:val="single"/>
+          </w:rPr>
+          <w:t>Ga 2.2</w:t>
+        </w:r>
+      </w:hyperlink>
+      <w:r>
+        <w:rPr>
+          <w:lang w:val="fr_FR" w:bidi="fr_FR"/>
+        </w:rPr>
+        <w:t xml:space="preserve"> ; </w:t>
+      </w:r>
+      <w:hyperlink r:id="rId78">
+        <w:r>
+          <w:rPr>
+            <w:lang w:val="fr_FR" w:bidi="fr_FR"/>
+          </w:rPr>
+          <w:rPr>
+            <w:color w:val="0000EE"/>
+            <w:u w:val="single"/>
+          </w:rPr>
+          <w:t>1Th 3.5</w:t>
+        </w:r>
+      </w:hyperlink>
+      <w:r>
+        <w:rPr>
+          <w:lang w:val="fr_FR" w:bidi="fr_FR"/>
+        </w:rPr>
+        <w:t>). Son travail démontrait que lui-même n'avait pas reçu la grâce de Dieu « en vain » (</w:t>
+      </w:r>
+      <w:hyperlink r:id="rId79">
+        <w:r>
+          <w:rPr>
+            <w:lang w:val="fr_FR" w:bidi="fr_FR"/>
+          </w:rPr>
+          <w:rPr>
+            <w:color w:val="0000EE"/>
+            <w:u w:val="single"/>
+          </w:rPr>
+          <w:t>1 Co 15.10</w:t>
+        </w:r>
+      </w:hyperlink>
+      <w:r>
+        <w:rPr>
+          <w:lang w:val="fr_FR" w:bidi="fr_FR"/>
+        </w:rPr>
+        <w:t xml:space="preserve">). </w:t>
+      </w:r>
+    </w:p>
+    <w:p>
+      <w:pPr/>
+      <w:r>
+        <w:rPr>
+          <w:lang w:val="fr_FR" w:bidi="fr_FR"/>
+        </w:rPr>
+      </w:r>
+      <w:r>
+        <w:rPr>
+          <w:lang w:val="fr_FR" w:bidi="fr_FR"/>
+        </w:rPr>
+        <w:t xml:space="preserve">Paul a probablement été influencé par la Septante dans son usage du mot </w:t>
+      </w:r>
+      <w:r>
+        <w:rPr>
+          <w:i/>
+          <w:lang w:val="fr_FR" w:bidi="fr_FR"/>
+        </w:rPr>
+        <w:t>mataiotes</w:t>
+      </w:r>
+      <w:r>
+        <w:rPr>
+          <w:lang w:val="fr_FR" w:bidi="fr_FR"/>
+        </w:rPr>
+        <w:t xml:space="preserve">, particulièrement par la façon dont il est utilisé dans Ecclésiaste. Dans la littérature grecque, l'adjectif </w:t>
+      </w:r>
+      <w:r>
+        <w:rPr>
+          <w:i/>
+          <w:lang w:val="fr_FR" w:bidi="fr_FR"/>
+        </w:rPr>
+        <w:t>mataios</w:t>
+      </w:r>
+      <w:r>
+        <w:rPr>
+          <w:lang w:val="fr_FR" w:bidi="fr_FR"/>
+        </w:rPr>
+        <w:t xml:space="preserve"> est fréquemment utilisé alors que le nom </w:t>
+      </w:r>
+      <w:r>
+        <w:rPr>
+          <w:i/>
+          <w:lang w:val="fr_FR" w:bidi="fr_FR"/>
+        </w:rPr>
+        <w:t>mataiotes</w:t>
+      </w:r>
+      <w:r>
+        <w:rPr>
+          <w:lang w:val="fr_FR" w:bidi="fr_FR"/>
+        </w:rPr>
+        <w:t xml:space="preserve"> est très rare. Cependant, </w:t>
+      </w:r>
+      <w:r>
+        <w:rPr>
+          <w:i/>
+          <w:lang w:val="fr_FR" w:bidi="fr_FR"/>
+        </w:rPr>
+        <w:t>mataiotes</w:t>
+      </w:r>
+      <w:r>
+        <w:rPr>
+          <w:lang w:val="fr_FR" w:bidi="fr_FR"/>
+        </w:rPr>
+        <w:t xml:space="preserve"> est assez fréquemment utilisé dans la Bible. Dans la Septante, il exprime l'inutilité, le manque de valeur et ce qui est voué à l'échec. </w:t>
+      </w:r>
+    </w:p>
+    <w:p>
+      <w:pPr/>
+      <w:r>
+        <w:rPr>
+          <w:lang w:val="fr_FR" w:bidi="fr_FR"/>
+        </w:rPr>
+      </w:r>
+      <w:r>
+        <w:rPr>
+          <w:lang w:val="fr_FR" w:bidi="fr_FR"/>
+        </w:rPr>
+        <w:t xml:space="preserve">Nul passage du Nouveau Testament n'exprime si bien la sorte de futilité dont l'Ecclésiaste parle que </w:t>
+      </w:r>
+      <w:hyperlink r:id="rId80">
+        <w:r>
+          <w:rPr>
+            <w:lang w:val="fr_FR" w:bidi="fr_FR"/>
+          </w:rPr>
+          <w:rPr>
+            <w:color w:val="0000EE"/>
+            <w:u w:val="single"/>
+          </w:rPr>
+          <w:t>Romains 8.20</w:t>
+        </w:r>
+      </w:hyperlink>
+      <w:r>
+        <w:rPr>
+          <w:lang w:val="fr_FR" w:bidi="fr_FR"/>
+        </w:rPr>
+        <w:t xml:space="preserve">. Quand Paul enseigne que « la création a été soumise à la vanité », il souligne particulièrement que la création ne peut plus accomplir ce pour quoi elle a été créée. Quand Adam et Ève ont commis le péché originel, Dieu a mis la terre sous l'effet d'une malédiction. Toute la création en a été affectée. Elle ne peut plus pleinement révéler la gloire de Dieu tant qu'elle ne sera pas libérée de la servitude de la corruption auquel cette malédiction l'a soumise. La « liberté de la gloire des enfants » sera suivie par l'affranchissement de la création pour que elle aussi prenne part à cette glorieuse liberté. C'est là que s'accomplira finalement cette rédemption totale, et la création sera libérée de ce qui est </w:t>
+      </w:r>
+      <w:r>
+        <w:rPr>
+          <w:i/>
+          <w:lang w:val="fr_FR" w:bidi="fr_FR"/>
+        </w:rPr>
+        <w:t>mataiotes</w:t>
+      </w:r>
+      <w:r>
+        <w:rPr>
+          <w:lang w:val="fr_FR" w:bidi="fr_FR"/>
+        </w:rPr>
+        <w:t>, c'est-à-dire de la</w:t>
+      </w:r>
+      <w:r>
+        <w:rPr>
+          <w:i/>
+          <w:lang w:val="fr_FR" w:bidi="fr_FR"/>
+        </w:rPr>
+        <w:t xml:space="preserve"> </w:t>
+      </w:r>
+      <w:r>
+        <w:rPr>
+          <w:lang w:val="fr_FR" w:bidi="fr_FR"/>
+        </w:rPr>
+        <w:t>vanité</w:t>
+      </w:r>
+      <w:r>
+        <w:rPr>
+          <w:i/>
+          <w:lang w:val="fr_FR" w:bidi="fr_FR"/>
+        </w:rPr>
+        <w:t>.</w:t>
+      </w:r>
+    </w:p>
+    <w:p>
+      <w:pPr/>
+      <w:r>
+        <w:rPr>
+          <w:lang w:val="fr_FR" w:bidi="fr_FR"/>
+        </w:rPr>
+      </w:r>
+      <w:r>
+        <w:rPr>
+          <w:lang w:val="fr_FR" w:bidi="fr_FR"/>
+        </w:rPr>
+        <w:t xml:space="preserve">Paul utilise également le mot </w:t>
+      </w:r>
+      <w:r>
+        <w:rPr>
+          <w:i/>
+          <w:lang w:val="fr_FR" w:bidi="fr_FR"/>
+        </w:rPr>
+        <w:t>mataiotes</w:t>
+      </w:r>
+      <w:r>
+        <w:rPr>
+          <w:lang w:val="fr_FR" w:bidi="fr_FR"/>
+        </w:rPr>
+        <w:t xml:space="preserve"> pour décrire les raisonnements et la « sagesse » humaine qui n'est pas soumise à Dieu. Ainsi, « les pensées des sages » sont vaines (</w:t>
+      </w:r>
+      <w:hyperlink r:id="rId81">
+        <w:r>
+          <w:rPr>
+            <w:lang w:val="fr_FR" w:bidi="fr_FR"/>
+          </w:rPr>
+          <w:rPr>
+            <w:color w:val="0000EE"/>
+            <w:u w:val="single"/>
+          </w:rPr>
+          <w:t>1Co 3.20</w:t>
+        </w:r>
+      </w:hyperlink>
+      <w:r>
+        <w:rPr>
+          <w:lang w:val="fr_FR" w:bidi="fr_FR"/>
+        </w:rPr>
+        <w:t>). Les païens, n'ayant pas la connaissance du véritable Dieu « marchent selon la vanité de leurs pensées ». En effet, « i</w:t>
+      </w:r>
+      <w:r>
+        <w:rPr>
+          <w:lang w:val="fr_FR" w:bidi="fr_FR"/>
+        </w:rPr>
+        <w:t>ls ont l’intelligence obscurcie, ils sont étrangers à la vie de Dieu, à cause de l’ignorance qui est en eux, à cause de l’endurcissement de leur cœur</w:t>
+      </w:r>
+      <w:r>
+        <w:rPr>
+          <w:lang w:val="fr_FR" w:bidi="fr_FR"/>
+        </w:rPr>
+        <w:t xml:space="preserve"> » (</w:t>
+      </w:r>
+      <w:hyperlink r:id="rId82">
+        <w:r>
+          <w:rPr>
+            <w:lang w:val="fr_FR" w:bidi="fr_FR"/>
+          </w:rPr>
+          <w:rPr>
+            <w:color w:val="0000EE"/>
+            <w:u w:val="single"/>
+          </w:rPr>
+          <w:t>Ep 4.17–18</w:t>
+        </w:r>
+      </w:hyperlink>
+      <w:r>
+        <w:rPr>
+          <w:lang w:val="fr_FR" w:bidi="fr_FR"/>
+        </w:rPr>
+        <w:t>).</w:t>
+      </w:r>
+    </w:p>
+    <w:p>
+      <w:pPr/>
+      <w:r>
+        <w:rPr>
+          <w:lang w:val="fr_FR" w:bidi="fr_FR"/>
+        </w:rPr>
+      </w:r>
+      <w:r>
+        <w:rPr>
+          <w:lang w:val="fr_FR" w:bidi="fr_FR"/>
+        </w:rPr>
+        <w:t xml:space="preserve">Toute personne qui n'est pas née de nouveau en Christ pense de façon vaine. Sa façon de penser est futile parce qu'elle est sans connaissance divine et sans perception spirituelle. Une vie menée selon ce mode de pensée manque son but véritable et ne produit en fin de compte rien de valeur. La libération de ce qui est </w:t>
+      </w:r>
+      <w:r>
+        <w:rPr>
+          <w:i/>
+          <w:lang w:val="fr_FR" w:bidi="fr_FR"/>
+        </w:rPr>
+        <w:t>mataiotes</w:t>
+      </w:r>
+      <w:r>
+        <w:rPr>
+          <w:lang w:val="fr_FR" w:bidi="fr_FR"/>
+        </w:rPr>
+        <w:t xml:space="preserve"> est l'œuvre de l'Esprit de Christ qui habite dans le chrétien (voir </w:t>
+      </w:r>
+      <w:hyperlink r:id="rId83">
+        <w:r>
+          <w:rPr>
+            <w:lang w:val="fr_FR" w:bidi="fr_FR"/>
+          </w:rPr>
+          <w:rPr>
+            <w:color w:val="0000EE"/>
+            <w:u w:val="single"/>
+          </w:rPr>
+          <w:t>Rm 8.10–11, 26–27</w:t>
+        </w:r>
+      </w:hyperlink>
+      <w:r>
+        <w:rPr>
+          <w:lang w:val="fr_FR" w:bidi="fr_FR"/>
+        </w:rPr>
+        <w:t xml:space="preserve">). Quand Christ reviendra, alors ses disciples, ainsi que toute toute la création, seront pleinement libérés (voir </w:t>
+      </w:r>
+      <w:hyperlink r:id="rId84">
+        <w:r>
+          <w:rPr>
+            <w:lang w:val="fr_FR" w:bidi="fr_FR"/>
+          </w:rPr>
+          <w:rPr>
+            <w:color w:val="0000EE"/>
+            <w:u w:val="single"/>
+          </w:rPr>
+          <w:t>Rm 8.22–25</w:t>
+        </w:r>
+      </w:hyperlink>
+      <w:r>
+        <w:rPr>
+          <w:lang w:val="fr_FR" w:bidi="fr_FR"/>
+        </w:rPr>
+        <w:t>).</w:t>
+      </w:r>
+      <w:r>
+        <w:rPr>
+          <w:lang w:val="fr_FR" w:bidi="fr_FR"/>
+        </w:rPr>
+      </w:r>
+      <w:r>
+        <w:rPr>
+          <w:lang w:val="fr_FR" w:bidi="fr_FR"/>
+        </w:rPr>
+      </w:r>
+    </w:p>
+    <w:p>
+      <w:pPr/>
+      <w:r>
+        <w:rPr>
+          <w:lang w:val="fr_FR" w:bidi="fr_FR"/>
+        </w:rPr>
+      </w:r>
+    </w:p>
+    <w:p>
+      <w:pPr>
+        <w:pStyle w:val="Heading2"/>
+      </w:pPr>
+      <w:r>
+        <w:rPr>
+          <w:lang w:val="fr_FR" w:bidi="fr_FR"/>
+        </w:rPr>
         <w:t>vantardise, glorification de soi</w:t>
       </w:r>
       <w:r>
@@ -2610,7 +3452,7 @@
         </w:rPr>
         <w:t>Dans l'Ancien Testament, la vantardise ou la glorification de soi est un attribut fréquemment attribué aux impies, qui s'appuient sur leurs propres ressources et non sur Dieu (</w:t>
       </w:r>
-      <w:hyperlink r:id="rId67">
+      <w:hyperlink r:id="rId85">
         <w:r>
           <w:rPr>
             <w:lang w:val="fr_FR" w:bidi="fr_FR"/>
@@ -2628,7 +3470,7 @@
         </w:rPr>
         <w:t xml:space="preserve">; </w:t>
       </w:r>
-      <w:hyperlink r:id="rId68">
+      <w:hyperlink r:id="rId86">
         <w:r>
           <w:rPr>
             <w:lang w:val="fr_FR" w:bidi="fr_FR"/>
@@ -2646,7 +3488,7 @@
         </w:rPr>
         <w:t>). Les ennemis d'Israël se vantaient de leurs victoires et en revendiquaient la gloire (</w:t>
       </w:r>
-      <w:hyperlink r:id="rId69">
+      <w:hyperlink r:id="rId87">
         <w:r>
           <w:rPr>
             <w:lang w:val="fr_FR" w:bidi="fr_FR"/>
@@ -2664,7 +3506,7 @@
         </w:rPr>
         <w:t xml:space="preserve">; </w:t>
       </w:r>
-      <w:hyperlink r:id="rId70">
+      <w:hyperlink r:id="rId88">
         <w:r>
           <w:rPr>
             <w:lang w:val="fr_FR" w:bidi="fr_FR"/>
@@ -2682,7 +3524,7 @@
         </w:rPr>
         <w:t xml:space="preserve">; </w:t>
       </w:r>
-      <w:hyperlink r:id="rId71">
+      <w:hyperlink r:id="rId89">
         <w:r>
           <w:rPr>
             <w:lang w:val="fr_FR" w:bidi="fr_FR"/>
@@ -2700,7 +3542,7 @@
         </w:rPr>
         <w:t xml:space="preserve">; </w:t>
       </w:r>
-      <w:hyperlink r:id="rId72">
+      <w:hyperlink r:id="rId90">
         <w:r>
           <w:rPr>
             <w:lang w:val="fr_FR" w:bidi="fr_FR"/>
@@ -2718,7 +3560,7 @@
         </w:rPr>
         <w:t xml:space="preserve">; </w:t>
       </w:r>
-      <w:hyperlink r:id="rId73">
+      <w:hyperlink r:id="rId91">
         <w:r>
           <w:rPr>
             <w:lang w:val="fr_FR" w:bidi="fr_FR"/>
@@ -2736,7 +3578,7 @@
         </w:rPr>
         <w:t>). Ils se glorifiaient de leurs richesses et de leur sagesse (</w:t>
       </w:r>
-      <w:hyperlink r:id="rId74">
+      <w:hyperlink r:id="rId92">
         <w:r>
           <w:rPr>
             <w:lang w:val="fr_FR" w:bidi="fr_FR"/>
@@ -2754,7 +3596,7 @@
         </w:rPr>
         <w:t xml:space="preserve">; </w:t>
       </w:r>
-      <w:hyperlink r:id="rId75">
+      <w:hyperlink r:id="rId93">
         <w:r>
           <w:rPr>
             <w:lang w:val="fr_FR" w:bidi="fr_FR"/>
@@ -2784,7 +3626,7 @@
         </w:rPr>
         <w:t xml:space="preserve"> » (</w:t>
       </w:r>
-      <w:hyperlink r:id="rId76">
+      <w:hyperlink r:id="rId94">
         <w:r>
           <w:rPr>
             <w:lang w:val="fr_FR" w:bidi="fr_FR"/>
@@ -2827,7 +3669,7 @@
         </w:rPr>
         <w:t>Jésus raconte une histoire au sujet d'un pharisien arrogant qui se vante à Dieu dans sa prière (</w:t>
       </w:r>
-      <w:hyperlink r:id="rId77">
+      <w:hyperlink r:id="rId95">
         <w:r>
           <w:rPr>
             <w:lang w:val="fr_FR" w:bidi="fr_FR"/>
@@ -2845,7 +3687,7 @@
         </w:rPr>
         <w:t>). Cependant, la majorité des passages qui incluent l'un des mots qui désignent la vantardise ou le fait de se glorifier se trouvent dans les lettres de l'apôtre Paul. Un contraste est établi entre le fait de se glorifier de ses propres accomplissements et celui de se glorifier en ce que Dieu fait (</w:t>
       </w:r>
-      <w:hyperlink r:id="rId78">
+      <w:hyperlink r:id="rId96">
         <w:r>
           <w:rPr>
             <w:lang w:val="fr_FR" w:bidi="fr_FR"/>
@@ -2863,7 +3705,7 @@
         </w:rPr>
         <w:t xml:space="preserve"> ; </w:t>
       </w:r>
-      <w:hyperlink r:id="rId79">
+      <w:hyperlink r:id="rId97">
         <w:r>
           <w:rPr>
             <w:lang w:val="fr_FR" w:bidi="fr_FR"/>
@@ -2881,7 +3723,7 @@
         </w:rPr>
         <w:t xml:space="preserve"> ; </w:t>
       </w:r>
-      <w:hyperlink r:id="rId80">
+      <w:hyperlink r:id="rId98">
         <w:r>
           <w:rPr>
             <w:lang w:val="fr_FR" w:bidi="fr_FR"/>
@@ -2899,7 +3741,7 @@
         </w:rPr>
         <w:t>). Il faut éviter de se considérer comme un juste méritant et se vanter (</w:t>
       </w:r>
-      <w:hyperlink r:id="rId81">
+      <w:hyperlink r:id="rId99">
         <w:r>
           <w:rPr>
             <w:lang w:val="fr_FR" w:bidi="fr_FR"/>
@@ -2917,7 +3759,7 @@
         </w:rPr>
         <w:t xml:space="preserve"> ; </w:t>
       </w:r>
-      <w:hyperlink r:id="rId82">
+      <w:hyperlink r:id="rId100">
         <w:r>
           <w:rPr>
             <w:lang w:val="fr_FR" w:bidi="fr_FR"/>
@@ -2935,7 +3777,7 @@
         </w:rPr>
         <w:t xml:space="preserve"> ; </w:t>
       </w:r>
-      <w:hyperlink r:id="rId83">
+      <w:hyperlink r:id="rId101">
         <w:r>
           <w:rPr>
             <w:lang w:val="fr_FR" w:bidi="fr_FR"/>
@@ -2953,7 +3795,7 @@
         </w:rPr>
         <w:t xml:space="preserve"> ; </w:t>
       </w:r>
-      <w:hyperlink r:id="rId84">
+      <w:hyperlink r:id="rId102">
         <w:r>
           <w:rPr>
             <w:lang w:val="fr_FR" w:bidi="fr_FR"/>
@@ -2971,7 +3813,7 @@
         </w:rPr>
         <w:t>). Paul discute particulièrement de l'attitude de juifs qui se vantaient d'observer la loi et pouvaient devenir orgueilleux. Selon Paul, la seule façon légitime de se glorifier est de le faire dans le Seigneur (</w:t>
       </w:r>
-      <w:hyperlink r:id="rId85">
+      <w:hyperlink r:id="rId103">
         <w:r>
           <w:rPr>
             <w:lang w:val="fr_FR" w:bidi="fr_FR"/>
@@ -2989,7 +3831,7 @@
         </w:rPr>
         <w:t xml:space="preserve">). Dans </w:t>
       </w:r>
-      <w:hyperlink r:id="rId86">
+      <w:hyperlink r:id="rId104">
         <w:r>
           <w:rPr>
             <w:lang w:val="fr_FR" w:bidi="fr_FR"/>
@@ -3021,7 +3863,7 @@
         </w:rPr>
         <w:t>Contrairement à ses adversaires, Paul ne se vantait pas en se comparant aux autres. Comme Christ travaillait à travers lui et que Dieu le recommandait aux autres, il pouvait rendre gloire à Dieu (</w:t>
       </w:r>
-      <w:hyperlink r:id="rId87">
+      <w:hyperlink r:id="rId105">
         <w:r>
           <w:rPr>
             <w:lang w:val="fr_FR" w:bidi="fr_FR"/>
@@ -3039,7 +3881,7 @@
         </w:rPr>
         <w:t>;</w:t>
       </w:r>
-      <w:hyperlink r:id="rId88">
+      <w:hyperlink r:id="rId106">
         <w:r>
           <w:rPr>
             <w:lang w:val="fr_FR" w:bidi="fr_FR"/>
@@ -3057,7 +3899,7 @@
         </w:rPr>
         <w:t>). Paul préférait se vanter de sa faiblesse puisque c'est en elle que se manifeste la puissance de Christ (</w:t>
       </w:r>
-      <w:hyperlink r:id="rId89">
+      <w:hyperlink r:id="rId107">
         <w:r>
           <w:rPr>
             <w:lang w:val="fr_FR" w:bidi="fr_FR"/>
@@ -3089,7 +3931,7 @@
         </w:rPr>
         <w:t>Il est arrivé à l'apôtre de se glorifier à propos d'autres chrétiens (</w:t>
       </w:r>
-      <w:hyperlink r:id="rId90">
+      <w:hyperlink r:id="rId108">
         <w:r>
           <w:rPr>
             <w:lang w:val="fr_FR" w:bidi="fr_FR"/>
@@ -3107,7 +3949,7 @@
         </w:rPr>
         <w:t xml:space="preserve"> ; </w:t>
       </w:r>
-      <w:hyperlink r:id="rId91">
+      <w:hyperlink r:id="rId109">
         <w:r>
           <w:rPr>
             <w:lang w:val="fr_FR" w:bidi="fr_FR"/>
@@ -3125,7 +3967,7 @@
         </w:rPr>
         <w:t xml:space="preserve"> ; </w:t>
       </w:r>
-      <w:hyperlink r:id="rId92">
+      <w:hyperlink r:id="rId110">
         <w:r>
           <w:rPr>
             <w:lang w:val="fr_FR" w:bidi="fr_FR"/>
@@ -3143,7 +3985,7 @@
         </w:rPr>
         <w:t>). Cependant, il exprimait ainsi sa confiance en eux et non ses propres mérites. Paul s'est aussi vanté, à contre-cœur, pour se défendre contre ceux de l'Église de Corinthe qui le rabaissaient. Pour lui, il était insensé de se vanter ainsi. Ses adversaires auraient dû être ceux qui le recommandaient, mais au lieu de cela, ils l'avaient obligé à se défendre ainsi (</w:t>
       </w:r>
-      <w:hyperlink r:id="rId93">
+      <w:hyperlink r:id="rId111">
         <w:r>
           <w:rPr>
             <w:lang w:val="fr_FR" w:bidi="fr_FR"/>
@@ -3242,7 +4084,7 @@
         </w:rPr>
         <w:t xml:space="preserve">Nom alternatif de Joël, fils de Samuel, dans </w:t>
       </w:r>
-      <w:hyperlink r:id="rId94">
+      <w:hyperlink r:id="rId112">
         <w:r>
           <w:rPr>
             <w:lang w:val="fr_FR" w:bidi="fr_FR"/>
@@ -3341,7 +4183,7 @@
         </w:rPr>
         <w:t>Vasthi était une reine de Perse. Elle était mariée au roi Assuérus, également appelé Xerxès 1er. Elle perdra sa position de reine après avoir refusé de se présenter devant les invités lors d'un banquet royal (</w:t>
       </w:r>
-      <w:hyperlink r:id="rId95">
+      <w:hyperlink r:id="rId113">
         <w:r>
           <w:rPr>
             <w:lang w:val="fr_FR" w:bidi="fr_FR"/>
@@ -3530,7 +4372,7 @@
         </w:rPr>
         <w:t xml:space="preserve">) dans </w:t>
       </w:r>
-      <w:hyperlink r:id="rId96">
+      <w:hyperlink r:id="rId114">
         <w:r>
           <w:rPr>
             <w:lang w:val="fr_FR" w:bidi="fr_FR"/>
@@ -3548,7 +4390,7 @@
         </w:rPr>
         <w:t xml:space="preserve"> et </w:t>
       </w:r>
-      <w:hyperlink r:id="rId97">
+      <w:hyperlink r:id="rId115">
         <w:r>
           <w:rPr>
             <w:lang w:val="fr_FR" w:bidi="fr_FR"/>
@@ -3659,7 +4501,7 @@
         </w:rPr>
         <w:t>Une idole en forme de veau fabriquée à partir de bijoux en or donnés par les Israélites (</w:t>
       </w:r>
-      <w:hyperlink r:id="rId98">
+      <w:hyperlink r:id="rId116">
         <w:r>
           <w:rPr>
             <w:lang w:val="fr_FR" w:bidi="fr_FR"/>
@@ -3677,7 +4519,7 @@
         </w:rPr>
         <w:t>). Le peuple a demandé à Aaron de fabriquer cette idole pendant que Moïse était sur la montagne du Sinaï recevant les Dix Commandements de Dieu. Quand Moïse est descendu de la montagne, il a vu le peuple adorer le veau d'or et célébrer de manière immorale. Alors, il a brisé les tables de pierre sur lesquelles les commandements étaient écrits. Ensuite, il a réduit le veau d'or en poudre, l'a dispersé sur l'eau et l'a fait boire au peuple (</w:t>
       </w:r>
-      <w:hyperlink r:id="rId99">
+      <w:hyperlink r:id="rId117">
         <w:r>
           <w:rPr>
             <w:lang w:val="fr_FR" w:bidi="fr_FR"/>
@@ -3695,7 +4537,7 @@
         </w:rPr>
         <w:t>). Certains des adorateurs de l'idole ont été tués (</w:t>
       </w:r>
-      <w:hyperlink r:id="rId100">
+      <w:hyperlink r:id="rId118">
         <w:r>
           <w:rPr>
             <w:lang w:val="fr_FR" w:bidi="fr_FR"/>
@@ -3713,7 +4555,7 @@
         </w:rPr>
         <w:t>). D'autres ont été punis par Dieu avec une peste (</w:t>
       </w:r>
-      <w:hyperlink r:id="rId101">
+      <w:hyperlink r:id="rId119">
         <w:r>
           <w:rPr>
             <w:lang w:val="fr_FR" w:bidi="fr_FR"/>
@@ -3745,7 +4587,7 @@
         </w:rPr>
         <w:t>Le veau d'or d'Aaron était probablement inspiré d'Apis, un dieu taureau égyptien. Apis était associé à un autre dieu égyptien nommé Osiris. Lorsque ces taureaux mouraient, ils étaient enterrés sous le nom d'Osiris-Apis. Ce nom est devenu plus tard Sérapis pendant la période entre l'Ancien et le Nouveau Testament. La gravité du veau d'or d'Aaron est soulignée par plusieurs mentions de celui-ci dans d'autres parties de la Bible (</w:t>
       </w:r>
-      <w:hyperlink r:id="rId102">
+      <w:hyperlink r:id="rId120">
         <w:r>
           <w:rPr>
             <w:lang w:val="fr_FR" w:bidi="fr_FR"/>
@@ -3763,7 +4605,7 @@
         </w:rPr>
         <w:t xml:space="preserve"> ; </w:t>
       </w:r>
-      <w:hyperlink r:id="rId103">
+      <w:hyperlink r:id="rId121">
         <w:r>
           <w:rPr>
             <w:lang w:val="fr_FR" w:bidi="fr_FR"/>
@@ -3781,7 +4623,7 @@
         </w:rPr>
         <w:t xml:space="preserve"> ; </w:t>
       </w:r>
-      <w:hyperlink r:id="rId104">
+      <w:hyperlink r:id="rId122">
         <w:r>
           <w:rPr>
             <w:lang w:val="fr_FR" w:bidi="fr_FR"/>
@@ -3799,7 +4641,7 @@
         </w:rPr>
         <w:t xml:space="preserve"> ; </w:t>
       </w:r>
-      <w:hyperlink r:id="rId105">
+      <w:hyperlink r:id="rId123">
         <w:r>
           <w:rPr>
             <w:lang w:val="fr_FR" w:bidi="fr_FR"/>
@@ -3831,7 +4673,7 @@
         </w:rPr>
         <w:t>Jéroboam 1er sera le premier roi du royaume du nord d'Israël après la division de la nation. Il régnera de 930 à 909 av. J.‑C. et établira des centres cultuels (sanctuaires) à Dan, à l'extrême nord, et à Béthel, au sud. Il placera un veau d'or dans chaque sanctuaire (</w:t>
       </w:r>
-      <w:hyperlink r:id="rId106">
+      <w:hyperlink r:id="rId124">
         <w:r>
           <w:rPr>
             <w:lang w:val="fr_FR" w:bidi="fr_FR"/>
@@ -3849,7 +4691,7 @@
         </w:rPr>
         <w:t xml:space="preserve"> ; </w:t>
       </w:r>
-      <w:hyperlink r:id="rId107">
+      <w:hyperlink r:id="rId125">
         <w:r>
           <w:rPr>
             <w:lang w:val="fr_FR" w:bidi="fr_FR"/>
@@ -3867,7 +4709,7 @@
         </w:rPr>
         <w:t>). Les prophètes d'Israël savaient que ces veaux n'étaient pas le seul vrai Dieu (</w:t>
       </w:r>
-      <w:hyperlink r:id="rId108">
+      <w:hyperlink r:id="rId126">
         <w:r>
           <w:rPr>
             <w:lang w:val="fr_FR" w:bidi="fr_FR"/>
@@ -3885,7 +4727,7 @@
         </w:rPr>
         <w:t xml:space="preserve">). Le prophète Osée appellera le veau à Béthel (qui signifie « maison de Dieu ») le veau de « Beth-Aven » (qui signifie « maison de la méchanceté », </w:t>
       </w:r>
-      <w:hyperlink r:id="rId109">
+      <w:hyperlink r:id="rId127">
         <w:r>
           <w:rPr>
             <w:lang w:val="fr_FR" w:bidi="fr_FR"/>
@@ -3903,7 +4745,7 @@
         </w:rPr>
         <w:t>). Dans les deux cents ans qui suivront le règne de Jéroboam, les gens avaient commencé à montrer une telle dévotion qu'ils embrassaient même les veaux (</w:t>
       </w:r>
-      <w:hyperlink r:id="rId110">
+      <w:hyperlink r:id="rId128">
         <w:r>
           <w:rPr>
             <w:lang w:val="fr_FR" w:bidi="fr_FR"/>
@@ -3921,7 +4763,7 @@
         </w:rPr>
         <w:t>). L'acte pécheur de Jéroboam est répertorié comme l'une des principales raisons de la destruction de Samarie (la capitale d'Israël) et de l'exil du royaume du nord en 722 av. J.‑C. (</w:t>
       </w:r>
-      <w:hyperlink r:id="rId111">
+      <w:hyperlink r:id="rId129">
         <w:r>
           <w:rPr>
             <w:lang w:val="fr_FR" w:bidi="fr_FR"/>
@@ -4019,7 +4861,7 @@
         </w:rPr>
         <w:t>La veille du soir commençait au coucher du soleil et finissait aux environs de 22h00 (</w:t>
       </w:r>
-      <w:hyperlink r:id="rId112">
+      <w:hyperlink r:id="rId130">
         <w:r>
           <w:rPr>
             <w:lang w:val="fr_FR" w:bidi="fr_FR"/>
@@ -4055,7 +4897,7 @@
         </w:rPr>
         <w:t>La veille du milieu de la nuit allait de 22h00 à 2h00 du matin (</w:t>
       </w:r>
-      <w:hyperlink r:id="rId113">
+      <w:hyperlink r:id="rId131">
         <w:r>
           <w:rPr>
             <w:lang w:val="fr_FR" w:bidi="fr_FR"/>
@@ -4091,7 +4933,7 @@
         </w:rPr>
         <w:t>La veille du matin allait de 2h00 du matin jusqu'au lever du soleil (</w:t>
       </w:r>
-      <w:hyperlink r:id="rId114">
+      <w:hyperlink r:id="rId132">
         <w:r>
           <w:rPr>
             <w:lang w:val="fr_FR" w:bidi="fr_FR"/>
@@ -4109,7 +4951,7 @@
         </w:rPr>
         <w:t xml:space="preserve"> ; </w:t>
       </w:r>
-      <w:hyperlink r:id="rId115">
+      <w:hyperlink r:id="rId133">
         <w:r>
           <w:rPr>
             <w:lang w:val="fr_FR" w:bidi="fr_FR"/>
@@ -4141,7 +4983,7 @@
         </w:rPr>
         <w:t>Pendant la période romaine, le nombre de veilles est passé de trois à quatre. On les désignait parfois comme première, deuxième, troisième et quatrième veilles. On les appelait aussi les veilles du soir, de minuit, du chant du coq et du matin (</w:t>
       </w:r>
-      <w:hyperlink r:id="rId116">
+      <w:hyperlink r:id="rId134">
         <w:r>
           <w:rPr>
             <w:lang w:val="fr_FR" w:bidi="fr_FR"/>
@@ -4159,7 +5001,7 @@
         </w:rPr>
         <w:t xml:space="preserve"> ; </w:t>
       </w:r>
-      <w:hyperlink r:id="rId117">
+      <w:hyperlink r:id="rId135">
         <w:r>
           <w:rPr>
             <w:lang w:val="fr_FR" w:bidi="fr_FR"/>
@@ -4258,7 +5100,7 @@
         </w:rPr>
         <w:t>Personne qui poursuit et exécute le meurtrier d'un proche parent (</w:t>
       </w:r>
-      <w:hyperlink r:id="rId118">
+      <w:hyperlink r:id="rId136">
         <w:r>
           <w:rPr>
             <w:lang w:val="fr_FR" w:bidi="fr_FR"/>
@@ -4276,7 +5118,7 @@
         </w:rPr>
         <w:t>). Ce « rédempteur » était censé agir dans les cas de meurtre intentionnel, mais pas dans le cas d'homicide involontaire. Quelqu'un qui était coupable d'homicide involontaire pouvait chercher asile dans l'une des six villes désignées (</w:t>
       </w:r>
-      <w:hyperlink r:id="rId119">
+      <w:hyperlink r:id="rId137">
         <w:r>
           <w:rPr>
             <w:lang w:val="fr_FR" w:bidi="fr_FR"/>
@@ -4312,7 +5154,7 @@
         </w:rPr>
         <w:t>Gédéon (</w:t>
       </w:r>
-      <w:hyperlink r:id="rId120">
+      <w:hyperlink r:id="rId138">
         <w:r>
           <w:rPr>
             <w:lang w:val="fr_FR" w:bidi="fr_FR"/>
@@ -4348,7 +5190,7 @@
         </w:rPr>
         <w:t>Joab (</w:t>
       </w:r>
-      <w:hyperlink r:id="rId121">
+      <w:hyperlink r:id="rId139">
         <w:r>
           <w:rPr>
             <w:lang w:val="fr_FR" w:bidi="fr_FR"/>
@@ -4384,7 +5226,7 @@
         </w:rPr>
         <w:t>Les Gabaonites (</w:t>
       </w:r>
-      <w:hyperlink r:id="rId122">
+      <w:hyperlink r:id="rId140">
         <w:r>
           <w:rPr>
             <w:lang w:val="fr_FR" w:bidi="fr_FR"/>
@@ -4420,7 +5262,7 @@
         </w:rPr>
         <w:t>Amatsia (</w:t>
       </w:r>
-      <w:hyperlink r:id="rId123">
+      <w:hyperlink r:id="rId141">
         <w:r>
           <w:rPr>
             <w:lang w:val="fr_FR" w:bidi="fr_FR"/>
@@ -4452,7 +5294,7 @@
         </w:rPr>
         <w:t>Pendant la monarchie, le roi pouvait arrêter le vengeur (</w:t>
       </w:r>
-      <w:hyperlink r:id="rId124">
+      <w:hyperlink r:id="rId142">
         <w:r>
           <w:rPr>
             <w:lang w:val="fr_FR" w:bidi="fr_FR"/>
@@ -4484,7 +5326,7 @@
         </w:rPr>
         <w:t>Cette coutume était fondée sur le commandement de Dieu selon lequel une vie devait être prise pour une vie dans les cas d'homicide intentionnel (</w:t>
       </w:r>
-      <w:hyperlink r:id="rId125">
+      <w:hyperlink r:id="rId143">
         <w:r>
           <w:rPr>
             <w:lang w:val="fr_FR" w:bidi="fr_FR"/>
@@ -4583,7 +5425,7 @@
         </w:rPr>
         <w:t>Un vent d'orient est un vent fort et chaud qui souffle de l'est, généralement en mai, en septembre et en octobre. À l'époque biblique, les gens appelaient aussi ce vent un sirocco. Ce vent chaud pouvait causer de grands dommages aux plantes et aux sources d'eau. Il détruisait les plantes (</w:t>
       </w:r>
-      <w:hyperlink r:id="rId126">
+      <w:hyperlink r:id="rId144">
         <w:r>
           <w:rPr>
             <w:lang w:val="fr_FR" w:bidi="fr_FR"/>
@@ -4601,7 +5443,7 @@
         </w:rPr>
         <w:t xml:space="preserve"> ; </w:t>
       </w:r>
-      <w:hyperlink r:id="rId127">
+      <w:hyperlink r:id="rId145">
         <w:r>
           <w:rPr>
             <w:lang w:val="fr_FR" w:bidi="fr_FR"/>
@@ -4619,7 +5461,7 @@
         </w:rPr>
         <w:t xml:space="preserve"> ; </w:t>
       </w:r>
-      <w:hyperlink r:id="rId128">
+      <w:hyperlink r:id="rId146">
         <w:r>
           <w:rPr>
             <w:lang w:val="fr_FR" w:bidi="fr_FR"/>
@@ -4637,7 +5479,7 @@
         </w:rPr>
         <w:t>). Il faisait sécher et mourir les fleurs (</w:t>
       </w:r>
-      <w:hyperlink r:id="rId129">
+      <w:hyperlink r:id="rId147">
         <w:r>
           <w:rPr>
             <w:lang w:val="fr_FR" w:bidi="fr_FR"/>
@@ -4655,7 +5497,7 @@
         </w:rPr>
         <w:t>) et asséchait les fontaines et les sources d'eau (</w:t>
       </w:r>
-      <w:hyperlink r:id="rId130">
+      <w:hyperlink r:id="rId148">
         <w:r>
           <w:rPr>
             <w:lang w:val="fr_FR" w:bidi="fr_FR"/>
@@ -4687,7 +5529,7 @@
         </w:rPr>
         <w:t>Le vent d'orient a joué un rôle important dans plusieurs histoires bibliques. Dieu a utilisé un vent d'orient pour repousser les eaux de la mer Rouge afin que les Israélites puissent traverser à pied sec (</w:t>
       </w:r>
-      <w:hyperlink r:id="rId131">
+      <w:hyperlink r:id="rId149">
         <w:r>
           <w:rPr>
             <w:lang w:val="fr_FR" w:bidi="fr_FR"/>
@@ -4705,7 +5547,7 @@
         </w:rPr>
         <w:t>). Dans la Bible, les auteurs utilisaient parfois le vent d'orient pour décrire le jugement de Dieu contre les personnes qui faisaient le mal (</w:t>
       </w:r>
-      <w:hyperlink r:id="rId132">
+      <w:hyperlink r:id="rId150">
         <w:r>
           <w:rPr>
             <w:lang w:val="fr_FR" w:bidi="fr_FR"/>
@@ -4723,7 +5565,7 @@
         </w:rPr>
         <w:t xml:space="preserve"> ; </w:t>
       </w:r>
-      <w:hyperlink r:id="rId133">
+      <w:hyperlink r:id="rId151">
         <w:r>
           <w:rPr>
             <w:lang w:val="fr_FR" w:bidi="fr_FR"/>
@@ -4741,7 +5583,7 @@
         </w:rPr>
         <w:t xml:space="preserve"> ; </w:t>
       </w:r>
-      <w:hyperlink r:id="rId134">
+      <w:hyperlink r:id="rId152">
         <w:r>
           <w:rPr>
             <w:lang w:val="fr_FR" w:bidi="fr_FR"/>
@@ -4773,7 +5615,7 @@
         </w:rPr>
         <w:t>Dans le Nouveau Testament, un fort vent d'est ou du nord-est, appelé « Euraquilon », a dévié le navire de l'apôtre Paul de sa route prévue (</w:t>
       </w:r>
-      <w:hyperlink r:id="rId135">
+      <w:hyperlink r:id="rId153">
         <w:r>
           <w:rPr>
             <w:lang w:val="fr_FR" w:bidi="fr_FR"/>
@@ -4853,7 +5695,7 @@
         </w:rPr>
         <w:t>Lors de l'errance des Israélites dans le désert, certaines personnes dirigées par Koré, Dathan et Abiram s'opposeront à la direction de Moïse et d'Aaron (</w:t>
       </w:r>
-      <w:hyperlink r:id="rId136">
+      <w:hyperlink r:id="rId154">
         <w:r>
           <w:rPr>
             <w:lang w:val="fr_FR" w:bidi="fr_FR"/>
@@ -4871,7 +5713,7 @@
         </w:rPr>
         <w:t>). Dieu punira ces rebelles, mais les autres Israélites blâmeront Moïse et Aaron pour leur mort (</w:t>
       </w:r>
-      <w:hyperlink r:id="rId137">
+      <w:hyperlink r:id="rId155">
         <w:r>
           <w:rPr>
             <w:lang w:val="fr_FR" w:bidi="fr_FR"/>
@@ -4917,7 +5759,7 @@
         </w:rPr>
         <w:t>Au matin, la verge d'Aaron avait fait éclore des fleurs et produit des amandes mûres. La verge d'Aaron sera conservée dans le tabernacle pour rappeler aux Israélites que Dieu avait choisi Aaron et Moïse comme dirigeants (</w:t>
       </w:r>
-      <w:hyperlink r:id="rId138">
+      <w:hyperlink r:id="rId156">
         <w:r>
           <w:rPr>
             <w:lang w:val="fr_FR" w:bidi="fr_FR"/>
@@ -4935,7 +5777,7 @@
         </w:rPr>
         <w:t xml:space="preserve"> ; voir </w:t>
       </w:r>
-      <w:hyperlink r:id="rId139">
+      <w:hyperlink r:id="rId157">
         <w:r>
           <w:rPr>
             <w:lang w:val="fr_FR" w:bidi="fr_FR"/>
@@ -5005,7 +5847,7 @@
         </w:rPr>
         <w:t xml:space="preserve"> ?» (</w:t>
       </w:r>
-      <w:hyperlink r:id="rId140">
+      <w:hyperlink r:id="rId158">
         <w:r>
           <w:rPr>
             <w:lang w:val="fr_FR" w:bidi="fr_FR"/>
@@ -5037,7 +5879,7 @@
         </w:rPr>
         <w:t>Moïse et Aaron se verront toutefois interdire l'entrée dans le pays que Dieu avait promis aux descendants d'Abraham à cause du fait qu'ils n'avaient pas honoré Dieu correctement devant le peuple (</w:t>
       </w:r>
-      <w:hyperlink r:id="rId141">
+      <w:hyperlink r:id="rId159">
         <w:r>
           <w:rPr>
             <w:lang w:val="fr_FR" w:bidi="fr_FR"/>
@@ -5055,7 +5897,7 @@
         </w:rPr>
         <w:t>). Un événement antérieur avait démontré que Dieu était capable de fournir de l'eau à partir d'un rocher de manière similaire (</w:t>
       </w:r>
-      <w:hyperlink r:id="rId142">
+      <w:hyperlink r:id="rId160">
         <w:r>
           <w:rPr>
             <w:lang w:val="fr_FR" w:bidi="fr_FR"/>
@@ -5105,6 +5947,398 @@
           <w:lang w:val="fr_FR" w:bidi="fr_FR"/>
         </w:rPr>
         <w:t>.</w:t>
+      </w:r>
+      <w:r>
+        <w:rPr>
+          <w:lang w:val="fr_FR" w:bidi="fr_FR"/>
+        </w:rPr>
+      </w:r>
+      <w:r>
+        <w:rPr>
+          <w:lang w:val="fr_FR" w:bidi="fr_FR"/>
+        </w:rPr>
+      </w:r>
+    </w:p>
+    <w:p>
+      <w:pPr/>
+      <w:r>
+        <w:rPr>
+          <w:lang w:val="fr_FR" w:bidi="fr_FR"/>
+        </w:rPr>
+      </w:r>
+    </w:p>
+    <w:p>
+      <w:pPr>
+        <w:pStyle w:val="Heading2"/>
+      </w:pPr>
+      <w:r>
+        <w:rPr>
+          <w:lang w:val="fr_FR" w:bidi="fr_FR"/>
+        </w:rPr>
+        <w:t>vérité</w:t>
+      </w:r>
+      <w:r>
+        <w:rPr>
+          <w:lang w:val="fr_FR" w:bidi="fr_FR"/>
+        </w:rPr>
+      </w:r>
+    </w:p>
+    <w:p>
+      <w:pPr/>
+      <w:r>
+        <w:rPr>
+          <w:lang w:val="fr_FR" w:bidi="fr_FR"/>
+        </w:rPr>
+      </w:r>
+      <w:r>
+        <w:rPr>
+          <w:lang w:val="fr_FR" w:bidi="fr_FR"/>
+        </w:rPr>
+        <w:t>Ce qui est vrai et correspond vraiment à la réalité, souvent en opposition à ce qui est faux, erroné ou mensonger.</w:t>
+      </w:r>
+    </w:p>
+    <w:p>
+      <w:pPr/>
+      <w:r>
+        <w:rPr>
+          <w:lang w:val="fr_FR" w:bidi="fr_FR"/>
+        </w:rPr>
+      </w:r>
+      <w:r>
+        <w:rPr>
+          <w:lang w:val="fr_FR" w:bidi="fr_FR"/>
+        </w:rPr>
+        <w:t>La vérité est un concept très important dans les Écritures, car Dieu est le Dieu de toute vérité (</w:t>
+      </w:r>
+      <w:hyperlink r:id="rId161">
+        <w:r>
+          <w:rPr>
+            <w:lang w:val="fr_FR" w:bidi="fr_FR"/>
+          </w:rPr>
+          <w:rPr>
+            <w:color w:val="0000EE"/>
+            <w:u w:val="single"/>
+          </w:rPr>
+          <w:t>Ps 31.6</w:t>
+        </w:r>
+      </w:hyperlink>
+      <w:r>
+        <w:rPr>
+          <w:lang w:val="fr_FR" w:bidi="fr_FR"/>
+        </w:rPr>
+        <w:t xml:space="preserve"> ; </w:t>
+      </w:r>
+      <w:hyperlink r:id="rId162">
+        <w:r>
+          <w:rPr>
+            <w:lang w:val="fr_FR" w:bidi="fr_FR"/>
+          </w:rPr>
+          <w:rPr>
+            <w:color w:val="0000EE"/>
+            <w:u w:val="single"/>
+          </w:rPr>
+          <w:t>108.5</w:t>
+        </w:r>
+      </w:hyperlink>
+      <w:r>
+        <w:rPr>
+          <w:lang w:val="fr_FR" w:bidi="fr_FR"/>
+        </w:rPr>
+        <w:t xml:space="preserve"> ; </w:t>
+      </w:r>
+      <w:hyperlink r:id="rId163">
+        <w:r>
+          <w:rPr>
+            <w:lang w:val="fr_FR" w:bidi="fr_FR"/>
+          </w:rPr>
+          <w:rPr>
+            <w:color w:val="0000EE"/>
+            <w:u w:val="single"/>
+          </w:rPr>
+          <w:t>146.6</w:t>
+        </w:r>
+      </w:hyperlink>
+      <w:r>
+        <w:rPr>
+          <w:lang w:val="fr_FR" w:bidi="fr_FR"/>
+        </w:rPr>
+        <w:t xml:space="preserve"> voir Darby), qui parle et juge véritablement (</w:t>
+      </w:r>
+      <w:hyperlink r:id="rId164">
+        <w:r>
+          <w:rPr>
+            <w:lang w:val="fr_FR" w:bidi="fr_FR"/>
+          </w:rPr>
+          <w:rPr>
+            <w:color w:val="0000EE"/>
+            <w:u w:val="single"/>
+          </w:rPr>
+          <w:t>57.4</w:t>
+        </w:r>
+      </w:hyperlink>
+      <w:r>
+        <w:rPr>
+          <w:lang w:val="fr_FR" w:bidi="fr_FR"/>
+        </w:rPr>
+        <w:t xml:space="preserve">, voir Darby; </w:t>
+      </w:r>
+      <w:hyperlink r:id="rId165">
+        <w:r>
+          <w:rPr>
+            <w:lang w:val="fr_FR" w:bidi="fr_FR"/>
+          </w:rPr>
+          <w:rPr>
+            <w:color w:val="0000EE"/>
+            <w:u w:val="single"/>
+          </w:rPr>
+          <w:t>96.13</w:t>
+        </w:r>
+      </w:hyperlink>
+      <w:r>
+        <w:rPr>
+          <w:lang w:val="fr_FR" w:bidi="fr_FR"/>
+        </w:rPr>
+        <w:t xml:space="preserve">, voir Grande Bible de Tours, Perret-Gentil et Rilliet, ainsi que Semeur). Dieu est la véritable source et la cause de tout l'univers. </w:t>
+      </w:r>
+    </w:p>
+    <w:p>
+      <w:pPr/>
+      <w:r>
+        <w:rPr>
+          <w:lang w:val="fr_FR" w:bidi="fr_FR"/>
+        </w:rPr>
+      </w:r>
+      <w:r>
+        <w:rPr>
+          <w:lang w:val="fr_FR" w:bidi="fr_FR"/>
+        </w:rPr>
+        <w:t>Par conséquent, Dieu est également celui qui communique la vérité. Le Nouveau Testament souligne particulièrement que l'Évangile, le message de la grâce rédemptrice qui est en Christ, est le message de la vérité. Ainsi, Christ et les apôtres ont proclamé la vérité non seulement parce que ce qu'ils ont dit est vrai, mais aussi parce que leur message a fait comprendre la nature essentielle de ce qui est, de Dieu et du salut (</w:t>
+      </w:r>
+      <w:hyperlink r:id="rId166">
+        <w:r>
+          <w:rPr>
+            <w:lang w:val="fr_FR" w:bidi="fr_FR"/>
+          </w:rPr>
+          <w:rPr>
+            <w:color w:val="0000EE"/>
+            <w:u w:val="single"/>
+          </w:rPr>
+          <w:t>Jn 8.44–46</w:t>
+        </w:r>
+      </w:hyperlink>
+      <w:r>
+        <w:rPr>
+          <w:lang w:val="fr_FR" w:bidi="fr_FR"/>
+        </w:rPr>
+        <w:t xml:space="preserve"> ; </w:t>
+      </w:r>
+      <w:hyperlink r:id="rId167">
+        <w:r>
+          <w:rPr>
+            <w:lang w:val="fr_FR" w:bidi="fr_FR"/>
+          </w:rPr>
+          <w:rPr>
+            <w:color w:val="0000EE"/>
+            <w:u w:val="single"/>
+          </w:rPr>
+          <w:t>18.37</w:t>
+        </w:r>
+      </w:hyperlink>
+      <w:r>
+        <w:rPr>
+          <w:lang w:val="fr_FR" w:bidi="fr_FR"/>
+        </w:rPr>
+        <w:t xml:space="preserve"> ; </w:t>
+      </w:r>
+      <w:hyperlink r:id="rId168">
+        <w:r>
+          <w:rPr>
+            <w:lang w:val="fr_FR" w:bidi="fr_FR"/>
+          </w:rPr>
+          <w:rPr>
+            <w:color w:val="0000EE"/>
+            <w:u w:val="single"/>
+          </w:rPr>
+          <w:t>Rm 9.1</w:t>
+        </w:r>
+      </w:hyperlink>
+      <w:r>
+        <w:rPr>
+          <w:lang w:val="fr_FR" w:bidi="fr_FR"/>
+        </w:rPr>
+        <w:t xml:space="preserve"> ; </w:t>
+      </w:r>
+      <w:hyperlink r:id="rId169">
+        <w:r>
+          <w:rPr>
+            <w:lang w:val="fr_FR" w:bidi="fr_FR"/>
+          </w:rPr>
+          <w:rPr>
+            <w:color w:val="0000EE"/>
+            <w:u w:val="single"/>
+          </w:rPr>
+          <w:t>2Co 4.2</w:t>
+        </w:r>
+      </w:hyperlink>
+      <w:r>
+        <w:rPr>
+          <w:lang w:val="fr_FR" w:bidi="fr_FR"/>
+        </w:rPr>
+        <w:t xml:space="preserve">). </w:t>
+      </w:r>
+    </w:p>
+    <w:p>
+      <w:pPr/>
+      <w:r>
+        <w:rPr>
+          <w:lang w:val="fr_FR" w:bidi="fr_FR"/>
+        </w:rPr>
+      </w:r>
+      <w:r>
+        <w:rPr>
+          <w:lang w:val="fr_FR" w:bidi="fr_FR"/>
+        </w:rPr>
+        <w:t>Le message de la vérité est par ailleurs attesté par le fait qu'il était préfiguré dans l'Ancien Testament (</w:t>
+      </w:r>
+      <w:hyperlink r:id="rId170">
+        <w:r>
+          <w:rPr>
+            <w:lang w:val="fr_FR" w:bidi="fr_FR"/>
+          </w:rPr>
+          <w:rPr>
+            <w:color w:val="0000EE"/>
+            <w:u w:val="single"/>
+          </w:rPr>
+          <w:t>1P 1.10–12</w:t>
+        </w:r>
+      </w:hyperlink>
+      <w:r>
+        <w:rPr>
+          <w:lang w:val="fr_FR" w:bidi="fr_FR"/>
+        </w:rPr>
+        <w:t>) et appuyé par le témoignage du Saint-Esprit (</w:t>
+      </w:r>
+      <w:hyperlink r:id="rId171">
+        <w:r>
+          <w:rPr>
+            <w:lang w:val="fr_FR" w:bidi="fr_FR"/>
+          </w:rPr>
+          <w:rPr>
+            <w:color w:val="0000EE"/>
+            <w:u w:val="single"/>
+          </w:rPr>
+          <w:t>Jn 16.13</w:t>
+        </w:r>
+      </w:hyperlink>
+      <w:r>
+        <w:rPr>
+          <w:lang w:val="fr_FR" w:bidi="fr_FR"/>
+        </w:rPr>
+        <w:t>). L'enseignement de l'Ancient Testament était vrai également, mais il était incomplet par rapport à la vérité telle qu'elle a ensuite été révélée avec la venue de Christ. Dans son enseignement et en sa personne, le Christ a dévoilé la réalité spirituelle (</w:t>
+      </w:r>
+      <w:hyperlink r:id="rId172">
+        <w:r>
+          <w:rPr>
+            <w:lang w:val="fr_FR" w:bidi="fr_FR"/>
+          </w:rPr>
+          <w:rPr>
+            <w:color w:val="0000EE"/>
+            <w:u w:val="single"/>
+          </w:rPr>
+          <w:t>Jn 1.17</w:t>
+        </w:r>
+      </w:hyperlink>
+      <w:r>
+        <w:rPr>
+          <w:lang w:val="fr_FR" w:bidi="fr_FR"/>
+        </w:rPr>
+        <w:t>). Le Saint-Esprit guide les disciples de Christ dans toute la vérité (</w:t>
+      </w:r>
+      <w:hyperlink r:id="rId171">
+        <w:r>
+          <w:rPr>
+            <w:lang w:val="fr_FR" w:bidi="fr_FR"/>
+          </w:rPr>
+          <w:rPr>
+            <w:color w:val="0000EE"/>
+            <w:u w:val="single"/>
+          </w:rPr>
+          <w:t>16.13</w:t>
+        </w:r>
+      </w:hyperlink>
+      <w:r>
+        <w:rPr>
+          <w:lang w:val="fr_FR" w:bidi="fr_FR"/>
+        </w:rPr>
+        <w:t>).</w:t>
+      </w:r>
+    </w:p>
+    <w:p>
+      <w:pPr/>
+      <w:r>
+        <w:rPr>
+          <w:lang w:val="fr_FR" w:bidi="fr_FR"/>
+        </w:rPr>
+      </w:r>
+      <w:r>
+        <w:rPr>
+          <w:lang w:val="fr_FR" w:bidi="fr_FR"/>
+        </w:rPr>
+        <w:t>Christ est la vérité parce qu'il est Dieu et ses paroles sont empreintes de l'autorité divine. Par conséquent, elles donnent la vie (</w:t>
+      </w:r>
+      <w:hyperlink r:id="rId173">
+        <w:r>
+          <w:rPr>
+            <w:lang w:val="fr_FR" w:bidi="fr_FR"/>
+          </w:rPr>
+          <w:rPr>
+            <w:color w:val="0000EE"/>
+            <w:u w:val="single"/>
+          </w:rPr>
+          <w:t>Jn 6.63</w:t>
+        </w:r>
+      </w:hyperlink>
+      <w:r>
+        <w:rPr>
+          <w:lang w:val="fr_FR" w:bidi="fr_FR"/>
+        </w:rPr>
+        <w:t>). Christ lui-même est l'incarnation de la véracité et de la fidélité ; il est entièrement fiable. Quiconque vit dans l'obéissance à la vérité pratique aussi la vérité et la fidélité. La Bible appelle toute personne à agir selon la vérité (</w:t>
+      </w:r>
+      <w:hyperlink r:id="rId174">
+        <w:r>
+          <w:rPr>
+            <w:lang w:val="fr_FR" w:bidi="fr_FR"/>
+          </w:rPr>
+          <w:rPr>
+            <w:color w:val="0000EE"/>
+            <w:u w:val="single"/>
+          </w:rPr>
+          <w:t>Jn 3.21</w:t>
+        </w:r>
+      </w:hyperlink>
+      <w:r>
+        <w:rPr>
+          <w:lang w:val="fr_FR" w:bidi="fr_FR"/>
+        </w:rPr>
+        <w:t>). Ceux qui ont connu par expérience la réalité que Dieu leur a fait connaître en Christ ont appris que Christ est réellement « le chemin, la vérité et la vie » (</w:t>
+      </w:r>
+      <w:hyperlink r:id="rId175">
+        <w:r>
+          <w:rPr>
+            <w:lang w:val="fr_FR" w:bidi="fr_FR"/>
+          </w:rPr>
+          <w:rPr>
+            <w:color w:val="0000EE"/>
+            <w:u w:val="single"/>
+          </w:rPr>
+          <w:t>Jn 14.6</w:t>
+        </w:r>
+      </w:hyperlink>
+      <w:r>
+        <w:rPr>
+          <w:lang w:val="fr_FR" w:bidi="fr_FR"/>
+        </w:rPr>
+        <w:t>).</w:t>
       </w:r>
       <w:r>
         <w:rPr>
@@ -5930,7 +7164,7 @@
         </w:rPr>
         <w:t xml:space="preserve">La troisième version de l'Ancien Testament est l'araméen (appelé chaldéen jusqu'au 19e siècle). L'araméen biblique était la langue parlée par les dirigeants qui ont conquis Israël, et au fil du temps, elle est devenue la langue du peuple juif. Lorsque les Juifs sont revenus de l'exil babylonien en 536 av. J.‑C., ils ont ramené l'araméen avec eux. De nombreux érudits pensent que lorsqu'Esdras et les Lévites ont expliqué la loi dans </w:t>
       </w:r>
-      <w:hyperlink r:id="rId143">
+      <w:hyperlink r:id="rId176">
         <w:r>
           <w:rPr>
             <w:lang w:val="fr_FR" w:bidi="fr_FR"/>
@@ -7177,7 +8411,7 @@
         </w:rPr>
         <w:t xml:space="preserve">Vers le milieu du 5e siècle, l'Éthiopie (également appelée Abyssinie) était dirigée par un roi chrétien, et le pays entretenait des liens étroits avec le christianisme égyptien jusqu'aux conquêtes islamiques. L'Ancien Testament a probablement été traduit en ancien éthiopien (appelé le guèze) au 4e siècle. Cette version est intéressante pour deux raisons : Premièrement, il s'agit de la Bible des Falashas, un groupe de Juifs africains qui prétendent être des descendants des Juifs ayant migré en Éthiopie à l'époque du roi Salomon et de la reine de Saba. Deuxièmement, elle contient des livres non inclus dans les Apocryphes hébreux, comme le livre d'Hénoc, qui est cité dans </w:t>
       </w:r>
-      <w:hyperlink r:id="rId144">
+      <w:hyperlink r:id="rId177">
         <w:r>
           <w:rPr>
             <w:lang w:val="fr_FR" w:bidi="fr_FR"/>
@@ -7558,7 +8792,7 @@
         </w:rPr>
         <w:t>Femme dont le mari est décédé. Les Écritures mentionnent souvent les veuves avec les orphelins et les enfants sans père (</w:t>
       </w:r>
-      <w:hyperlink r:id="rId145">
+      <w:hyperlink r:id="rId178">
         <w:r>
           <w:rPr>
             <w:lang w:val="fr_FR" w:bidi="fr_FR"/>
@@ -7576,7 +8810,7 @@
         </w:rPr>
         <w:t xml:space="preserve"> ; </w:t>
       </w:r>
-      <w:hyperlink r:id="rId146">
+      <w:hyperlink r:id="rId179">
         <w:r>
           <w:rPr>
             <w:lang w:val="fr_FR" w:bidi="fr_FR"/>
@@ -7594,7 +8828,7 @@
         </w:rPr>
         <w:t xml:space="preserve"> ; </w:t>
       </w:r>
-      <w:hyperlink r:id="rId147">
+      <w:hyperlink r:id="rId180">
         <w:r>
           <w:rPr>
             <w:lang w:val="fr_FR" w:bidi="fr_FR"/>
@@ -7612,7 +8846,7 @@
         </w:rPr>
         <w:t xml:space="preserve"> ; </w:t>
       </w:r>
-      <w:hyperlink r:id="rId148">
+      <w:hyperlink r:id="rId181">
         <w:r>
           <w:rPr>
             <w:lang w:val="fr_FR" w:bidi="fr_FR"/>
@@ -7630,7 +8864,7 @@
         </w:rPr>
         <w:t xml:space="preserve"> ; </w:t>
       </w:r>
-      <w:hyperlink r:id="rId149">
+      <w:hyperlink r:id="rId182">
         <w:r>
           <w:rPr>
             <w:lang w:val="fr_FR" w:bidi="fr_FR"/>
@@ -7685,7 +8919,7 @@
         </w:rPr>
         <w:t>De nombreuses lois de l'Ancien Testament reconnaissaient les difficultés des veuves. Dieu a conçu ces lois pour les protéger et assurer leur survie. Dieu était leur protecteur légal (</w:t>
       </w:r>
-      <w:hyperlink r:id="rId150">
+      <w:hyperlink r:id="rId183">
         <w:r>
           <w:rPr>
             <w:lang w:val="fr_FR" w:bidi="fr_FR"/>
@@ -7703,7 +8937,7 @@
         </w:rPr>
         <w:t>). Il veillait à ce qu'elles aient l'essentiel en nourriture et en vêtements (</w:t>
       </w:r>
-      <w:hyperlink r:id="rId151">
+      <w:hyperlink r:id="rId184">
         <w:r>
           <w:rPr>
             <w:lang w:val="fr_FR" w:bidi="fr_FR"/>
@@ -7721,7 +8955,7 @@
         </w:rPr>
         <w:t>). Dieu a prononcé une malédiction sur ceux qui leur refusaient la justice (</w:t>
       </w:r>
-      <w:hyperlink r:id="rId152">
+      <w:hyperlink r:id="rId185">
         <w:r>
           <w:rPr>
             <w:lang w:val="fr_FR" w:bidi="fr_FR"/>
@@ -7739,7 +8973,7 @@
         </w:rPr>
         <w:t>). Au moment de la récolte, les veuves pouvaient glaner le grain dans les champs. Elles avaient également droit à quelques raisins et olives (</w:t>
       </w:r>
-      <w:hyperlink r:id="rId153">
+      <w:hyperlink r:id="rId186">
         <w:r>
           <w:rPr>
             <w:lang w:val="fr_FR" w:bidi="fr_FR"/>
@@ -7757,7 +8991,7 @@
         </w:rPr>
         <w:t xml:space="preserve"> ; </w:t>
       </w:r>
-      <w:hyperlink r:id="rId154">
+      <w:hyperlink r:id="rId187">
         <w:r>
           <w:rPr>
             <w:lang w:val="fr_FR" w:bidi="fr_FR"/>
@@ -7775,7 +9009,7 @@
         </w:rPr>
         <w:t>). La loi leur permettait également de recevoir une aide provenant de la dîme de la troisième année. Cependant, les veuves étaient souvent pauvres et maltraitées. De fréquentes références dans la Bible témoignent de cet abus répandu (</w:t>
       </w:r>
-      <w:hyperlink r:id="rId155">
+      <w:hyperlink r:id="rId188">
         <w:r>
           <w:rPr>
             <w:lang w:val="fr_FR" w:bidi="fr_FR"/>
@@ -7793,7 +9027,7 @@
         </w:rPr>
         <w:t xml:space="preserve"> ; </w:t>
       </w:r>
-      <w:hyperlink r:id="rId149">
+      <w:hyperlink r:id="rId182">
         <w:r>
           <w:rPr>
             <w:lang w:val="fr_FR" w:bidi="fr_FR"/>
@@ -7811,7 +9045,7 @@
         </w:rPr>
         <w:t xml:space="preserve"> ; </w:t>
       </w:r>
-      <w:hyperlink r:id="rId156">
+      <w:hyperlink r:id="rId189">
         <w:r>
           <w:rPr>
             <w:lang w:val="fr_FR" w:bidi="fr_FR"/>
@@ -7829,7 +9063,7 @@
         </w:rPr>
         <w:t xml:space="preserve"> ; </w:t>
       </w:r>
-      <w:hyperlink r:id="rId157">
+      <w:hyperlink r:id="rId190">
         <w:r>
           <w:rPr>
             <w:lang w:val="fr_FR" w:bidi="fr_FR"/>
@@ -7847,7 +9081,7 @@
         </w:rPr>
         <w:t>). Une loi spéciale ordonnait que le vêtement d'une veuve ne pouvait pas être utilisé comme garantie pour un prêt (</w:t>
       </w:r>
-      <w:hyperlink r:id="rId158">
+      <w:hyperlink r:id="rId191">
         <w:r>
           <w:rPr>
             <w:lang w:val="fr_FR" w:bidi="fr_FR"/>
@@ -7890,7 +9124,7 @@
         </w:rPr>
         <w:t>Dans l'Église chrétienne primitive, il existait un groupe reconnu de veuves. L'Église les qualifiait pour recevoir la charité. Il y avait plusieurs exigences pour qu'elles soient qualifiées. Ces femmes devaient avoir au moins soixante ans. Elles devaient avoir été des épouses fidèles. L'Église exigeait également qu'elles soient pauvres et sans proches pour les soutenir. L'Église demandait qu'elles soient irréprochables et dévouées aux bonnes œuvres chrétiennes (</w:t>
       </w:r>
-      <w:hyperlink r:id="rId159">
+      <w:hyperlink r:id="rId192">
         <w:r>
           <w:rPr>
             <w:lang w:val="fr_FR" w:bidi="fr_FR"/>
@@ -8001,7 +9235,7 @@
         </w:rPr>
         <w:t>Porte de Jérusalem qui a été réparée par Jojada et Meschullam sous la supervision de Néhémie (</w:t>
       </w:r>
-      <w:hyperlink r:id="rId160">
+      <w:hyperlink r:id="rId193">
         <w:r>
           <w:rPr>
             <w:lang w:val="fr_FR" w:bidi="fr_FR"/>
@@ -8019,7 +9253,7 @@
         </w:rPr>
         <w:t>), et mentionnée par la suite dans le parcours vers le nord emprunté par l'une des compagnies de célébrants lors de la dédicace du mur de Jérusalem (</w:t>
       </w:r>
-      <w:hyperlink r:id="rId161">
+      <w:hyperlink r:id="rId194">
         <w:r>
           <w:rPr>
             <w:lang w:val="fr_FR" w:bidi="fr_FR"/>
@@ -8037,7 +9271,7 @@
         </w:rPr>
         <w:t>). La Vieille Porte était située dans le mur nord de la ville, entre la Porte des Poissons et la Porte d'Éphraïm (</w:t>
       </w:r>
-      <w:hyperlink r:id="rId162">
+      <w:hyperlink r:id="rId195">
         <w:r>
           <w:rPr>
             <w:lang w:val="fr_FR" w:bidi="fr_FR"/>
@@ -8136,7 +9370,7 @@
         </w:rPr>
         <w:t>Un mot utilisé pour décrire les femmes ou métaphoriquement pour les lieux, les nations et l'Église. Il désigne une femme qui est sexuellement mature mais n'a pas eu de relations sexuelles. Marie, mère de Jésus, en est un exemple évident (</w:t>
       </w:r>
-      <w:hyperlink r:id="rId163">
+      <w:hyperlink r:id="rId196">
         <w:r>
           <w:rPr>
             <w:lang w:val="fr_FR" w:bidi="fr_FR"/>
@@ -8168,7 +9402,7 @@
         </w:rPr>
         <w:t>L'Ancien Testament accorde une grande importance à la virginité avant le mariage. L'une des qualités de Rebecca qui faisaient d'elle une épouse convenable pour Isaac était sa virginité (</w:t>
       </w:r>
-      <w:hyperlink r:id="rId164">
+      <w:hyperlink r:id="rId197">
         <w:r>
           <w:rPr>
             <w:lang w:val="fr_FR" w:bidi="fr_FR"/>
@@ -8186,7 +9420,7 @@
         </w:rPr>
         <w:t>). La loi stipulait que les prêtres devaient épouser uniquement des vierges (</w:t>
       </w:r>
-      <w:hyperlink r:id="rId165">
+      <w:hyperlink r:id="rId198">
         <w:r>
           <w:rPr>
             <w:lang w:val="fr_FR" w:bidi="fr_FR"/>
@@ -8198,7 +9432,7 @@
           <w:t>Lv 21.7, 13</w:t>
         </w:r>
       </w:hyperlink>
-      <w:hyperlink r:id="rId166">
+      <w:hyperlink r:id="rId199">
         <w:r>
           <w:rPr>
             <w:lang w:val="fr_FR" w:bidi="fr_FR"/>
@@ -8210,7 +9444,7 @@
           <w:t>–</w:t>
         </w:r>
       </w:hyperlink>
-      <w:hyperlink r:id="rId165">
+      <w:hyperlink r:id="rId198">
         <w:r>
           <w:rPr>
             <w:lang w:val="fr_FR" w:bidi="fr_FR"/>
@@ -8242,7 +9476,7 @@
         </w:rPr>
         <w:t>Cela reflète l'enseignement de la Bible sur le mariage, qui idéalise la fidélité exclusive. Le Nouveau Testament exprime cet idéal en interdisant les relations sexuelles avant le mariage (</w:t>
       </w:r>
-      <w:hyperlink r:id="rId167">
+      <w:hyperlink r:id="rId200">
         <w:r>
           <w:rPr>
             <w:lang w:val="fr_FR" w:bidi="fr_FR"/>
@@ -8260,7 +9494,7 @@
         </w:rPr>
         <w:t>). Il utilise le terme « vierge » pour décrire les chrétiens qui sont fidèles à leur Seigneur (</w:t>
       </w:r>
-      <w:hyperlink r:id="rId168">
+      <w:hyperlink r:id="rId201">
         <w:r>
           <w:rPr>
             <w:lang w:val="fr_FR" w:bidi="fr_FR"/>
@@ -8278,7 +9512,7 @@
         </w:rPr>
         <w:t xml:space="preserve"> ; voir </w:t>
       </w:r>
-      <w:hyperlink r:id="rId169">
+      <w:hyperlink r:id="rId202">
         <w:r>
           <w:rPr>
             <w:lang w:val="fr_FR" w:bidi="fr_FR"/>
@@ -8310,7 +9544,7 @@
         </w:rPr>
         <w:t>Négativement, l'Ancien Testament souligne le même principe dans ses pénalités pour la perte de la virginité d'une femme. Si l'homme est moralement responsable, il doit soit l'épouser, soit donner un paiement à son père (</w:t>
       </w:r>
-      <w:hyperlink r:id="rId170">
+      <w:hyperlink r:id="rId203">
         <w:r>
           <w:rPr>
             <w:lang w:val="fr_FR" w:bidi="fr_FR"/>
@@ -8328,7 +9562,7 @@
         </w:rPr>
         <w:t>). Si la femme elle-même est coupable, la punition est la mort (</w:t>
       </w:r>
-      <w:hyperlink r:id="rId171">
+      <w:hyperlink r:id="rId204">
         <w:r>
           <w:rPr>
             <w:lang w:val="fr_FR" w:bidi="fr_FR"/>
@@ -8346,7 +9580,7 @@
         </w:rPr>
         <w:t>). Cependant, l'Ancien Testament dit peu de choses en ce qui concerne l'éloge de la virginité à vie. Jérémie a été averti de ne pas se marier, uniquement pour renforcer l'avertissement de Dieu concernant le jugement à venir (</w:t>
       </w:r>
-      <w:hyperlink r:id="rId172">
+      <w:hyperlink r:id="rId205">
         <w:r>
           <w:rPr>
             <w:lang w:val="fr_FR" w:bidi="fr_FR"/>
@@ -8364,7 +9598,7 @@
         </w:rPr>
         <w:t xml:space="preserve">). Du point de vue de la femme, c'était une tragédie de rester vierge non-mariée et sans enfant pour la vie (voir </w:t>
       </w:r>
-      <w:hyperlink r:id="rId173">
+      <w:hyperlink r:id="rId206">
         <w:r>
           <w:rPr>
             <w:lang w:val="fr_FR" w:bidi="fr_FR"/>
@@ -8396,7 +9630,7 @@
         </w:rPr>
         <w:t>Le Nouveau Testament valorise le mariage, mais il montre plus clairement les avantages d'un engagement à la virginité pour les hommes et les femmes chrétiens. Le célibat, pour certains, est un don de Dieu, a déclaré Paul, car il présente des avantages positifs pour le service chrétien (</w:t>
       </w:r>
-      <w:hyperlink r:id="rId174">
+      <w:hyperlink r:id="rId207">
         <w:r>
           <w:rPr>
             <w:lang w:val="fr_FR" w:bidi="fr_FR"/>
@@ -8408,7 +9642,7 @@
           <w:t>1Co 7.7, 25</w:t>
         </w:r>
       </w:hyperlink>
-      <w:hyperlink r:id="rId175">
+      <w:hyperlink r:id="rId208">
         <w:r>
           <w:rPr>
             <w:lang w:val="fr_FR" w:bidi="fr_FR"/>
@@ -8420,7 +9654,7 @@
           <w:t>–</w:t>
         </w:r>
       </w:hyperlink>
-      <w:hyperlink r:id="rId174">
+      <w:hyperlink r:id="rId207">
         <w:r>
           <w:rPr>
             <w:lang w:val="fr_FR" w:bidi="fr_FR"/>
@@ -8450,7 +9684,7 @@
         </w:rPr>
         <w:t xml:space="preserve"> » (</w:t>
       </w:r>
-      <w:hyperlink r:id="rId176">
+      <w:hyperlink r:id="rId209">
         <w:r>
           <w:rPr>
             <w:lang w:val="fr_FR" w:bidi="fr_FR"/>
@@ -8597,7 +9831,7 @@
         </w:rPr>
         <w:t>Désignation pour une plante qui produit un fruit séduisant mais non comestible (</w:t>
       </w:r>
-      <w:hyperlink r:id="rId177">
+      <w:hyperlink r:id="rId210">
         <w:r>
           <w:rPr>
             <w:lang w:val="fr_FR" w:bidi="fr_FR"/>
@@ -8710,7 +9944,7 @@
         </w:rPr>
         <w:t>La première vigne cultivée mentionnée dans la Bible est celle plantée par Noé après le déluge dans la région d'Ararat (</w:t>
       </w:r>
-      <w:hyperlink r:id="rId178">
+      <w:hyperlink r:id="rId211">
         <w:r>
           <w:rPr>
             <w:lang w:val="fr_FR" w:bidi="fr_FR"/>
@@ -8728,7 +9962,7 @@
         </w:rPr>
         <w:t xml:space="preserve">). La vigne était également cultivée dans l'Égypte ancienne. Des peintures murales illustrant la fabrication du vin ont été retrouvées dans d'anciennes tombes égyptiennes. Dans </w:t>
       </w:r>
-      <w:hyperlink r:id="rId179">
+      <w:hyperlink r:id="rId212">
         <w:r>
           <w:rPr>
             <w:lang w:val="fr_FR" w:bidi="fr_FR"/>
@@ -8746,7 +9980,7 @@
         </w:rPr>
         <w:t>, le roi Melchisédek apporte du vin à Abraham. Même avant qu'Israël prenne possession de la Terre promise, il s'y trouvait déjà des vignes (</w:t>
       </w:r>
-      <w:hyperlink r:id="rId180">
+      <w:hyperlink r:id="rId213">
         <w:r>
           <w:rPr>
             <w:lang w:val="fr_FR" w:bidi="fr_FR"/>
@@ -8789,7 +10023,7 @@
         </w:rPr>
         <w:t>Les excellents raisins des vallées et des plaines approvisionnaient les Israélites en fruit et en vin (</w:t>
       </w:r>
-      <w:hyperlink r:id="rId181">
+      <w:hyperlink r:id="rId214">
         <w:r>
           <w:rPr>
             <w:lang w:val="fr_FR" w:bidi="fr_FR"/>
@@ -8807,7 +10041,7 @@
         </w:rPr>
         <w:t xml:space="preserve"> ; </w:t>
       </w:r>
-      <w:hyperlink r:id="rId182">
+      <w:hyperlink r:id="rId215">
         <w:r>
           <w:rPr>
             <w:lang w:val="fr_FR" w:bidi="fr_FR"/>
@@ -8825,7 +10059,7 @@
         </w:rPr>
         <w:t xml:space="preserve"> ; </w:t>
       </w:r>
-      <w:hyperlink r:id="rId183">
+      <w:hyperlink r:id="rId216">
         <w:r>
           <w:rPr>
             <w:lang w:val="fr_FR" w:bidi="fr_FR"/>
@@ -8843,7 +10077,7 @@
         </w:rPr>
         <w:t xml:space="preserve">). Le vin était un produit de commerce important. Le commerce du vin était très actif à l'époque des derniers rois d'Israël (voir </w:t>
       </w:r>
-      <w:hyperlink r:id="rId184">
+      <w:hyperlink r:id="rId217">
         <w:r>
           <w:rPr>
             <w:lang w:val="fr_FR" w:bidi="fr_FR"/>
@@ -8861,7 +10095,7 @@
         </w:rPr>
         <w:t>). Il a continué à être important plus tard lorsque les Grecs et les Romains ont régné sur Israël. Pour les Hébreux, une image idéale de la vie était celle d'un homme vivant en sécurité chez lui, cultivant sa terre et s'asseyant sous sa vigne et son figuier (</w:t>
       </w:r>
-      <w:hyperlink r:id="rId185">
+      <w:hyperlink r:id="rId218">
         <w:r>
           <w:rPr>
             <w:lang w:val="fr_FR" w:bidi="fr_FR"/>
@@ -8904,7 +10138,7 @@
         </w:rPr>
         <w:t>Ordinairement, un vignoble était entouré d'une haie ou d'une clôture qui servait à le protéger. Pendant la récolte, des gardes pouvaient se tenir dans une tour de guet pour la protéger des voleurs (</w:t>
       </w:r>
-      <w:hyperlink r:id="rId186">
+      <w:hyperlink r:id="rId219">
         <w:r>
           <w:rPr>
             <w:lang w:val="fr_FR" w:bidi="fr_FR"/>
@@ -8922,7 +10156,7 @@
         </w:rPr>
         <w:t xml:space="preserve"> ; </w:t>
       </w:r>
-      <w:hyperlink r:id="rId187">
+      <w:hyperlink r:id="rId220">
         <w:r>
           <w:rPr>
             <w:lang w:val="fr_FR" w:bidi="fr_FR"/>
@@ -8940,7 +10174,7 @@
         </w:rPr>
         <w:t xml:space="preserve"> ; </w:t>
       </w:r>
-      <w:hyperlink r:id="rId188">
+      <w:hyperlink r:id="rId221">
         <w:r>
           <w:rPr>
             <w:lang w:val="fr_FR" w:bidi="fr_FR"/>
@@ -8958,7 +10192,7 @@
         </w:rPr>
         <w:t>). Les plants de vignes étaient plantés en rangées. Quand les plantes poussaient, des supports installés par les cultivateurs servaient à garder les branches porteuses de fruits en hauteur (</w:t>
       </w:r>
-      <w:hyperlink r:id="rId189">
+      <w:hyperlink r:id="rId222">
         <w:r>
           <w:rPr>
             <w:lang w:val="fr_FR" w:bidi="fr_FR"/>
@@ -8976,7 +10210,7 @@
         </w:rPr>
         <w:t>). Les vignerons taillaient et entretenaient les vignes (</w:t>
       </w:r>
-      <w:hyperlink r:id="rId190">
+      <w:hyperlink r:id="rId223">
         <w:r>
           <w:rPr>
             <w:lang w:val="fr_FR" w:bidi="fr_FR"/>
@@ -8994,7 +10228,7 @@
         </w:rPr>
         <w:t xml:space="preserve"> ; </w:t>
       </w:r>
-      <w:hyperlink r:id="rId191">
+      <w:hyperlink r:id="rId224">
         <w:r>
           <w:rPr>
             <w:lang w:val="fr_FR" w:bidi="fr_FR"/>
@@ -9012,7 +10246,7 @@
         </w:rPr>
         <w:t xml:space="preserve"> ; </w:t>
       </w:r>
-      <w:hyperlink r:id="rId192">
+      <w:hyperlink r:id="rId225">
         <w:r>
           <w:rPr>
             <w:lang w:val="fr_FR" w:bidi="fr_FR"/>
@@ -9030,7 +10264,7 @@
         </w:rPr>
         <w:t xml:space="preserve"> ; </w:t>
       </w:r>
-      <w:hyperlink r:id="rId193">
+      <w:hyperlink r:id="rId226">
         <w:r>
           <w:rPr>
             <w:lang w:val="fr_FR" w:bidi="fr_FR"/>
@@ -9048,7 +10282,7 @@
         </w:rPr>
         <w:t>). Au moment de la récolte, les fruits mûrs étaient cueillis et emportés aux pressoirs (</w:t>
       </w:r>
-      <w:hyperlink r:id="rId194">
+      <w:hyperlink r:id="rId227">
         <w:r>
           <w:rPr>
             <w:lang w:val="fr_FR" w:bidi="fr_FR"/>
@@ -9066,7 +10300,7 @@
         </w:rPr>
         <w:t>). Le raisin était foulé (écrasé) pour produire du vin. C'était une occasion de célébrations (</w:t>
       </w:r>
-      <w:hyperlink r:id="rId195">
+      <w:hyperlink r:id="rId228">
         <w:r>
           <w:rPr>
             <w:lang w:val="fr_FR" w:bidi="fr_FR"/>
@@ -9084,7 +10318,7 @@
         </w:rPr>
         <w:t xml:space="preserve"> ; </w:t>
       </w:r>
-      <w:hyperlink r:id="rId196">
+      <w:hyperlink r:id="rId229">
         <w:r>
           <w:rPr>
             <w:lang w:val="fr_FR" w:bidi="fr_FR"/>
@@ -9102,7 +10336,7 @@
         </w:rPr>
         <w:t>). Le jus en fermentation était conservé dans de nouvelles outres en peau de chèvre ou de grandes jarres en terre cuite (</w:t>
       </w:r>
-      <w:hyperlink r:id="rId197">
+      <w:hyperlink r:id="rId230">
         <w:r>
           <w:rPr>
             <w:lang w:val="fr_FR" w:bidi="fr_FR"/>
@@ -9145,7 +10379,7 @@
         </w:rPr>
         <w:t>Une personne qui avait planté une vigne, mais n'avait pas encore eu l'occasion d'en profiter était exemptée d'aller au combat avec l'armée d'Israël (Dt 20.6). Ceci démontre l'importance des vignobles pour les Israélites. Les taxes et les dettes étaient souvent réglées avec du vin au lieu d'argent. La loi de Moïse permettait aux pauvres de cueillir les raisins ou les grains de blé laissés pour eux dans un coin du champ lors de la récolte (</w:t>
       </w:r>
-      <w:hyperlink r:id="rId198">
+      <w:hyperlink r:id="rId231">
         <w:r>
           <w:rPr>
             <w:lang w:val="fr_FR" w:bidi="fr_FR"/>
@@ -9163,7 +10397,7 @@
         </w:rPr>
         <w:t>). Le bois des vignes qui ne produisaient pas de fruits était utilisé pour faire du charbon (</w:t>
       </w:r>
-      <w:hyperlink r:id="rId199">
+      <w:hyperlink r:id="rId232">
         <w:r>
           <w:rPr>
             <w:lang w:val="fr_FR" w:bidi="fr_FR"/>
@@ -9181,7 +10415,7 @@
         </w:rPr>
         <w:t xml:space="preserve">; </w:t>
       </w:r>
-      <w:hyperlink r:id="rId200">
+      <w:hyperlink r:id="rId233">
         <w:r>
           <w:rPr>
             <w:lang w:val="fr_FR" w:bidi="fr_FR"/>
@@ -9224,7 +10458,7 @@
         </w:rPr>
         <w:t>Jésus parle souvent de vigne et de vignobles dans ses paraboles (</w:t>
       </w:r>
-      <w:hyperlink r:id="rId201">
+      <w:hyperlink r:id="rId234">
         <w:r>
           <w:rPr>
             <w:lang w:val="fr_FR" w:bidi="fr_FR"/>
@@ -9242,7 +10476,7 @@
         </w:rPr>
         <w:t xml:space="preserve"> ; </w:t>
       </w:r>
-      <w:hyperlink r:id="rId202">
+      <w:hyperlink r:id="rId235">
         <w:r>
           <w:rPr>
             <w:lang w:val="fr_FR" w:bidi="fr_FR"/>
@@ -9260,7 +10494,7 @@
         </w:rPr>
         <w:t xml:space="preserve"> ; </w:t>
       </w:r>
-      <w:hyperlink r:id="rId203">
+      <w:hyperlink r:id="rId236">
         <w:r>
           <w:rPr>
             <w:lang w:val="fr_FR" w:bidi="fr_FR"/>
@@ -9278,7 +10512,7 @@
         </w:rPr>
         <w:t xml:space="preserve"> ; </w:t>
       </w:r>
-      <w:hyperlink r:id="rId204">
+      <w:hyperlink r:id="rId237">
         <w:r>
           <w:rPr>
             <w:lang w:val="fr_FR" w:bidi="fr_FR"/>
@@ -9296,7 +10530,7 @@
         </w:rPr>
         <w:t xml:space="preserve"> ; </w:t>
       </w:r>
-      <w:hyperlink r:id="rId205">
+      <w:hyperlink r:id="rId238">
         <w:r>
           <w:rPr>
             <w:lang w:val="fr_FR" w:bidi="fr_FR"/>
@@ -9314,7 +10548,7 @@
         </w:rPr>
         <w:t>). Ceux qui l'écoutaient savaient comment le raisin était cultivé et le vin fabriqué. Quand Jésus dit qu'il ne faut pas mettre du vin nouveau dans de vieilles outres, ceux qui l'écoutaient auraient tout de suite compris pourquoi. Le vin nouveau produit du gaz. Lorsque les outres sont neuves, la peau de l'outre peut se dilater au fur et à mesure. Mais les veilles outres n'en sont plus capables : le vin nouveau les déchirerait, et l'outre et le vin seraient perdus (</w:t>
       </w:r>
-      <w:hyperlink r:id="rId197">
+      <w:hyperlink r:id="rId230">
         <w:r>
           <w:rPr>
             <w:lang w:val="fr_FR" w:bidi="fr_FR"/>
@@ -9346,7 +10580,7 @@
         </w:rPr>
         <w:t>Jésus parle aussi de la vigne dans un sens symbolique. Dans l'AT, la vigne représente Israël. Dans le NT, Jésus déclare qu'il est le vrai cep, que son Père est le vigneron et que les disciples sont les branches. Comme les branches de la vigne, les disciples doivent rester attachés à Christ pour pouvoir porter du fruit, ou ils deviennent inutiles (</w:t>
       </w:r>
-      <w:hyperlink r:id="rId206">
+      <w:hyperlink r:id="rId239">
         <w:r>
           <w:rPr>
             <w:lang w:val="fr_FR" w:bidi="fr_FR"/>
@@ -9457,7 +10691,7 @@
         </w:rPr>
         <w:t>La Bible ne fait généralement pas de distinction entre une ville, un bourg ou un village. Elle met l'accent sur les murs et les fortifications (</w:t>
       </w:r>
-      <w:hyperlink r:id="rId207">
+      <w:hyperlink r:id="rId240">
         <w:r>
           <w:rPr>
             <w:lang w:val="fr_FR" w:bidi="fr_FR"/>
@@ -9475,7 +10709,7 @@
         </w:rPr>
         <w:t xml:space="preserve"> ; </w:t>
       </w:r>
-      <w:hyperlink r:id="rId208">
+      <w:hyperlink r:id="rId241">
         <w:r>
           <w:rPr>
             <w:lang w:val="fr_FR" w:bidi="fr_FR"/>
@@ -9541,7 +10775,7 @@
         </w:rPr>
         <w:t xml:space="preserve"> » (</w:t>
       </w:r>
-      <w:hyperlink r:id="rId209">
+      <w:hyperlink r:id="rId242">
         <w:r>
           <w:rPr>
             <w:lang w:val="fr_FR" w:bidi="fr_FR"/>
@@ -9584,7 +10818,7 @@
         </w:rPr>
         <w:t xml:space="preserve">La première référence biblique à une ville se trouve dans </w:t>
       </w:r>
-      <w:hyperlink r:id="rId210">
+      <w:hyperlink r:id="rId243">
         <w:r>
           <w:rPr>
             <w:lang w:val="fr_FR" w:bidi="fr_FR"/>
@@ -9602,7 +10836,7 @@
         </w:rPr>
         <w:t xml:space="preserve">. Le verbe hébreu indique que Caïn « construisait » la ville. Il est probable qu'il ne l'ait pas achevée. Il n'y est pas resté non plus. Dieu l'avait auparavant condamné à vivre comme « un fugitif et un vagabond » (v. </w:t>
       </w:r>
-      <w:hyperlink r:id="rId211">
+      <w:hyperlink r:id="rId244">
         <w:r>
           <w:rPr>
             <w:lang w:val="fr_FR" w:bidi="fr_FR"/>
@@ -9634,7 +10868,7 @@
         </w:rPr>
         <w:t>Le récit de la Genèse est cohérent lorsqu'il affirme que la vie urbaine a commencé tôt. Les premiers descendants humains étaient Caïn et Abel. Ils produisaient de la nourriture (</w:t>
       </w:r>
-      <w:hyperlink r:id="rId212">
+      <w:hyperlink r:id="rId245">
         <w:r>
           <w:rPr>
             <w:lang w:val="fr_FR" w:bidi="fr_FR"/>
@@ -9652,7 +10886,7 @@
         </w:rPr>
         <w:t xml:space="preserve">). Caïn était agriculteur, et Abel berger. </w:t>
       </w:r>
-      <w:hyperlink r:id="rId213">
+      <w:hyperlink r:id="rId246">
         <w:r>
           <w:rPr>
             <w:lang w:val="fr_FR" w:bidi="fr_FR"/>
@@ -9670,7 +10904,7 @@
         </w:rPr>
         <w:t xml:space="preserve"> montre à la fois le besoin de produire de la nourriture et la spécialisation qui en découle. Jabal était fabricant de tentes (v. </w:t>
       </w:r>
-      <w:hyperlink r:id="rId214">
+      <w:hyperlink r:id="rId247">
         <w:r>
           <w:rPr>
             <w:lang w:val="fr_FR" w:bidi="fr_FR"/>
@@ -9688,7 +10922,7 @@
         </w:rPr>
         <w:t xml:space="preserve">). Jubal était musicien (v. </w:t>
       </w:r>
-      <w:hyperlink r:id="rId215">
+      <w:hyperlink r:id="rId248">
         <w:r>
           <w:rPr>
             <w:lang w:val="fr_FR" w:bidi="fr_FR"/>
@@ -9706,7 +10940,7 @@
         </w:rPr>
         <w:t xml:space="preserve">). Tubal-Caïn était métallurgiste (v. </w:t>
       </w:r>
-      <w:hyperlink r:id="rId216">
+      <w:hyperlink r:id="rId249">
         <w:r>
           <w:rPr>
             <w:lang w:val="fr_FR" w:bidi="fr_FR"/>
@@ -9835,7 +11069,7 @@
         </w:rPr>
         <w:t>L'emplacement de Jérusalem illustre l'importance d'un lieu sécurisé. Des montagnes plus hautes l'entourent (</w:t>
       </w:r>
-      <w:hyperlink r:id="rId217">
+      <w:hyperlink r:id="rId250">
         <w:r>
           <w:rPr>
             <w:lang w:val="fr_FR" w:bidi="fr_FR"/>
@@ -9853,7 +11087,7 @@
         </w:rPr>
         <w:t xml:space="preserve">). Ils ont d'abord établi Jérusalem sur une crête de calcaire. À l'est, elle était protégée par la profonde vallée du Cédron. À l'ouest se trouvait l'impressionnante vallée de Tyropoean. Les deux vallées se rejoignaient, offrant à Jérusalem une protection par le sud. Pour compléter la sécurité, ils ont construit des murs autour de la ville. Ils se sont concentrés sur le côté nord, sans quoi Jérusalem serait exposée (voir </w:t>
       </w:r>
-      <w:hyperlink r:id="rId218">
+      <w:hyperlink r:id="rId251">
         <w:r>
           <w:rPr>
             <w:lang w:val="fr_FR" w:bidi="fr_FR"/>
@@ -9896,7 +11130,7 @@
         </w:rPr>
         <w:t>. Il était absolument nécessaire pour l'existence d'une ville d'avoir une source d'eau située à un endroit pratique. La source ou le puits de la ville devenait le centre de la communication sociale. Ceci était particulièrement vrai pour les femmes, qui étaient les porteuses d'eau habituelles. Il existe de nombreux exemples bibliques de socialisation au puits du village (</w:t>
       </w:r>
-      <w:hyperlink r:id="rId219">
+      <w:hyperlink r:id="rId252">
         <w:r>
           <w:rPr>
             <w:lang w:val="fr_FR" w:bidi="fr_FR"/>
@@ -9914,7 +11148,7 @@
         </w:rPr>
         <w:t xml:space="preserve"> ; </w:t>
       </w:r>
-      <w:hyperlink r:id="rId220">
+      <w:hyperlink r:id="rId253">
         <w:r>
           <w:rPr>
             <w:lang w:val="fr_FR" w:bidi="fr_FR"/>
@@ -9939,7 +11173,7 @@
         </w:rPr>
         <w:t>En général, ce sont les vallées qui étaient la source de l'eau. Ainsi, la source la plus proche d'une ville se trouvait en général à l'extérieur des murs. Un ennemi pouvait s'emparer de la source. L'approvisionnement en eau stocké à l'intérieur des murs de la ville pouvait alors s'épuiser, conduisant une ville à se rendre. À Jérusalem, le roi Ézéchias a construit un tunnel d'eau pour neutraliser l'attaque imminente du roi assyrien Sanchérib (</w:t>
       </w:r>
-      <w:hyperlink r:id="rId221">
+      <w:hyperlink r:id="rId254">
         <w:r>
           <w:rPr>
             <w:lang w:val="fr_FR" w:bidi="fr_FR"/>
@@ -9957,7 +11191,7 @@
         </w:rPr>
         <w:t xml:space="preserve"> ; </w:t>
       </w:r>
-      <w:hyperlink r:id="rId222">
+      <w:hyperlink r:id="rId255">
         <w:r>
           <w:rPr>
             <w:lang w:val="fr_FR" w:bidi="fr_FR"/>
@@ -10099,6 +11333,204 @@
         <w:rPr>
           <w:lang w:val="fr_FR" w:bidi="fr_FR"/>
         </w:rPr>
+        <w:t>ville de la destruction</w:t>
+      </w:r>
+      <w:r>
+        <w:rPr>
+          <w:lang w:val="fr_FR" w:bidi="fr_FR"/>
+        </w:rPr>
+      </w:r>
+    </w:p>
+    <w:p>
+      <w:pPr/>
+      <w:r>
+        <w:rPr>
+          <w:lang w:val="fr_FR" w:bidi="fr_FR"/>
+        </w:rPr>
+      </w:r>
+      <w:r>
+        <w:rPr>
+          <w:lang w:val="fr_FR" w:bidi="fr_FR"/>
+        </w:rPr>
+        <w:t xml:space="preserve">Autre appellation pour la « ville du soleil » dont il est question dans </w:t>
+      </w:r>
+      <w:hyperlink r:id="rId256">
+        <w:r>
+          <w:rPr>
+            <w:lang w:val="fr_FR" w:bidi="fr_FR"/>
+          </w:rPr>
+          <w:rPr>
+            <w:color w:val="0000EE"/>
+            <w:u w:val="single"/>
+          </w:rPr>
+          <w:t>Ésaïe 19.18</w:t>
+        </w:r>
+      </w:hyperlink>
+      <w:r>
+        <w:rPr>
+          <w:lang w:val="fr_FR" w:bidi="fr_FR"/>
+        </w:rPr>
+        <w:t>. La plupart pensent qu'il s'agit de la ville égyptienne Héliopolis.</w:t>
+      </w:r>
+    </w:p>
+    <w:p>
+      <w:pPr/>
+      <w:r>
+        <w:rPr>
+          <w:lang w:val="fr_FR" w:bidi="fr_FR"/>
+        </w:rPr>
+      </w:r>
+      <w:r>
+        <w:rPr>
+          <w:i/>
+          <w:lang w:val="fr_FR" w:bidi="fr_FR"/>
+        </w:rPr>
+        <w:t>Voir aussi</w:t>
+      </w:r>
+      <w:r>
+        <w:rPr>
+          <w:lang w:val="fr_FR" w:bidi="fr_FR"/>
+        </w:rPr>
+        <w:t xml:space="preserve"> </w:t>
+      </w:r>
+      <w:r>
+        <w:rPr>
+          <w:lang w:val="fr_FR" w:bidi="fr_FR"/>
+        </w:rPr>
+        <w:t>Héliopolis</w:t>
+      </w:r>
+      <w:r>
+        <w:rPr>
+          <w:lang w:val="fr_FR" w:bidi="fr_FR"/>
+        </w:rPr>
+        <w:t>.</w:t>
+      </w:r>
+      <w:r>
+        <w:rPr>
+          <w:lang w:val="fr_FR" w:bidi="fr_FR"/>
+        </w:rPr>
+      </w:r>
+      <w:r>
+        <w:rPr>
+          <w:lang w:val="fr_FR" w:bidi="fr_FR"/>
+        </w:rPr>
+      </w:r>
+    </w:p>
+    <w:p>
+      <w:pPr/>
+      <w:r>
+        <w:rPr>
+          <w:lang w:val="fr_FR" w:bidi="fr_FR"/>
+        </w:rPr>
+      </w:r>
+    </w:p>
+    <w:p>
+      <w:pPr>
+        <w:pStyle w:val="Heading2"/>
+      </w:pPr>
+      <w:r>
+        <w:rPr>
+          <w:lang w:val="fr_FR" w:bidi="fr_FR"/>
+        </w:rPr>
+        <w:t>Ville de la destruction</w:t>
+      </w:r>
+      <w:r>
+        <w:rPr>
+          <w:lang w:val="fr_FR" w:bidi="fr_FR"/>
+        </w:rPr>
+      </w:r>
+    </w:p>
+    <w:p>
+      <w:pPr/>
+      <w:r>
+        <w:rPr>
+          <w:lang w:val="fr_FR" w:bidi="fr_FR"/>
+        </w:rPr>
+      </w:r>
+      <w:r>
+        <w:rPr>
+          <w:lang w:val="fr_FR" w:bidi="fr_FR"/>
+        </w:rPr>
+        <w:t xml:space="preserve">Traduction du nom donné à une ville égyptienne dans </w:t>
+      </w:r>
+      <w:hyperlink r:id="rId256">
+        <w:r>
+          <w:rPr>
+            <w:lang w:val="fr_FR" w:bidi="fr_FR"/>
+          </w:rPr>
+          <w:rPr>
+            <w:color w:val="0000EE"/>
+            <w:u w:val="single"/>
+          </w:rPr>
+          <w:t>Ésaïe 19.18</w:t>
+        </w:r>
+      </w:hyperlink>
+      <w:r>
+        <w:rPr>
+          <w:lang w:val="fr_FR" w:bidi="fr_FR"/>
+        </w:rPr>
+        <w:t>. Plusieurs versions françaises traduisent ce nom par « ville du soleil ». La plupart des érudits pensent que ce passage désigne Héliopolis, une ancienne ville égyptienne.</w:t>
+      </w:r>
+    </w:p>
+    <w:p>
+      <w:pPr/>
+      <w:r>
+        <w:rPr>
+          <w:lang w:val="fr_FR" w:bidi="fr_FR"/>
+        </w:rPr>
+      </w:r>
+      <w:r>
+        <w:rPr>
+          <w:i/>
+          <w:lang w:val="fr_FR" w:bidi="fr_FR"/>
+        </w:rPr>
+        <w:t>Voir</w:t>
+      </w:r>
+      <w:r>
+        <w:rPr>
+          <w:lang w:val="fr_FR" w:bidi="fr_FR"/>
+        </w:rPr>
+        <w:t xml:space="preserve"> </w:t>
+      </w:r>
+      <w:r>
+        <w:rPr>
+          <w:lang w:val="fr_FR" w:bidi="fr_FR"/>
+        </w:rPr>
+        <w:t>Héliopolis</w:t>
+      </w:r>
+      <w:r>
+        <w:rPr>
+          <w:lang w:val="fr_FR" w:bidi="fr_FR"/>
+        </w:rPr>
+        <w:t>.</w:t>
+      </w:r>
+      <w:r>
+        <w:rPr>
+          <w:lang w:val="fr_FR" w:bidi="fr_FR"/>
+        </w:rPr>
+      </w:r>
+      <w:r>
+        <w:rPr>
+          <w:lang w:val="fr_FR" w:bidi="fr_FR"/>
+        </w:rPr>
+      </w:r>
+    </w:p>
+    <w:p>
+      <w:pPr/>
+      <w:r>
+        <w:rPr>
+          <w:lang w:val="fr_FR" w:bidi="fr_FR"/>
+        </w:rPr>
+      </w:r>
+    </w:p>
+    <w:p>
+      <w:pPr>
+        <w:pStyle w:val="Heading2"/>
+      </w:pPr>
+      <w:r>
+        <w:rPr>
+          <w:lang w:val="fr_FR" w:bidi="fr_FR"/>
+        </w:rPr>
         <w:t>Ville de Sel</w:t>
       </w:r>
       <w:r>
@@ -10120,7 +11552,7 @@
         </w:rPr>
         <w:t>Ville située près de la mer Morte, attribuée à la tribu de Juda pour un héritage (</w:t>
       </w:r>
-      <w:hyperlink r:id="rId223">
+      <w:hyperlink r:id="rId257">
         <w:r>
           <w:rPr>
             <w:lang w:val="fr_FR" w:bidi="fr_FR"/>
@@ -10186,7 +11618,7 @@
         </w:rPr>
         <w:t>Expression se référant à Jéricho, ainsi nommée pour ses nombreux palmiers (</w:t>
       </w:r>
-      <w:hyperlink r:id="rId224">
+      <w:hyperlink r:id="rId258">
         <w:r>
           <w:rPr>
             <w:lang w:val="fr_FR" w:bidi="fr_FR"/>
@@ -10264,6 +11696,229 @@
         <w:rPr>
           <w:lang w:val="fr_FR" w:bidi="fr_FR"/>
         </w:rPr>
+        <w:t>ville du soleil</w:t>
+      </w:r>
+      <w:r>
+        <w:rPr>
+          <w:lang w:val="fr_FR" w:bidi="fr_FR"/>
+        </w:rPr>
+      </w:r>
+    </w:p>
+    <w:p>
+      <w:pPr/>
+      <w:r>
+        <w:rPr>
+          <w:lang w:val="fr_FR" w:bidi="fr_FR"/>
+        </w:rPr>
+      </w:r>
+      <w:r>
+        <w:rPr>
+          <w:lang w:val="fr_FR" w:bidi="fr_FR"/>
+        </w:rPr>
+        <w:t xml:space="preserve">Expression qui apparaît dans </w:t>
+      </w:r>
+      <w:hyperlink r:id="rId256">
+        <w:r>
+          <w:rPr>
+            <w:lang w:val="fr_FR" w:bidi="fr_FR"/>
+          </w:rPr>
+          <w:rPr>
+            <w:color w:val="0000EE"/>
+            <w:u w:val="single"/>
+          </w:rPr>
+          <w:t>Ésaïe 19.18</w:t>
+        </w:r>
+      </w:hyperlink>
+      <w:r>
+        <w:rPr>
+          <w:lang w:val="fr_FR" w:bidi="fr_FR"/>
+        </w:rPr>
+        <w:t xml:space="preserve">, et qui est généralement considérée comme une référence à la ville égyptienne d'Héliopolis. Cette expression est parfois traduite « ville de la destruction » ou </w:t>
+      </w:r>
+      <w:r>
+        <w:rPr>
+          <w:lang w:val="fr_FR" w:bidi="fr_FR"/>
+        </w:rPr>
+        <w:t xml:space="preserve">Ir-ha-Hérès </w:t>
+      </w:r>
+      <w:r>
+        <w:rPr>
+          <w:lang w:val="fr_FR" w:bidi="fr_FR"/>
+        </w:rPr>
+        <w:t>dans les versions françaises.</w:t>
+      </w:r>
+    </w:p>
+    <w:p>
+      <w:pPr/>
+      <w:r>
+        <w:rPr>
+          <w:lang w:val="fr_FR" w:bidi="fr_FR"/>
+        </w:rPr>
+      </w:r>
+      <w:r>
+        <w:rPr>
+          <w:i/>
+          <w:lang w:val="fr_FR" w:bidi="fr_FR"/>
+        </w:rPr>
+        <w:t>Voir</w:t>
+      </w:r>
+      <w:r>
+        <w:rPr>
+          <w:lang w:val="fr_FR" w:bidi="fr_FR"/>
+        </w:rPr>
+        <w:t xml:space="preserve"> </w:t>
+      </w:r>
+      <w:r>
+        <w:rPr>
+          <w:lang w:val="fr_FR" w:bidi="fr_FR"/>
+        </w:rPr>
+        <w:t>Héliopolis</w:t>
+      </w:r>
+      <w:r>
+        <w:rPr>
+          <w:lang w:val="fr_FR" w:bidi="fr_FR"/>
+        </w:rPr>
+        <w:t>.</w:t>
+      </w:r>
+      <w:r>
+        <w:rPr>
+          <w:lang w:val="fr_FR" w:bidi="fr_FR"/>
+        </w:rPr>
+      </w:r>
+      <w:r>
+        <w:rPr>
+          <w:lang w:val="fr_FR" w:bidi="fr_FR"/>
+        </w:rPr>
+      </w:r>
+    </w:p>
+    <w:p>
+      <w:pPr/>
+      <w:r>
+        <w:rPr>
+          <w:lang w:val="fr_FR" w:bidi="fr_FR"/>
+        </w:rPr>
+      </w:r>
+    </w:p>
+    <w:p>
+      <w:pPr>
+        <w:pStyle w:val="Heading2"/>
+      </w:pPr>
+      <w:r>
+        <w:rPr>
+          <w:lang w:val="fr_FR" w:bidi="fr_FR"/>
+        </w:rPr>
+        <w:t>ville du soleil</w:t>
+      </w:r>
+      <w:r>
+        <w:rPr>
+          <w:lang w:val="fr_FR" w:bidi="fr_FR"/>
+        </w:rPr>
+      </w:r>
+    </w:p>
+    <w:p>
+      <w:pPr/>
+      <w:r>
+        <w:rPr>
+          <w:lang w:val="fr_FR" w:bidi="fr_FR"/>
+        </w:rPr>
+      </w:r>
+      <w:r>
+        <w:rPr>
+          <w:lang w:val="fr_FR" w:bidi="fr_FR"/>
+        </w:rPr>
+        <w:t xml:space="preserve">Expression dans </w:t>
+      </w:r>
+      <w:hyperlink r:id="rId256">
+        <w:r>
+          <w:rPr>
+            <w:lang w:val="fr_FR" w:bidi="fr_FR"/>
+          </w:rPr>
+          <w:rPr>
+            <w:color w:val="0000EE"/>
+            <w:u w:val="single"/>
+          </w:rPr>
+          <w:t xml:space="preserve">Ésaïe 19.18 </w:t>
+        </w:r>
+      </w:hyperlink>
+      <w:r>
+        <w:rPr>
+          <w:lang w:val="fr_FR" w:bidi="fr_FR"/>
+        </w:rPr>
+        <w:t xml:space="preserve">qui est considérée par de nombreux érudits comme faisant référence à Héliopolis, une ancienne ville égyptienne. Héliopolis signifie « ville du soleil » en grec. Cette ville était un centre majeur du culte du soleil dans l'Égypte ancienne, ce qui explique pourquoi elle était appelée ainsi. Certains manuscrits hébreux lisent </w:t>
+      </w:r>
+      <w:r>
+        <w:rPr>
+          <w:i/>
+          <w:lang w:val="fr_FR" w:bidi="fr_FR"/>
+        </w:rPr>
+        <w:t>'ir ha-heres</w:t>
+      </w:r>
+      <w:r>
+        <w:rPr>
+          <w:lang w:val="fr_FR" w:bidi="fr_FR"/>
+        </w:rPr>
+        <w:t xml:space="preserve"> (« ville de la destruction ») à la place, reflétant peut-être une variation scribale ou une altération intentionnelle.</w:t>
+      </w:r>
+    </w:p>
+    <w:p>
+      <w:pPr/>
+      <w:r>
+        <w:rPr>
+          <w:lang w:val="fr_FR" w:bidi="fr_FR"/>
+        </w:rPr>
+      </w:r>
+      <w:r>
+        <w:rPr>
+          <w:i/>
+          <w:lang w:val="fr_FR" w:bidi="fr_FR"/>
+        </w:rPr>
+        <w:t>Voir</w:t>
+      </w:r>
+      <w:r>
+        <w:rPr>
+          <w:lang w:val="fr_FR" w:bidi="fr_FR"/>
+        </w:rPr>
+        <w:t xml:space="preserve"> </w:t>
+      </w:r>
+      <w:r>
+        <w:rPr>
+          <w:lang w:val="fr_FR" w:bidi="fr_FR"/>
+        </w:rPr>
+        <w:t>Héliopolis</w:t>
+      </w:r>
+      <w:r>
+        <w:rPr>
+          <w:lang w:val="fr_FR" w:bidi="fr_FR"/>
+        </w:rPr>
+        <w:t>.</w:t>
+      </w:r>
+      <w:r>
+        <w:rPr>
+          <w:lang w:val="fr_FR" w:bidi="fr_FR"/>
+        </w:rPr>
+      </w:r>
+      <w:r>
+        <w:rPr>
+          <w:lang w:val="fr_FR" w:bidi="fr_FR"/>
+        </w:rPr>
+      </w:r>
+    </w:p>
+    <w:p>
+      <w:pPr/>
+      <w:r>
+        <w:rPr>
+          <w:lang w:val="fr_FR" w:bidi="fr_FR"/>
+        </w:rPr>
+      </w:r>
+    </w:p>
+    <w:p>
+      <w:pPr>
+        <w:pStyle w:val="Heading2"/>
+      </w:pPr>
+      <w:r>
+        <w:rPr>
+          <w:lang w:val="fr_FR" w:bidi="fr_FR"/>
+        </w:rPr>
         <w:t>Villes de la plaine</w:t>
       </w:r>
       <w:r>
@@ -10285,7 +11940,7 @@
         </w:rPr>
         <w:t>Groupe de cinq villes situées dans la plaine ou le bassin du Jourdain, également connu sous le nom de « villes de la vallée ». Cette région était très fertile, ce qui attirera Lot, le neveu d'Abraham, lorsque le besoin de séparer leurs troupeaux se fera sentir (</w:t>
       </w:r>
-      <w:hyperlink r:id="rId225">
+      <w:hyperlink r:id="rId259">
         <w:r>
           <w:rPr>
             <w:lang w:val="fr_FR" w:bidi="fr_FR"/>
@@ -10461,7 +12116,7 @@
         </w:rPr>
         <w:t>Les cinq rois de ces villes combattront contre une force plus puissante dirigée par quatre rois de terres lointaines à l'orient. Ils seront vaincus, et leurs villes seront pillées. Les envahisseurs prendront beaucoup de biens et de captifs, y compris des femmes et des enfants (</w:t>
       </w:r>
-      <w:hyperlink r:id="rId226">
+      <w:hyperlink r:id="rId260">
         <w:r>
           <w:rPr>
             <w:lang w:val="fr_FR" w:bidi="fr_FR"/>
@@ -10497,7 +12152,7 @@
         </w:rPr>
         <w:t>Les villes recevront ensuite le jugement de Dieu. Leur péché était si grave que même l'intercession d'Abraham n'a pas pu les sauver (</w:t>
       </w:r>
-      <w:hyperlink r:id="rId227">
+      <w:hyperlink r:id="rId261">
         <w:r>
           <w:rPr>
             <w:lang w:val="fr_FR" w:bidi="fr_FR"/>
@@ -10515,7 +12170,7 @@
         </w:rPr>
         <w:t>). Leur méchanceté est mise en évidence par l'histoire de la foule à Sodome qui tentera de nuire aux invités de Lot (</w:t>
       </w:r>
-      <w:hyperlink r:id="rId228">
+      <w:hyperlink r:id="rId262">
         <w:r>
           <w:rPr>
             <w:lang w:val="fr_FR" w:bidi="fr_FR"/>
@@ -10551,7 +12206,7 @@
         </w:rPr>
         <w:t>La destruction de ces villes est mentionnée dans de nombreuses autres parties de l'Ancien et du Nouveau Testament comme un avertissement de punition divine pour le péché (</w:t>
       </w:r>
-      <w:hyperlink r:id="rId73">
+      <w:hyperlink r:id="rId91">
         <w:r>
           <w:rPr>
             <w:lang w:val="fr_FR" w:bidi="fr_FR"/>
@@ -10569,7 +12224,7 @@
         </w:rPr>
         <w:t xml:space="preserve"> ; </w:t>
       </w:r>
-      <w:hyperlink r:id="rId229">
+      <w:hyperlink r:id="rId263">
         <w:r>
           <w:rPr>
             <w:lang w:val="fr_FR" w:bidi="fr_FR"/>
@@ -10587,7 +12242,7 @@
         </w:rPr>
         <w:t xml:space="preserve"> ; </w:t>
       </w:r>
-      <w:hyperlink r:id="rId230">
+      <w:hyperlink r:id="rId264">
         <w:r>
           <w:rPr>
             <w:lang w:val="fr_FR" w:bidi="fr_FR"/>
@@ -10605,7 +12260,7 @@
         </w:rPr>
         <w:t xml:space="preserve"> ; </w:t>
       </w:r>
-      <w:hyperlink r:id="rId231">
+      <w:hyperlink r:id="rId265">
         <w:r>
           <w:rPr>
             <w:lang w:val="fr_FR" w:bidi="fr_FR"/>
@@ -10623,7 +12278,7 @@
         </w:rPr>
         <w:t xml:space="preserve"> ; </w:t>
       </w:r>
-      <w:hyperlink r:id="rId232">
+      <w:hyperlink r:id="rId266">
         <w:r>
           <w:rPr>
             <w:lang w:val="fr_FR" w:bidi="fr_FR"/>
@@ -10689,7 +12344,7 @@
         </w:rPr>
         <w:t>Au nombre de six, trois en Canaan et trois en Transjordanie (zone à l'est du Jourdain), certaines villes étaient désignées comme lieux de refuge pour les personnes soupçonnées d'homicide involontaire. Les six villes faisaient partie des quarante-huit attribuées aux Lévites (</w:t>
       </w:r>
-      <w:hyperlink r:id="rId233">
+      <w:hyperlink r:id="rId267">
         <w:r>
           <w:rPr>
             <w:lang w:val="fr_FR" w:bidi="fr_FR"/>
@@ -10707,7 +12362,7 @@
         </w:rPr>
         <w:t>). Les trois villes transjordaniennes étaient Betser, Ramoth et Golan (</w:t>
       </w:r>
-      <w:hyperlink r:id="rId234">
+      <w:hyperlink r:id="rId268">
         <w:r>
           <w:rPr>
             <w:lang w:val="fr_FR" w:bidi="fr_FR"/>
@@ -10725,7 +12380,7 @@
         </w:rPr>
         <w:t xml:space="preserve"> ; </w:t>
       </w:r>
-      <w:hyperlink r:id="rId235">
+      <w:hyperlink r:id="rId269">
         <w:r>
           <w:rPr>
             <w:lang w:val="fr_FR" w:bidi="fr_FR"/>
@@ -10743,7 +12398,7 @@
         </w:rPr>
         <w:t>). Les trois villes à l'ouest du Jourdain étaient Kédesch, Sichem et Kirjath-Arba (c'est-à-dire Hébron) dans la région montagneuse de Juda (</w:t>
       </w:r>
-      <w:hyperlink r:id="rId236">
+      <w:hyperlink r:id="rId270">
         <w:r>
           <w:rPr>
             <w:lang w:val="fr_FR" w:bidi="fr_FR"/>
@@ -10775,7 +12430,7 @@
         </w:rPr>
         <w:t>Dans l'Israël antique, le parent le plus proche d'une victime de meurtre devait prendre la vie du meurtrier (</w:t>
       </w:r>
-      <w:hyperlink r:id="rId237">
+      <w:hyperlink r:id="rId271">
         <w:r>
           <w:rPr>
             <w:lang w:val="fr_FR" w:bidi="fr_FR"/>
@@ -10793,7 +12448,7 @@
         </w:rPr>
         <w:t xml:space="preserve">). C'était son devoir envers la veuve, les autres membres de la famille et la société. Les meurtriers n'étaient pas autorisés à vivre, et il n'y avait aucun moyen de les racheter (v. </w:t>
       </w:r>
-      <w:hyperlink r:id="rId238">
+      <w:hyperlink r:id="rId272">
         <w:r>
           <w:rPr>
             <w:lang w:val="fr_FR" w:bidi="fr_FR"/>
@@ -10825,7 +12480,7 @@
         </w:rPr>
         <w:t>La mort accidentelle, cependant, était une autre affaire. L'homicide involontaire sans malice ni préméditation avait une disposition spéciale dans la loi de Moïse. Un homme qui tuait accidentellement quelqu'un pouvait fuir vers la ville de refuge la plus proche, où les autorités locales lui accordaient l'asile (</w:t>
       </w:r>
-      <w:hyperlink r:id="rId239">
+      <w:hyperlink r:id="rId273">
         <w:r>
           <w:rPr>
             <w:lang w:val="fr_FR" w:bidi="fr_FR"/>
@@ -10843,7 +12498,7 @@
         </w:rPr>
         <w:t>). Lorsque l'affaire était portée devant le tribunal, si l'homme était reconnu coupable de meurtre prémédité, il était livré pour exécution (</w:t>
       </w:r>
-      <w:hyperlink r:id="rId240">
+      <w:hyperlink r:id="rId274">
         <w:r>
           <w:rPr>
             <w:lang w:val="fr_FR" w:bidi="fr_FR"/>
@@ -10861,7 +12516,7 @@
         </w:rPr>
         <w:t>). Si la mort était jugée accidentelle, la personne était acquittée. Néanmoins, il devait payer une pénalité. Le meurtrier devait rester dans la ville de refuge tant que le grand prêtre en fonction était en poste (</w:t>
       </w:r>
-      <w:hyperlink r:id="rId241">
+      <w:hyperlink r:id="rId275">
         <w:r>
           <w:rPr>
             <w:lang w:val="fr_FR" w:bidi="fr_FR"/>
@@ -10972,7 +12627,7 @@
         </w:rPr>
         <w:t>Zones spéciales réservées à la tribu de Lévi à la place d'un héritage territorial régulier (</w:t>
       </w:r>
-      <w:hyperlink r:id="rId242">
+      <w:hyperlink r:id="rId276">
         <w:r>
           <w:rPr>
             <w:lang w:val="fr_FR" w:bidi="fr_FR"/>
@@ -10990,7 +12645,7 @@
         </w:rPr>
         <w:t xml:space="preserve"> ; </w:t>
       </w:r>
-      <w:hyperlink r:id="rId243">
+      <w:hyperlink r:id="rId277">
         <w:r>
           <w:rPr>
             <w:lang w:val="fr_FR" w:bidi="fr_FR"/>
@@ -11008,7 +12663,7 @@
         </w:rPr>
         <w:t xml:space="preserve"> ; </w:t>
       </w:r>
-      <w:hyperlink r:id="rId244">
+      <w:hyperlink r:id="rId278">
         <w:r>
           <w:rPr>
             <w:lang w:val="fr_FR" w:bidi="fr_FR"/>
@@ -11026,7 +12681,7 @@
         </w:rPr>
         <w:t xml:space="preserve"> ; </w:t>
       </w:r>
-      <w:hyperlink r:id="rId245">
+      <w:hyperlink r:id="rId279">
         <w:r>
           <w:rPr>
             <w:lang w:val="fr_FR" w:bidi="fr_FR"/>
@@ -11044,7 +12699,7 @@
         </w:rPr>
         <w:t xml:space="preserve"> ; </w:t>
       </w:r>
-      <w:hyperlink r:id="rId246">
+      <w:hyperlink r:id="rId280">
         <w:r>
           <w:rPr>
             <w:lang w:val="fr_FR" w:bidi="fr_FR"/>
@@ -11062,7 +12717,7 @@
         </w:rPr>
         <w:t>). Les Lévites recevront quarante-huit villes, y compris les six villes de refuge (</w:t>
       </w:r>
-      <w:hyperlink r:id="rId247">
+      <w:hyperlink r:id="rId281">
         <w:r>
           <w:rPr>
             <w:lang w:val="fr_FR" w:bidi="fr_FR"/>
@@ -11080,7 +12735,7 @@
         </w:rPr>
         <w:t xml:space="preserve">). Chaque ville, ainsi qu'une zone limitée autour d'elle, était réservée pour les Lévites (v. </w:t>
       </w:r>
-      <w:hyperlink r:id="rId248">
+      <w:hyperlink r:id="rId282">
         <w:r>
           <w:rPr>
             <w:lang w:val="fr_FR" w:bidi="fr_FR"/>
@@ -11098,7 +12753,7 @@
         </w:rPr>
         <w:t>) ; leur propriété bénéficiait d'un statut spécial en ce qui concerne les lois de rachat (</w:t>
       </w:r>
-      <w:hyperlink r:id="rId249">
+      <w:hyperlink r:id="rId283">
         <w:r>
           <w:rPr>
             <w:lang w:val="fr_FR" w:bidi="fr_FR"/>
@@ -11130,7 +12785,7 @@
         </w:rPr>
         <w:t>Deux listes des villes lévitiques sont données (</w:t>
       </w:r>
-      <w:hyperlink r:id="rId250">
+      <w:hyperlink r:id="rId284">
         <w:r>
           <w:rPr>
             <w:lang w:val="fr_FR" w:bidi="fr_FR"/>
@@ -11148,7 +12803,7 @@
         </w:rPr>
         <w:t xml:space="preserve"> ; </w:t>
       </w:r>
-      <w:hyperlink r:id="rId251">
+      <w:hyperlink r:id="rId285">
         <w:r>
           <w:rPr>
             <w:lang w:val="fr_FR" w:bidi="fr_FR"/>
@@ -11166,7 +12821,7 @@
         </w:rPr>
         <w:t>). Treize villes étaient pour les prêtres (</w:t>
       </w:r>
-      <w:hyperlink r:id="rId252">
+      <w:hyperlink r:id="rId286">
         <w:r>
           <w:rPr>
             <w:lang w:val="fr_FR" w:bidi="fr_FR"/>
@@ -11184,7 +12839,7 @@
         </w:rPr>
         <w:t>), y compris les six villes de refuge. Malgré quelques variations entre les deux listes, il semble clair qu'elles proviennent d'une source originale. La répartition des villes lévitiques en dit long sur leur objectif. Elles étaient réparties parmi les douze tribus mais n'étaient généralement pas placées dans les centres tribaux. Celles en Juda et Siméon étaient situées dans la région montagneuse du sud, la zone où les clans satellites des Calebites et des Kéniziens s'étaient installés. Celles en Benjamin étaient regroupées le long de la moitié sud de l'héritage de cette tribu, la partie plus tard rattachée à Juda ; là où se trouvait la famille de Saül. Les villes lévitiques étaient placées dans des zones frontalières où des garnisons étaient nécessaires, aux franges désertiques orientales en Ruben et face à la Philistie en Dan par exemple. D'autres territoires clés étaient dans les plaines où Aser, Manassé et d'autres tribus galiléennes avaient initialement échoué à conquérir les villes cananéennes (</w:t>
       </w:r>
-      <w:hyperlink r:id="rId253">
+      <w:hyperlink r:id="rId287">
         <w:r>
           <w:rPr>
             <w:lang w:val="fr_FR" w:bidi="fr_FR"/>
@@ -11216,7 +12871,7 @@
         </w:rPr>
         <w:t>Bien que les Lévites n'étaient pas les résidents exclusifs d'une seule ville (ils les partageaient avec d'autres Israélites), ils y étaient affectés pour des tâches spécifiques. Ils s'occupaient de l'œuvre du Seigneur et du service du roi (</w:t>
       </w:r>
-      <w:hyperlink r:id="rId254">
+      <w:hyperlink r:id="rId288">
         <w:r>
           <w:rPr>
             <w:lang w:val="fr_FR" w:bidi="fr_FR"/>
@@ -11234,7 +12889,7 @@
         </w:rPr>
         <w:t>). Collecter les dîmes (</w:t>
       </w:r>
-      <w:hyperlink r:id="rId255">
+      <w:hyperlink r:id="rId289">
         <w:r>
           <w:rPr>
             <w:lang w:val="fr_FR" w:bidi="fr_FR"/>
@@ -11252,7 +12907,7 @@
         </w:rPr>
         <w:t xml:space="preserve"> ; </w:t>
       </w:r>
-      <w:hyperlink r:id="rId256">
+      <w:hyperlink r:id="rId290">
         <w:r>
           <w:rPr>
             <w:lang w:val="fr_FR" w:bidi="fr_FR"/>
@@ -11270,7 +12925,7 @@
         </w:rPr>
         <w:t>), gérer les affaires légales et judiciaires (</w:t>
       </w:r>
-      <w:hyperlink r:id="rId257">
+      <w:hyperlink r:id="rId291">
         <w:r>
           <w:rPr>
             <w:lang w:val="fr_FR" w:bidi="fr_FR"/>
@@ -11288,7 +12943,7 @@
         </w:rPr>
         <w:t xml:space="preserve"> ; </w:t>
       </w:r>
-      <w:hyperlink r:id="rId258">
+      <w:hyperlink r:id="rId292">
         <w:r>
           <w:rPr>
             <w:lang w:val="fr_FR" w:bidi="fr_FR"/>
@@ -11306,7 +12961,7 @@
         </w:rPr>
         <w:t xml:space="preserve"> ; </w:t>
       </w:r>
-      <w:hyperlink r:id="rId259">
+      <w:hyperlink r:id="rId293">
         <w:r>
           <w:rPr>
             <w:lang w:val="fr_FR" w:bidi="fr_FR"/>
@@ -11324,7 +12979,7 @@
         </w:rPr>
         <w:t>), les devoirs de garnison militaire (</w:t>
       </w:r>
-      <w:hyperlink r:id="rId260">
+      <w:hyperlink r:id="rId294">
         <w:r>
           <w:rPr>
             <w:lang w:val="fr_FR" w:bidi="fr_FR"/>
@@ -11342,7 +12997,7 @@
         </w:rPr>
         <w:t xml:space="preserve">), et la gestion des entrepôts (v. </w:t>
       </w:r>
-      <w:hyperlink r:id="rId261">
+      <w:hyperlink r:id="rId295">
         <w:r>
           <w:rPr>
             <w:lang w:val="fr_FR" w:bidi="fr_FR"/>
@@ -11360,7 +13015,7 @@
         </w:rPr>
         <w:t>) faisaient tous partie des responsabilités lévitiques. Bien qu'ils servent dans la capitale selon un principe de roulement (</w:t>
       </w:r>
-      <w:hyperlink r:id="rId262">
+      <w:hyperlink r:id="rId296">
         <w:r>
           <w:rPr>
             <w:lang w:val="fr_FR" w:bidi="fr_FR"/>
@@ -11378,7 +13033,7 @@
         </w:rPr>
         <w:t>), ils avaient également des tâches similaires tout au long de l'année dans leurs districts d'origine (</w:t>
       </w:r>
-      <w:hyperlink r:id="rId263">
+      <w:hyperlink r:id="rId297">
         <w:r>
           <w:rPr>
             <w:lang w:val="fr_FR" w:bidi="fr_FR"/>
@@ -11396,7 +13051,7 @@
         </w:rPr>
         <w:t>). Leur loyauté envers la maison de David leur fera perdre leur statut dans le royaume du nord, et la plupart d'entre eux ont donc rejoint Juda lorsque le royaume sera divisé (</w:t>
       </w:r>
-      <w:hyperlink r:id="rId264">
+      <w:hyperlink r:id="rId298">
         <w:r>
           <w:rPr>
             <w:lang w:val="fr_FR" w:bidi="fr_FR"/>
@@ -11517,7 +13172,7 @@
         </w:rPr>
         <w:t xml:space="preserve">Le viol de Dina par Sichem, fils de Hamor, un Hévien (voir </w:t>
       </w:r>
-      <w:hyperlink r:id="rId265">
+      <w:hyperlink r:id="rId299">
         <w:r>
           <w:rPr>
             <w:lang w:val="fr_FR" w:bidi="fr_FR"/>
@@ -11553,7 +13208,7 @@
         </w:rPr>
         <w:t>Le viol de Tamar par Amnon, son frère et fils du roi David (</w:t>
       </w:r>
-      <w:hyperlink r:id="rId266">
+      <w:hyperlink r:id="rId300">
         <w:r>
           <w:rPr>
             <w:lang w:val="fr_FR" w:bidi="fr_FR"/>
@@ -11728,7 +13383,7 @@
         </w:rPr>
         <w:t>Samuel était un « voyant » ou visionnaire. Il était capable de « voir » où se trouvaient les ânes perdus de Saül et de lui dire où ils étaient (</w:t>
       </w:r>
-      <w:hyperlink r:id="rId267">
+      <w:hyperlink r:id="rId301">
         <w:r>
           <w:rPr>
             <w:lang w:val="fr_FR" w:bidi="fr_FR"/>
@@ -11746,7 +13401,7 @@
         </w:rPr>
         <w:t>). Élisée pouvait suivre les actions répréhensibles de Guéhazi « en esprit » et le confronter à son retour (</w:t>
       </w:r>
-      <w:hyperlink r:id="rId268">
+      <w:hyperlink r:id="rId302">
         <w:r>
           <w:rPr>
             <w:lang w:val="fr_FR" w:bidi="fr_FR"/>
@@ -11803,7 +13458,7 @@
         </w:rPr>
         <w:t>Il existe différents types de visions révélatrices. Un type se manifestait lorsque l'Esprit de Dieu prenait complètement le contrôle des sens du prophète. Par exemple, Ézéchiel pouvait être spirituellement déplacé vers différents endroits dans cet état spécial (</w:t>
       </w:r>
-      <w:hyperlink r:id="rId269">
+      <w:hyperlink r:id="rId303">
         <w:r>
           <w:rPr>
             <w:lang w:val="fr_FR" w:bidi="fr_FR"/>
@@ -11821,7 +13476,7 @@
         </w:rPr>
         <w:t xml:space="preserve"> ; </w:t>
       </w:r>
-      <w:hyperlink r:id="rId270">
+      <w:hyperlink r:id="rId304">
         <w:r>
           <w:rPr>
             <w:lang w:val="fr_FR" w:bidi="fr_FR"/>
@@ -11839,7 +13494,7 @@
         </w:rPr>
         <w:t xml:space="preserve">). La vision de Daniel dans </w:t>
       </w:r>
-      <w:hyperlink r:id="rId271">
+      <w:hyperlink r:id="rId305">
         <w:r>
           <w:rPr>
             <w:lang w:val="fr_FR" w:bidi="fr_FR"/>
@@ -11857,7 +13512,7 @@
         </w:rPr>
         <w:t xml:space="preserve"> était probablement du même type, et peut-être l'expérience de Jérémie dans </w:t>
       </w:r>
-      <w:hyperlink r:id="rId272">
+      <w:hyperlink r:id="rId306">
         <w:r>
           <w:rPr>
             <w:lang w:val="fr_FR" w:bidi="fr_FR"/>
@@ -11912,7 +13567,7 @@
         </w:rPr>
         <w:t xml:space="preserve"> » du panier à Amos (</w:t>
       </w:r>
-      <w:hyperlink r:id="rId273">
+      <w:hyperlink r:id="rId307">
         <w:r>
           <w:rPr>
             <w:lang w:val="fr_FR" w:bidi="fr_FR"/>
@@ -11930,7 +13585,7 @@
         </w:rPr>
         <w:t>). Jérémie aura des visions similaires lorsque Dieu lui montrera une branche d'amandier et un pot qui se renversait (</w:t>
       </w:r>
-      <w:hyperlink r:id="rId274">
+      <w:hyperlink r:id="rId308">
         <w:r>
           <w:rPr>
             <w:lang w:val="fr_FR" w:bidi="fr_FR"/>
@@ -11973,7 +13628,7 @@
         </w:rPr>
         <w:t>Il existait également un type intermédiaire de visions, dans lesquelles les prophètes voyaient des images de choses célestes. Ésaïe aura des visions du ciel (</w:t>
       </w:r>
-      <w:hyperlink r:id="rId275">
+      <w:hyperlink r:id="rId309">
         <w:r>
           <w:rPr>
             <w:lang w:val="fr_FR" w:bidi="fr_FR"/>
@@ -11991,7 +13646,7 @@
         </w:rPr>
         <w:t xml:space="preserve"> ; </w:t>
       </w:r>
-      <w:hyperlink r:id="rId276">
+      <w:hyperlink r:id="rId310">
         <w:r>
           <w:rPr>
             <w:lang w:val="fr_FR" w:bidi="fr_FR"/>
@@ -12048,7 +13703,7 @@
         </w:rPr>
         <w:t xml:space="preserve">Parfois, même lorsque les prophètes n'entendaient que la voix de Dieu, on appelait cela une « vision » parce qu'il s'agissait tout de même d'un message de Dieu. Dans de nombreux endroits de la Bible, il est difficile de dire si « vision » signifie que le prophète a principalement vu quelque chose ou si cela signifie simplement qu'il a reçu n'importe quel type de message de Dieu (par exemple </w:t>
       </w:r>
-      <w:hyperlink r:id="rId277">
+      <w:hyperlink r:id="rId311">
         <w:r>
           <w:rPr>
             <w:lang w:val="fr_FR" w:bidi="fr_FR"/>
@@ -12066,7 +13721,7 @@
         </w:rPr>
         <w:t>). Souvent, le mot « vision » est utilisé simplement comme un terme technique pour tout message venant de Dieu, même s'il ne s'agissait que de mots que le prophète entendait. Lorsque Dieu a d'abord appelé Samuel à être prophète, la Bible utilise spécifiquement le mot « vision » pour décrire cet événement (</w:t>
       </w:r>
-      <w:hyperlink r:id="rId278">
+      <w:hyperlink r:id="rId312">
         <w:r>
           <w:rPr>
             <w:lang w:val="fr_FR" w:bidi="fr_FR"/>
@@ -12098,7 +13753,7 @@
         </w:rPr>
         <w:t>Les livres prophétiques de la Bible contiennent des messages de Dieu transmis par des prophètes et incluent souvent des visions, des avertissements et des promesses. Plusieurs des livres prophétiques ont le mot « vision » dans leur premier verset (</w:t>
       </w:r>
-      <w:hyperlink r:id="rId279">
+      <w:hyperlink r:id="rId313">
         <w:r>
           <w:rPr>
             <w:lang w:val="fr_FR" w:bidi="fr_FR"/>
@@ -12116,7 +13771,7 @@
         </w:rPr>
         <w:t xml:space="preserve"> ; </w:t>
       </w:r>
-      <w:hyperlink r:id="rId280">
+      <w:hyperlink r:id="rId314">
         <w:r>
           <w:rPr>
             <w:lang w:val="fr_FR" w:bidi="fr_FR"/>
@@ -12134,7 +13789,7 @@
         </w:rPr>
         <w:t xml:space="preserve"> ; </w:t>
       </w:r>
-      <w:hyperlink r:id="rId281">
+      <w:hyperlink r:id="rId315">
         <w:r>
           <w:rPr>
             <w:lang w:val="fr_FR" w:bidi="fr_FR"/>
@@ -12152,7 +13807,7 @@
         </w:rPr>
         <w:t>). Lorsque Nathan a parlé à David de la promesse spéciale de Dieu pour lui (l'alliance de Dieu), ce message est également appelé une « vision » (</w:t>
       </w:r>
-      <w:hyperlink r:id="rId282">
+      <w:hyperlink r:id="rId316">
         <w:r>
           <w:rPr>
             <w:lang w:val="fr_FR" w:bidi="fr_FR"/>
@@ -12170,7 +13825,7 @@
         </w:rPr>
         <w:t xml:space="preserve"> ; </w:t>
       </w:r>
-      <w:hyperlink r:id="rId283">
+      <w:hyperlink r:id="rId317">
         <w:r>
           <w:rPr>
             <w:lang w:val="fr_FR" w:bidi="fr_FR"/>
@@ -12188,7 +13843,7 @@
         </w:rPr>
         <w:t xml:space="preserve"> ; </w:t>
       </w:r>
-      <w:hyperlink r:id="rId284">
+      <w:hyperlink r:id="rId318">
         <w:r>
           <w:rPr>
             <w:lang w:val="fr_FR" w:bidi="fr_FR"/>
@@ -12206,7 +13861,7 @@
         </w:rPr>
         <w:t xml:space="preserve">). Dans </w:t>
       </w:r>
-      <w:hyperlink r:id="rId285">
+      <w:hyperlink r:id="rId319">
         <w:r>
           <w:rPr>
             <w:lang w:val="fr_FR" w:bidi="fr_FR"/>
@@ -12224,7 +13879,7 @@
         </w:rPr>
         <w:t xml:space="preserve">, « sceller la vision et le prophète » signifie confirmer que la prophétie de Jérémie (mentionnée au v. </w:t>
       </w:r>
-      <w:hyperlink r:id="rId286">
+      <w:hyperlink r:id="rId320">
         <w:r>
           <w:rPr>
             <w:lang w:val="fr_FR" w:bidi="fr_FR"/>
@@ -12268,7 +13923,7 @@
         </w:rPr>
         <w:t xml:space="preserve"> » (</w:t>
       </w:r>
-      <w:hyperlink r:id="rId287">
+      <w:hyperlink r:id="rId321">
         <w:r>
           <w:rPr>
             <w:lang w:val="fr_FR" w:bidi="fr_FR"/>
@@ -12430,7 +14085,7 @@
         </w:rPr>
         <w:t xml:space="preserve">La dîme, les sacrifices et les offrandes, l'observance du sabbat et la circoncision sont tous des commandements dans la loi de Moïse. S'engager par un vœu ne l'est pas. Quand le </w:t>
       </w:r>
-      <w:hyperlink r:id="rId288">
+      <w:hyperlink r:id="rId322">
         <w:r>
           <w:rPr>
             <w:lang w:val="fr_FR" w:bidi="fr_FR"/>
@@ -12497,7 +14152,7 @@
         </w:rPr>
         <w:t xml:space="preserve"> servait à se consacrer tout particulièrement au Seigneur. Samson, Samuel et Jean le Baptiste étaient tous les trois consacrés au Seigneur dès leur naissance. Le vœu de naziréat pouvait être pour une durée déterminée. </w:t>
       </w:r>
-      <w:hyperlink r:id="rId289">
+      <w:hyperlink r:id="rId323">
         <w:r>
           <w:rPr>
             <w:lang w:val="fr_FR" w:bidi="fr_FR"/>
@@ -12515,7 +14170,7 @@
         </w:rPr>
         <w:t xml:space="preserve"> prescrit les conditions de cet engagement. Les versets </w:t>
       </w:r>
-      <w:hyperlink r:id="rId290">
+      <w:hyperlink r:id="rId324">
         <w:r>
           <w:rPr>
             <w:lang w:val="fr_FR" w:bidi="fr_FR"/>
@@ -12547,7 +14202,7 @@
         </w:rPr>
         <w:t xml:space="preserve">Les femmes pouvaient également prendre ce vœu (verset </w:t>
       </w:r>
-      <w:hyperlink r:id="rId291">
+      <w:hyperlink r:id="rId325">
         <w:r>
           <w:rPr>
             <w:lang w:val="fr_FR" w:bidi="fr_FR"/>
@@ -12565,7 +14220,7 @@
         </w:rPr>
         <w:t>). Le clan des Récabites vivait selon des engagements permanents que leur avait imposés leur ancêtre Récab. Ils sont présentés comme exemples de loyauté devant Dieu (</w:t>
       </w:r>
-      <w:hyperlink r:id="rId292">
+      <w:hyperlink r:id="rId326">
         <w:r>
           <w:rPr>
             <w:lang w:val="fr_FR" w:bidi="fr_FR"/>
@@ -12597,7 +14252,7 @@
         </w:rPr>
         <w:t>Certains vœux sont présentés comme un marché passé avec Dieu. À Béthel, Jacob promet que Dieu sera son Dieu et qu'il lui paiera la dîme de tout si Dieu l'aide pendant son exil et le ramène en paix chez les siens (</w:t>
       </w:r>
-      <w:hyperlink r:id="rId293">
+      <w:hyperlink r:id="rId327">
         <w:r>
           <w:rPr>
             <w:lang w:val="fr_FR" w:bidi="fr_FR"/>
@@ -12609,7 +14264,7 @@
           <w:t>Gn 28.20</w:t>
         </w:r>
       </w:hyperlink>
-      <w:hyperlink r:id="rId290">
+      <w:hyperlink r:id="rId324">
         <w:r>
           <w:rPr>
             <w:lang w:val="fr_FR" w:bidi="fr_FR"/>
@@ -12621,7 +14276,7 @@
           <w:t>–</w:t>
         </w:r>
       </w:hyperlink>
-      <w:hyperlink r:id="rId293">
+      <w:hyperlink r:id="rId327">
         <w:r>
           <w:rPr>
             <w:lang w:val="fr_FR" w:bidi="fr_FR"/>
@@ -12639,7 +14294,7 @@
         </w:rPr>
         <w:t>). Anne promet que si Dieu lui donne un fils, elle le lui rendra (</w:t>
       </w:r>
-      <w:hyperlink r:id="rId294">
+      <w:hyperlink r:id="rId328">
         <w:r>
           <w:rPr>
             <w:lang w:val="fr_FR" w:bidi="fr_FR"/>
@@ -12651,7 +14306,7 @@
           <w:t>1S 1.11, 27</w:t>
         </w:r>
       </w:hyperlink>
-      <w:hyperlink r:id="rId290">
+      <w:hyperlink r:id="rId324">
         <w:r>
           <w:rPr>
             <w:lang w:val="fr_FR" w:bidi="fr_FR"/>
@@ -12663,7 +14318,7 @@
           <w:t>–</w:t>
         </w:r>
       </w:hyperlink>
-      <w:hyperlink r:id="rId294">
+      <w:hyperlink r:id="rId328">
         <w:r>
           <w:rPr>
             <w:lang w:val="fr_FR" w:bidi="fr_FR"/>
@@ -12681,7 +14336,7 @@
         </w:rPr>
         <w:t xml:space="preserve">). Dans les Psaumes, les vœux en remerciement d'avoir été délivré du danger ou de la détresse sont souvent associés à des sacrifices d'actions de grâce (p. ex. </w:t>
       </w:r>
-      <w:hyperlink r:id="rId295">
+      <w:hyperlink r:id="rId329">
         <w:r>
           <w:rPr>
             <w:lang w:val="fr_FR" w:bidi="fr_FR"/>
@@ -12693,7 +14348,7 @@
           <w:t>Ps 22.24</w:t>
         </w:r>
       </w:hyperlink>
-      <w:hyperlink r:id="rId290">
+      <w:hyperlink r:id="rId324">
         <w:r>
           <w:rPr>
             <w:lang w:val="fr_FR" w:bidi="fr_FR"/>
@@ -12705,7 +14360,7 @@
           <w:t>–</w:t>
         </w:r>
       </w:hyperlink>
-      <w:hyperlink r:id="rId295">
+      <w:hyperlink r:id="rId329">
         <w:r>
           <w:rPr>
             <w:lang w:val="fr_FR" w:bidi="fr_FR"/>
@@ -12723,7 +14378,7 @@
         </w:rPr>
         <w:t xml:space="preserve">; </w:t>
       </w:r>
-      <w:hyperlink r:id="rId296">
+      <w:hyperlink r:id="rId330">
         <w:r>
           <w:rPr>
             <w:lang w:val="fr_FR" w:bidi="fr_FR"/>
@@ -12735,7 +14390,7 @@
           <w:t>56.12</w:t>
         </w:r>
       </w:hyperlink>
-      <w:hyperlink r:id="rId290">
+      <w:hyperlink r:id="rId324">
         <w:r>
           <w:rPr>
             <w:lang w:val="fr_FR" w:bidi="fr_FR"/>
@@ -12747,7 +14402,7 @@
           <w:t>–</w:t>
         </w:r>
       </w:hyperlink>
-      <w:hyperlink r:id="rId296">
+      <w:hyperlink r:id="rId330">
         <w:r>
           <w:rPr>
             <w:lang w:val="fr_FR" w:bidi="fr_FR"/>
@@ -12779,7 +14434,7 @@
         </w:rPr>
         <w:t>Une fois qu'un vœu est fait, il est obligatoire de l'accomplir. Ne pas faire de vœu n'est pas un péché (</w:t>
       </w:r>
-      <w:hyperlink r:id="rId297">
+      <w:hyperlink r:id="rId331">
         <w:r>
           <w:rPr>
             <w:lang w:val="fr_FR" w:bidi="fr_FR"/>
@@ -12797,7 +14452,7 @@
         </w:rPr>
         <w:t>), mais ne pas tenir sa promesse à Dieu est un péché (</w:t>
       </w:r>
-      <w:hyperlink r:id="rId298">
+      <w:hyperlink r:id="rId332">
         <w:r>
           <w:rPr>
             <w:lang w:val="fr_FR" w:bidi="fr_FR"/>
@@ -12809,7 +14464,7 @@
           <w:t>Dt 23.21</w:t>
         </w:r>
       </w:hyperlink>
-      <w:hyperlink r:id="rId290">
+      <w:hyperlink r:id="rId324">
         <w:r>
           <w:rPr>
             <w:lang w:val="fr_FR" w:bidi="fr_FR"/>
@@ -12821,7 +14476,7 @@
           <w:t>–</w:t>
         </w:r>
       </w:hyperlink>
-      <w:hyperlink r:id="rId298">
+      <w:hyperlink r:id="rId332">
         <w:r>
           <w:rPr>
             <w:lang w:val="fr_FR" w:bidi="fr_FR"/>
@@ -12839,7 +14494,7 @@
         </w:rPr>
         <w:t xml:space="preserve">; voir aussi </w:t>
       </w:r>
-      <w:hyperlink r:id="rId299">
+      <w:hyperlink r:id="rId333">
         <w:r>
           <w:rPr>
             <w:lang w:val="fr_FR" w:bidi="fr_FR"/>
@@ -12857,7 +14512,7 @@
         </w:rPr>
         <w:t xml:space="preserve">; </w:t>
       </w:r>
-      <w:hyperlink r:id="rId300">
+      <w:hyperlink r:id="rId334">
         <w:r>
           <w:rPr>
             <w:lang w:val="fr_FR" w:bidi="fr_FR"/>
@@ -12869,7 +14524,7 @@
           <w:t>Ec 5.4</w:t>
         </w:r>
       </w:hyperlink>
-      <w:hyperlink r:id="rId290">
+      <w:hyperlink r:id="rId324">
         <w:r>
           <w:rPr>
             <w:lang w:val="fr_FR" w:bidi="fr_FR"/>
@@ -12881,7 +14536,7 @@
           <w:t>–</w:t>
         </w:r>
       </w:hyperlink>
-      <w:hyperlink r:id="rId300">
+      <w:hyperlink r:id="rId334">
         <w:r>
           <w:rPr>
             <w:lang w:val="fr_FR" w:bidi="fr_FR"/>
@@ -12899,7 +14554,7 @@
         </w:rPr>
         <w:t>). Dans certains cas, le vœu d'une jeune fille vivant encore chez son père ou d'une femme mariée pouvait être annulé par le père ou le mari (</w:t>
       </w:r>
-      <w:hyperlink r:id="rId301">
+      <w:hyperlink r:id="rId335">
         <w:r>
           <w:rPr>
             <w:lang w:val="fr_FR" w:bidi="fr_FR"/>
@@ -12942,7 +14597,7 @@
         </w:rPr>
         <w:t>Il n'y a que deux vœux mentionnés en tant que tels dans le NT. Les deux occurrences sont en rapport à l'apôtre Paul (</w:t>
       </w:r>
-      <w:hyperlink r:id="rId302">
+      <w:hyperlink r:id="rId336">
         <w:r>
           <w:rPr>
             <w:lang w:val="fr_FR" w:bidi="fr_FR"/>
@@ -12960,7 +14615,7 @@
         </w:rPr>
         <w:t xml:space="preserve"> ; </w:t>
       </w:r>
-      <w:hyperlink r:id="rId303">
+      <w:hyperlink r:id="rId337">
         <w:r>
           <w:rPr>
             <w:lang w:val="fr_FR" w:bidi="fr_FR"/>
@@ -12972,7 +14627,7 @@
           <w:t>21.23</w:t>
         </w:r>
       </w:hyperlink>
-      <w:hyperlink r:id="rId290">
+      <w:hyperlink r:id="rId324">
         <w:r>
           <w:rPr>
             <w:lang w:val="fr_FR" w:bidi="fr_FR"/>
@@ -12984,7 +14639,7 @@
           <w:t>–</w:t>
         </w:r>
       </w:hyperlink>
-      <w:hyperlink r:id="rId303">
+      <w:hyperlink r:id="rId337">
         <w:r>
           <w:rPr>
             <w:lang w:val="fr_FR" w:bidi="fr_FR"/>
@@ -13002,7 +14657,7 @@
         </w:rPr>
         <w:t>). Cependant, le même principe est présent dans le concept appelé « corban » (</w:t>
       </w:r>
-      <w:hyperlink r:id="rId304">
+      <w:hyperlink r:id="rId338">
         <w:r>
           <w:rPr>
             <w:lang w:val="fr_FR" w:bidi="fr_FR"/>
@@ -13014,7 +14669,7 @@
           <w:t>Mc 7.11</w:t>
         </w:r>
       </w:hyperlink>
-      <w:hyperlink r:id="rId290">
+      <w:hyperlink r:id="rId324">
         <w:r>
           <w:rPr>
             <w:lang w:val="fr_FR" w:bidi="fr_FR"/>
@@ -13026,7 +14681,7 @@
           <w:t>-</w:t>
         </w:r>
       </w:hyperlink>
-      <w:hyperlink r:id="rId304">
+      <w:hyperlink r:id="rId338">
         <w:r>
           <w:rPr>
             <w:lang w:val="fr_FR" w:bidi="fr_FR"/>
@@ -13044,7 +14699,7 @@
         </w:rPr>
         <w:t xml:space="preserve"> ; </w:t>
       </w:r>
-      <w:hyperlink r:id="rId305">
+      <w:hyperlink r:id="rId339">
         <w:r>
           <w:rPr>
             <w:lang w:val="fr_FR" w:bidi="fr_FR"/>
@@ -13056,7 +14711,7 @@
           <w:t>Mt 15.5</w:t>
         </w:r>
       </w:hyperlink>
-      <w:hyperlink r:id="rId290">
+      <w:hyperlink r:id="rId324">
         <w:r>
           <w:rPr>
             <w:lang w:val="fr_FR" w:bidi="fr_FR"/>
@@ -13068,7 +14723,7 @@
           <w:t>–</w:t>
         </w:r>
       </w:hyperlink>
-      <w:hyperlink r:id="rId305">
+      <w:hyperlink r:id="rId339">
         <w:r>
           <w:rPr>
             <w:lang w:val="fr_FR" w:bidi="fr_FR"/>
@@ -13221,7 +14876,7 @@
         </w:rPr>
         <w:t>L'apôtre Paul a emprunté la voie Appienne lors de son voyage à Rome après être descendu d'un navire à Pouzzoles (</w:t>
       </w:r>
-      <w:hyperlink r:id="rId306">
+      <w:hyperlink r:id="rId340">
         <w:r>
           <w:rPr>
             <w:lang w:val="fr_FR" w:bidi="fr_FR"/>
@@ -13301,7 +14956,7 @@
         </w:rPr>
         <w:t>Nom utilisé pour les chrétiens dans le livre des Actes (</w:t>
       </w:r>
-      <w:hyperlink r:id="rId307">
+      <w:hyperlink r:id="rId341">
         <w:r>
           <w:rPr>
             <w:lang w:val="fr_FR" w:bidi="fr_FR"/>
@@ -13319,7 +14974,7 @@
         </w:rPr>
         <w:t xml:space="preserve"> ; </w:t>
       </w:r>
-      <w:hyperlink r:id="rId308">
+      <w:hyperlink r:id="rId342">
         <w:r>
           <w:rPr>
             <w:lang w:val="fr_FR" w:bidi="fr_FR"/>
@@ -13337,7 +14992,7 @@
         </w:rPr>
         <w:t xml:space="preserve"> ; </w:t>
       </w:r>
-      <w:hyperlink r:id="rId309">
+      <w:hyperlink r:id="rId343">
         <w:r>
           <w:rPr>
             <w:lang w:val="fr_FR" w:bidi="fr_FR"/>
@@ -13355,7 +15010,7 @@
         </w:rPr>
         <w:t xml:space="preserve"> ; </w:t>
       </w:r>
-      <w:hyperlink r:id="rId310">
+      <w:hyperlink r:id="rId344">
         <w:r>
           <w:rPr>
             <w:lang w:val="fr_FR" w:bidi="fr_FR"/>
@@ -13454,7 +15109,7 @@
         </w:rPr>
         <w:t>Rideau dans le sanctuaire qui séparait le lieu saint du lieu très saint (</w:t>
       </w:r>
-      <w:hyperlink r:id="rId311">
+      <w:hyperlink r:id="rId345">
         <w:r>
           <w:rPr>
             <w:lang w:val="fr_FR" w:bidi="fr_FR"/>
@@ -13580,7 +15235,7 @@
         </w:rPr>
         <w:t xml:space="preserve">La volaille était apparemment déjà connue à l'époque de l'Ancien Testament. L'identification du premier animal décrit dans </w:t>
       </w:r>
-      <w:hyperlink r:id="rId312">
+      <w:hyperlink r:id="rId346">
         <w:r>
           <w:rPr>
             <w:lang w:val="fr_FR" w:bidi="fr_FR"/>
@@ -13612,7 +15267,7 @@
         </w:rPr>
         <w:t xml:space="preserve">Le sceau d'un certain Jaazania (peut-être celui mentionné dans </w:t>
       </w:r>
-      <w:hyperlink r:id="rId313">
+      <w:hyperlink r:id="rId347">
         <w:r>
           <w:rPr>
             <w:lang w:val="fr_FR" w:bidi="fr_FR"/>
@@ -13630,7 +15285,7 @@
         </w:rPr>
         <w:t xml:space="preserve">), datant d'environ 600 av. J.‑C., représente un coq de combat. Il est possible que les oiseaux mentionnés dans </w:t>
       </w:r>
-      <w:hyperlink r:id="rId314">
+      <w:hyperlink r:id="rId348">
         <w:r>
           <w:rPr>
             <w:lang w:val="fr_FR" w:bidi="fr_FR"/>
@@ -13676,7 +15331,7 @@
         </w:rPr>
         <w:t>Jésus compare sa tristesse concernant le rejet de Jérusalem à celle d'une poule qui a essayé à de nombreuses reprises de rassembler ses poussins sous ses ailes (</w:t>
       </w:r>
-      <w:hyperlink r:id="rId315">
+      <w:hyperlink r:id="rId349">
         <w:r>
           <w:rPr>
             <w:lang w:val="fr_FR" w:bidi="fr_FR"/>
@@ -13694,7 +15349,7 @@
         </w:rPr>
         <w:t xml:space="preserve"> ; </w:t>
       </w:r>
-      <w:hyperlink r:id="rId316">
+      <w:hyperlink r:id="rId350">
         <w:r>
           <w:rPr>
             <w:lang w:val="fr_FR" w:bidi="fr_FR"/>
@@ -13726,7 +15381,7 @@
         </w:rPr>
         <w:t>Les coqs chantent généralement une ou deux heures avant l'aube. La troisième veille de la nuit, de minuit à 3h00 du matin, était appelée « chant du coq ». Le Talmud affirme que les poules n'étaient pas autorisées à Jérusalem à l'époque du Nouveau Testament. On voulait ainsi empêcher que des insectes et des larves provenant des excréments de poules ne puissent contaminer la viande des animaux offerts en sacrifice, car elle serait ainsi devenue impure. Pour cette raison, il est pensé que le coq que Pierre a entendu (</w:t>
       </w:r>
-      <w:hyperlink r:id="rId317">
+      <w:hyperlink r:id="rId351">
         <w:r>
           <w:rPr>
             <w:lang w:val="fr_FR" w:bidi="fr_FR"/>
@@ -13744,7 +15399,7 @@
         </w:rPr>
         <w:t xml:space="preserve">, </w:t>
       </w:r>
-      <w:hyperlink r:id="rId318">
+      <w:hyperlink r:id="rId352">
         <w:r>
           <w:rPr>
             <w:lang w:val="fr_FR" w:bidi="fr_FR"/>
@@ -13762,7 +15417,7 @@
         </w:rPr>
         <w:t xml:space="preserve">; </w:t>
       </w:r>
-      <w:hyperlink r:id="rId319">
+      <w:hyperlink r:id="rId353">
         <w:r>
           <w:rPr>
             <w:lang w:val="fr_FR" w:bidi="fr_FR"/>
@@ -13780,7 +15435,7 @@
         </w:rPr>
         <w:t xml:space="preserve">, </w:t>
       </w:r>
-      <w:hyperlink r:id="rId320">
+      <w:hyperlink r:id="rId354">
         <w:r>
           <w:rPr>
             <w:lang w:val="fr_FR" w:bidi="fr_FR"/>
@@ -13879,7 +15534,7 @@
         </w:rPr>
         <w:t>Homme nommé par Moïse de la tribu de Nephthali pour être l'un des douze espions envoyés pour explorer le pays de Canaan (</w:t>
       </w:r>
-      <w:hyperlink r:id="rId321">
+      <w:hyperlink r:id="rId355">
         <w:r>
           <w:rPr>
             <w:lang w:val="fr_FR" w:bidi="fr_FR"/>

--- a/fra/docx/022.content.docx
+++ b/fra/docx/022.content.docx
@@ -19,7 +19,7 @@
         <w:rPr>
           <w:lang w:val="fr_FR" w:bidi="fr_FR"/>
         </w:rPr>
-        <w:t>Resource: Tyndale Open Bible Dictionary</w:t>
+        <w:t>Resource: Aquifer Open Bible Dictionary</w:t>
       </w:r>
       <w:r>
         <w:rPr>
@@ -112,7 +112,7 @@
         <w:rPr>
           <w:lang w:val="fr_FR" w:bidi="fr_FR"/>
         </w:rPr>
-        <w:t>Tyndale Open Bible Dictionary</w:t>
+        <w:t>Aquifer Open Bible Dictionary</w:t>
       </w:r>
     </w:p>
     <w:p>

--- a/fra/docx/022.content.docx
+++ b/fra/docx/022.content.docx
@@ -13312,6 +13312,239 @@
         <w:rPr>
           <w:lang w:val="fr_FR" w:bidi="fr_FR"/>
         </w:rPr>
+        <w:t>vipère</w:t>
+      </w:r>
+      <w:r>
+        <w:rPr>
+          <w:lang w:val="fr_FR" w:bidi="fr_FR"/>
+        </w:rPr>
+      </w:r>
+    </w:p>
+    <w:p>
+      <w:pPr/>
+      <w:r>
+        <w:rPr>
+          <w:lang w:val="fr_FR" w:bidi="fr_FR"/>
+        </w:rPr>
+      </w:r>
+      <w:r>
+        <w:rPr>
+          <w:lang w:val="fr_FR" w:bidi="fr_FR"/>
+        </w:rPr>
+        <w:t xml:space="preserve">L'une de la vingtaine d'espèces de serpents venimeux présents en Israël et dans les pays voisins. Le basilic de l'Ancien Testament pourrait également être une vipère. De véritables vipères (genres </w:t>
+      </w:r>
+      <w:r>
+        <w:rPr>
+          <w:i/>
+          <w:lang w:val="fr_FR" w:bidi="fr_FR"/>
+        </w:rPr>
+        <w:t>Cerastes</w:t>
+      </w:r>
+      <w:r>
+        <w:rPr>
+          <w:lang w:val="fr_FR" w:bidi="fr_FR"/>
+        </w:rPr>
+        <w:t xml:space="preserve">, </w:t>
+      </w:r>
+      <w:r>
+        <w:rPr>
+          <w:i/>
+          <w:lang w:val="fr_FR" w:bidi="fr_FR"/>
+        </w:rPr>
+        <w:t>Echis colorata</w:t>
+      </w:r>
+      <w:r>
+        <w:rPr>
+          <w:lang w:val="fr_FR" w:bidi="fr_FR"/>
+        </w:rPr>
+        <w:t xml:space="preserve"> et </w:t>
+      </w:r>
+      <w:r>
+        <w:rPr>
+          <w:i/>
+          <w:lang w:val="fr_FR" w:bidi="fr_FR"/>
+        </w:rPr>
+        <w:t>Vipera palestina</w:t>
+      </w:r>
+      <w:r>
+        <w:rPr>
+          <w:lang w:val="fr_FR" w:bidi="fr_FR"/>
+        </w:rPr>
+        <w:t xml:space="preserve">) vivent dans cette région du monde. Ces serpents venimeux ont plusieurs dents creuses, appelées des crochets. Ces dents remplacent les canines et servent à injecter du venin quand ils mordent. La vipère à cornes </w:t>
+      </w:r>
+      <w:r>
+        <w:rPr>
+          <w:i/>
+          <w:lang w:val="fr_FR" w:bidi="fr_FR"/>
+        </w:rPr>
+        <w:t>(Cerastes hasselquistii)</w:t>
+      </w:r>
+      <w:r>
+        <w:rPr>
+          <w:lang w:val="fr_FR" w:bidi="fr_FR"/>
+        </w:rPr>
+        <w:t xml:space="preserve"> peut attaquer les chevaux. Elle mesure de 30 à 46 centimètres de long. Elle se cache souvent dans le sable, ne laissant paraître que ses yeux et les bosses en forme de cornes sur sa tête.</w:t>
+      </w:r>
+    </w:p>
+    <w:p>
+      <w:pPr/>
+      <w:r>
+        <w:rPr>
+          <w:lang w:val="fr_FR" w:bidi="fr_FR"/>
+        </w:rPr>
+      </w:r>
+      <w:r>
+        <w:rPr>
+          <w:lang w:val="fr_FR" w:bidi="fr_FR"/>
+        </w:rPr>
+        <w:t>Jésus et Jean-Baptiste ont tous deux mentionné les vipères (</w:t>
+      </w:r>
+      <w:hyperlink r:id="rId301">
+        <w:r>
+          <w:rPr>
+            <w:lang w:val="fr_FR" w:bidi="fr_FR"/>
+          </w:rPr>
+          <w:rPr>
+            <w:color w:val="0000EE"/>
+            <w:u w:val="single"/>
+          </w:rPr>
+          <w:t>Mt 3.7</w:t>
+        </w:r>
+      </w:hyperlink>
+      <w:r>
+        <w:rPr>
+          <w:lang w:val="fr_FR" w:bidi="fr_FR"/>
+        </w:rPr>
+        <w:t xml:space="preserve"> ; </w:t>
+      </w:r>
+      <w:hyperlink r:id="rId302">
+        <w:r>
+          <w:rPr>
+            <w:lang w:val="fr_FR" w:bidi="fr_FR"/>
+          </w:rPr>
+          <w:rPr>
+            <w:color w:val="0000EE"/>
+            <w:u w:val="single"/>
+          </w:rPr>
+          <w:t>12.34</w:t>
+        </w:r>
+      </w:hyperlink>
+      <w:r>
+        <w:rPr>
+          <w:lang w:val="fr_FR" w:bidi="fr_FR"/>
+        </w:rPr>
+        <w:t xml:space="preserve"> ; </w:t>
+      </w:r>
+      <w:hyperlink r:id="rId303">
+        <w:r>
+          <w:rPr>
+            <w:lang w:val="fr_FR" w:bidi="fr_FR"/>
+          </w:rPr>
+          <w:rPr>
+            <w:color w:val="0000EE"/>
+            <w:u w:val="single"/>
+          </w:rPr>
+          <w:t>23.33</w:t>
+        </w:r>
+      </w:hyperlink>
+      <w:r>
+        <w:rPr>
+          <w:lang w:val="fr_FR" w:bidi="fr_FR"/>
+        </w:rPr>
+        <w:t xml:space="preserve">). La vipère mentionnée dans </w:t>
+      </w:r>
+      <w:hyperlink r:id="rId304">
+        <w:r>
+          <w:rPr>
+            <w:lang w:val="fr_FR" w:bidi="fr_FR"/>
+          </w:rPr>
+          <w:rPr>
+            <w:color w:val="0000EE"/>
+            <w:u w:val="single"/>
+          </w:rPr>
+          <w:t>Actes 28.3</w:t>
+        </w:r>
+      </w:hyperlink>
+      <w:r>
+        <w:rPr>
+          <w:lang w:val="fr_FR" w:bidi="fr_FR"/>
+        </w:rPr>
+        <w:t xml:space="preserve"> était probablement la </w:t>
+      </w:r>
+      <w:r>
+        <w:rPr>
+          <w:i/>
+          <w:lang w:val="fr_FR" w:bidi="fr_FR"/>
+        </w:rPr>
+        <w:t xml:space="preserve">Vipera aspis, </w:t>
+      </w:r>
+      <w:r>
+        <w:rPr>
+          <w:lang w:val="fr_FR" w:bidi="fr_FR"/>
+        </w:rPr>
+        <w:t>une petite vipère agressive qui frappe rapidement. On la trouve dans le sud de l’Europe, et elle siffle chaque fois qu’elle inspire ou expire. Le venin des vipères altère les fonctions pulmonaires et détruit les globules rouges.</w:t>
+      </w:r>
+    </w:p>
+    <w:p>
+      <w:pPr/>
+      <w:r>
+        <w:rPr>
+          <w:lang w:val="fr_FR" w:bidi="fr_FR"/>
+        </w:rPr>
+      </w:r>
+      <w:r>
+        <w:rPr>
+          <w:i/>
+          <w:lang w:val="fr_FR" w:bidi="fr_FR"/>
+        </w:rPr>
+        <w:t xml:space="preserve">Voir </w:t>
+      </w:r>
+      <w:r>
+        <w:rPr>
+          <w:i/>
+          <w:lang w:val="fr_FR" w:bidi="fr_FR"/>
+        </w:rPr>
+        <w:t>s</w:t>
+      </w:r>
+      <w:r>
+        <w:rPr>
+          <w:lang w:val="fr_FR" w:bidi="fr_FR"/>
+        </w:rPr>
+        <w:t>erpent</w:t>
+      </w:r>
+      <w:r>
+        <w:rPr>
+          <w:lang w:val="fr_FR" w:bidi="fr_FR"/>
+        </w:rPr>
+        <w:t>.</w:t>
+      </w:r>
+      <w:r>
+        <w:rPr>
+          <w:lang w:val="fr_FR" w:bidi="fr_FR"/>
+        </w:rPr>
+      </w:r>
+      <w:r>
+        <w:rPr>
+          <w:lang w:val="fr_FR" w:bidi="fr_FR"/>
+        </w:rPr>
+      </w:r>
+    </w:p>
+    <w:p>
+      <w:pPr/>
+      <w:r>
+        <w:rPr>
+          <w:lang w:val="fr_FR" w:bidi="fr_FR"/>
+        </w:rPr>
+      </w:r>
+    </w:p>
+    <w:p>
+      <w:pPr>
+        <w:pStyle w:val="Heading2"/>
+      </w:pPr>
+      <w:r>
+        <w:rPr>
+          <w:lang w:val="fr_FR" w:bidi="fr_FR"/>
+        </w:rPr>
         <w:t>Vision, Visions</w:t>
       </w:r>
       <w:r>
@@ -13383,7 +13616,7 @@
         </w:rPr>
         <w:t>Samuel était un « voyant » ou visionnaire. Il était capable de « voir » où se trouvaient les ânes perdus de Saül et de lui dire où ils étaient (</w:t>
       </w:r>
-      <w:hyperlink r:id="rId301">
+      <w:hyperlink r:id="rId305">
         <w:r>
           <w:rPr>
             <w:lang w:val="fr_FR" w:bidi="fr_FR"/>
@@ -13401,7 +13634,7 @@
         </w:rPr>
         <w:t>). Élisée pouvait suivre les actions répréhensibles de Guéhazi « en esprit » et le confronter à son retour (</w:t>
       </w:r>
-      <w:hyperlink r:id="rId302">
+      <w:hyperlink r:id="rId306">
         <w:r>
           <w:rPr>
             <w:lang w:val="fr_FR" w:bidi="fr_FR"/>
@@ -13458,7 +13691,7 @@
         </w:rPr>
         <w:t>Il existe différents types de visions révélatrices. Un type se manifestait lorsque l'Esprit de Dieu prenait complètement le contrôle des sens du prophète. Par exemple, Ézéchiel pouvait être spirituellement déplacé vers différents endroits dans cet état spécial (</w:t>
       </w:r>
-      <w:hyperlink r:id="rId303">
+      <w:hyperlink r:id="rId307">
         <w:r>
           <w:rPr>
             <w:lang w:val="fr_FR" w:bidi="fr_FR"/>
@@ -13476,7 +13709,7 @@
         </w:rPr>
         <w:t xml:space="preserve"> ; </w:t>
       </w:r>
-      <w:hyperlink r:id="rId304">
+      <w:hyperlink r:id="rId308">
         <w:r>
           <w:rPr>
             <w:lang w:val="fr_FR" w:bidi="fr_FR"/>
@@ -13494,7 +13727,7 @@
         </w:rPr>
         <w:t xml:space="preserve">). La vision de Daniel dans </w:t>
       </w:r>
-      <w:hyperlink r:id="rId305">
+      <w:hyperlink r:id="rId309">
         <w:r>
           <w:rPr>
             <w:lang w:val="fr_FR" w:bidi="fr_FR"/>
@@ -13512,7 +13745,7 @@
         </w:rPr>
         <w:t xml:space="preserve"> était probablement du même type, et peut-être l'expérience de Jérémie dans </w:t>
       </w:r>
-      <w:hyperlink r:id="rId306">
+      <w:hyperlink r:id="rId310">
         <w:r>
           <w:rPr>
             <w:lang w:val="fr_FR" w:bidi="fr_FR"/>
@@ -13567,7 +13800,7 @@
         </w:rPr>
         <w:t xml:space="preserve"> » du panier à Amos (</w:t>
       </w:r>
-      <w:hyperlink r:id="rId307">
+      <w:hyperlink r:id="rId311">
         <w:r>
           <w:rPr>
             <w:lang w:val="fr_FR" w:bidi="fr_FR"/>
@@ -13585,7 +13818,7 @@
         </w:rPr>
         <w:t>). Jérémie aura des visions similaires lorsque Dieu lui montrera une branche d'amandier et un pot qui se renversait (</w:t>
       </w:r>
-      <w:hyperlink r:id="rId308">
+      <w:hyperlink r:id="rId312">
         <w:r>
           <w:rPr>
             <w:lang w:val="fr_FR" w:bidi="fr_FR"/>
@@ -13628,7 +13861,7 @@
         </w:rPr>
         <w:t>Il existait également un type intermédiaire de visions, dans lesquelles les prophètes voyaient des images de choses célestes. Ésaïe aura des visions du ciel (</w:t>
       </w:r>
-      <w:hyperlink r:id="rId309">
+      <w:hyperlink r:id="rId313">
         <w:r>
           <w:rPr>
             <w:lang w:val="fr_FR" w:bidi="fr_FR"/>
@@ -13646,7 +13879,7 @@
         </w:rPr>
         <w:t xml:space="preserve"> ; </w:t>
       </w:r>
-      <w:hyperlink r:id="rId310">
+      <w:hyperlink r:id="rId314">
         <w:r>
           <w:rPr>
             <w:lang w:val="fr_FR" w:bidi="fr_FR"/>
@@ -13703,7 +13936,7 @@
         </w:rPr>
         <w:t xml:space="preserve">Parfois, même lorsque les prophètes n'entendaient que la voix de Dieu, on appelait cela une « vision » parce qu'il s'agissait tout de même d'un message de Dieu. Dans de nombreux endroits de la Bible, il est difficile de dire si « vision » signifie que le prophète a principalement vu quelque chose ou si cela signifie simplement qu'il a reçu n'importe quel type de message de Dieu (par exemple </w:t>
       </w:r>
-      <w:hyperlink r:id="rId311">
+      <w:hyperlink r:id="rId315">
         <w:r>
           <w:rPr>
             <w:lang w:val="fr_FR" w:bidi="fr_FR"/>
@@ -13721,7 +13954,7 @@
         </w:rPr>
         <w:t>). Souvent, le mot « vision » est utilisé simplement comme un terme technique pour tout message venant de Dieu, même s'il ne s'agissait que de mots que le prophète entendait. Lorsque Dieu a d'abord appelé Samuel à être prophète, la Bible utilise spécifiquement le mot « vision » pour décrire cet événement (</w:t>
       </w:r>
-      <w:hyperlink r:id="rId312">
+      <w:hyperlink r:id="rId316">
         <w:r>
           <w:rPr>
             <w:lang w:val="fr_FR" w:bidi="fr_FR"/>
@@ -13753,7 +13986,7 @@
         </w:rPr>
         <w:t>Les livres prophétiques de la Bible contiennent des messages de Dieu transmis par des prophètes et incluent souvent des visions, des avertissements et des promesses. Plusieurs des livres prophétiques ont le mot « vision » dans leur premier verset (</w:t>
       </w:r>
-      <w:hyperlink r:id="rId313">
+      <w:hyperlink r:id="rId317">
         <w:r>
           <w:rPr>
             <w:lang w:val="fr_FR" w:bidi="fr_FR"/>
@@ -13771,7 +14004,7 @@
         </w:rPr>
         <w:t xml:space="preserve"> ; </w:t>
       </w:r>
-      <w:hyperlink r:id="rId314">
+      <w:hyperlink r:id="rId318">
         <w:r>
           <w:rPr>
             <w:lang w:val="fr_FR" w:bidi="fr_FR"/>
@@ -13789,7 +14022,7 @@
         </w:rPr>
         <w:t xml:space="preserve"> ; </w:t>
       </w:r>
-      <w:hyperlink r:id="rId315">
+      <w:hyperlink r:id="rId319">
         <w:r>
           <w:rPr>
             <w:lang w:val="fr_FR" w:bidi="fr_FR"/>
@@ -13807,7 +14040,7 @@
         </w:rPr>
         <w:t>). Lorsque Nathan a parlé à David de la promesse spéciale de Dieu pour lui (l'alliance de Dieu), ce message est également appelé une « vision » (</w:t>
       </w:r>
-      <w:hyperlink r:id="rId316">
+      <w:hyperlink r:id="rId320">
         <w:r>
           <w:rPr>
             <w:lang w:val="fr_FR" w:bidi="fr_FR"/>
@@ -13825,7 +14058,7 @@
         </w:rPr>
         <w:t xml:space="preserve"> ; </w:t>
       </w:r>
-      <w:hyperlink r:id="rId317">
+      <w:hyperlink r:id="rId321">
         <w:r>
           <w:rPr>
             <w:lang w:val="fr_FR" w:bidi="fr_FR"/>
@@ -13843,7 +14076,7 @@
         </w:rPr>
         <w:t xml:space="preserve"> ; </w:t>
       </w:r>
-      <w:hyperlink r:id="rId318">
+      <w:hyperlink r:id="rId322">
         <w:r>
           <w:rPr>
             <w:lang w:val="fr_FR" w:bidi="fr_FR"/>
@@ -13861,7 +14094,7 @@
         </w:rPr>
         <w:t xml:space="preserve">). Dans </w:t>
       </w:r>
-      <w:hyperlink r:id="rId319">
+      <w:hyperlink r:id="rId323">
         <w:r>
           <w:rPr>
             <w:lang w:val="fr_FR" w:bidi="fr_FR"/>
@@ -13879,7 +14112,7 @@
         </w:rPr>
         <w:t xml:space="preserve">, « sceller la vision et le prophète » signifie confirmer que la prophétie de Jérémie (mentionnée au v. </w:t>
       </w:r>
-      <w:hyperlink r:id="rId320">
+      <w:hyperlink r:id="rId324">
         <w:r>
           <w:rPr>
             <w:lang w:val="fr_FR" w:bidi="fr_FR"/>
@@ -13923,7 +14156,7 @@
         </w:rPr>
         <w:t xml:space="preserve"> » (</w:t>
       </w:r>
-      <w:hyperlink r:id="rId321">
+      <w:hyperlink r:id="rId325">
         <w:r>
           <w:rPr>
             <w:lang w:val="fr_FR" w:bidi="fr_FR"/>
@@ -14085,7 +14318,7 @@
         </w:rPr>
         <w:t xml:space="preserve">La dîme, les sacrifices et les offrandes, l'observance du sabbat et la circoncision sont tous des commandements dans la loi de Moïse. S'engager par un vœu ne l'est pas. Quand le </w:t>
       </w:r>
-      <w:hyperlink r:id="rId322">
+      <w:hyperlink r:id="rId326">
         <w:r>
           <w:rPr>
             <w:lang w:val="fr_FR" w:bidi="fr_FR"/>
@@ -14152,7 +14385,7 @@
         </w:rPr>
         <w:t xml:space="preserve"> servait à se consacrer tout particulièrement au Seigneur. Samson, Samuel et Jean le Baptiste étaient tous les trois consacrés au Seigneur dès leur naissance. Le vœu de naziréat pouvait être pour une durée déterminée. </w:t>
       </w:r>
-      <w:hyperlink r:id="rId323">
+      <w:hyperlink r:id="rId327">
         <w:r>
           <w:rPr>
             <w:lang w:val="fr_FR" w:bidi="fr_FR"/>
@@ -14170,7 +14403,7 @@
         </w:rPr>
         <w:t xml:space="preserve"> prescrit les conditions de cet engagement. Les versets </w:t>
       </w:r>
-      <w:hyperlink r:id="rId324">
+      <w:hyperlink r:id="rId328">
         <w:r>
           <w:rPr>
             <w:lang w:val="fr_FR" w:bidi="fr_FR"/>
@@ -14202,7 +14435,7 @@
         </w:rPr>
         <w:t xml:space="preserve">Les femmes pouvaient également prendre ce vœu (verset </w:t>
       </w:r>
-      <w:hyperlink r:id="rId325">
+      <w:hyperlink r:id="rId329">
         <w:r>
           <w:rPr>
             <w:lang w:val="fr_FR" w:bidi="fr_FR"/>
@@ -14220,7 +14453,7 @@
         </w:rPr>
         <w:t>). Le clan des Récabites vivait selon des engagements permanents que leur avait imposés leur ancêtre Récab. Ils sont présentés comme exemples de loyauté devant Dieu (</w:t>
       </w:r>
-      <w:hyperlink r:id="rId326">
+      <w:hyperlink r:id="rId330">
         <w:r>
           <w:rPr>
             <w:lang w:val="fr_FR" w:bidi="fr_FR"/>
@@ -14252,7 +14485,7 @@
         </w:rPr>
         <w:t>Certains vœux sont présentés comme un marché passé avec Dieu. À Béthel, Jacob promet que Dieu sera son Dieu et qu'il lui paiera la dîme de tout si Dieu l'aide pendant son exil et le ramène en paix chez les siens (</w:t>
       </w:r>
-      <w:hyperlink r:id="rId327">
+      <w:hyperlink r:id="rId331">
         <w:r>
           <w:rPr>
             <w:lang w:val="fr_FR" w:bidi="fr_FR"/>
@@ -14264,7 +14497,7 @@
           <w:t>Gn 28.20</w:t>
         </w:r>
       </w:hyperlink>
-      <w:hyperlink r:id="rId324">
+      <w:hyperlink r:id="rId328">
         <w:r>
           <w:rPr>
             <w:lang w:val="fr_FR" w:bidi="fr_FR"/>
@@ -14276,7 +14509,7 @@
           <w:t>–</w:t>
         </w:r>
       </w:hyperlink>
-      <w:hyperlink r:id="rId327">
+      <w:hyperlink r:id="rId331">
         <w:r>
           <w:rPr>
             <w:lang w:val="fr_FR" w:bidi="fr_FR"/>
@@ -14294,6 +14527,18 @@
         </w:rPr>
         <w:t>). Anne promet que si Dieu lui donne un fils, elle le lui rendra (</w:t>
       </w:r>
+      <w:hyperlink r:id="rId332">
+        <w:r>
+          <w:rPr>
+            <w:lang w:val="fr_FR" w:bidi="fr_FR"/>
+          </w:rPr>
+          <w:rPr>
+            <w:color w:val="0000EE"/>
+            <w:u w:val="single"/>
+          </w:rPr>
+          <w:t>1S 1.11, 27</w:t>
+        </w:r>
+      </w:hyperlink>
       <w:hyperlink r:id="rId328">
         <w:r>
           <w:rPr>
@@ -14303,21 +14548,39 @@
             <w:color w:val="0000EE"/>
             <w:u w:val="single"/>
           </w:rPr>
-          <w:t>1S 1.11, 27</w:t>
-        </w:r>
-      </w:hyperlink>
-      <w:hyperlink r:id="rId324">
-        <w:r>
-          <w:rPr>
-            <w:lang w:val="fr_FR" w:bidi="fr_FR"/>
-          </w:rPr>
-          <w:rPr>
-            <w:color w:val="0000EE"/>
-            <w:u w:val="single"/>
-          </w:rPr>
           <w:t>–</w:t>
         </w:r>
       </w:hyperlink>
+      <w:hyperlink r:id="rId332">
+        <w:r>
+          <w:rPr>
+            <w:lang w:val="fr_FR" w:bidi="fr_FR"/>
+          </w:rPr>
+          <w:rPr>
+            <w:color w:val="0000EE"/>
+            <w:u w:val="single"/>
+          </w:rPr>
+          <w:t>28</w:t>
+        </w:r>
+      </w:hyperlink>
+      <w:r>
+        <w:rPr>
+          <w:lang w:val="fr_FR" w:bidi="fr_FR"/>
+        </w:rPr>
+        <w:t xml:space="preserve">). Dans les Psaumes, les vœux en remerciement d'avoir été délivré du danger ou de la détresse sont souvent associés à des sacrifices d'actions de grâce (p. ex. </w:t>
+      </w:r>
+      <w:hyperlink r:id="rId333">
+        <w:r>
+          <w:rPr>
+            <w:lang w:val="fr_FR" w:bidi="fr_FR"/>
+          </w:rPr>
+          <w:rPr>
+            <w:color w:val="0000EE"/>
+            <w:u w:val="single"/>
+          </w:rPr>
+          <w:t>Ps 22.24</w:t>
+        </w:r>
+      </w:hyperlink>
       <w:hyperlink r:id="rId328">
         <w:r>
           <w:rPr>
@@ -14327,40 +14590,10 @@
             <w:color w:val="0000EE"/>
             <w:u w:val="single"/>
           </w:rPr>
-          <w:t>28</w:t>
-        </w:r>
-      </w:hyperlink>
-      <w:r>
-        <w:rPr>
-          <w:lang w:val="fr_FR" w:bidi="fr_FR"/>
-        </w:rPr>
-        <w:t xml:space="preserve">). Dans les Psaumes, les vœux en remerciement d'avoir été délivré du danger ou de la détresse sont souvent associés à des sacrifices d'actions de grâce (p. ex. </w:t>
-      </w:r>
-      <w:hyperlink r:id="rId329">
-        <w:r>
-          <w:rPr>
-            <w:lang w:val="fr_FR" w:bidi="fr_FR"/>
-          </w:rPr>
-          <w:rPr>
-            <w:color w:val="0000EE"/>
-            <w:u w:val="single"/>
-          </w:rPr>
-          <w:t>Ps 22.24</w:t>
-        </w:r>
-      </w:hyperlink>
-      <w:hyperlink r:id="rId324">
-        <w:r>
-          <w:rPr>
-            <w:lang w:val="fr_FR" w:bidi="fr_FR"/>
-          </w:rPr>
-          <w:rPr>
-            <w:color w:val="0000EE"/>
-            <w:u w:val="single"/>
-          </w:rPr>
           <w:t>–</w:t>
         </w:r>
       </w:hyperlink>
-      <w:hyperlink r:id="rId329">
+      <w:hyperlink r:id="rId333">
         <w:r>
           <w:rPr>
             <w:lang w:val="fr_FR" w:bidi="fr_FR"/>
@@ -14378,7 +14611,7 @@
         </w:rPr>
         <w:t xml:space="preserve">; </w:t>
       </w:r>
-      <w:hyperlink r:id="rId330">
+      <w:hyperlink r:id="rId334">
         <w:r>
           <w:rPr>
             <w:lang w:val="fr_FR" w:bidi="fr_FR"/>
@@ -14390,7 +14623,7 @@
           <w:t>56.12</w:t>
         </w:r>
       </w:hyperlink>
-      <w:hyperlink r:id="rId324">
+      <w:hyperlink r:id="rId328">
         <w:r>
           <w:rPr>
             <w:lang w:val="fr_FR" w:bidi="fr_FR"/>
@@ -14402,7 +14635,7 @@
           <w:t>–</w:t>
         </w:r>
       </w:hyperlink>
-      <w:hyperlink r:id="rId330">
+      <w:hyperlink r:id="rId334">
         <w:r>
           <w:rPr>
             <w:lang w:val="fr_FR" w:bidi="fr_FR"/>
@@ -14434,7 +14667,7 @@
         </w:rPr>
         <w:t>Une fois qu'un vœu est fait, il est obligatoire de l'accomplir. Ne pas faire de vœu n'est pas un péché (</w:t>
       </w:r>
-      <w:hyperlink r:id="rId331">
+      <w:hyperlink r:id="rId335">
         <w:r>
           <w:rPr>
             <w:lang w:val="fr_FR" w:bidi="fr_FR"/>
@@ -14452,7 +14685,7 @@
         </w:rPr>
         <w:t>), mais ne pas tenir sa promesse à Dieu est un péché (</w:t>
       </w:r>
-      <w:hyperlink r:id="rId332">
+      <w:hyperlink r:id="rId336">
         <w:r>
           <w:rPr>
             <w:lang w:val="fr_FR" w:bidi="fr_FR"/>
@@ -14464,7 +14697,7 @@
           <w:t>Dt 23.21</w:t>
         </w:r>
       </w:hyperlink>
-      <w:hyperlink r:id="rId324">
+      <w:hyperlink r:id="rId328">
         <w:r>
           <w:rPr>
             <w:lang w:val="fr_FR" w:bidi="fr_FR"/>
@@ -14476,7 +14709,7 @@
           <w:t>–</w:t>
         </w:r>
       </w:hyperlink>
-      <w:hyperlink r:id="rId332">
+      <w:hyperlink r:id="rId336">
         <w:r>
           <w:rPr>
             <w:lang w:val="fr_FR" w:bidi="fr_FR"/>
@@ -14494,7 +14727,7 @@
         </w:rPr>
         <w:t xml:space="preserve">; voir aussi </w:t>
       </w:r>
-      <w:hyperlink r:id="rId333">
+      <w:hyperlink r:id="rId337">
         <w:r>
           <w:rPr>
             <w:lang w:val="fr_FR" w:bidi="fr_FR"/>
@@ -14512,7 +14745,7 @@
         </w:rPr>
         <w:t xml:space="preserve">; </w:t>
       </w:r>
-      <w:hyperlink r:id="rId334">
+      <w:hyperlink r:id="rId338">
         <w:r>
           <w:rPr>
             <w:lang w:val="fr_FR" w:bidi="fr_FR"/>
@@ -14524,7 +14757,7 @@
           <w:t>Ec 5.4</w:t>
         </w:r>
       </w:hyperlink>
-      <w:hyperlink r:id="rId324">
+      <w:hyperlink r:id="rId328">
         <w:r>
           <w:rPr>
             <w:lang w:val="fr_FR" w:bidi="fr_FR"/>
@@ -14536,7 +14769,7 @@
           <w:t>–</w:t>
         </w:r>
       </w:hyperlink>
-      <w:hyperlink r:id="rId334">
+      <w:hyperlink r:id="rId338">
         <w:r>
           <w:rPr>
             <w:lang w:val="fr_FR" w:bidi="fr_FR"/>
@@ -14554,7 +14787,7 @@
         </w:rPr>
         <w:t>). Dans certains cas, le vœu d'une jeune fille vivant encore chez son père ou d'une femme mariée pouvait être annulé par le père ou le mari (</w:t>
       </w:r>
-      <w:hyperlink r:id="rId335">
+      <w:hyperlink r:id="rId339">
         <w:r>
           <w:rPr>
             <w:lang w:val="fr_FR" w:bidi="fr_FR"/>
@@ -14597,7 +14830,7 @@
         </w:rPr>
         <w:t>Il n'y a que deux vœux mentionnés en tant que tels dans le NT. Les deux occurrences sont en rapport à l'apôtre Paul (</w:t>
       </w:r>
-      <w:hyperlink r:id="rId336">
+      <w:hyperlink r:id="rId340">
         <w:r>
           <w:rPr>
             <w:lang w:val="fr_FR" w:bidi="fr_FR"/>
@@ -14615,7 +14848,7 @@
         </w:rPr>
         <w:t xml:space="preserve"> ; </w:t>
       </w:r>
-      <w:hyperlink r:id="rId337">
+      <w:hyperlink r:id="rId341">
         <w:r>
           <w:rPr>
             <w:lang w:val="fr_FR" w:bidi="fr_FR"/>
@@ -14627,7 +14860,7 @@
           <w:t>21.23</w:t>
         </w:r>
       </w:hyperlink>
-      <w:hyperlink r:id="rId324">
+      <w:hyperlink r:id="rId328">
         <w:r>
           <w:rPr>
             <w:lang w:val="fr_FR" w:bidi="fr_FR"/>
@@ -14639,7 +14872,7 @@
           <w:t>–</w:t>
         </w:r>
       </w:hyperlink>
-      <w:hyperlink r:id="rId337">
+      <w:hyperlink r:id="rId341">
         <w:r>
           <w:rPr>
             <w:lang w:val="fr_FR" w:bidi="fr_FR"/>
@@ -14657,7 +14890,7 @@
         </w:rPr>
         <w:t>). Cependant, le même principe est présent dans le concept appelé « corban » (</w:t>
       </w:r>
-      <w:hyperlink r:id="rId338">
+      <w:hyperlink r:id="rId342">
         <w:r>
           <w:rPr>
             <w:lang w:val="fr_FR" w:bidi="fr_FR"/>
@@ -14669,7 +14902,7 @@
           <w:t>Mc 7.11</w:t>
         </w:r>
       </w:hyperlink>
-      <w:hyperlink r:id="rId324">
+      <w:hyperlink r:id="rId328">
         <w:r>
           <w:rPr>
             <w:lang w:val="fr_FR" w:bidi="fr_FR"/>
@@ -14681,7 +14914,7 @@
           <w:t>-</w:t>
         </w:r>
       </w:hyperlink>
-      <w:hyperlink r:id="rId338">
+      <w:hyperlink r:id="rId342">
         <w:r>
           <w:rPr>
             <w:lang w:val="fr_FR" w:bidi="fr_FR"/>
@@ -14699,7 +14932,7 @@
         </w:rPr>
         <w:t xml:space="preserve"> ; </w:t>
       </w:r>
-      <w:hyperlink r:id="rId339">
+      <w:hyperlink r:id="rId343">
         <w:r>
           <w:rPr>
             <w:lang w:val="fr_FR" w:bidi="fr_FR"/>
@@ -14711,7 +14944,7 @@
           <w:t>Mt 15.5</w:t>
         </w:r>
       </w:hyperlink>
-      <w:hyperlink r:id="rId324">
+      <w:hyperlink r:id="rId328">
         <w:r>
           <w:rPr>
             <w:lang w:val="fr_FR" w:bidi="fr_FR"/>
@@ -14723,7 +14956,7 @@
           <w:t>–</w:t>
         </w:r>
       </w:hyperlink>
-      <w:hyperlink r:id="rId339">
+      <w:hyperlink r:id="rId343">
         <w:r>
           <w:rPr>
             <w:lang w:val="fr_FR" w:bidi="fr_FR"/>
@@ -14876,7 +15109,7 @@
         </w:rPr>
         <w:t>L'apôtre Paul a emprunté la voie Appienne lors de son voyage à Rome après être descendu d'un navire à Pouzzoles (</w:t>
       </w:r>
-      <w:hyperlink r:id="rId340">
+      <w:hyperlink r:id="rId344">
         <w:r>
           <w:rPr>
             <w:lang w:val="fr_FR" w:bidi="fr_FR"/>
@@ -14956,7 +15189,7 @@
         </w:rPr>
         <w:t>Nom utilisé pour les chrétiens dans le livre des Actes (</w:t>
       </w:r>
-      <w:hyperlink r:id="rId341">
+      <w:hyperlink r:id="rId345">
         <w:r>
           <w:rPr>
             <w:lang w:val="fr_FR" w:bidi="fr_FR"/>
@@ -14974,7 +15207,7 @@
         </w:rPr>
         <w:t xml:space="preserve"> ; </w:t>
       </w:r>
-      <w:hyperlink r:id="rId342">
+      <w:hyperlink r:id="rId346">
         <w:r>
           <w:rPr>
             <w:lang w:val="fr_FR" w:bidi="fr_FR"/>
@@ -14992,7 +15225,7 @@
         </w:rPr>
         <w:t xml:space="preserve"> ; </w:t>
       </w:r>
-      <w:hyperlink r:id="rId343">
+      <w:hyperlink r:id="rId347">
         <w:r>
           <w:rPr>
             <w:lang w:val="fr_FR" w:bidi="fr_FR"/>
@@ -15010,7 +15243,7 @@
         </w:rPr>
         <w:t xml:space="preserve"> ; </w:t>
       </w:r>
-      <w:hyperlink r:id="rId344">
+      <w:hyperlink r:id="rId348">
         <w:r>
           <w:rPr>
             <w:lang w:val="fr_FR" w:bidi="fr_FR"/>
@@ -15109,7 +15342,7 @@
         </w:rPr>
         <w:t>Rideau dans le sanctuaire qui séparait le lieu saint du lieu très saint (</w:t>
       </w:r>
-      <w:hyperlink r:id="rId345">
+      <w:hyperlink r:id="rId349">
         <w:r>
           <w:rPr>
             <w:lang w:val="fr_FR" w:bidi="fr_FR"/>
@@ -15235,7 +15468,7 @@
         </w:rPr>
         <w:t xml:space="preserve">La volaille était apparemment déjà connue à l'époque de l'Ancien Testament. L'identification du premier animal décrit dans </w:t>
       </w:r>
-      <w:hyperlink r:id="rId346">
+      <w:hyperlink r:id="rId350">
         <w:r>
           <w:rPr>
             <w:lang w:val="fr_FR" w:bidi="fr_FR"/>
@@ -15267,7 +15500,7 @@
         </w:rPr>
         <w:t xml:space="preserve">Le sceau d'un certain Jaazania (peut-être celui mentionné dans </w:t>
       </w:r>
-      <w:hyperlink r:id="rId347">
+      <w:hyperlink r:id="rId351">
         <w:r>
           <w:rPr>
             <w:lang w:val="fr_FR" w:bidi="fr_FR"/>
@@ -15285,7 +15518,7 @@
         </w:rPr>
         <w:t xml:space="preserve">), datant d'environ 600 av. J.‑C., représente un coq de combat. Il est possible que les oiseaux mentionnés dans </w:t>
       </w:r>
-      <w:hyperlink r:id="rId348">
+      <w:hyperlink r:id="rId352">
         <w:r>
           <w:rPr>
             <w:lang w:val="fr_FR" w:bidi="fr_FR"/>
@@ -15331,7 +15564,7 @@
         </w:rPr>
         <w:t>Jésus compare sa tristesse concernant le rejet de Jérusalem à celle d'une poule qui a essayé à de nombreuses reprises de rassembler ses poussins sous ses ailes (</w:t>
       </w:r>
-      <w:hyperlink r:id="rId349">
+      <w:hyperlink r:id="rId353">
         <w:r>
           <w:rPr>
             <w:lang w:val="fr_FR" w:bidi="fr_FR"/>
@@ -15349,7 +15582,7 @@
         </w:rPr>
         <w:t xml:space="preserve"> ; </w:t>
       </w:r>
-      <w:hyperlink r:id="rId350">
+      <w:hyperlink r:id="rId354">
         <w:r>
           <w:rPr>
             <w:lang w:val="fr_FR" w:bidi="fr_FR"/>
@@ -15381,7 +15614,7 @@
         </w:rPr>
         <w:t>Les coqs chantent généralement une ou deux heures avant l'aube. La troisième veille de la nuit, de minuit à 3h00 du matin, était appelée « chant du coq ». Le Talmud affirme que les poules n'étaient pas autorisées à Jérusalem à l'époque du Nouveau Testament. On voulait ainsi empêcher que des insectes et des larves provenant des excréments de poules ne puissent contaminer la viande des animaux offerts en sacrifice, car elle serait ainsi devenue impure. Pour cette raison, il est pensé que le coq que Pierre a entendu (</w:t>
       </w:r>
-      <w:hyperlink r:id="rId351">
+      <w:hyperlink r:id="rId355">
         <w:r>
           <w:rPr>
             <w:lang w:val="fr_FR" w:bidi="fr_FR"/>
@@ -15399,7 +15632,7 @@
         </w:rPr>
         <w:t xml:space="preserve">, </w:t>
       </w:r>
-      <w:hyperlink r:id="rId352">
+      <w:hyperlink r:id="rId356">
         <w:r>
           <w:rPr>
             <w:lang w:val="fr_FR" w:bidi="fr_FR"/>
@@ -15417,7 +15650,7 @@
         </w:rPr>
         <w:t xml:space="preserve">; </w:t>
       </w:r>
-      <w:hyperlink r:id="rId353">
+      <w:hyperlink r:id="rId357">
         <w:r>
           <w:rPr>
             <w:lang w:val="fr_FR" w:bidi="fr_FR"/>
@@ -15435,7 +15668,7 @@
         </w:rPr>
         <w:t xml:space="preserve">, </w:t>
       </w:r>
-      <w:hyperlink r:id="rId354">
+      <w:hyperlink r:id="rId358">
         <w:r>
           <w:rPr>
             <w:lang w:val="fr_FR" w:bidi="fr_FR"/>
@@ -15534,7 +15767,7 @@
         </w:rPr>
         <w:t>Homme nommé par Moïse de la tribu de Nephthali pour être l'un des douze espions envoyés pour explorer le pays de Canaan (</w:t>
       </w:r>
-      <w:hyperlink r:id="rId355">
+      <w:hyperlink r:id="rId359">
         <w:r>
           <w:rPr>
             <w:lang w:val="fr_FR" w:bidi="fr_FR"/>

--- a/fra/docx/022.content.docx
+++ b/fra/docx/022.content.docx
@@ -233,18 +233,12 @@
         </w:rPr>
         <w:t>Ville dans la région de Supha (</w:t>
       </w:r>
-      <w:hyperlink r:id="rId13">
-        <w:r>
-          <w:rPr>
-            <w:lang w:val="fr_FR" w:bidi="fr_FR"/>
-          </w:rPr>
-          <w:rPr>
-            <w:color w:val="0000EE"/>
-            <w:u w:val="single"/>
-          </w:rPr>
-          <w:t>Nb 21.14</w:t>
-        </w:r>
-      </w:hyperlink>
+      <w:r>
+        <w:rPr>
+          <w:lang w:val="fr_FR" w:bidi="fr_FR"/>
+        </w:rPr>
+        <w:t>Nb 21.14</w:t>
+      </w:r>
       <w:r>
         <w:rPr>
           <w:lang w:val="fr_FR" w:bidi="fr_FR"/>
@@ -332,18 +326,12 @@
         </w:rPr>
         <w:t>Un des dix fils d'Haman. Haman était un important fonctionnaire qui avait comploté pour tuer tous les Juifs en Perse. Lorsque son plan a échoué, les Juifs se sont défendus contre leurs ennemis. Pendant cette période, Vajezatha et ses frères ont été tués (</w:t>
       </w:r>
-      <w:hyperlink r:id="rId14">
-        <w:r>
-          <w:rPr>
-            <w:lang w:val="fr_FR" w:bidi="fr_FR"/>
-          </w:rPr>
-          <w:rPr>
-            <w:color w:val="0000EE"/>
-            <w:u w:val="single"/>
-          </w:rPr>
-          <w:t>Est 9.9</w:t>
-        </w:r>
-      </w:hyperlink>
+      <w:r>
+        <w:rPr>
+          <w:lang w:val="fr_FR" w:bidi="fr_FR"/>
+        </w:rPr>
+        <w:t>Est 9.9</w:t>
+      </w:r>
       <w:r>
         <w:rPr>
           <w:lang w:val="fr_FR" w:bidi="fr_FR"/>
@@ -398,18 +386,12 @@
         </w:rPr>
         <w:t xml:space="preserve">La vallée de Gad est un lieu mentionné dans </w:t>
       </w:r>
-      <w:hyperlink r:id="rId15">
-        <w:r>
-          <w:rPr>
-            <w:lang w:val="fr_FR" w:bidi="fr_FR"/>
-          </w:rPr>
-          <w:rPr>
-            <w:color w:val="0000EE"/>
-            <w:u w:val="single"/>
-          </w:rPr>
-          <w:t>2 Samuel 24.5.</w:t>
-        </w:r>
-      </w:hyperlink>
+      <w:r>
+        <w:rPr>
+          <w:lang w:val="fr_FR" w:bidi="fr_FR"/>
+        </w:rPr>
+        <w:t>2 Samuel 24.5.</w:t>
+      </w:r>
       <w:r>
         <w:rPr>
           <w:lang w:val="fr_FR" w:bidi="fr_FR"/>
@@ -598,18 +580,12 @@
         </w:rPr>
         <w:t xml:space="preserve">La vallée de Jizreel est la plus grande et la plus fertile vallée du pays d'Israël. Elle tient son nom de la ville de Jizreel. Au début, Jizreel était la seule ville de la vallée que les Israélites contrôlaient lors de leurs premières batailles dans le pays (voir </w:t>
       </w:r>
-      <w:hyperlink r:id="rId16">
-        <w:r>
-          <w:rPr>
-            <w:lang w:val="fr_FR" w:bidi="fr_FR"/>
-          </w:rPr>
-          <w:rPr>
-            <w:color w:val="0000EE"/>
-            <w:u w:val="single"/>
-          </w:rPr>
-          <w:t>Jg 1.27–30</w:t>
-        </w:r>
-      </w:hyperlink>
+      <w:r>
+        <w:rPr>
+          <w:lang w:val="fr_FR" w:bidi="fr_FR"/>
+        </w:rPr>
+        <w:t>Jg 1.27–30</w:t>
+      </w:r>
       <w:r>
         <w:rPr>
           <w:lang w:val="fr_FR" w:bidi="fr_FR"/>
@@ -628,92 +604,50 @@
         <w:rPr>
           <w:lang w:val="fr_FR" w:bidi="fr_FR"/>
         </w:rPr>
-        <w:t>Les auteurs grecs ultérieurs ont appelé la vallée « Esdraelon » (</w:t>
-      </w:r>
-      <w:hyperlink r:id="rId17">
-        <w:r>
-          <w:rPr>
-            <w:lang w:val="fr_FR" w:bidi="fr_FR"/>
-          </w:rPr>
-          <w:rPr>
-            <w:color w:val="0000EE"/>
-            <w:u w:val="single"/>
-          </w:rPr>
-          <w:t>Jdt 1.8</w:t>
-        </w:r>
-      </w:hyperlink>
-      <w:r>
-        <w:rPr>
-          <w:lang w:val="fr_FR" w:bidi="fr_FR"/>
-        </w:rPr>
-        <w:t xml:space="preserve">). Certaines personnes ont à tort utilisé ce nom uniquement pour la partie ouest de la vallée. D'autres ont utilisé « Jizreel » pour la partie étroite menant à l'est vers la ville de Beth-Schan. Mais la Bible montre que ce sont deux zones différentes (voir </w:t>
-      </w:r>
-      <w:hyperlink r:id="rId18">
-        <w:r>
-          <w:rPr>
-            <w:lang w:val="fr_FR" w:bidi="fr_FR"/>
-          </w:rPr>
-          <w:rPr>
-            <w:color w:val="0000EE"/>
-            <w:u w:val="single"/>
-          </w:rPr>
-          <w:t>Jos 17.16</w:t>
-        </w:r>
-      </w:hyperlink>
+        <w:t xml:space="preserve">Les auteurs grecs ultérieurs ont appelé la vallée « Esdraelon » (Jdt 1.8). Certaines personnes ont à tort utilisé ce nom uniquement pour la partie ouest de la vallée. D'autres ont utilisé « Jizreel » pour la partie étroite menant à l'est vers la ville de Beth-Schan. Mais la Bible montre que ce sont deux zones différentes (voir </w:t>
+      </w:r>
+      <w:r>
+        <w:rPr>
+          <w:lang w:val="fr_FR" w:bidi="fr_FR"/>
+        </w:rPr>
+        <w:t>Jos 17.16</w:t>
+      </w:r>
       <w:r>
         <w:rPr>
           <w:lang w:val="fr_FR" w:bidi="fr_FR"/>
         </w:rPr>
         <w:t xml:space="preserve"> ; </w:t>
       </w:r>
-      <w:hyperlink r:id="rId19">
-        <w:r>
-          <w:rPr>
-            <w:lang w:val="fr_FR" w:bidi="fr_FR"/>
-          </w:rPr>
-          <w:rPr>
-            <w:color w:val="0000EE"/>
-            <w:u w:val="single"/>
-          </w:rPr>
-          <w:t>Jg 1.27–28</w:t>
-        </w:r>
-      </w:hyperlink>
+      <w:r>
+        <w:rPr>
+          <w:lang w:val="fr_FR" w:bidi="fr_FR"/>
+        </w:rPr>
+        <w:t>Jg 1.27–28</w:t>
+      </w:r>
       <w:r>
         <w:rPr>
           <w:lang w:val="fr_FR" w:bidi="fr_FR"/>
         </w:rPr>
         <w:t xml:space="preserve"> ; </w:t>
       </w:r>
-      <w:hyperlink r:id="rId20">
-        <w:r>
-          <w:rPr>
-            <w:lang w:val="fr_FR" w:bidi="fr_FR"/>
-          </w:rPr>
-          <w:rPr>
-            <w:color w:val="0000EE"/>
-            <w:u w:val="single"/>
-          </w:rPr>
-          <w:t>Jos 17.11</w:t>
-        </w:r>
-      </w:hyperlink>
+      <w:r>
+        <w:rPr>
+          <w:lang w:val="fr_FR" w:bidi="fr_FR"/>
+        </w:rPr>
+        <w:t>Jos 17.11</w:t>
+      </w:r>
       <w:r>
         <w:rPr>
           <w:lang w:val="fr_FR" w:bidi="fr_FR"/>
         </w:rPr>
         <w:t xml:space="preserve">). La vallée de Jizreel comprenait des villes comme Taanach et Meguiddo. Beth-Schean était à proximité mais comptée séparément (voir aussi </w:t>
       </w:r>
-      <w:hyperlink r:id="rId21">
-        <w:r>
-          <w:rPr>
-            <w:lang w:val="fr_FR" w:bidi="fr_FR"/>
-          </w:rPr>
-          <w:rPr>
-            <w:color w:val="0000EE"/>
-            <w:u w:val="single"/>
-          </w:rPr>
-          <w:t>Os 1.5</w:t>
-        </w:r>
-      </w:hyperlink>
+      <w:r>
+        <w:rPr>
+          <w:lang w:val="fr_FR" w:bidi="fr_FR"/>
+        </w:rPr>
+        <w:t>Os 1.5</w:t>
+      </w:r>
       <w:r>
         <w:rPr>
           <w:lang w:val="fr_FR" w:bidi="fr_FR"/>
@@ -734,162 +668,108 @@
         </w:rPr>
         <w:t>Les Madianites camperont dans la vallée de Jizreel, entre la colline de Moré et le mont Thabor (</w:t>
       </w:r>
-      <w:hyperlink r:id="rId22">
-        <w:r>
-          <w:rPr>
-            <w:lang w:val="fr_FR" w:bidi="fr_FR"/>
-          </w:rPr>
-          <w:rPr>
-            <w:color w:val="0000EE"/>
-            <w:u w:val="single"/>
-          </w:rPr>
-          <w:t>Jg 6.33</w:t>
-        </w:r>
-      </w:hyperlink>
+      <w:r>
+        <w:rPr>
+          <w:lang w:val="fr_FR" w:bidi="fr_FR"/>
+        </w:rPr>
+        <w:t>Jg 6.33</w:t>
+      </w:r>
       <w:r>
         <w:rPr>
           <w:lang w:val="fr_FR" w:bidi="fr_FR"/>
         </w:rPr>
         <w:t xml:space="preserve"> ; </w:t>
       </w:r>
-      <w:hyperlink r:id="rId23">
-        <w:r>
-          <w:rPr>
-            <w:lang w:val="fr_FR" w:bidi="fr_FR"/>
-          </w:rPr>
-          <w:rPr>
-            <w:color w:val="0000EE"/>
-            <w:u w:val="single"/>
-          </w:rPr>
-          <w:t>7.1</w:t>
-        </w:r>
-      </w:hyperlink>
+      <w:r>
+        <w:rPr>
+          <w:lang w:val="fr_FR" w:bidi="fr_FR"/>
+        </w:rPr>
+        <w:t>7.1</w:t>
+      </w:r>
       <w:r>
         <w:rPr>
           <w:lang w:val="fr_FR" w:bidi="fr_FR"/>
         </w:rPr>
         <w:t>). Barak y vaincra l'armée de Sisera et Jabin, près d'En-Dor (</w:t>
       </w:r>
-      <w:hyperlink r:id="rId24">
-        <w:r>
-          <w:rPr>
-            <w:lang w:val="fr_FR" w:bidi="fr_FR"/>
-          </w:rPr>
-          <w:rPr>
-            <w:color w:val="0000EE"/>
-            <w:u w:val="single"/>
-          </w:rPr>
-          <w:t>Ps 83.9–10</w:t>
-        </w:r>
-      </w:hyperlink>
+      <w:r>
+        <w:rPr>
+          <w:lang w:val="fr_FR" w:bidi="fr_FR"/>
+        </w:rPr>
+        <w:t>Ps 83.9–10</w:t>
+      </w:r>
       <w:r>
         <w:rPr>
           <w:lang w:val="fr_FR" w:bidi="fr_FR"/>
         </w:rPr>
         <w:t>). Plus tard, les Philistins s'y rassembleront pour s'opposer au roi Saül (</w:t>
       </w:r>
-      <w:hyperlink r:id="rId25">
-        <w:r>
-          <w:rPr>
-            <w:lang w:val="fr_FR" w:bidi="fr_FR"/>
-          </w:rPr>
-          <w:rPr>
-            <w:color w:val="0000EE"/>
-            <w:u w:val="single"/>
-          </w:rPr>
-          <w:t>1S 29.1, 11</w:t>
-        </w:r>
-      </w:hyperlink>
+      <w:r>
+        <w:rPr>
+          <w:lang w:val="fr_FR" w:bidi="fr_FR"/>
+        </w:rPr>
+        <w:t>1S 29.1, 11</w:t>
+      </w:r>
       <w:r>
         <w:rPr>
           <w:lang w:val="fr_FR" w:bidi="fr_FR"/>
         </w:rPr>
         <w:t xml:space="preserve"> ; </w:t>
       </w:r>
-      <w:hyperlink r:id="rId26">
-        <w:r>
-          <w:rPr>
-            <w:lang w:val="fr_FR" w:bidi="fr_FR"/>
-          </w:rPr>
-          <w:rPr>
-            <w:color w:val="0000EE"/>
-            <w:u w:val="single"/>
-          </w:rPr>
-          <w:t>2S 4.4</w:t>
-        </w:r>
-      </w:hyperlink>
+      <w:r>
+        <w:rPr>
+          <w:lang w:val="fr_FR" w:bidi="fr_FR"/>
+        </w:rPr>
+        <w:t>2S 4.4</w:t>
+      </w:r>
       <w:r>
         <w:rPr>
           <w:lang w:val="fr_FR" w:bidi="fr_FR"/>
         </w:rPr>
         <w:t>). À l'époque des rois d'Israël, cette vallée faisait partie d'un district administratif (</w:t>
       </w:r>
-      <w:hyperlink r:id="rId27">
-        <w:r>
-          <w:rPr>
-            <w:lang w:val="fr_FR" w:bidi="fr_FR"/>
-          </w:rPr>
-          <w:rPr>
-            <w:color w:val="0000EE"/>
-            <w:u w:val="single"/>
-          </w:rPr>
-          <w:t>2S 2.9</w:t>
-        </w:r>
-      </w:hyperlink>
+      <w:r>
+        <w:rPr>
+          <w:lang w:val="fr_FR" w:bidi="fr_FR"/>
+        </w:rPr>
+        <w:t>2S 2.9</w:t>
+      </w:r>
       <w:r>
         <w:rPr>
           <w:lang w:val="fr_FR" w:bidi="fr_FR"/>
         </w:rPr>
         <w:t xml:space="preserve"> ; </w:t>
       </w:r>
-      <w:hyperlink r:id="rId28">
-        <w:r>
-          <w:rPr>
-            <w:lang w:val="fr_FR" w:bidi="fr_FR"/>
-          </w:rPr>
-          <w:rPr>
-            <w:color w:val="0000EE"/>
-            <w:u w:val="single"/>
-          </w:rPr>
-          <w:t>1R 4.12</w:t>
-        </w:r>
-      </w:hyperlink>
+      <w:r>
+        <w:rPr>
+          <w:lang w:val="fr_FR" w:bidi="fr_FR"/>
+        </w:rPr>
+        <w:t>1R 4.12</w:t>
+      </w:r>
       <w:r>
         <w:rPr>
           <w:lang w:val="fr_FR" w:bidi="fr_FR"/>
         </w:rPr>
         <w:t>). La partie sud de la vallée peut également être appelée la plaine de Meguiddo (</w:t>
       </w:r>
-      <w:hyperlink r:id="rId29">
-        <w:r>
-          <w:rPr>
-            <w:lang w:val="fr_FR" w:bidi="fr_FR"/>
-          </w:rPr>
-          <w:rPr>
-            <w:color w:val="0000EE"/>
-            <w:u w:val="single"/>
-          </w:rPr>
-          <w:t>2Ch 35.22</w:t>
-        </w:r>
-      </w:hyperlink>
+      <w:r>
+        <w:rPr>
+          <w:lang w:val="fr_FR" w:bidi="fr_FR"/>
+        </w:rPr>
+        <w:t>2Ch 35.22</w:t>
+      </w:r>
       <w:r>
         <w:rPr>
           <w:lang w:val="fr_FR" w:bidi="fr_FR"/>
         </w:rPr>
         <w:t xml:space="preserve"> ; </w:t>
       </w:r>
-      <w:hyperlink r:id="rId30">
-        <w:r>
-          <w:rPr>
-            <w:lang w:val="fr_FR" w:bidi="fr_FR"/>
-          </w:rPr>
-          <w:rPr>
-            <w:color w:val="0000EE"/>
-            <w:u w:val="single"/>
-          </w:rPr>
-          <w:t>Za 12.11</w:t>
-        </w:r>
-      </w:hyperlink>
+      <w:r>
+        <w:rPr>
+          <w:lang w:val="fr_FR" w:bidi="fr_FR"/>
+        </w:rPr>
+        <w:t>Za 12.11</w:t>
+      </w:r>
       <w:r>
         <w:rPr>
           <w:lang w:val="fr_FR" w:bidi="fr_FR"/>
@@ -922,18 +802,12 @@
         </w:rPr>
         <w:t>(</w:t>
       </w:r>
-      <w:hyperlink r:id="rId31">
-        <w:r>
-          <w:rPr>
-            <w:lang w:val="fr_FR" w:bidi="fr_FR"/>
-          </w:rPr>
-          <w:rPr>
-            <w:color w:val="0000EE"/>
-            <w:u w:val="single"/>
-          </w:rPr>
-          <w:t>Jg 4.2, 13–16</w:t>
-        </w:r>
-      </w:hyperlink>
+      <w:r>
+        <w:rPr>
+          <w:lang w:val="fr_FR" w:bidi="fr_FR"/>
+        </w:rPr>
+        <w:t>Jg 4.2, 13–16</w:t>
+      </w:r>
       <w:r>
         <w:rPr>
           <w:lang w:val="fr_FR" w:bidi="fr_FR"/>
@@ -1135,36 +1009,24 @@
         </w:rPr>
         <w:t xml:space="preserve">Dans </w:t>
       </w:r>
-      <w:hyperlink r:id="rId32">
-        <w:r>
-          <w:rPr>
-            <w:lang w:val="fr_FR" w:bidi="fr_FR"/>
-          </w:rPr>
-          <w:rPr>
-            <w:color w:val="0000EE"/>
-            <w:u w:val="single"/>
-          </w:rPr>
-          <w:t>Deutéronome 1.1</w:t>
-        </w:r>
-      </w:hyperlink>
+      <w:r>
+        <w:rPr>
+          <w:lang w:val="fr_FR" w:bidi="fr_FR"/>
+        </w:rPr>
+        <w:t>Deutéronome 1.1</w:t>
+      </w:r>
       <w:r>
         <w:rPr>
           <w:lang w:val="fr_FR" w:bidi="fr_FR"/>
         </w:rPr>
         <w:t xml:space="preserve"> ; </w:t>
       </w:r>
-      <w:hyperlink r:id="rId33">
-        <w:r>
-          <w:rPr>
-            <w:lang w:val="fr_FR" w:bidi="fr_FR"/>
-          </w:rPr>
-          <w:rPr>
-            <w:color w:val="0000EE"/>
-            <w:u w:val="single"/>
-          </w:rPr>
-          <w:t>2.8</w:t>
-        </w:r>
-      </w:hyperlink>
+      <w:r>
+        <w:rPr>
+          <w:lang w:val="fr_FR" w:bidi="fr_FR"/>
+        </w:rPr>
+        <w:t>2.8</w:t>
+      </w:r>
       <w:r>
         <w:rPr>
           <w:lang w:val="fr_FR" w:bidi="fr_FR"/>
@@ -1189,54 +1051,36 @@
         </w:rPr>
         <w:t xml:space="preserve">Dans </w:t>
       </w:r>
-      <w:hyperlink r:id="rId34">
-        <w:r>
-          <w:rPr>
-            <w:lang w:val="fr_FR" w:bidi="fr_FR"/>
-          </w:rPr>
-          <w:rPr>
-            <w:color w:val="0000EE"/>
-            <w:u w:val="single"/>
-          </w:rPr>
-          <w:t>Deutéronome 3.17</w:t>
-        </w:r>
-      </w:hyperlink>
+      <w:r>
+        <w:rPr>
+          <w:lang w:val="fr_FR" w:bidi="fr_FR"/>
+        </w:rPr>
+        <w:t>Deutéronome 3.17</w:t>
+      </w:r>
       <w:r>
         <w:rPr>
           <w:lang w:val="fr_FR" w:bidi="fr_FR"/>
         </w:rPr>
         <w:t xml:space="preserve">, </w:t>
       </w:r>
-      <w:hyperlink r:id="rId35">
-        <w:r>
-          <w:rPr>
-            <w:lang w:val="fr_FR" w:bidi="fr_FR"/>
-          </w:rPr>
-          <w:rPr>
-            <w:color w:val="0000EE"/>
-            <w:u w:val="single"/>
-          </w:rPr>
-          <w:t>4.49</w:t>
-        </w:r>
-      </w:hyperlink>
+      <w:r>
+        <w:rPr>
+          <w:lang w:val="fr_FR" w:bidi="fr_FR"/>
+        </w:rPr>
+        <w:t>4.49</w:t>
+      </w:r>
       <w:r>
         <w:rPr>
           <w:lang w:val="fr_FR" w:bidi="fr_FR"/>
         </w:rPr>
         <w:t xml:space="preserve">, et </w:t>
       </w:r>
-      <w:hyperlink r:id="rId36">
-        <w:r>
-          <w:rPr>
-            <w:lang w:val="fr_FR" w:bidi="fr_FR"/>
-          </w:rPr>
-          <w:rPr>
-            <w:color w:val="0000EE"/>
-            <w:u w:val="single"/>
-          </w:rPr>
-          <w:t>Josué 11.2</w:t>
-        </w:r>
-      </w:hyperlink>
+      <w:r>
+        <w:rPr>
+          <w:lang w:val="fr_FR" w:bidi="fr_FR"/>
+        </w:rPr>
+        <w:t>Josué 11.2</w:t>
+      </w:r>
       <w:r>
         <w:rPr>
           <w:lang w:val="fr_FR" w:bidi="fr_FR"/>
@@ -1261,18 +1105,12 @@
         </w:rPr>
         <w:t>Pourrait également se référer à la partie de la vallée à l'est du Jourdain (</w:t>
       </w:r>
-      <w:hyperlink r:id="rId35">
-        <w:r>
-          <w:rPr>
-            <w:lang w:val="fr_FR" w:bidi="fr_FR"/>
-          </w:rPr>
-          <w:rPr>
-            <w:color w:val="0000EE"/>
-            <w:u w:val="single"/>
-          </w:rPr>
-          <w:t>Dt 4.49</w:t>
-        </w:r>
-      </w:hyperlink>
+      <w:r>
+        <w:rPr>
+          <w:lang w:val="fr_FR" w:bidi="fr_FR"/>
+        </w:rPr>
+        <w:t>Dt 4.49</w:t>
+      </w:r>
       <w:r>
         <w:rPr>
           <w:lang w:val="fr_FR" w:bidi="fr_FR"/>
@@ -1297,18 +1135,12 @@
         </w:rPr>
         <w:t xml:space="preserve">Dans </w:t>
       </w:r>
-      <w:hyperlink r:id="rId37">
-        <w:r>
-          <w:rPr>
-            <w:lang w:val="fr_FR" w:bidi="fr_FR"/>
-          </w:rPr>
-          <w:rPr>
-            <w:color w:val="0000EE"/>
-            <w:u w:val="single"/>
-          </w:rPr>
-          <w:t>Josué 11.16</w:t>
-        </w:r>
-      </w:hyperlink>
+      <w:r>
+        <w:rPr>
+          <w:lang w:val="fr_FR" w:bidi="fr_FR"/>
+        </w:rPr>
+        <w:t>Josué 11.16</w:t>
+      </w:r>
       <w:r>
         <w:rPr>
           <w:lang w:val="fr_FR" w:bidi="fr_FR"/>
@@ -1333,18 +1165,12 @@
         </w:rPr>
         <w:t xml:space="preserve">Dans </w:t>
       </w:r>
-      <w:hyperlink r:id="rId38">
-        <w:r>
-          <w:rPr>
-            <w:lang w:val="fr_FR" w:bidi="fr_FR"/>
-          </w:rPr>
-          <w:rPr>
-            <w:color w:val="0000EE"/>
-            <w:u w:val="single"/>
-          </w:rPr>
-          <w:t>2 Samuel 4.7</w:t>
-        </w:r>
-      </w:hyperlink>
+      <w:r>
+        <w:rPr>
+          <w:lang w:val="fr_FR" w:bidi="fr_FR"/>
+        </w:rPr>
+        <w:t>2 Samuel 4.7</w:t>
+      </w:r>
       <w:r>
         <w:rPr>
           <w:lang w:val="fr_FR" w:bidi="fr_FR"/>
@@ -1365,18 +1191,12 @@
         </w:rPr>
         <w:t>La forme plurielle du mot (Arboth) est utilisée dix-sept fois dans l'Ancien Testament hébreu. Ce sens pluriel se réfère à la section de la plaine près de Jéricho ou de Moab. La mer Morte est parfois appelée la mer de la plaine (</w:t>
       </w:r>
-      <w:hyperlink r:id="rId39">
-        <w:r>
-          <w:rPr>
-            <w:lang w:val="fr_FR" w:bidi="fr_FR"/>
-          </w:rPr>
-          <w:rPr>
-            <w:color w:val="0000EE"/>
-            <w:u w:val="single"/>
-          </w:rPr>
-          <w:t>2R 14.25</w:t>
-        </w:r>
-      </w:hyperlink>
+      <w:r>
+        <w:rPr>
+          <w:lang w:val="fr_FR" w:bidi="fr_FR"/>
+        </w:rPr>
+        <w:t>2R 14.25</w:t>
+      </w:r>
       <w:r>
         <w:rPr>
           <w:lang w:val="fr_FR" w:bidi="fr_FR"/>
@@ -1408,72 +1228,48 @@
         </w:rPr>
         <w:t>C'est depuis vallée de la plaine que Josué a mené la campagne pour conquérir Jéricho. Abner s'est enfui vers la plaine du nord après avoir été vaincu à Gabaon (</w:t>
       </w:r>
-      <w:hyperlink r:id="rId40">
-        <w:r>
-          <w:rPr>
-            <w:lang w:val="fr_FR" w:bidi="fr_FR"/>
-          </w:rPr>
-          <w:rPr>
-            <w:color w:val="0000EE"/>
-            <w:u w:val="single"/>
-          </w:rPr>
-          <w:t>2S 2.29</w:t>
-        </w:r>
-      </w:hyperlink>
+      <w:r>
+        <w:rPr>
+          <w:lang w:val="fr_FR" w:bidi="fr_FR"/>
+        </w:rPr>
+        <w:t>2S 2.29</w:t>
+      </w:r>
       <w:r>
         <w:rPr>
           <w:lang w:val="fr_FR" w:bidi="fr_FR"/>
         </w:rPr>
         <w:t>). Les meurtriers d'Isch-Boscheth ont traversé la région pour apporter sa tête à David à Hébron (</w:t>
       </w:r>
-      <w:hyperlink r:id="rId38">
-        <w:r>
-          <w:rPr>
-            <w:lang w:val="fr_FR" w:bidi="fr_FR"/>
-          </w:rPr>
-          <w:rPr>
-            <w:color w:val="0000EE"/>
-            <w:u w:val="single"/>
-          </w:rPr>
-          <w:t>2S 4.7</w:t>
-        </w:r>
-      </w:hyperlink>
+      <w:r>
+        <w:rPr>
+          <w:lang w:val="fr_FR" w:bidi="fr_FR"/>
+        </w:rPr>
+        <w:t>2S 4.7</w:t>
+      </w:r>
       <w:r>
         <w:rPr>
           <w:lang w:val="fr_FR" w:bidi="fr_FR"/>
         </w:rPr>
         <w:t>). Sédécias s'enfuira dans la région lors de sa capture par les Babyloniens (</w:t>
       </w:r>
-      <w:hyperlink r:id="rId41">
-        <w:r>
-          <w:rPr>
-            <w:lang w:val="fr_FR" w:bidi="fr_FR"/>
-          </w:rPr>
-          <w:rPr>
-            <w:color w:val="0000EE"/>
-            <w:u w:val="single"/>
-          </w:rPr>
-          <w:t>2R 25.4</w:t>
-        </w:r>
-      </w:hyperlink>
+      <w:r>
+        <w:rPr>
+          <w:lang w:val="fr_FR" w:bidi="fr_FR"/>
+        </w:rPr>
+        <w:t>2R 25.4</w:t>
+      </w:r>
       <w:r>
         <w:rPr>
           <w:lang w:val="fr_FR" w:bidi="fr_FR"/>
         </w:rPr>
         <w:t xml:space="preserve"> ; </w:t>
       </w:r>
-      <w:hyperlink r:id="rId42">
-        <w:r>
-          <w:rPr>
-            <w:lang w:val="fr_FR" w:bidi="fr_FR"/>
-          </w:rPr>
-          <w:rPr>
-            <w:color w:val="0000EE"/>
-            <w:u w:val="single"/>
-          </w:rPr>
-          <w:t>Jr 39.4</w:t>
-        </w:r>
-      </w:hyperlink>
+      <w:r>
+        <w:rPr>
+          <w:lang w:val="fr_FR" w:bidi="fr_FR"/>
+        </w:rPr>
+        <w:t>Jr 39.4</w:t>
+      </w:r>
       <w:r>
         <w:rPr>
           <w:lang w:val="fr_FR" w:bidi="fr_FR"/>
@@ -1494,54 +1290,36 @@
         </w:rPr>
         <w:t>La plaine méridionale était le lieu des errances d'Israël avant d'entrer dans la terre promise. Plus au nord, la plaine était le site des actes finaux de Moïse (</w:t>
       </w:r>
-      <w:hyperlink r:id="rId43">
-        <w:r>
-          <w:rPr>
-            <w:lang w:val="fr_FR" w:bidi="fr_FR"/>
-          </w:rPr>
-          <w:rPr>
-            <w:color w:val="0000EE"/>
-            <w:u w:val="single"/>
-          </w:rPr>
-          <w:t>Nb 32–36</w:t>
-        </w:r>
-      </w:hyperlink>
+      <w:r>
+        <w:rPr>
+          <w:lang w:val="fr_FR" w:bidi="fr_FR"/>
+        </w:rPr>
+        <w:t>Nb 32–36</w:t>
+      </w:r>
       <w:r>
         <w:rPr>
           <w:lang w:val="fr_FR" w:bidi="fr_FR"/>
         </w:rPr>
         <w:t>). Moïse est mort et a été enterré dans la plaine (</w:t>
       </w:r>
-      <w:hyperlink r:id="rId32">
-        <w:r>
-          <w:rPr>
-            <w:lang w:val="fr_FR" w:bidi="fr_FR"/>
-          </w:rPr>
-          <w:rPr>
-            <w:color w:val="0000EE"/>
-            <w:u w:val="single"/>
-          </w:rPr>
-          <w:t>Dt 1.1</w:t>
-        </w:r>
-      </w:hyperlink>
+      <w:r>
+        <w:rPr>
+          <w:lang w:val="fr_FR" w:bidi="fr_FR"/>
+        </w:rPr>
+        <w:t>Dt 1.1</w:t>
+      </w:r>
       <w:r>
         <w:rPr>
           <w:lang w:val="fr_FR" w:bidi="fr_FR"/>
         </w:rPr>
         <w:t>). Il sera enterré dans les plaines de Moab à l'est de la mer Morte (</w:t>
       </w:r>
-      <w:hyperlink r:id="rId44">
-        <w:r>
-          <w:rPr>
-            <w:lang w:val="fr_FR" w:bidi="fr_FR"/>
-          </w:rPr>
-          <w:rPr>
-            <w:color w:val="0000EE"/>
-            <w:u w:val="single"/>
-          </w:rPr>
-          <w:t>Dt 34.1–6</w:t>
-        </w:r>
-      </w:hyperlink>
+      <w:r>
+        <w:rPr>
+          <w:lang w:val="fr_FR" w:bidi="fr_FR"/>
+        </w:rPr>
+        <w:t>Dt 34.1–6</w:t>
+      </w:r>
       <w:r>
         <w:rPr>
           <w:lang w:val="fr_FR" w:bidi="fr_FR"/>
@@ -1573,18 +1351,12 @@
         </w:rPr>
         <w:t xml:space="preserve">Au sud de la mer Morte se trouvaient des dépôts de fer et d'airain. </w:t>
       </w:r>
-      <w:hyperlink r:id="rId45">
-        <w:r>
-          <w:rPr>
-            <w:lang w:val="fr_FR" w:bidi="fr_FR"/>
-          </w:rPr>
-          <w:rPr>
-            <w:color w:val="0000EE"/>
-            <w:u w:val="single"/>
-          </w:rPr>
-          <w:t>Deutéronome 8.9</w:t>
-        </w:r>
-      </w:hyperlink>
+      <w:r>
+        <w:rPr>
+          <w:lang w:val="fr_FR" w:bidi="fr_FR"/>
+        </w:rPr>
+        <w:t>Deutéronome 8.9</w:t>
+      </w:r>
       <w:r>
         <w:rPr>
           <w:lang w:val="fr_FR" w:bidi="fr_FR"/>
@@ -1615,18 +1387,12 @@
         </w:rPr>
         <w:t xml:space="preserve"> » (</w:t>
       </w:r>
-      <w:hyperlink r:id="rId46">
-        <w:r>
-          <w:rPr>
-            <w:lang w:val="fr_FR" w:bidi="fr_FR"/>
-          </w:rPr>
-          <w:rPr>
-            <w:color w:val="0000EE"/>
-            <w:u w:val="single"/>
-          </w:rPr>
-          <w:t>Gn 13.10</w:t>
-        </w:r>
-      </w:hyperlink>
+      <w:r>
+        <w:rPr>
+          <w:lang w:val="fr_FR" w:bidi="fr_FR"/>
+        </w:rPr>
+        <w:t>Gn 13.10</w:t>
+      </w:r>
       <w:r>
         <w:rPr>
           <w:lang w:val="fr_FR" w:bidi="fr_FR"/>
@@ -1647,54 +1413,36 @@
         </w:rPr>
         <w:t>La Bible contient des promesses concernant l'avenir de cette région. Le prophète Ézéchiel parlera d'une rivière qui coulerait un jour depuis le temple de Dieu. Selon ses écrits, cette rivière descendra dans la vallée de la plaine. Elle rendra alors l'eau salée de la mer douce et propre. Cela créera un bon contexte pour la prolifération de poissons et d'autres êtres vivants (</w:t>
       </w:r>
-      <w:hyperlink r:id="rId47">
-        <w:r>
-          <w:rPr>
-            <w:lang w:val="fr_FR" w:bidi="fr_FR"/>
-          </w:rPr>
-          <w:rPr>
-            <w:color w:val="0000EE"/>
-            <w:u w:val="single"/>
-          </w:rPr>
-          <w:t>Ez 47.1–12</w:t>
-        </w:r>
-      </w:hyperlink>
+      <w:r>
+        <w:rPr>
+          <w:lang w:val="fr_FR" w:bidi="fr_FR"/>
+        </w:rPr>
+        <w:t>Ez 47.1–12</w:t>
+      </w:r>
       <w:r>
         <w:rPr>
           <w:lang w:val="fr_FR" w:bidi="fr_FR"/>
         </w:rPr>
         <w:t xml:space="preserve"> ; </w:t>
       </w:r>
-      <w:hyperlink r:id="rId48">
-        <w:r>
-          <w:rPr>
-            <w:lang w:val="fr_FR" w:bidi="fr_FR"/>
-          </w:rPr>
-          <w:rPr>
-            <w:color w:val="0000EE"/>
-            <w:u w:val="single"/>
-          </w:rPr>
-          <w:t>Jl 3.18</w:t>
-        </w:r>
-      </w:hyperlink>
+      <w:r>
+        <w:rPr>
+          <w:lang w:val="fr_FR" w:bidi="fr_FR"/>
+        </w:rPr>
+        <w:t>Jl 3.18</w:t>
+      </w:r>
       <w:r>
         <w:rPr>
           <w:lang w:val="fr_FR" w:bidi="fr_FR"/>
         </w:rPr>
         <w:t xml:space="preserve"> ; </w:t>
       </w:r>
-      <w:hyperlink r:id="rId49">
-        <w:r>
-          <w:rPr>
-            <w:lang w:val="fr_FR" w:bidi="fr_FR"/>
-          </w:rPr>
-          <w:rPr>
-            <w:color w:val="0000EE"/>
-            <w:u w:val="single"/>
-          </w:rPr>
-          <w:t>Za 14.8</w:t>
-        </w:r>
-      </w:hyperlink>
+      <w:r>
+        <w:rPr>
+          <w:lang w:val="fr_FR" w:bidi="fr_FR"/>
+        </w:rPr>
+        <w:t>Za 14.8</w:t>
+      </w:r>
       <w:r>
         <w:rPr>
           <w:lang w:val="fr_FR" w:bidi="fr_FR"/>
@@ -1774,18 +1522,12 @@
         </w:rPr>
         <w:t xml:space="preserve">Vallée près de Salem, également appelée la vallée du roi dans </w:t>
       </w:r>
-      <w:hyperlink r:id="rId50">
-        <w:r>
-          <w:rPr>
-            <w:lang w:val="fr_FR" w:bidi="fr_FR"/>
-          </w:rPr>
-          <w:rPr>
-            <w:color w:val="0000EE"/>
-            <w:u w:val="single"/>
-          </w:rPr>
-          <w:t>Genèse 14.17</w:t>
-        </w:r>
-      </w:hyperlink>
+      <w:r>
+        <w:rPr>
+          <w:lang w:val="fr_FR" w:bidi="fr_FR"/>
+        </w:rPr>
+        <w:t>Genèse 14.17</w:t>
+      </w:r>
       <w:r>
         <w:rPr>
           <w:lang w:val="fr_FR" w:bidi="fr_FR"/>
@@ -1865,36 +1607,24 @@
         </w:rPr>
         <w:t>Lieu du combat entre quatre rois de Mésopotamie et cinq rois alliés vivant près de la mer Morte (</w:t>
       </w:r>
-      <w:hyperlink r:id="rId51">
-        <w:r>
-          <w:rPr>
-            <w:lang w:val="fr_FR" w:bidi="fr_FR"/>
-          </w:rPr>
-          <w:rPr>
-            <w:color w:val="0000EE"/>
-            <w:u w:val="single"/>
-          </w:rPr>
-          <w:t>Gn 14.3, 8–10</w:t>
-        </w:r>
-      </w:hyperlink>
+      <w:r>
+        <w:rPr>
+          <w:lang w:val="fr_FR" w:bidi="fr_FR"/>
+        </w:rPr>
+        <w:t>Gn 14.3, 8–10</w:t>
+      </w:r>
       <w:r>
         <w:rPr>
           <w:lang w:val="fr_FR" w:bidi="fr_FR"/>
         </w:rPr>
         <w:t>). La localisation précise de la bataille à proximité de la mer Morte s'est avérée impossible à déterminer ; on en est réduit à des conjectures. La vallée est décrite comme étant pleine de puits de bitume (</w:t>
       </w:r>
-      <w:hyperlink r:id="rId52">
-        <w:r>
-          <w:rPr>
-            <w:lang w:val="fr_FR" w:bidi="fr_FR"/>
-          </w:rPr>
-          <w:rPr>
-            <w:color w:val="0000EE"/>
-            <w:u w:val="single"/>
-          </w:rPr>
-          <w:t>Gn 14.10</w:t>
-        </w:r>
-      </w:hyperlink>
+      <w:r>
+        <w:rPr>
+          <w:lang w:val="fr_FR" w:bidi="fr_FR"/>
+        </w:rPr>
+        <w:t>Gn 14.10</w:t>
+      </w:r>
       <w:r>
         <w:rPr>
           <w:lang w:val="fr_FR" w:bidi="fr_FR"/>
@@ -1915,18 +1645,12 @@
         </w:rPr>
         <w:t>Le récit dans la Genèse décrit une campagne militaire importante qui aurait eu lieu au milieu de l'âge du bronze (vers 1 900 av. J.‑C.), ce qui la situerait à l'époque d'Abraham. Les rois mentionnés dans la coalition de l'Orient sont inconnus, puisque le lien supposé d'Amraphel avec Hammurabi est désormais considéré comme intenable. Ces quatre alliés sont venus du sud de Damas et ont conquis une série de villes, y compris Karnaïm, Cham, et les Horites dans le mont Séir, aussi loin au sud que le golfe d'Elat. Ils se sont ensuite dirigés au nord-ouest vers Kadès-Barnéa et de là au nord-est vers la mer Morte. Cela semble être le lieu où ils ont rencontré la résistance de la coalition des rois de Sodome, Gomorrhe, Adma, Tseboïm et Tsoar (</w:t>
       </w:r>
-      <w:hyperlink r:id="rId53">
-        <w:r>
-          <w:rPr>
-            <w:lang w:val="fr_FR" w:bidi="fr_FR"/>
-          </w:rPr>
-          <w:rPr>
-            <w:color w:val="0000EE"/>
-            <w:u w:val="single"/>
-          </w:rPr>
-          <w:t>Gn 14.2–9</w:t>
-        </w:r>
-      </w:hyperlink>
+      <w:r>
+        <w:rPr>
+          <w:lang w:val="fr_FR" w:bidi="fr_FR"/>
+        </w:rPr>
+        <w:t>Gn 14.2–9</w:t>
+      </w:r>
       <w:r>
         <w:rPr>
           <w:lang w:val="fr_FR" w:bidi="fr_FR"/>
@@ -1981,36 +1705,24 @@
         </w:rPr>
         <w:t>La vallée des Rephaïm est un point de repère géographique qui faisait partie de la frontière entre les tribus de Juda et de Benjamin (</w:t>
       </w:r>
-      <w:hyperlink r:id="rId54">
-        <w:r>
-          <w:rPr>
-            <w:lang w:val="fr_FR" w:bidi="fr_FR"/>
-          </w:rPr>
-          <w:rPr>
-            <w:color w:val="0000EE"/>
-            <w:u w:val="single"/>
-          </w:rPr>
-          <w:t>Jos 15.8</w:t>
-        </w:r>
-      </w:hyperlink>
+      <w:r>
+        <w:rPr>
+          <w:lang w:val="fr_FR" w:bidi="fr_FR"/>
+        </w:rPr>
+        <w:t>Jos 15.8</w:t>
+      </w:r>
       <w:r>
         <w:rPr>
           <w:lang w:val="fr_FR" w:bidi="fr_FR"/>
         </w:rPr>
         <w:t xml:space="preserve"> ; </w:t>
       </w:r>
-      <w:hyperlink r:id="rId55">
-        <w:r>
-          <w:rPr>
-            <w:lang w:val="fr_FR" w:bidi="fr_FR"/>
-          </w:rPr>
-          <w:rPr>
-            <w:color w:val="0000EE"/>
-            <w:u w:val="single"/>
-          </w:rPr>
-          <w:t>18.16</w:t>
-        </w:r>
-      </w:hyperlink>
+      <w:r>
+        <w:rPr>
+          <w:lang w:val="fr_FR" w:bidi="fr_FR"/>
+        </w:rPr>
+        <w:t>18.16</w:t>
+      </w:r>
       <w:r>
         <w:rPr>
           <w:lang w:val="fr_FR" w:bidi="fr_FR"/>
@@ -2031,36 +1743,24 @@
         </w:rPr>
         <w:t>Les gens pensaient que des géants comme les Anakim et les Nephilim visitaient souvent cette vallée. Sous le règne du roi David, les armées philistines voyageront depuis la côte pour chercher David dans la vallée des Rephaïm. Cela se produira après avoir appris que David avait été oint roi (</w:t>
       </w:r>
-      <w:hyperlink r:id="rId56">
-        <w:r>
-          <w:rPr>
-            <w:lang w:val="fr_FR" w:bidi="fr_FR"/>
-          </w:rPr>
-          <w:rPr>
-            <w:color w:val="0000EE"/>
-            <w:u w:val="single"/>
-          </w:rPr>
-          <w:t>2S 5.18–22</w:t>
-        </w:r>
-      </w:hyperlink>
+      <w:r>
+        <w:rPr>
+          <w:lang w:val="fr_FR" w:bidi="fr_FR"/>
+        </w:rPr>
+        <w:t>2S 5.18–22</w:t>
+      </w:r>
       <w:r>
         <w:rPr>
           <w:lang w:val="fr_FR" w:bidi="fr_FR"/>
         </w:rPr>
         <w:t xml:space="preserve"> ; </w:t>
       </w:r>
-      <w:hyperlink r:id="rId57">
-        <w:r>
-          <w:rPr>
-            <w:lang w:val="fr_FR" w:bidi="fr_FR"/>
-          </w:rPr>
-          <w:rPr>
-            <w:color w:val="0000EE"/>
-            <w:u w:val="single"/>
-          </w:rPr>
-          <w:t>1Ch 14.9</w:t>
-        </w:r>
-      </w:hyperlink>
+      <w:r>
+        <w:rPr>
+          <w:lang w:val="fr_FR" w:bidi="fr_FR"/>
+        </w:rPr>
+        <w:t>1Ch 14.9</w:t>
+      </w:r>
       <w:r>
         <w:rPr>
           <w:lang w:val="fr_FR" w:bidi="fr_FR"/>
@@ -2081,18 +1781,12 @@
         </w:rPr>
         <w:t>La vallée des Rephaïm était reliée au Wadi Serar, qui menait à la côte philistine. Cette vallée était une zone fertile où les agriculteurs cultivaient des céréales (</w:t>
       </w:r>
-      <w:hyperlink r:id="rId58">
-        <w:r>
-          <w:rPr>
-            <w:lang w:val="fr_FR" w:bidi="fr_FR"/>
-          </w:rPr>
-          <w:rPr>
-            <w:color w:val="0000EE"/>
-            <w:u w:val="single"/>
-          </w:rPr>
-          <w:t>Es 17.5</w:t>
-        </w:r>
-      </w:hyperlink>
+      <w:r>
+        <w:rPr>
+          <w:lang w:val="fr_FR" w:bidi="fr_FR"/>
+        </w:rPr>
+        <w:t>Es 17.5</w:t>
+      </w:r>
       <w:r>
         <w:rPr>
           <w:lang w:val="fr_FR" w:bidi="fr_FR"/>
@@ -2147,18 +1841,12 @@
         </w:rPr>
         <w:t>Vallée près de Salem, la ville où Melchisédek était roi. C'est là qu'Abraham rencontrera le roi de Sodome. Abraham refusera une offre du roi de Sodome qui aurait été moralement incorrecte (</w:t>
       </w:r>
-      <w:hyperlink r:id="rId50">
-        <w:r>
-          <w:rPr>
-            <w:lang w:val="fr_FR" w:bidi="fr_FR"/>
-          </w:rPr>
-          <w:rPr>
-            <w:color w:val="0000EE"/>
-            <w:u w:val="single"/>
-          </w:rPr>
-          <w:t>Gn 14.17</w:t>
-        </w:r>
-      </w:hyperlink>
+      <w:r>
+        <w:rPr>
+          <w:lang w:val="fr_FR" w:bidi="fr_FR"/>
+        </w:rPr>
+        <w:t>Gn 14.17</w:t>
+      </w:r>
       <w:r>
         <w:rPr>
           <w:lang w:val="fr_FR" w:bidi="fr_FR"/>
@@ -2193,18 +1881,12 @@
         </w:rPr>
         <w:t>Cette même vallée était également l'endroit où Absalom (le fils du roi David) construira une colonne de pierre comme monument à lui-même (</w:t>
       </w:r>
-      <w:hyperlink r:id="rId59">
-        <w:r>
-          <w:rPr>
-            <w:lang w:val="fr_FR" w:bidi="fr_FR"/>
-          </w:rPr>
-          <w:rPr>
-            <w:color w:val="0000EE"/>
-            <w:u w:val="single"/>
-          </w:rPr>
-          <w:t>2S 18.18</w:t>
-        </w:r>
-      </w:hyperlink>
+      <w:r>
+        <w:rPr>
+          <w:lang w:val="fr_FR" w:bidi="fr_FR"/>
+        </w:rPr>
+        <w:t>2S 18.18</w:t>
+      </w:r>
       <w:r>
         <w:rPr>
           <w:lang w:val="fr_FR" w:bidi="fr_FR"/>
@@ -2287,36 +1969,24 @@
         </w:rPr>
         <w:t>Tout d'abord, David y remportera une grande victoire sur les Édomites. L'un des principaux guerriers de David, Abischaï, a tué dix-huit mille soldats édomites lors de cette bataille (</w:t>
       </w:r>
-      <w:hyperlink r:id="rId60">
-        <w:r>
-          <w:rPr>
-            <w:lang w:val="fr_FR" w:bidi="fr_FR"/>
-          </w:rPr>
-          <w:rPr>
-            <w:color w:val="0000EE"/>
-            <w:u w:val="single"/>
-          </w:rPr>
-          <w:t>2S 8.13</w:t>
-        </w:r>
-      </w:hyperlink>
+      <w:r>
+        <w:rPr>
+          <w:lang w:val="fr_FR" w:bidi="fr_FR"/>
+        </w:rPr>
+        <w:t>2S 8.13</w:t>
+      </w:r>
       <w:r>
         <w:rPr>
           <w:lang w:val="fr_FR" w:bidi="fr_FR"/>
         </w:rPr>
         <w:t xml:space="preserve"> ; </w:t>
       </w:r>
-      <w:hyperlink r:id="rId61">
-        <w:r>
-          <w:rPr>
-            <w:lang w:val="fr_FR" w:bidi="fr_FR"/>
-          </w:rPr>
-          <w:rPr>
-            <w:color w:val="0000EE"/>
-            <w:u w:val="single"/>
-          </w:rPr>
-          <w:t>1Ch 18.12</w:t>
-        </w:r>
-      </w:hyperlink>
+      <w:r>
+        <w:rPr>
+          <w:lang w:val="fr_FR" w:bidi="fr_FR"/>
+        </w:rPr>
+        <w:t>1Ch 18.12</w:t>
+      </w:r>
       <w:r>
         <w:rPr>
           <w:lang w:val="fr_FR" w:bidi="fr_FR"/>
@@ -2337,36 +2007,24 @@
         </w:rPr>
         <w:t>Plus tard, le roi Amatsia de Juda a également vaincu les Édomites dans la même vallée. Après la bataille, il capturera la ville de Sela. Sela était une ville édomite importante dans les collines voisines (</w:t>
       </w:r>
-      <w:hyperlink r:id="rId62">
-        <w:r>
-          <w:rPr>
-            <w:lang w:val="fr_FR" w:bidi="fr_FR"/>
-          </w:rPr>
-          <w:rPr>
-            <w:color w:val="0000EE"/>
-            <w:u w:val="single"/>
-          </w:rPr>
-          <w:t>2R 14.7</w:t>
-        </w:r>
-      </w:hyperlink>
+      <w:r>
+        <w:rPr>
+          <w:lang w:val="fr_FR" w:bidi="fr_FR"/>
+        </w:rPr>
+        <w:t>2R 14.7</w:t>
+      </w:r>
       <w:r>
         <w:rPr>
           <w:lang w:val="fr_FR" w:bidi="fr_FR"/>
         </w:rPr>
         <w:t xml:space="preserve"> ; </w:t>
       </w:r>
-      <w:hyperlink r:id="rId63">
-        <w:r>
-          <w:rPr>
-            <w:lang w:val="fr_FR" w:bidi="fr_FR"/>
-          </w:rPr>
-          <w:rPr>
-            <w:color w:val="0000EE"/>
-            <w:u w:val="single"/>
-          </w:rPr>
-          <w:t>2Ch 25.11</w:t>
-        </w:r>
-      </w:hyperlink>
+      <w:r>
+        <w:rPr>
+          <w:lang w:val="fr_FR" w:bidi="fr_FR"/>
+        </w:rPr>
+        <w:t>2Ch 25.11</w:t>
+      </w:r>
       <w:r>
         <w:rPr>
           <w:lang w:val="fr_FR" w:bidi="fr_FR"/>
@@ -2435,36 +2093,24 @@
         </w:rPr>
         <w:t>Porte utilisée par Néhémie pour sortir et rentrer lorsqu'il a inspecté les murs de Jérusalem (</w:t>
       </w:r>
-      <w:hyperlink r:id="rId64">
-        <w:r>
-          <w:rPr>
-            <w:lang w:val="fr_FR" w:bidi="fr_FR"/>
-          </w:rPr>
-          <w:rPr>
-            <w:color w:val="0000EE"/>
-            <w:u w:val="single"/>
-          </w:rPr>
-          <w:t>Né 2.13–14</w:t>
-        </w:r>
-      </w:hyperlink>
+      <w:r>
+        <w:rPr>
+          <w:lang w:val="fr_FR" w:bidi="fr_FR"/>
+        </w:rPr>
+        <w:t>Né 2.13–14</w:t>
+      </w:r>
       <w:r>
         <w:rPr>
           <w:lang w:val="fr_FR" w:bidi="fr_FR"/>
         </w:rPr>
         <w:t>). Elle se trouvait du côté ouest de la ville, face à la vallée du Tyropéon. Le roi Ozias aurait construit et renforcé une tour sur cette porte (</w:t>
       </w:r>
-      <w:hyperlink r:id="rId65">
-        <w:r>
-          <w:rPr>
-            <w:lang w:val="fr_FR" w:bidi="fr_FR"/>
-          </w:rPr>
-          <w:rPr>
-            <w:color w:val="0000EE"/>
-            <w:u w:val="single"/>
-          </w:rPr>
-          <w:t>2Ch 26.9</w:t>
-        </w:r>
-      </w:hyperlink>
+      <w:r>
+        <w:rPr>
+          <w:lang w:val="fr_FR" w:bidi="fr_FR"/>
+        </w:rPr>
+        <w:t>2Ch 26.9</w:t>
+      </w:r>
       <w:r>
         <w:rPr>
           <w:lang w:val="fr_FR" w:bidi="fr_FR"/>
@@ -2519,18 +2165,12 @@
         </w:rPr>
         <w:t>Fils de Bani et l'un des prêtres qui a divorcé de sa femme étrangère sur l'ordre d'Esdras (</w:t>
       </w:r>
-      <w:hyperlink r:id="rId66">
-        <w:r>
-          <w:rPr>
-            <w:lang w:val="fr_FR" w:bidi="fr_FR"/>
-          </w:rPr>
-          <w:rPr>
-            <w:color w:val="0000EE"/>
-            <w:u w:val="single"/>
-          </w:rPr>
-          <w:t>Esd 10.36</w:t>
-        </w:r>
-      </w:hyperlink>
+      <w:r>
+        <w:rPr>
+          <w:lang w:val="fr_FR" w:bidi="fr_FR"/>
+        </w:rPr>
+        <w:t>Esd 10.36</w:t>
+      </w:r>
       <w:r>
         <w:rPr>
           <w:lang w:val="fr_FR" w:bidi="fr_FR"/>
@@ -2623,36 +2263,24 @@
         </w:rPr>
         <w:t>apparaît de nombreuses fois dans le livre de l'Ecclésiaste (</w:t>
       </w:r>
-      <w:hyperlink r:id="rId67">
-        <w:r>
-          <w:rPr>
-            <w:lang w:val="fr_FR" w:bidi="fr_FR"/>
-          </w:rPr>
-          <w:rPr>
-            <w:color w:val="0000EE"/>
-            <w:u w:val="single"/>
-          </w:rPr>
-          <w:t>1.2, 14</w:t>
-        </w:r>
-      </w:hyperlink>
+      <w:r>
+        <w:rPr>
+          <w:lang w:val="fr_FR" w:bidi="fr_FR"/>
+        </w:rPr>
+        <w:t>1.2, 14</w:t>
+      </w:r>
       <w:r>
         <w:rPr>
           <w:lang w:val="fr_FR" w:bidi="fr_FR"/>
         </w:rPr>
         <w:t xml:space="preserve"> ; </w:t>
       </w:r>
-      <w:hyperlink r:id="rId68">
-        <w:r>
-          <w:rPr>
-            <w:lang w:val="fr_FR" w:bidi="fr_FR"/>
-          </w:rPr>
-          <w:rPr>
-            <w:color w:val="0000EE"/>
-            <w:u w:val="single"/>
-          </w:rPr>
-          <w:t>2.1, 11, 15, 17</w:t>
-        </w:r>
-      </w:hyperlink>
+      <w:r>
+        <w:rPr>
+          <w:lang w:val="fr_FR" w:bidi="fr_FR"/>
+        </w:rPr>
+        <w:t>2.1, 11, 15, 17</w:t>
+      </w:r>
       <w:r>
         <w:rPr>
           <w:lang w:val="fr_FR" w:bidi="fr_FR"/>
@@ -2678,18 +2306,12 @@
         </w:rPr>
         <w:t>De la fumée... tout n’est que fumée, tout part en fumée » (</w:t>
       </w:r>
-      <w:hyperlink r:id="rId67">
-        <w:r>
-          <w:rPr>
-            <w:lang w:val="fr_FR" w:bidi="fr_FR"/>
-          </w:rPr>
-          <w:rPr>
-            <w:color w:val="0000EE"/>
-            <w:u w:val="single"/>
-          </w:rPr>
-          <w:t>1.2</w:t>
-        </w:r>
-      </w:hyperlink>
+      <w:r>
+        <w:rPr>
+          <w:lang w:val="fr_FR" w:bidi="fr_FR"/>
+        </w:rPr>
+        <w:t>1.2</w:t>
+      </w:r>
       <w:r>
         <w:rPr>
           <w:lang w:val="fr_FR" w:bidi="fr_FR"/>
@@ -2774,54 +2396,36 @@
         </w:rPr>
         <w:t xml:space="preserve">. Ces deux mots sont souvent utilisés ensemble dans la Septante (par exemple dans </w:t>
       </w:r>
-      <w:hyperlink r:id="rId69">
-        <w:r>
-          <w:rPr>
-            <w:lang w:val="fr_FR" w:bidi="fr_FR"/>
-          </w:rPr>
-          <w:rPr>
-            <w:color w:val="0000EE"/>
-            <w:u w:val="single"/>
-          </w:rPr>
-          <w:t>Jb 20.18</w:t>
-        </w:r>
-      </w:hyperlink>
+      <w:r>
+        <w:rPr>
+          <w:lang w:val="fr_FR" w:bidi="fr_FR"/>
+        </w:rPr>
+        <w:t>Jb 20.18</w:t>
+      </w:r>
       <w:r>
         <w:rPr>
           <w:lang w:val="fr_FR" w:bidi="fr_FR"/>
         </w:rPr>
         <w:t xml:space="preserve"> ; </w:t>
       </w:r>
-      <w:hyperlink r:id="rId70">
-        <w:r>
-          <w:rPr>
-            <w:lang w:val="fr_FR" w:bidi="fr_FR"/>
-          </w:rPr>
-          <w:rPr>
-            <w:color w:val="0000EE"/>
-            <w:u w:val="single"/>
-          </w:rPr>
-          <w:t>Es 37.7</w:t>
-        </w:r>
-      </w:hyperlink>
+      <w:r>
+        <w:rPr>
+          <w:lang w:val="fr_FR" w:bidi="fr_FR"/>
+        </w:rPr>
+        <w:t>Es 37.7</w:t>
+      </w:r>
       <w:r>
         <w:rPr>
           <w:lang w:val="fr_FR" w:bidi="fr_FR"/>
         </w:rPr>
         <w:t xml:space="preserve"> ; </w:t>
       </w:r>
-      <w:hyperlink r:id="rId71">
-        <w:r>
-          <w:rPr>
-            <w:lang w:val="fr_FR" w:bidi="fr_FR"/>
-          </w:rPr>
-          <w:rPr>
-            <w:color w:val="0000EE"/>
-            <w:u w:val="single"/>
-          </w:rPr>
-          <w:t>Os 12.2</w:t>
-        </w:r>
-      </w:hyperlink>
+      <w:r>
+        <w:rPr>
+          <w:lang w:val="fr_FR" w:bidi="fr_FR"/>
+        </w:rPr>
+        <w:t>Os 12.2</w:t>
+      </w:r>
       <w:r>
         <w:rPr>
           <w:lang w:val="fr_FR" w:bidi="fr_FR"/>
@@ -2920,54 +2524,36 @@
         </w:rPr>
         <w:t xml:space="preserve"> pour décrire les paroles futiles de personnes qui tentent d'enseigner de fausses doctrines qui mènent ceux qui les écoutent dans l'erreur (« discours vains » </w:t>
       </w:r>
-      <w:hyperlink r:id="rId72">
-        <w:r>
-          <w:rPr>
-            <w:lang w:val="fr_FR" w:bidi="fr_FR"/>
-          </w:rPr>
-          <w:rPr>
-            <w:color w:val="0000EE"/>
-            <w:u w:val="single"/>
-          </w:rPr>
-          <w:t>1Tm 6.20</w:t>
-        </w:r>
-      </w:hyperlink>
+      <w:r>
+        <w:rPr>
+          <w:lang w:val="fr_FR" w:bidi="fr_FR"/>
+        </w:rPr>
+        <w:t>1Tm 6.20</w:t>
+      </w:r>
       <w:r>
         <w:rPr>
           <w:lang w:val="fr_FR" w:bidi="fr_FR"/>
         </w:rPr>
         <w:t xml:space="preserve"> ; « vaine tromperie » dans </w:t>
       </w:r>
-      <w:hyperlink r:id="rId73">
-        <w:r>
-          <w:rPr>
-            <w:lang w:val="fr_FR" w:bidi="fr_FR"/>
-          </w:rPr>
-          <w:rPr>
-            <w:color w:val="0000EE"/>
-            <w:u w:val="single"/>
-          </w:rPr>
-          <w:t>Col 2.8</w:t>
-        </w:r>
-      </w:hyperlink>
+      <w:r>
+        <w:rPr>
+          <w:lang w:val="fr_FR" w:bidi="fr_FR"/>
+        </w:rPr>
+        <w:t>Col 2.8</w:t>
+      </w:r>
       <w:r>
         <w:rPr>
           <w:lang w:val="fr_FR" w:bidi="fr_FR"/>
         </w:rPr>
         <w:t xml:space="preserve"> ; « vain discours » dans </w:t>
       </w:r>
-      <w:hyperlink r:id="rId74">
-        <w:r>
-          <w:rPr>
-            <w:lang w:val="fr_FR" w:bidi="fr_FR"/>
-          </w:rPr>
-          <w:rPr>
-            <w:color w:val="0000EE"/>
-            <w:u w:val="single"/>
-          </w:rPr>
-          <w:t>Ep 5.6</w:t>
-        </w:r>
-      </w:hyperlink>
+      <w:r>
+        <w:rPr>
+          <w:lang w:val="fr_FR" w:bidi="fr_FR"/>
+        </w:rPr>
+        <w:t>Ep 5.6</w:t>
+      </w:r>
       <w:r>
         <w:rPr>
           <w:lang w:val="fr_FR" w:bidi="fr_FR"/>
@@ -2988,54 +2574,36 @@
         </w:rPr>
         <w:t xml:space="preserve">Paul souligne que la saine doctrine, telle que celle qu'il enseigne lui-même, n'est pas une prédication vaine, car Jésus, que Paul proclame et sert, est vraiment ressuscité (voir </w:t>
       </w:r>
-      <w:hyperlink r:id="rId75">
-        <w:r>
-          <w:rPr>
-            <w:lang w:val="fr_FR" w:bidi="fr_FR"/>
-          </w:rPr>
-          <w:rPr>
-            <w:color w:val="0000EE"/>
-            <w:u w:val="single"/>
-          </w:rPr>
-          <w:t>1Co 15.14</w:t>
-        </w:r>
-      </w:hyperlink>
+      <w:r>
+        <w:rPr>
+          <w:lang w:val="fr_FR" w:bidi="fr_FR"/>
+        </w:rPr>
+        <w:t>1Co 15.14</w:t>
+      </w:r>
       <w:r>
         <w:rPr>
           <w:lang w:val="fr_FR" w:bidi="fr_FR"/>
         </w:rPr>
         <w:t xml:space="preserve">). La foi de ceux qui l'ont reçu n'est donc pas vaine, car eux-mêmes seront aussi ressuscités (v. </w:t>
       </w:r>
-      <w:hyperlink r:id="rId75">
-        <w:r>
-          <w:rPr>
-            <w:lang w:val="fr_FR" w:bidi="fr_FR"/>
-          </w:rPr>
-          <w:rPr>
-            <w:color w:val="0000EE"/>
-            <w:u w:val="single"/>
-          </w:rPr>
-          <w:t>14</w:t>
-        </w:r>
-      </w:hyperlink>
+      <w:r>
+        <w:rPr>
+          <w:lang w:val="fr_FR" w:bidi="fr_FR"/>
+        </w:rPr>
+        <w:t>14</w:t>
+      </w:r>
       <w:r>
         <w:rPr>
           <w:lang w:val="fr_FR" w:bidi="fr_FR"/>
         </w:rPr>
         <w:t>). Paul affirme la même chose aux Thessaloniciens, disant que le travail missionnaire accompli par lui et ses compagnons n'a pas été « sans résultat » (</w:t>
       </w:r>
-      <w:hyperlink r:id="rId76">
-        <w:r>
-          <w:rPr>
-            <w:lang w:val="fr_FR" w:bidi="fr_FR"/>
-          </w:rPr>
-          <w:rPr>
-            <w:color w:val="0000EE"/>
-            <w:u w:val="single"/>
-          </w:rPr>
-          <w:t>1Th 2.1</w:t>
-        </w:r>
-      </w:hyperlink>
+      <w:r>
+        <w:rPr>
+          <w:lang w:val="fr_FR" w:bidi="fr_FR"/>
+        </w:rPr>
+        <w:t>1Th 2.1</w:t>
+      </w:r>
       <w:r>
         <w:rPr>
           <w:lang w:val="fr_FR" w:bidi="fr_FR"/>
@@ -3056,54 +2624,36 @@
         </w:rPr>
         <w:t>Il est était important pour Paul de s'assurer que son ministère n'était pas en vain (</w:t>
       </w:r>
-      <w:hyperlink r:id="rId77">
-        <w:r>
-          <w:rPr>
-            <w:lang w:val="fr_FR" w:bidi="fr_FR"/>
-          </w:rPr>
-          <w:rPr>
-            <w:color w:val="0000EE"/>
-            <w:u w:val="single"/>
-          </w:rPr>
-          <w:t>Ga 2.2</w:t>
-        </w:r>
-      </w:hyperlink>
+      <w:r>
+        <w:rPr>
+          <w:lang w:val="fr_FR" w:bidi="fr_FR"/>
+        </w:rPr>
+        <w:t>Ga 2.2</w:t>
+      </w:r>
       <w:r>
         <w:rPr>
           <w:lang w:val="fr_FR" w:bidi="fr_FR"/>
         </w:rPr>
         <w:t xml:space="preserve"> ; </w:t>
       </w:r>
-      <w:hyperlink r:id="rId78">
-        <w:r>
-          <w:rPr>
-            <w:lang w:val="fr_FR" w:bidi="fr_FR"/>
-          </w:rPr>
-          <w:rPr>
-            <w:color w:val="0000EE"/>
-            <w:u w:val="single"/>
-          </w:rPr>
-          <w:t>1Th 3.5</w:t>
-        </w:r>
-      </w:hyperlink>
+      <w:r>
+        <w:rPr>
+          <w:lang w:val="fr_FR" w:bidi="fr_FR"/>
+        </w:rPr>
+        <w:t>1Th 3.5</w:t>
+      </w:r>
       <w:r>
         <w:rPr>
           <w:lang w:val="fr_FR" w:bidi="fr_FR"/>
         </w:rPr>
         <w:t>). Son travail démontrait que lui-même n'avait pas reçu la grâce de Dieu « en vain » (</w:t>
       </w:r>
-      <w:hyperlink r:id="rId79">
-        <w:r>
-          <w:rPr>
-            <w:lang w:val="fr_FR" w:bidi="fr_FR"/>
-          </w:rPr>
-          <w:rPr>
-            <w:color w:val="0000EE"/>
-            <w:u w:val="single"/>
-          </w:rPr>
-          <w:t>1 Co 15.10</w:t>
-        </w:r>
-      </w:hyperlink>
+      <w:r>
+        <w:rPr>
+          <w:lang w:val="fr_FR" w:bidi="fr_FR"/>
+        </w:rPr>
+        <w:t>1 Co 15.10</w:t>
+      </w:r>
       <w:r>
         <w:rPr>
           <w:lang w:val="fr_FR" w:bidi="fr_FR"/>
@@ -3190,18 +2740,12 @@
         </w:rPr>
         <w:t xml:space="preserve">Nul passage du Nouveau Testament n'exprime si bien la sorte de futilité dont l'Ecclésiaste parle que </w:t>
       </w:r>
-      <w:hyperlink r:id="rId80">
-        <w:r>
-          <w:rPr>
-            <w:lang w:val="fr_FR" w:bidi="fr_FR"/>
-          </w:rPr>
-          <w:rPr>
-            <w:color w:val="0000EE"/>
-            <w:u w:val="single"/>
-          </w:rPr>
-          <w:t>Romains 8.20</w:t>
-        </w:r>
-      </w:hyperlink>
+      <w:r>
+        <w:rPr>
+          <w:lang w:val="fr_FR" w:bidi="fr_FR"/>
+        </w:rPr>
+        <w:t>Romains 8.20</w:t>
+      </w:r>
       <w:r>
         <w:rPr>
           <w:lang w:val="fr_FR" w:bidi="fr_FR"/>
@@ -3268,18 +2812,12 @@
         </w:rPr>
         <w:t xml:space="preserve"> pour décrire les raisonnements et la « sagesse » humaine qui n'est pas soumise à Dieu. Ainsi, « les pensées des sages » sont vaines (</w:t>
       </w:r>
-      <w:hyperlink r:id="rId81">
-        <w:r>
-          <w:rPr>
-            <w:lang w:val="fr_FR" w:bidi="fr_FR"/>
-          </w:rPr>
-          <w:rPr>
-            <w:color w:val="0000EE"/>
-            <w:u w:val="single"/>
-          </w:rPr>
-          <w:t>1Co 3.20</w:t>
-        </w:r>
-      </w:hyperlink>
+      <w:r>
+        <w:rPr>
+          <w:lang w:val="fr_FR" w:bidi="fr_FR"/>
+        </w:rPr>
+        <w:t>1Co 3.20</w:t>
+      </w:r>
       <w:r>
         <w:rPr>
           <w:lang w:val="fr_FR" w:bidi="fr_FR"/>
@@ -3298,18 +2836,12 @@
         </w:rPr>
         <w:t xml:space="preserve"> » (</w:t>
       </w:r>
-      <w:hyperlink r:id="rId82">
-        <w:r>
-          <w:rPr>
-            <w:lang w:val="fr_FR" w:bidi="fr_FR"/>
-          </w:rPr>
-          <w:rPr>
-            <w:color w:val="0000EE"/>
-            <w:u w:val="single"/>
-          </w:rPr>
-          <w:t>Ep 4.17–18</w:t>
-        </w:r>
-      </w:hyperlink>
+      <w:r>
+        <w:rPr>
+          <w:lang w:val="fr_FR" w:bidi="fr_FR"/>
+        </w:rPr>
+        <w:t>Ep 4.17–18</w:t>
+      </w:r>
       <w:r>
         <w:rPr>
           <w:lang w:val="fr_FR" w:bidi="fr_FR"/>
@@ -3343,36 +2875,24 @@
         </w:rPr>
         <w:t xml:space="preserve"> est l'œuvre de l'Esprit de Christ qui habite dans le chrétien (voir </w:t>
       </w:r>
-      <w:hyperlink r:id="rId83">
-        <w:r>
-          <w:rPr>
-            <w:lang w:val="fr_FR" w:bidi="fr_FR"/>
-          </w:rPr>
-          <w:rPr>
-            <w:color w:val="0000EE"/>
-            <w:u w:val="single"/>
-          </w:rPr>
-          <w:t>Rm 8.10–11, 26–27</w:t>
-        </w:r>
-      </w:hyperlink>
+      <w:r>
+        <w:rPr>
+          <w:lang w:val="fr_FR" w:bidi="fr_FR"/>
+        </w:rPr>
+        <w:t>Rm 8.10–11, 26–27</w:t>
+      </w:r>
       <w:r>
         <w:rPr>
           <w:lang w:val="fr_FR" w:bidi="fr_FR"/>
         </w:rPr>
         <w:t xml:space="preserve">). Quand Christ reviendra, alors ses disciples, ainsi que toute toute la création, seront pleinement libérés (voir </w:t>
       </w:r>
-      <w:hyperlink r:id="rId84">
-        <w:r>
-          <w:rPr>
-            <w:lang w:val="fr_FR" w:bidi="fr_FR"/>
-          </w:rPr>
-          <w:rPr>
-            <w:color w:val="0000EE"/>
-            <w:u w:val="single"/>
-          </w:rPr>
-          <w:t>Rm 8.22–25</w:t>
-        </w:r>
-      </w:hyperlink>
+      <w:r>
+        <w:rPr>
+          <w:lang w:val="fr_FR" w:bidi="fr_FR"/>
+        </w:rPr>
+        <w:t>Rm 8.22–25</w:t>
+      </w:r>
       <w:r>
         <w:rPr>
           <w:lang w:val="fr_FR" w:bidi="fr_FR"/>
@@ -3452,162 +2972,108 @@
         </w:rPr>
         <w:t>Dans l'Ancien Testament, la vantardise ou la glorification de soi est un attribut fréquemment attribué aux impies, qui s'appuient sur leurs propres ressources et non sur Dieu (</w:t>
       </w:r>
-      <w:hyperlink r:id="rId85">
-        <w:r>
-          <w:rPr>
-            <w:lang w:val="fr_FR" w:bidi="fr_FR"/>
-          </w:rPr>
-          <w:rPr>
-            <w:color w:val="0000EE"/>
-            <w:u w:val="single"/>
-          </w:rPr>
-          <w:t xml:space="preserve">Ps 52.1 </w:t>
-        </w:r>
-      </w:hyperlink>
+      <w:r>
+        <w:rPr>
+          <w:lang w:val="fr_FR" w:bidi="fr_FR"/>
+        </w:rPr>
+        <w:t xml:space="preserve">Ps 52.1 </w:t>
+      </w:r>
       <w:r>
         <w:rPr>
           <w:lang w:val="fr_FR" w:bidi="fr_FR"/>
         </w:rPr>
         <w:t xml:space="preserve">; </w:t>
       </w:r>
-      <w:hyperlink r:id="rId86">
-        <w:r>
-          <w:rPr>
-            <w:lang w:val="fr_FR" w:bidi="fr_FR"/>
-          </w:rPr>
-          <w:rPr>
-            <w:color w:val="0000EE"/>
-            <w:u w:val="single"/>
-          </w:rPr>
-          <w:t>94.3–4</w:t>
-        </w:r>
-      </w:hyperlink>
+      <w:r>
+        <w:rPr>
+          <w:lang w:val="fr_FR" w:bidi="fr_FR"/>
+        </w:rPr>
+        <w:t>94.3–4</w:t>
+      </w:r>
       <w:r>
         <w:rPr>
           <w:lang w:val="fr_FR" w:bidi="fr_FR"/>
         </w:rPr>
         <w:t>). Les ennemis d'Israël se vantaient de leurs victoires et en revendiquaient la gloire (</w:t>
       </w:r>
-      <w:hyperlink r:id="rId87">
-        <w:r>
-          <w:rPr>
-            <w:lang w:val="fr_FR" w:bidi="fr_FR"/>
-          </w:rPr>
-          <w:rPr>
-            <w:color w:val="0000EE"/>
-            <w:u w:val="single"/>
-          </w:rPr>
-          <w:t xml:space="preserve">Dt 32.27 </w:t>
-        </w:r>
-      </w:hyperlink>
+      <w:r>
+        <w:rPr>
+          <w:lang w:val="fr_FR" w:bidi="fr_FR"/>
+        </w:rPr>
+        <w:t xml:space="preserve">Dt 32.27 </w:t>
+      </w:r>
       <w:r>
         <w:rPr>
           <w:lang w:val="fr_FR" w:bidi="fr_FR"/>
         </w:rPr>
         <w:t xml:space="preserve">; </w:t>
       </w:r>
-      <w:hyperlink r:id="rId88">
-        <w:r>
-          <w:rPr>
-            <w:lang w:val="fr_FR" w:bidi="fr_FR"/>
-          </w:rPr>
-          <w:rPr>
-            <w:color w:val="0000EE"/>
-            <w:u w:val="single"/>
-          </w:rPr>
-          <w:t xml:space="preserve">Ps 10.3 </w:t>
-        </w:r>
-      </w:hyperlink>
+      <w:r>
+        <w:rPr>
+          <w:lang w:val="fr_FR" w:bidi="fr_FR"/>
+        </w:rPr>
+        <w:t xml:space="preserve">Ps 10.3 </w:t>
+      </w:r>
       <w:r>
         <w:rPr>
           <w:lang w:val="fr_FR" w:bidi="fr_FR"/>
         </w:rPr>
         <w:t xml:space="preserve">; </w:t>
       </w:r>
-      <w:hyperlink r:id="rId89">
-        <w:r>
-          <w:rPr>
-            <w:lang w:val="fr_FR" w:bidi="fr_FR"/>
-          </w:rPr>
-          <w:rPr>
-            <w:color w:val="0000EE"/>
-            <w:u w:val="single"/>
-          </w:rPr>
-          <w:t xml:space="preserve">35.26 </w:t>
-        </w:r>
-      </w:hyperlink>
+      <w:r>
+        <w:rPr>
+          <w:lang w:val="fr_FR" w:bidi="fr_FR"/>
+        </w:rPr>
+        <w:t xml:space="preserve">35.26 </w:t>
+      </w:r>
       <w:r>
         <w:rPr>
           <w:lang w:val="fr_FR" w:bidi="fr_FR"/>
         </w:rPr>
         <w:t xml:space="preserve">; </w:t>
       </w:r>
-      <w:hyperlink r:id="rId90">
-        <w:r>
-          <w:rPr>
-            <w:lang w:val="fr_FR" w:bidi="fr_FR"/>
-          </w:rPr>
-          <w:rPr>
-            <w:color w:val="0000EE"/>
-            <w:u w:val="single"/>
-          </w:rPr>
-          <w:t xml:space="preserve">73.9 </w:t>
-        </w:r>
-      </w:hyperlink>
+      <w:r>
+        <w:rPr>
+          <w:lang w:val="fr_FR" w:bidi="fr_FR"/>
+        </w:rPr>
+        <w:t xml:space="preserve">73.9 </w:t>
+      </w:r>
       <w:r>
         <w:rPr>
           <w:lang w:val="fr_FR" w:bidi="fr_FR"/>
         </w:rPr>
         <w:t xml:space="preserve">; </w:t>
       </w:r>
-      <w:hyperlink r:id="rId91">
-        <w:r>
-          <w:rPr>
-            <w:lang w:val="fr_FR" w:bidi="fr_FR"/>
-          </w:rPr>
-          <w:rPr>
-            <w:color w:val="0000EE"/>
-            <w:u w:val="single"/>
-          </w:rPr>
-          <w:t>Es 3.9</w:t>
-        </w:r>
-      </w:hyperlink>
+      <w:r>
+        <w:rPr>
+          <w:lang w:val="fr_FR" w:bidi="fr_FR"/>
+        </w:rPr>
+        <w:t>Es 3.9</w:t>
+      </w:r>
       <w:r>
         <w:rPr>
           <w:lang w:val="fr_FR" w:bidi="fr_FR"/>
         </w:rPr>
         <w:t>). Ils se glorifiaient de leurs richesses et de leur sagesse (</w:t>
       </w:r>
-      <w:hyperlink r:id="rId92">
-        <w:r>
-          <w:rPr>
-            <w:lang w:val="fr_FR" w:bidi="fr_FR"/>
-          </w:rPr>
-          <w:rPr>
-            <w:color w:val="0000EE"/>
-            <w:u w:val="single"/>
-          </w:rPr>
-          <w:t xml:space="preserve">Ps 49.7 </w:t>
-        </w:r>
-      </w:hyperlink>
+      <w:r>
+        <w:rPr>
+          <w:lang w:val="fr_FR" w:bidi="fr_FR"/>
+        </w:rPr>
+        <w:t xml:space="preserve">Ps 49.7 </w:t>
+      </w:r>
       <w:r>
         <w:rPr>
           <w:lang w:val="fr_FR" w:bidi="fr_FR"/>
         </w:rPr>
         <w:t xml:space="preserve">; </w:t>
       </w:r>
-      <w:hyperlink r:id="rId93">
-        <w:r>
-          <w:rPr>
-            <w:lang w:val="fr_FR" w:bidi="fr_FR"/>
-          </w:rPr>
-          <w:rPr>
-            <w:color w:val="0000EE"/>
-            <w:u w:val="single"/>
-          </w:rPr>
-          <w:t>Es 19.11</w:t>
-        </w:r>
-      </w:hyperlink>
+      <w:r>
+        <w:rPr>
+          <w:lang w:val="fr_FR" w:bidi="fr_FR"/>
+        </w:rPr>
+        <w:t>Es 19.11</w:t>
+      </w:r>
       <w:r>
         <w:rPr>
           <w:lang w:val="fr_FR" w:bidi="fr_FR"/>
@@ -3626,18 +3092,12 @@
         </w:rPr>
         <w:t xml:space="preserve"> » (</w:t>
       </w:r>
-      <w:hyperlink r:id="rId94">
-        <w:r>
-          <w:rPr>
-            <w:lang w:val="fr_FR" w:bidi="fr_FR"/>
-          </w:rPr>
-          <w:rPr>
-            <w:color w:val="0000EE"/>
-            <w:u w:val="single"/>
-          </w:rPr>
-          <w:t>Jr 9.24</w:t>
-        </w:r>
-      </w:hyperlink>
+      <w:r>
+        <w:rPr>
+          <w:lang w:val="fr_FR" w:bidi="fr_FR"/>
+        </w:rPr>
+        <w:t>Jr 9.24</w:t>
+      </w:r>
       <w:r>
         <w:rPr>
           <w:lang w:val="fr_FR" w:bidi="fr_FR"/>
@@ -3669,180 +3129,120 @@
         </w:rPr>
         <w:t>Jésus raconte une histoire au sujet d'un pharisien arrogant qui se vante à Dieu dans sa prière (</w:t>
       </w:r>
-      <w:hyperlink r:id="rId95">
-        <w:r>
-          <w:rPr>
-            <w:lang w:val="fr_FR" w:bidi="fr_FR"/>
-          </w:rPr>
-          <w:rPr>
-            <w:color w:val="0000EE"/>
-            <w:u w:val="single"/>
-          </w:rPr>
-          <w:t>Lc 18.10–14</w:t>
-        </w:r>
-      </w:hyperlink>
+      <w:r>
+        <w:rPr>
+          <w:lang w:val="fr_FR" w:bidi="fr_FR"/>
+        </w:rPr>
+        <w:t>Lc 18.10–14</w:t>
+      </w:r>
       <w:r>
         <w:rPr>
           <w:lang w:val="fr_FR" w:bidi="fr_FR"/>
         </w:rPr>
         <w:t>). Cependant, la majorité des passages qui incluent l'un des mots qui désignent la vantardise ou le fait de se glorifier se trouvent dans les lettres de l'apôtre Paul. Un contraste est établi entre le fait de se glorifier de ses propres accomplissements et celui de se glorifier en ce que Dieu fait (</w:t>
       </w:r>
-      <w:hyperlink r:id="rId96">
-        <w:r>
-          <w:rPr>
-            <w:lang w:val="fr_FR" w:bidi="fr_FR"/>
-          </w:rPr>
-          <w:rPr>
-            <w:color w:val="0000EE"/>
-            <w:u w:val="single"/>
-          </w:rPr>
-          <w:t>Rm 3.27–28</w:t>
-        </w:r>
-      </w:hyperlink>
+      <w:r>
+        <w:rPr>
+          <w:lang w:val="fr_FR" w:bidi="fr_FR"/>
+        </w:rPr>
+        <w:t>Rm 3.27–28</w:t>
+      </w:r>
       <w:r>
         <w:rPr>
           <w:lang w:val="fr_FR" w:bidi="fr_FR"/>
         </w:rPr>
         <w:t xml:space="preserve"> ; </w:t>
       </w:r>
-      <w:hyperlink r:id="rId97">
-        <w:r>
-          <w:rPr>
-            <w:lang w:val="fr_FR" w:bidi="fr_FR"/>
-          </w:rPr>
-          <w:rPr>
-            <w:color w:val="0000EE"/>
-            <w:u w:val="single"/>
-          </w:rPr>
-          <w:t>2Co 10.17</w:t>
-        </w:r>
-      </w:hyperlink>
+      <w:r>
+        <w:rPr>
+          <w:lang w:val="fr_FR" w:bidi="fr_FR"/>
+        </w:rPr>
+        <w:t>2Co 10.17</w:t>
+      </w:r>
       <w:r>
         <w:rPr>
           <w:lang w:val="fr_FR" w:bidi="fr_FR"/>
         </w:rPr>
         <w:t xml:space="preserve"> ; </w:t>
       </w:r>
-      <w:hyperlink r:id="rId98">
-        <w:r>
-          <w:rPr>
-            <w:lang w:val="fr_FR" w:bidi="fr_FR"/>
-          </w:rPr>
-          <w:rPr>
-            <w:color w:val="0000EE"/>
-            <w:u w:val="single"/>
-          </w:rPr>
-          <w:t>Ga 6.14</w:t>
-        </w:r>
-      </w:hyperlink>
+      <w:r>
+        <w:rPr>
+          <w:lang w:val="fr_FR" w:bidi="fr_FR"/>
+        </w:rPr>
+        <w:t>Ga 6.14</w:t>
+      </w:r>
       <w:r>
         <w:rPr>
           <w:lang w:val="fr_FR" w:bidi="fr_FR"/>
         </w:rPr>
         <w:t>). Il faut éviter de se considérer comme un juste méritant et se vanter (</w:t>
       </w:r>
-      <w:hyperlink r:id="rId99">
-        <w:r>
-          <w:rPr>
-            <w:lang w:val="fr_FR" w:bidi="fr_FR"/>
-          </w:rPr>
-          <w:rPr>
-            <w:color w:val="0000EE"/>
-            <w:u w:val="single"/>
-          </w:rPr>
-          <w:t>Rm 1.30</w:t>
-        </w:r>
-      </w:hyperlink>
+      <w:r>
+        <w:rPr>
+          <w:lang w:val="fr_FR" w:bidi="fr_FR"/>
+        </w:rPr>
+        <w:t>Rm 1.30</w:t>
+      </w:r>
       <w:r>
         <w:rPr>
           <w:lang w:val="fr_FR" w:bidi="fr_FR"/>
         </w:rPr>
         <w:t xml:space="preserve"> ; </w:t>
       </w:r>
-      <w:hyperlink r:id="rId100">
-        <w:r>
-          <w:rPr>
-            <w:lang w:val="fr_FR" w:bidi="fr_FR"/>
-          </w:rPr>
-          <w:rPr>
-            <w:color w:val="0000EE"/>
-            <w:u w:val="single"/>
-          </w:rPr>
-          <w:t>2.17, 23</w:t>
-        </w:r>
-      </w:hyperlink>
+      <w:r>
+        <w:rPr>
+          <w:lang w:val="fr_FR" w:bidi="fr_FR"/>
+        </w:rPr>
+        <w:t>2.17, 23</w:t>
+      </w:r>
       <w:r>
         <w:rPr>
           <w:lang w:val="fr_FR" w:bidi="fr_FR"/>
         </w:rPr>
         <w:t xml:space="preserve"> ; </w:t>
       </w:r>
-      <w:hyperlink r:id="rId101">
-        <w:r>
-          <w:rPr>
-            <w:lang w:val="fr_FR" w:bidi="fr_FR"/>
-          </w:rPr>
-          <w:rPr>
-            <w:color w:val="0000EE"/>
-            <w:u w:val="single"/>
-          </w:rPr>
-          <w:t>Ép 2.9</w:t>
-        </w:r>
-      </w:hyperlink>
+      <w:r>
+        <w:rPr>
+          <w:lang w:val="fr_FR" w:bidi="fr_FR"/>
+        </w:rPr>
+        <w:t>Ép 2.9</w:t>
+      </w:r>
       <w:r>
         <w:rPr>
           <w:lang w:val="fr_FR" w:bidi="fr_FR"/>
         </w:rPr>
         <w:t xml:space="preserve"> ; </w:t>
       </w:r>
-      <w:hyperlink r:id="rId102">
-        <w:r>
-          <w:rPr>
-            <w:lang w:val="fr_FR" w:bidi="fr_FR"/>
-          </w:rPr>
-          <w:rPr>
-            <w:color w:val="0000EE"/>
-            <w:u w:val="single"/>
-          </w:rPr>
-          <w:t>2Tm 3.2</w:t>
-        </w:r>
-      </w:hyperlink>
+      <w:r>
+        <w:rPr>
+          <w:lang w:val="fr_FR" w:bidi="fr_FR"/>
+        </w:rPr>
+        <w:t>2Tm 3.2</w:t>
+      </w:r>
       <w:r>
         <w:rPr>
           <w:lang w:val="fr_FR" w:bidi="fr_FR"/>
         </w:rPr>
         <w:t>). Paul discute particulièrement de l'attitude de juifs qui se vantaient d'observer la loi et pouvaient devenir orgueilleux. Selon Paul, la seule façon légitime de se glorifier est de le faire dans le Seigneur (</w:t>
       </w:r>
-      <w:hyperlink r:id="rId103">
-        <w:r>
-          <w:rPr>
-            <w:lang w:val="fr_FR" w:bidi="fr_FR"/>
-          </w:rPr>
-          <w:rPr>
-            <w:color w:val="0000EE"/>
-            <w:u w:val="single"/>
-          </w:rPr>
-          <w:t>Rm 5.11</w:t>
-        </w:r>
-      </w:hyperlink>
+      <w:r>
+        <w:rPr>
+          <w:lang w:val="fr_FR" w:bidi="fr_FR"/>
+        </w:rPr>
+        <w:t>Rm 5.11</w:t>
+      </w:r>
       <w:r>
         <w:rPr>
           <w:lang w:val="fr_FR" w:bidi="fr_FR"/>
         </w:rPr>
         <w:t xml:space="preserve">). Dans </w:t>
       </w:r>
-      <w:hyperlink r:id="rId104">
-        <w:r>
-          <w:rPr>
-            <w:lang w:val="fr_FR" w:bidi="fr_FR"/>
-          </w:rPr>
-          <w:rPr>
-            <w:color w:val="0000EE"/>
-            <w:u w:val="single"/>
-          </w:rPr>
-          <w:t>Romains 5.3,</w:t>
-        </w:r>
-      </w:hyperlink>
+      <w:r>
+        <w:rPr>
+          <w:lang w:val="fr_FR" w:bidi="fr_FR"/>
+        </w:rPr>
+        <w:t>Romains 5.3,</w:t>
+      </w:r>
       <w:r>
         <w:rPr>
           <w:lang w:val="fr_FR" w:bidi="fr_FR"/>
@@ -3863,54 +3263,36 @@
         </w:rPr>
         <w:t>Contrairement à ses adversaires, Paul ne se vantait pas en se comparant aux autres. Comme Christ travaillait à travers lui et que Dieu le recommandait aux autres, il pouvait rendre gloire à Dieu (</w:t>
       </w:r>
-      <w:hyperlink r:id="rId105">
-        <w:r>
-          <w:rPr>
-            <w:lang w:val="fr_FR" w:bidi="fr_FR"/>
-          </w:rPr>
-          <w:rPr>
-            <w:color w:val="0000EE"/>
-            <w:u w:val="single"/>
-          </w:rPr>
-          <w:t xml:space="preserve">2Co 3.2–6 </w:t>
-        </w:r>
-      </w:hyperlink>
+      <w:r>
+        <w:rPr>
+          <w:lang w:val="fr_FR" w:bidi="fr_FR"/>
+        </w:rPr>
+        <w:t xml:space="preserve">2Co 3.2–6 </w:t>
+      </w:r>
       <w:r>
         <w:rPr>
           <w:lang w:val="fr_FR" w:bidi="fr_FR"/>
         </w:rPr>
         <w:t>;</w:t>
       </w:r>
-      <w:hyperlink r:id="rId106">
-        <w:r>
-          <w:rPr>
-            <w:lang w:val="fr_FR" w:bidi="fr_FR"/>
-          </w:rPr>
-          <w:rPr>
-            <w:color w:val="0000EE"/>
-            <w:u w:val="single"/>
-          </w:rPr>
-          <w:t xml:space="preserve"> 10.18</w:t>
-        </w:r>
-      </w:hyperlink>
+      <w:r>
+        <w:rPr>
+          <w:lang w:val="fr_FR" w:bidi="fr_FR"/>
+        </w:rPr>
+        <w:t xml:space="preserve"> 10.18</w:t>
+      </w:r>
       <w:r>
         <w:rPr>
           <w:lang w:val="fr_FR" w:bidi="fr_FR"/>
         </w:rPr>
         <w:t>). Paul préférait se vanter de sa faiblesse puisque c'est en elle que se manifeste la puissance de Christ (</w:t>
       </w:r>
-      <w:hyperlink r:id="rId107">
-        <w:r>
-          <w:rPr>
-            <w:lang w:val="fr_FR" w:bidi="fr_FR"/>
-          </w:rPr>
-          <w:rPr>
-            <w:color w:val="0000EE"/>
-            <w:u w:val="single"/>
-          </w:rPr>
-          <w:t>2Co 12.5, 9</w:t>
-        </w:r>
-      </w:hyperlink>
+      <w:r>
+        <w:rPr>
+          <w:lang w:val="fr_FR" w:bidi="fr_FR"/>
+        </w:rPr>
+        <w:t>2Co 12.5, 9</w:t>
+      </w:r>
       <w:r>
         <w:rPr>
           <w:lang w:val="fr_FR" w:bidi="fr_FR"/>
@@ -3931,72 +3313,48 @@
         </w:rPr>
         <w:t>Il est arrivé à l'apôtre de se glorifier à propos d'autres chrétiens (</w:t>
       </w:r>
-      <w:hyperlink r:id="rId108">
-        <w:r>
-          <w:rPr>
-            <w:lang w:val="fr_FR" w:bidi="fr_FR"/>
-          </w:rPr>
-          <w:rPr>
-            <w:color w:val="0000EE"/>
-            <w:u w:val="single"/>
-          </w:rPr>
-          <w:t>2Co 7.4, 14</w:t>
-        </w:r>
-      </w:hyperlink>
+      <w:r>
+        <w:rPr>
+          <w:lang w:val="fr_FR" w:bidi="fr_FR"/>
+        </w:rPr>
+        <w:t>2Co 7.4, 14</w:t>
+      </w:r>
       <w:r>
         <w:rPr>
           <w:lang w:val="fr_FR" w:bidi="fr_FR"/>
         </w:rPr>
         <w:t xml:space="preserve"> ; </w:t>
       </w:r>
-      <w:hyperlink r:id="rId109">
-        <w:r>
-          <w:rPr>
-            <w:lang w:val="fr_FR" w:bidi="fr_FR"/>
-          </w:rPr>
-          <w:rPr>
-            <w:color w:val="0000EE"/>
-            <w:u w:val="single"/>
-          </w:rPr>
-          <w:t>8.24</w:t>
-        </w:r>
-      </w:hyperlink>
+      <w:r>
+        <w:rPr>
+          <w:lang w:val="fr_FR" w:bidi="fr_FR"/>
+        </w:rPr>
+        <w:t>8.24</w:t>
+      </w:r>
       <w:r>
         <w:rPr>
           <w:lang w:val="fr_FR" w:bidi="fr_FR"/>
         </w:rPr>
         <w:t xml:space="preserve"> ; </w:t>
       </w:r>
-      <w:hyperlink r:id="rId110">
-        <w:r>
-          <w:rPr>
-            <w:lang w:val="fr_FR" w:bidi="fr_FR"/>
-          </w:rPr>
-          <w:rPr>
-            <w:color w:val="0000EE"/>
-            <w:u w:val="single"/>
-          </w:rPr>
-          <w:t>9.2–3</w:t>
-        </w:r>
-      </w:hyperlink>
+      <w:r>
+        <w:rPr>
+          <w:lang w:val="fr_FR" w:bidi="fr_FR"/>
+        </w:rPr>
+        <w:t>9.2–3</w:t>
+      </w:r>
       <w:r>
         <w:rPr>
           <w:lang w:val="fr_FR" w:bidi="fr_FR"/>
         </w:rPr>
         <w:t>). Cependant, il exprimait ainsi sa confiance en eux et non ses propres mérites. Paul s'est aussi vanté, à contre-cœur, pour se défendre contre ceux de l'Église de Corinthe qui le rabaissaient. Pour lui, il était insensé de se vanter ainsi. Ses adversaires auraient dû être ceux qui le recommandaient, mais au lieu de cela, ils l'avaient obligé à se défendre ainsi (</w:t>
       </w:r>
-      <w:hyperlink r:id="rId111">
-        <w:r>
-          <w:rPr>
-            <w:lang w:val="fr_FR" w:bidi="fr_FR"/>
-          </w:rPr>
-          <w:rPr>
-            <w:color w:val="0000EE"/>
-            <w:u w:val="single"/>
-          </w:rPr>
-          <w:t>2Co 12.11</w:t>
-        </w:r>
-      </w:hyperlink>
+      <w:r>
+        <w:rPr>
+          <w:lang w:val="fr_FR" w:bidi="fr_FR"/>
+        </w:rPr>
+        <w:t>2Co 12.11</w:t>
+      </w:r>
       <w:r>
         <w:rPr>
           <w:lang w:val="fr_FR" w:bidi="fr_FR"/>
@@ -4084,18 +3442,12 @@
         </w:rPr>
         <w:t xml:space="preserve">Nom alternatif de Joël, fils de Samuel, dans </w:t>
       </w:r>
-      <w:hyperlink r:id="rId112">
-        <w:r>
-          <w:rPr>
-            <w:lang w:val="fr_FR" w:bidi="fr_FR"/>
-          </w:rPr>
-          <w:rPr>
-            <w:color w:val="0000EE"/>
-            <w:u w:val="single"/>
-          </w:rPr>
-          <w:t>1 Chroniques 6.28</w:t>
-        </w:r>
-      </w:hyperlink>
+      <w:r>
+        <w:rPr>
+          <w:lang w:val="fr_FR" w:bidi="fr_FR"/>
+        </w:rPr>
+        <w:t>1 Chroniques 6.28</w:t>
+      </w:r>
       <w:r>
         <w:rPr>
           <w:lang w:val="fr_FR" w:bidi="fr_FR"/>
@@ -4183,18 +3535,12 @@
         </w:rPr>
         <w:t>Vasthi était une reine de Perse. Elle était mariée au roi Assuérus, également appelé Xerxès 1er. Elle perdra sa position de reine après avoir refusé de se présenter devant les invités lors d'un banquet royal (</w:t>
       </w:r>
-      <w:hyperlink r:id="rId113">
-        <w:r>
-          <w:rPr>
-            <w:lang w:val="fr_FR" w:bidi="fr_FR"/>
-          </w:rPr>
-          <w:rPr>
-            <w:color w:val="0000EE"/>
-            <w:u w:val="single"/>
-          </w:rPr>
-          <w:t>Est 1.9–19</w:t>
-        </w:r>
-      </w:hyperlink>
+      <w:r>
+        <w:rPr>
+          <w:lang w:val="fr_FR" w:bidi="fr_FR"/>
+        </w:rPr>
+        <w:t>Est 1.9–19</w:t>
+      </w:r>
       <w:r>
         <w:rPr>
           <w:lang w:val="fr_FR" w:bidi="fr_FR"/>
@@ -4372,36 +3718,24 @@
         </w:rPr>
         <w:t xml:space="preserve">) dans </w:t>
       </w:r>
-      <w:hyperlink r:id="rId114">
-        <w:r>
-          <w:rPr>
-            <w:lang w:val="fr_FR" w:bidi="fr_FR"/>
-          </w:rPr>
-          <w:rPr>
-            <w:color w:val="0000EE"/>
-            <w:u w:val="single"/>
-          </w:rPr>
-          <w:t>Lévitique 11.18</w:t>
-        </w:r>
-      </w:hyperlink>
+      <w:r>
+        <w:rPr>
+          <w:lang w:val="fr_FR" w:bidi="fr_FR"/>
+        </w:rPr>
+        <w:t>Lévitique 11.18</w:t>
+      </w:r>
       <w:r>
         <w:rPr>
           <w:lang w:val="fr_FR" w:bidi="fr_FR"/>
         </w:rPr>
         <w:t xml:space="preserve"> et </w:t>
       </w:r>
-      <w:hyperlink r:id="rId115">
-        <w:r>
-          <w:rPr>
-            <w:lang w:val="fr_FR" w:bidi="fr_FR"/>
-          </w:rPr>
-          <w:rPr>
-            <w:color w:val="0000EE"/>
-            <w:u w:val="single"/>
-          </w:rPr>
-          <w:t>Deutéronome 14.17</w:t>
-        </w:r>
-      </w:hyperlink>
+      <w:r>
+        <w:rPr>
+          <w:lang w:val="fr_FR" w:bidi="fr_FR"/>
+        </w:rPr>
+        <w:t>Deutéronome 14.17</w:t>
+      </w:r>
       <w:r>
         <w:rPr>
           <w:lang w:val="fr_FR" w:bidi="fr_FR"/>
@@ -4501,72 +3835,48 @@
         </w:rPr>
         <w:t>Une idole en forme de veau fabriquée à partir de bijoux en or donnés par les Israélites (</w:t>
       </w:r>
-      <w:hyperlink r:id="rId116">
-        <w:r>
-          <w:rPr>
-            <w:lang w:val="fr_FR" w:bidi="fr_FR"/>
-          </w:rPr>
-          <w:rPr>
-            <w:color w:val="0000EE"/>
-            <w:u w:val="single"/>
-          </w:rPr>
-          <w:t>Ex 32.1–4</w:t>
-        </w:r>
-      </w:hyperlink>
+      <w:r>
+        <w:rPr>
+          <w:lang w:val="fr_FR" w:bidi="fr_FR"/>
+        </w:rPr>
+        <w:t>Ex 32.1–4</w:t>
+      </w:r>
       <w:r>
         <w:rPr>
           <w:lang w:val="fr_FR" w:bidi="fr_FR"/>
         </w:rPr>
         <w:t>). Le peuple a demandé à Aaron de fabriquer cette idole pendant que Moïse était sur la montagne du Sinaï recevant les Dix Commandements de Dieu. Quand Moïse est descendu de la montagne, il a vu le peuple adorer le veau d'or et célébrer de manière immorale. Alors, il a brisé les tables de pierre sur lesquelles les commandements étaient écrits. Ensuite, il a réduit le veau d'or en poudre, l'a dispersé sur l'eau et l'a fait boire au peuple (</w:t>
       </w:r>
-      <w:hyperlink r:id="rId117">
-        <w:r>
-          <w:rPr>
-            <w:lang w:val="fr_FR" w:bidi="fr_FR"/>
-          </w:rPr>
-          <w:rPr>
-            <w:color w:val="0000EE"/>
-            <w:u w:val="single"/>
-          </w:rPr>
-          <w:t>Ex 32.15–20</w:t>
-        </w:r>
-      </w:hyperlink>
+      <w:r>
+        <w:rPr>
+          <w:lang w:val="fr_FR" w:bidi="fr_FR"/>
+        </w:rPr>
+        <w:t>Ex 32.15–20</w:t>
+      </w:r>
       <w:r>
         <w:rPr>
           <w:lang w:val="fr_FR" w:bidi="fr_FR"/>
         </w:rPr>
         <w:t>). Certains des adorateurs de l'idole ont été tués (</w:t>
       </w:r>
-      <w:hyperlink r:id="rId118">
-        <w:r>
-          <w:rPr>
-            <w:lang w:val="fr_FR" w:bidi="fr_FR"/>
-          </w:rPr>
-          <w:rPr>
-            <w:color w:val="0000EE"/>
-            <w:u w:val="single"/>
-          </w:rPr>
-          <w:t>Ex 32.25–29</w:t>
-        </w:r>
-      </w:hyperlink>
+      <w:r>
+        <w:rPr>
+          <w:lang w:val="fr_FR" w:bidi="fr_FR"/>
+        </w:rPr>
+        <w:t>Ex 32.25–29</w:t>
+      </w:r>
       <w:r>
         <w:rPr>
           <w:lang w:val="fr_FR" w:bidi="fr_FR"/>
         </w:rPr>
         <w:t>). D'autres ont été punis par Dieu avec une peste (</w:t>
       </w:r>
-      <w:hyperlink r:id="rId119">
-        <w:r>
-          <w:rPr>
-            <w:lang w:val="fr_FR" w:bidi="fr_FR"/>
-          </w:rPr>
-          <w:rPr>
-            <w:color w:val="0000EE"/>
-            <w:u w:val="single"/>
-          </w:rPr>
-          <w:t>Ex 32.33–35</w:t>
-        </w:r>
-      </w:hyperlink>
+      <w:r>
+        <w:rPr>
+          <w:lang w:val="fr_FR" w:bidi="fr_FR"/>
+        </w:rPr>
+        <w:t>Ex 32.33–35</w:t>
+      </w:r>
       <w:r>
         <w:rPr>
           <w:lang w:val="fr_FR" w:bidi="fr_FR"/>
@@ -4587,72 +3897,48 @@
         </w:rPr>
         <w:t>Le veau d'or d'Aaron était probablement inspiré d'Apis, un dieu taureau égyptien. Apis était associé à un autre dieu égyptien nommé Osiris. Lorsque ces taureaux mouraient, ils étaient enterrés sous le nom d'Osiris-Apis. Ce nom est devenu plus tard Sérapis pendant la période entre l'Ancien et le Nouveau Testament. La gravité du veau d'or d'Aaron est soulignée par plusieurs mentions de celui-ci dans d'autres parties de la Bible (</w:t>
       </w:r>
-      <w:hyperlink r:id="rId120">
-        <w:r>
-          <w:rPr>
-            <w:lang w:val="fr_FR" w:bidi="fr_FR"/>
-          </w:rPr>
-          <w:rPr>
-            <w:color w:val="0000EE"/>
-            <w:u w:val="single"/>
-          </w:rPr>
-          <w:t>Dt 9.16, 21</w:t>
-        </w:r>
-      </w:hyperlink>
+      <w:r>
+        <w:rPr>
+          <w:lang w:val="fr_FR" w:bidi="fr_FR"/>
+        </w:rPr>
+        <w:t>Dt 9.16, 21</w:t>
+      </w:r>
       <w:r>
         <w:rPr>
           <w:lang w:val="fr_FR" w:bidi="fr_FR"/>
         </w:rPr>
         <w:t xml:space="preserve"> ; </w:t>
       </w:r>
-      <w:hyperlink r:id="rId121">
-        <w:r>
-          <w:rPr>
-            <w:lang w:val="fr_FR" w:bidi="fr_FR"/>
-          </w:rPr>
-          <w:rPr>
-            <w:color w:val="0000EE"/>
-            <w:u w:val="single"/>
-          </w:rPr>
-          <w:t>Né 9.18</w:t>
-        </w:r>
-      </w:hyperlink>
+      <w:r>
+        <w:rPr>
+          <w:lang w:val="fr_FR" w:bidi="fr_FR"/>
+        </w:rPr>
+        <w:t>Né 9.18</w:t>
+      </w:r>
       <w:r>
         <w:rPr>
           <w:lang w:val="fr_FR" w:bidi="fr_FR"/>
         </w:rPr>
         <w:t xml:space="preserve"> ; </w:t>
       </w:r>
-      <w:hyperlink r:id="rId122">
-        <w:r>
-          <w:rPr>
-            <w:lang w:val="fr_FR" w:bidi="fr_FR"/>
-          </w:rPr>
-          <w:rPr>
-            <w:color w:val="0000EE"/>
-            <w:u w:val="single"/>
-          </w:rPr>
-          <w:t>Ps 106.19–20</w:t>
-        </w:r>
-      </w:hyperlink>
+      <w:r>
+        <w:rPr>
+          <w:lang w:val="fr_FR" w:bidi="fr_FR"/>
+        </w:rPr>
+        <w:t>Ps 106.19–20</w:t>
+      </w:r>
       <w:r>
         <w:rPr>
           <w:lang w:val="fr_FR" w:bidi="fr_FR"/>
         </w:rPr>
         <w:t xml:space="preserve"> ; </w:t>
       </w:r>
-      <w:hyperlink r:id="rId123">
-        <w:r>
-          <w:rPr>
-            <w:lang w:val="fr_FR" w:bidi="fr_FR"/>
-          </w:rPr>
-          <w:rPr>
-            <w:color w:val="0000EE"/>
-            <w:u w:val="single"/>
-          </w:rPr>
-          <w:t>Ac 7.39–41</w:t>
-        </w:r>
-      </w:hyperlink>
+      <w:r>
+        <w:rPr>
+          <w:lang w:val="fr_FR" w:bidi="fr_FR"/>
+        </w:rPr>
+        <w:t>Ac 7.39–41</w:t>
+      </w:r>
       <w:r>
         <w:rPr>
           <w:lang w:val="fr_FR" w:bidi="fr_FR"/>
@@ -4673,108 +3959,72 @@
         </w:rPr>
         <w:t>Jéroboam 1er sera le premier roi du royaume du nord d'Israël après la division de la nation. Il régnera de 930 à 909 av. J.‑C. et établira des centres cultuels (sanctuaires) à Dan, à l'extrême nord, et à Béthel, au sud. Il placera un veau d'or dans chaque sanctuaire (</w:t>
       </w:r>
-      <w:hyperlink r:id="rId124">
-        <w:r>
-          <w:rPr>
-            <w:lang w:val="fr_FR" w:bidi="fr_FR"/>
-          </w:rPr>
-          <w:rPr>
-            <w:color w:val="0000EE"/>
-            <w:u w:val="single"/>
-          </w:rPr>
-          <w:t>1R 12.26–33</w:t>
-        </w:r>
-      </w:hyperlink>
+      <w:r>
+        <w:rPr>
+          <w:lang w:val="fr_FR" w:bidi="fr_FR"/>
+        </w:rPr>
+        <w:t>1R 12.26–33</w:t>
+      </w:r>
       <w:r>
         <w:rPr>
           <w:lang w:val="fr_FR" w:bidi="fr_FR"/>
         </w:rPr>
         <w:t xml:space="preserve"> ; </w:t>
       </w:r>
-      <w:hyperlink r:id="rId125">
-        <w:r>
-          <w:rPr>
-            <w:lang w:val="fr_FR" w:bidi="fr_FR"/>
-          </w:rPr>
-          <w:rPr>
-            <w:color w:val="0000EE"/>
-            <w:u w:val="single"/>
-          </w:rPr>
-          <w:t>2Ch 11.13–15</w:t>
-        </w:r>
-      </w:hyperlink>
+      <w:r>
+        <w:rPr>
+          <w:lang w:val="fr_FR" w:bidi="fr_FR"/>
+        </w:rPr>
+        <w:t>2Ch 11.13–15</w:t>
+      </w:r>
       <w:r>
         <w:rPr>
           <w:lang w:val="fr_FR" w:bidi="fr_FR"/>
         </w:rPr>
         <w:t>). Les prophètes d'Israël savaient que ces veaux n'étaient pas le seul vrai Dieu (</w:t>
       </w:r>
-      <w:hyperlink r:id="rId126">
-        <w:r>
-          <w:rPr>
-            <w:lang w:val="fr_FR" w:bidi="fr_FR"/>
-          </w:rPr>
-          <w:rPr>
-            <w:color w:val="0000EE"/>
-            <w:u w:val="single"/>
-          </w:rPr>
-          <w:t>Os 8.5–6</w:t>
-        </w:r>
-      </w:hyperlink>
+      <w:r>
+        <w:rPr>
+          <w:lang w:val="fr_FR" w:bidi="fr_FR"/>
+        </w:rPr>
+        <w:t>Os 8.5–6</w:t>
+      </w:r>
       <w:r>
         <w:rPr>
           <w:lang w:val="fr_FR" w:bidi="fr_FR"/>
         </w:rPr>
         <w:t xml:space="preserve">). Le prophète Osée appellera le veau à Béthel (qui signifie « maison de Dieu ») le veau de « Beth-Aven » (qui signifie « maison de la méchanceté », </w:t>
       </w:r>
-      <w:hyperlink r:id="rId127">
-        <w:r>
-          <w:rPr>
-            <w:lang w:val="fr_FR" w:bidi="fr_FR"/>
-          </w:rPr>
-          <w:rPr>
-            <w:color w:val="0000EE"/>
-            <w:u w:val="single"/>
-          </w:rPr>
-          <w:t>Os 10.5–6</w:t>
-        </w:r>
-      </w:hyperlink>
+      <w:r>
+        <w:rPr>
+          <w:lang w:val="fr_FR" w:bidi="fr_FR"/>
+        </w:rPr>
+        <w:t>Os 10.5–6</w:t>
+      </w:r>
       <w:r>
         <w:rPr>
           <w:lang w:val="fr_FR" w:bidi="fr_FR"/>
         </w:rPr>
         <w:t>). Dans les deux cents ans qui suivront le règne de Jéroboam, les gens avaient commencé à montrer une telle dévotion qu'ils embrassaient même les veaux (</w:t>
       </w:r>
-      <w:hyperlink r:id="rId128">
-        <w:r>
-          <w:rPr>
-            <w:lang w:val="fr_FR" w:bidi="fr_FR"/>
-          </w:rPr>
-          <w:rPr>
-            <w:color w:val="0000EE"/>
-            <w:u w:val="single"/>
-          </w:rPr>
-          <w:t>Os 13.2</w:t>
-        </w:r>
-      </w:hyperlink>
+      <w:r>
+        <w:rPr>
+          <w:lang w:val="fr_FR" w:bidi="fr_FR"/>
+        </w:rPr>
+        <w:t>Os 13.2</w:t>
+      </w:r>
       <w:r>
         <w:rPr>
           <w:lang w:val="fr_FR" w:bidi="fr_FR"/>
         </w:rPr>
         <w:t>). L'acte pécheur de Jéroboam est répertorié comme l'une des principales raisons de la destruction de Samarie (la capitale d'Israël) et de l'exil du royaume du nord en 722 av. J.‑C. (</w:t>
       </w:r>
-      <w:hyperlink r:id="rId129">
-        <w:r>
-          <w:rPr>
-            <w:lang w:val="fr_FR" w:bidi="fr_FR"/>
-          </w:rPr>
-          <w:rPr>
-            <w:color w:val="0000EE"/>
-            <w:u w:val="single"/>
-          </w:rPr>
-          <w:t>2R 17.16</w:t>
-        </w:r>
-      </w:hyperlink>
+      <w:r>
+        <w:rPr>
+          <w:lang w:val="fr_FR" w:bidi="fr_FR"/>
+        </w:rPr>
+        <w:t>2R 17.16</w:t>
+      </w:r>
       <w:r>
         <w:rPr>
           <w:lang w:val="fr_FR" w:bidi="fr_FR"/>
@@ -4861,18 +4111,12 @@
         </w:rPr>
         <w:t>La veille du soir commençait au coucher du soleil et finissait aux environs de 22h00 (</w:t>
       </w:r>
-      <w:hyperlink r:id="rId130">
-        <w:r>
-          <w:rPr>
-            <w:lang w:val="fr_FR" w:bidi="fr_FR"/>
-          </w:rPr>
-          <w:rPr>
-            <w:color w:val="0000EE"/>
-            <w:u w:val="single"/>
-          </w:rPr>
-          <w:t>Lm 2.19</w:t>
-        </w:r>
-      </w:hyperlink>
+      <w:r>
+        <w:rPr>
+          <w:lang w:val="fr_FR" w:bidi="fr_FR"/>
+        </w:rPr>
+        <w:t>Lm 2.19</w:t>
+      </w:r>
       <w:r>
         <w:rPr>
           <w:lang w:val="fr_FR" w:bidi="fr_FR"/>
@@ -4897,18 +4141,12 @@
         </w:rPr>
         <w:t>La veille du milieu de la nuit allait de 22h00 à 2h00 du matin (</w:t>
       </w:r>
-      <w:hyperlink r:id="rId131">
-        <w:r>
-          <w:rPr>
-            <w:lang w:val="fr_FR" w:bidi="fr_FR"/>
-          </w:rPr>
-          <w:rPr>
-            <w:color w:val="0000EE"/>
-            <w:u w:val="single"/>
-          </w:rPr>
-          <w:t>Jg 7.19</w:t>
-        </w:r>
-      </w:hyperlink>
+      <w:r>
+        <w:rPr>
+          <w:lang w:val="fr_FR" w:bidi="fr_FR"/>
+        </w:rPr>
+        <w:t>Jg 7.19</w:t>
+      </w:r>
       <w:r>
         <w:rPr>
           <w:lang w:val="fr_FR" w:bidi="fr_FR"/>
@@ -4933,36 +4171,24 @@
         </w:rPr>
         <w:t>La veille du matin allait de 2h00 du matin jusqu'au lever du soleil (</w:t>
       </w:r>
-      <w:hyperlink r:id="rId132">
-        <w:r>
-          <w:rPr>
-            <w:lang w:val="fr_FR" w:bidi="fr_FR"/>
-          </w:rPr>
-          <w:rPr>
-            <w:color w:val="0000EE"/>
-            <w:u w:val="single"/>
-          </w:rPr>
-          <w:t>Ex 14.24</w:t>
-        </w:r>
-      </w:hyperlink>
+      <w:r>
+        <w:rPr>
+          <w:lang w:val="fr_FR" w:bidi="fr_FR"/>
+        </w:rPr>
+        <w:t>Ex 14.24</w:t>
+      </w:r>
       <w:r>
         <w:rPr>
           <w:lang w:val="fr_FR" w:bidi="fr_FR"/>
         </w:rPr>
         <w:t xml:space="preserve"> ; </w:t>
       </w:r>
-      <w:hyperlink r:id="rId133">
-        <w:r>
-          <w:rPr>
-            <w:lang w:val="fr_FR" w:bidi="fr_FR"/>
-          </w:rPr>
-          <w:rPr>
-            <w:color w:val="0000EE"/>
-            <w:u w:val="single"/>
-          </w:rPr>
-          <w:t>1S 11.11</w:t>
-        </w:r>
-      </w:hyperlink>
+      <w:r>
+        <w:rPr>
+          <w:lang w:val="fr_FR" w:bidi="fr_FR"/>
+        </w:rPr>
+        <w:t>1S 11.11</w:t>
+      </w:r>
       <w:r>
         <w:rPr>
           <w:lang w:val="fr_FR" w:bidi="fr_FR"/>
@@ -4983,36 +4209,24 @@
         </w:rPr>
         <w:t>Pendant la période romaine, le nombre de veilles est passé de trois à quatre. On les désignait parfois comme première, deuxième, troisième et quatrième veilles. On les appelait aussi les veilles du soir, de minuit, du chant du coq et du matin (</w:t>
       </w:r>
-      <w:hyperlink r:id="rId134">
-        <w:r>
-          <w:rPr>
-            <w:lang w:val="fr_FR" w:bidi="fr_FR"/>
-          </w:rPr>
-          <w:rPr>
-            <w:color w:val="0000EE"/>
-            <w:u w:val="single"/>
-          </w:rPr>
-          <w:t>Mt 14.25</w:t>
-        </w:r>
-      </w:hyperlink>
+      <w:r>
+        <w:rPr>
+          <w:lang w:val="fr_FR" w:bidi="fr_FR"/>
+        </w:rPr>
+        <w:t>Mt 14.25</w:t>
+      </w:r>
       <w:r>
         <w:rPr>
           <w:lang w:val="fr_FR" w:bidi="fr_FR"/>
         </w:rPr>
         <w:t xml:space="preserve"> ; </w:t>
       </w:r>
-      <w:hyperlink r:id="rId135">
-        <w:r>
-          <w:rPr>
-            <w:lang w:val="fr_FR" w:bidi="fr_FR"/>
-          </w:rPr>
-          <w:rPr>
-            <w:color w:val="0000EE"/>
-            <w:u w:val="single"/>
-          </w:rPr>
-          <w:t>Mc 6.48</w:t>
-        </w:r>
-      </w:hyperlink>
+      <w:r>
+        <w:rPr>
+          <w:lang w:val="fr_FR" w:bidi="fr_FR"/>
+        </w:rPr>
+        <w:t>Mc 6.48</w:t>
+      </w:r>
       <w:r>
         <w:rPr>
           <w:lang w:val="fr_FR" w:bidi="fr_FR"/>
@@ -5100,36 +4314,24 @@
         </w:rPr>
         <w:t>Personne qui poursuit et exécute le meurtrier d'un proche parent (</w:t>
       </w:r>
-      <w:hyperlink r:id="rId136">
-        <w:r>
-          <w:rPr>
-            <w:lang w:val="fr_FR" w:bidi="fr_FR"/>
-          </w:rPr>
-          <w:rPr>
-            <w:color w:val="0000EE"/>
-            <w:u w:val="single"/>
-          </w:rPr>
-          <w:t>Nb 35</w:t>
-        </w:r>
-      </w:hyperlink>
+      <w:r>
+        <w:rPr>
+          <w:lang w:val="fr_FR" w:bidi="fr_FR"/>
+        </w:rPr>
+        <w:t>Nb 35</w:t>
+      </w:r>
       <w:r>
         <w:rPr>
           <w:lang w:val="fr_FR" w:bidi="fr_FR"/>
         </w:rPr>
         <w:t>). Ce « rédempteur » était censé agir dans les cas de meurtre intentionnel, mais pas dans le cas d'homicide involontaire. Quelqu'un qui était coupable d'homicide involontaire pouvait chercher asile dans l'une des six villes désignées (</w:t>
       </w:r>
-      <w:hyperlink r:id="rId137">
-        <w:r>
-          <w:rPr>
-            <w:lang w:val="fr_FR" w:bidi="fr_FR"/>
-          </w:rPr>
-          <w:rPr>
-            <w:color w:val="0000EE"/>
-            <w:u w:val="single"/>
-          </w:rPr>
-          <w:t>Nb 35.11</w:t>
-        </w:r>
-      </w:hyperlink>
+      <w:r>
+        <w:rPr>
+          <w:lang w:val="fr_FR" w:bidi="fr_FR"/>
+        </w:rPr>
+        <w:t>Nb 35.11</w:t>
+      </w:r>
       <w:r>
         <w:rPr>
           <w:lang w:val="fr_FR" w:bidi="fr_FR"/>
@@ -5154,18 +4356,12 @@
         </w:rPr>
         <w:t>Gédéon (</w:t>
       </w:r>
-      <w:hyperlink r:id="rId138">
-        <w:r>
-          <w:rPr>
-            <w:lang w:val="fr_FR" w:bidi="fr_FR"/>
-          </w:rPr>
-          <w:rPr>
-            <w:color w:val="0000EE"/>
-            <w:u w:val="single"/>
-          </w:rPr>
-          <w:t>Jg 8.18–21</w:t>
-        </w:r>
-      </w:hyperlink>
+      <w:r>
+        <w:rPr>
+          <w:lang w:val="fr_FR" w:bidi="fr_FR"/>
+        </w:rPr>
+        <w:t>Jg 8.18–21</w:t>
+      </w:r>
       <w:r>
         <w:rPr>
           <w:lang w:val="fr_FR" w:bidi="fr_FR"/>
@@ -5190,18 +4386,12 @@
         </w:rPr>
         <w:t>Joab (</w:t>
       </w:r>
-      <w:hyperlink r:id="rId139">
-        <w:r>
-          <w:rPr>
-            <w:lang w:val="fr_FR" w:bidi="fr_FR"/>
-          </w:rPr>
-          <w:rPr>
-            <w:color w:val="0000EE"/>
-            <w:u w:val="single"/>
-          </w:rPr>
-          <w:t>2S 3.27, 30</w:t>
-        </w:r>
-      </w:hyperlink>
+      <w:r>
+        <w:rPr>
+          <w:lang w:val="fr_FR" w:bidi="fr_FR"/>
+        </w:rPr>
+        <w:t>2S 3.27, 30</w:t>
+      </w:r>
       <w:r>
         <w:rPr>
           <w:lang w:val="fr_FR" w:bidi="fr_FR"/>
@@ -5226,18 +4416,12 @@
         </w:rPr>
         <w:t>Les Gabaonites (</w:t>
       </w:r>
-      <w:hyperlink r:id="rId140">
-        <w:r>
-          <w:rPr>
-            <w:lang w:val="fr_FR" w:bidi="fr_FR"/>
-          </w:rPr>
-          <w:rPr>
-            <w:color w:val="0000EE"/>
-            <w:u w:val="single"/>
-          </w:rPr>
-          <w:t>2S 21</w:t>
-        </w:r>
-      </w:hyperlink>
+      <w:r>
+        <w:rPr>
+          <w:lang w:val="fr_FR" w:bidi="fr_FR"/>
+        </w:rPr>
+        <w:t>2S 21</w:t>
+      </w:r>
       <w:r>
         <w:rPr>
           <w:lang w:val="fr_FR" w:bidi="fr_FR"/>
@@ -5262,18 +4446,12 @@
         </w:rPr>
         <w:t>Amatsia (</w:t>
       </w:r>
-      <w:hyperlink r:id="rId141">
-        <w:r>
-          <w:rPr>
-            <w:lang w:val="fr_FR" w:bidi="fr_FR"/>
-          </w:rPr>
-          <w:rPr>
-            <w:color w:val="0000EE"/>
-            <w:u w:val="single"/>
-          </w:rPr>
-          <w:t>2R 14.5–6</w:t>
-        </w:r>
-      </w:hyperlink>
+      <w:r>
+        <w:rPr>
+          <w:lang w:val="fr_FR" w:bidi="fr_FR"/>
+        </w:rPr>
+        <w:t>2R 14.5–6</w:t>
+      </w:r>
       <w:r>
         <w:rPr>
           <w:lang w:val="fr_FR" w:bidi="fr_FR"/>
@@ -5294,18 +4472,12 @@
         </w:rPr>
         <w:t>Pendant la monarchie, le roi pouvait arrêter le vengeur (</w:t>
       </w:r>
-      <w:hyperlink r:id="rId142">
-        <w:r>
-          <w:rPr>
-            <w:lang w:val="fr_FR" w:bidi="fr_FR"/>
-          </w:rPr>
-          <w:rPr>
-            <w:color w:val="0000EE"/>
-            <w:u w:val="single"/>
-          </w:rPr>
-          <w:t>2S 14.8–11</w:t>
-        </w:r>
-      </w:hyperlink>
+      <w:r>
+        <w:rPr>
+          <w:lang w:val="fr_FR" w:bidi="fr_FR"/>
+        </w:rPr>
+        <w:t>2S 14.8–11</w:t>
+      </w:r>
       <w:r>
         <w:rPr>
           <w:lang w:val="fr_FR" w:bidi="fr_FR"/>
@@ -5326,18 +4498,12 @@
         </w:rPr>
         <w:t>Cette coutume était fondée sur le commandement de Dieu selon lequel une vie devait être prise pour une vie dans les cas d'homicide intentionnel (</w:t>
       </w:r>
-      <w:hyperlink r:id="rId143">
-        <w:r>
-          <w:rPr>
-            <w:lang w:val="fr_FR" w:bidi="fr_FR"/>
-          </w:rPr>
-          <w:rPr>
-            <w:color w:val="0000EE"/>
-            <w:u w:val="single"/>
-          </w:rPr>
-          <w:t>Gn 9.6</w:t>
-        </w:r>
-      </w:hyperlink>
+      <w:r>
+        <w:rPr>
+          <w:lang w:val="fr_FR" w:bidi="fr_FR"/>
+        </w:rPr>
+        <w:t>Gn 9.6</w:t>
+      </w:r>
       <w:r>
         <w:rPr>
           <w:lang w:val="fr_FR" w:bidi="fr_FR"/>
@@ -5425,90 +4591,60 @@
         </w:rPr>
         <w:t>Un vent d'orient est un vent fort et chaud qui souffle de l'est, généralement en mai, en septembre et en octobre. À l'époque biblique, les gens appelaient aussi ce vent un sirocco. Ce vent chaud pouvait causer de grands dommages aux plantes et aux sources d'eau. Il détruisait les plantes (</w:t>
       </w:r>
-      <w:hyperlink r:id="rId144">
-        <w:r>
-          <w:rPr>
-            <w:lang w:val="fr_FR" w:bidi="fr_FR"/>
-          </w:rPr>
-          <w:rPr>
-            <w:color w:val="0000EE"/>
-            <w:u w:val="single"/>
-          </w:rPr>
-          <w:t>Gn 41.6</w:t>
-        </w:r>
-      </w:hyperlink>
+      <w:r>
+        <w:rPr>
+          <w:lang w:val="fr_FR" w:bidi="fr_FR"/>
+        </w:rPr>
+        <w:t>Gn 41.6</w:t>
+      </w:r>
       <w:r>
         <w:rPr>
           <w:lang w:val="fr_FR" w:bidi="fr_FR"/>
         </w:rPr>
         <w:t xml:space="preserve"> ; </w:t>
       </w:r>
-      <w:hyperlink r:id="rId145">
-        <w:r>
-          <w:rPr>
-            <w:lang w:val="fr_FR" w:bidi="fr_FR"/>
-          </w:rPr>
-          <w:rPr>
-            <w:color w:val="0000EE"/>
-            <w:u w:val="single"/>
-          </w:rPr>
-          <w:t>Ez 17.10</w:t>
-        </w:r>
-      </w:hyperlink>
+      <w:r>
+        <w:rPr>
+          <w:lang w:val="fr_FR" w:bidi="fr_FR"/>
+        </w:rPr>
+        <w:t>Ez 17.10</w:t>
+      </w:r>
       <w:r>
         <w:rPr>
           <w:lang w:val="fr_FR" w:bidi="fr_FR"/>
         </w:rPr>
         <w:t xml:space="preserve"> ; </w:t>
       </w:r>
-      <w:hyperlink r:id="rId146">
-        <w:r>
-          <w:rPr>
-            <w:lang w:val="fr_FR" w:bidi="fr_FR"/>
-          </w:rPr>
-          <w:rPr>
-            <w:color w:val="0000EE"/>
-            <w:u w:val="single"/>
-          </w:rPr>
-          <w:t>Jon 4.8</w:t>
-        </w:r>
-      </w:hyperlink>
+      <w:r>
+        <w:rPr>
+          <w:lang w:val="fr_FR" w:bidi="fr_FR"/>
+        </w:rPr>
+        <w:t>Jon 4.8</w:t>
+      </w:r>
       <w:r>
         <w:rPr>
           <w:lang w:val="fr_FR" w:bidi="fr_FR"/>
         </w:rPr>
         <w:t>). Il faisait sécher et mourir les fleurs (</w:t>
       </w:r>
-      <w:hyperlink r:id="rId147">
-        <w:r>
-          <w:rPr>
-            <w:lang w:val="fr_FR" w:bidi="fr_FR"/>
-          </w:rPr>
-          <w:rPr>
-            <w:color w:val="0000EE"/>
-            <w:u w:val="single"/>
-          </w:rPr>
-          <w:t>Ps 103.15–16</w:t>
-        </w:r>
-      </w:hyperlink>
+      <w:r>
+        <w:rPr>
+          <w:lang w:val="fr_FR" w:bidi="fr_FR"/>
+        </w:rPr>
+        <w:t>Ps 103.15–16</w:t>
+      </w:r>
       <w:r>
         <w:rPr>
           <w:lang w:val="fr_FR" w:bidi="fr_FR"/>
         </w:rPr>
         <w:t>) et asséchait les fontaines et les sources d'eau (</w:t>
       </w:r>
-      <w:hyperlink r:id="rId148">
-        <w:r>
-          <w:rPr>
-            <w:lang w:val="fr_FR" w:bidi="fr_FR"/>
-          </w:rPr>
-          <w:rPr>
-            <w:color w:val="0000EE"/>
-            <w:u w:val="single"/>
-          </w:rPr>
-          <w:t>Os 13.15</w:t>
-        </w:r>
-      </w:hyperlink>
+      <w:r>
+        <w:rPr>
+          <w:lang w:val="fr_FR" w:bidi="fr_FR"/>
+        </w:rPr>
+        <w:t>Os 13.15</w:t>
+      </w:r>
       <w:r>
         <w:rPr>
           <w:lang w:val="fr_FR" w:bidi="fr_FR"/>
@@ -5529,72 +4665,48 @@
         </w:rPr>
         <w:t>Le vent d'orient a joué un rôle important dans plusieurs histoires bibliques. Dieu a utilisé un vent d'orient pour repousser les eaux de la mer Rouge afin que les Israélites puissent traverser à pied sec (</w:t>
       </w:r>
-      <w:hyperlink r:id="rId149">
-        <w:r>
-          <w:rPr>
-            <w:lang w:val="fr_FR" w:bidi="fr_FR"/>
-          </w:rPr>
-          <w:rPr>
-            <w:color w:val="0000EE"/>
-            <w:u w:val="single"/>
-          </w:rPr>
-          <w:t>Ex 14.21</w:t>
-        </w:r>
-      </w:hyperlink>
+      <w:r>
+        <w:rPr>
+          <w:lang w:val="fr_FR" w:bidi="fr_FR"/>
+        </w:rPr>
+        <w:t>Ex 14.21</w:t>
+      </w:r>
       <w:r>
         <w:rPr>
           <w:lang w:val="fr_FR" w:bidi="fr_FR"/>
         </w:rPr>
         <w:t>). Dans la Bible, les auteurs utilisaient parfois le vent d'orient pour décrire le jugement de Dieu contre les personnes qui faisaient le mal (</w:t>
       </w:r>
-      <w:hyperlink r:id="rId150">
-        <w:r>
-          <w:rPr>
-            <w:lang w:val="fr_FR" w:bidi="fr_FR"/>
-          </w:rPr>
-          <w:rPr>
-            <w:color w:val="0000EE"/>
-            <w:u w:val="single"/>
-          </w:rPr>
-          <w:t>Es 27.8</w:t>
-        </w:r>
-      </w:hyperlink>
+      <w:r>
+        <w:rPr>
+          <w:lang w:val="fr_FR" w:bidi="fr_FR"/>
+        </w:rPr>
+        <w:t>Es 27.8</w:t>
+      </w:r>
       <w:r>
         <w:rPr>
           <w:lang w:val="fr_FR" w:bidi="fr_FR"/>
         </w:rPr>
         <w:t xml:space="preserve"> ; </w:t>
       </w:r>
-      <w:hyperlink r:id="rId151">
-        <w:r>
-          <w:rPr>
-            <w:lang w:val="fr_FR" w:bidi="fr_FR"/>
-          </w:rPr>
-          <w:rPr>
-            <w:color w:val="0000EE"/>
-            <w:u w:val="single"/>
-          </w:rPr>
-          <w:t>Jr 4.11</w:t>
-        </w:r>
-      </w:hyperlink>
+      <w:r>
+        <w:rPr>
+          <w:lang w:val="fr_FR" w:bidi="fr_FR"/>
+        </w:rPr>
+        <w:t>Jr 4.11</w:t>
+      </w:r>
       <w:r>
         <w:rPr>
           <w:lang w:val="fr_FR" w:bidi="fr_FR"/>
         </w:rPr>
         <w:t xml:space="preserve"> ; </w:t>
       </w:r>
-      <w:hyperlink r:id="rId152">
-        <w:r>
-          <w:rPr>
-            <w:lang w:val="fr_FR" w:bidi="fr_FR"/>
-          </w:rPr>
-          <w:rPr>
-            <w:color w:val="0000EE"/>
-            <w:u w:val="single"/>
-          </w:rPr>
-          <w:t>18.17</w:t>
-        </w:r>
-      </w:hyperlink>
+      <w:r>
+        <w:rPr>
+          <w:lang w:val="fr_FR" w:bidi="fr_FR"/>
+        </w:rPr>
+        <w:t>18.17</w:t>
+      </w:r>
       <w:r>
         <w:rPr>
           <w:lang w:val="fr_FR" w:bidi="fr_FR"/>
@@ -5615,18 +4727,12 @@
         </w:rPr>
         <w:t>Dans le Nouveau Testament, un fort vent d'est ou du nord-est, appelé « Euraquilon », a dévié le navire de l'apôtre Paul de sa route prévue (</w:t>
       </w:r>
-      <w:hyperlink r:id="rId153">
-        <w:r>
-          <w:rPr>
-            <w:lang w:val="fr_FR" w:bidi="fr_FR"/>
-          </w:rPr>
-          <w:rPr>
-            <w:color w:val="0000EE"/>
-            <w:u w:val="single"/>
-          </w:rPr>
-          <w:t>Ac 27.14</w:t>
-        </w:r>
-      </w:hyperlink>
+      <w:r>
+        <w:rPr>
+          <w:lang w:val="fr_FR" w:bidi="fr_FR"/>
+        </w:rPr>
+        <w:t>Ac 27.14</w:t>
+      </w:r>
       <w:r>
         <w:rPr>
           <w:lang w:val="fr_FR" w:bidi="fr_FR"/>
@@ -5695,36 +4801,24 @@
         </w:rPr>
         <w:t>Lors de l'errance des Israélites dans le désert, certaines personnes dirigées par Koré, Dathan et Abiram s'opposeront à la direction de Moïse et d'Aaron (</w:t>
       </w:r>
-      <w:hyperlink r:id="rId154">
-        <w:r>
-          <w:rPr>
-            <w:lang w:val="fr_FR" w:bidi="fr_FR"/>
-          </w:rPr>
-          <w:rPr>
-            <w:color w:val="0000EE"/>
-            <w:u w:val="single"/>
-          </w:rPr>
-          <w:t>Nb 16.1–40</w:t>
-        </w:r>
-      </w:hyperlink>
+      <w:r>
+        <w:rPr>
+          <w:lang w:val="fr_FR" w:bidi="fr_FR"/>
+        </w:rPr>
+        <w:t>Nb 16.1–40</w:t>
+      </w:r>
       <w:r>
         <w:rPr>
           <w:lang w:val="fr_FR" w:bidi="fr_FR"/>
         </w:rPr>
         <w:t>). Dieu punira ces rebelles, mais les autres Israélites blâmeront Moïse et Aaron pour leur mort (</w:t>
       </w:r>
-      <w:hyperlink r:id="rId155">
-        <w:r>
-          <w:rPr>
-            <w:lang w:val="fr_FR" w:bidi="fr_FR"/>
-          </w:rPr>
-          <w:rPr>
-            <w:color w:val="0000EE"/>
-            <w:u w:val="single"/>
-          </w:rPr>
-          <w:t>16.41</w:t>
-        </w:r>
-      </w:hyperlink>
+      <w:r>
+        <w:rPr>
+          <w:lang w:val="fr_FR" w:bidi="fr_FR"/>
+        </w:rPr>
+        <w:t>16.41</w:t>
+      </w:r>
       <w:r>
         <w:rPr>
           <w:lang w:val="fr_FR" w:bidi="fr_FR"/>
@@ -5759,36 +4853,24 @@
         </w:rPr>
         <w:t>Au matin, la verge d'Aaron avait fait éclore des fleurs et produit des amandes mûres. La verge d'Aaron sera conservée dans le tabernacle pour rappeler aux Israélites que Dieu avait choisi Aaron et Moïse comme dirigeants (</w:t>
       </w:r>
-      <w:hyperlink r:id="rId156">
-        <w:r>
-          <w:rPr>
-            <w:lang w:val="fr_FR" w:bidi="fr_FR"/>
-          </w:rPr>
-          <w:rPr>
-            <w:color w:val="0000EE"/>
-            <w:u w:val="single"/>
-          </w:rPr>
-          <w:t>Nb 17.1–11</w:t>
-        </w:r>
-      </w:hyperlink>
+      <w:r>
+        <w:rPr>
+          <w:lang w:val="fr_FR" w:bidi="fr_FR"/>
+        </w:rPr>
+        <w:t>Nb 17.1–11</w:t>
+      </w:r>
       <w:r>
         <w:rPr>
           <w:lang w:val="fr_FR" w:bidi="fr_FR"/>
         </w:rPr>
         <w:t xml:space="preserve"> ; voir </w:t>
       </w:r>
-      <w:hyperlink r:id="rId157">
-        <w:r>
-          <w:rPr>
-            <w:lang w:val="fr_FR" w:bidi="fr_FR"/>
-          </w:rPr>
-          <w:rPr>
-            <w:color w:val="0000EE"/>
-            <w:u w:val="single"/>
-          </w:rPr>
-          <w:t>He 9.4</w:t>
-        </w:r>
-      </w:hyperlink>
+      <w:r>
+        <w:rPr>
+          <w:lang w:val="fr_FR" w:bidi="fr_FR"/>
+        </w:rPr>
+        <w:t>He 9.4</w:t>
+      </w:r>
       <w:r>
         <w:rPr>
           <w:lang w:val="fr_FR" w:bidi="fr_FR"/>
@@ -5847,18 +4929,12 @@
         </w:rPr>
         <w:t xml:space="preserve"> ?» (</w:t>
       </w:r>
-      <w:hyperlink r:id="rId158">
-        <w:r>
-          <w:rPr>
-            <w:lang w:val="fr_FR" w:bidi="fr_FR"/>
-          </w:rPr>
-          <w:rPr>
-            <w:color w:val="0000EE"/>
-            <w:u w:val="single"/>
-          </w:rPr>
-          <w:t>Nb 20.10</w:t>
-        </w:r>
-      </w:hyperlink>
+      <w:r>
+        <w:rPr>
+          <w:lang w:val="fr_FR" w:bidi="fr_FR"/>
+        </w:rPr>
+        <w:t>Nb 20.10</w:t>
+      </w:r>
       <w:r>
         <w:rPr>
           <w:lang w:val="fr_FR" w:bidi="fr_FR"/>
@@ -5879,36 +4955,24 @@
         </w:rPr>
         <w:t>Moïse et Aaron se verront toutefois interdire l'entrée dans le pays que Dieu avait promis aux descendants d'Abraham à cause du fait qu'ils n'avaient pas honoré Dieu correctement devant le peuple (</w:t>
       </w:r>
-      <w:hyperlink r:id="rId159">
-        <w:r>
-          <w:rPr>
-            <w:lang w:val="fr_FR" w:bidi="fr_FR"/>
-          </w:rPr>
-          <w:rPr>
-            <w:color w:val="0000EE"/>
-            <w:u w:val="single"/>
-          </w:rPr>
-          <w:t>Nb 20.12–13</w:t>
-        </w:r>
-      </w:hyperlink>
+      <w:r>
+        <w:rPr>
+          <w:lang w:val="fr_FR" w:bidi="fr_FR"/>
+        </w:rPr>
+        <w:t>Nb 20.12–13</w:t>
+      </w:r>
       <w:r>
         <w:rPr>
           <w:lang w:val="fr_FR" w:bidi="fr_FR"/>
         </w:rPr>
         <w:t>). Un événement antérieur avait démontré que Dieu était capable de fournir de l'eau à partir d'un rocher de manière similaire (</w:t>
       </w:r>
-      <w:hyperlink r:id="rId160">
-        <w:r>
-          <w:rPr>
-            <w:lang w:val="fr_FR" w:bidi="fr_FR"/>
-          </w:rPr>
-          <w:rPr>
-            <w:color w:val="0000EE"/>
-            <w:u w:val="single"/>
-          </w:rPr>
-          <w:t>Ex 17.1–7</w:t>
-        </w:r>
-      </w:hyperlink>
+      <w:r>
+        <w:rPr>
+          <w:lang w:val="fr_FR" w:bidi="fr_FR"/>
+        </w:rPr>
+        <w:t>Ex 17.1–7</w:t>
+      </w:r>
       <w:r>
         <w:rPr>
           <w:lang w:val="fr_FR" w:bidi="fr_FR"/>
@@ -6010,90 +5074,60 @@
         </w:rPr>
         <w:t>La vérité est un concept très important dans les Écritures, car Dieu est le Dieu de toute vérité (</w:t>
       </w:r>
-      <w:hyperlink r:id="rId161">
-        <w:r>
-          <w:rPr>
-            <w:lang w:val="fr_FR" w:bidi="fr_FR"/>
-          </w:rPr>
-          <w:rPr>
-            <w:color w:val="0000EE"/>
-            <w:u w:val="single"/>
-          </w:rPr>
-          <w:t>Ps 31.6</w:t>
-        </w:r>
-      </w:hyperlink>
+      <w:r>
+        <w:rPr>
+          <w:lang w:val="fr_FR" w:bidi="fr_FR"/>
+        </w:rPr>
+        <w:t>Ps 31.6</w:t>
+      </w:r>
       <w:r>
         <w:rPr>
           <w:lang w:val="fr_FR" w:bidi="fr_FR"/>
         </w:rPr>
         <w:t xml:space="preserve"> ; </w:t>
       </w:r>
-      <w:hyperlink r:id="rId162">
-        <w:r>
-          <w:rPr>
-            <w:lang w:val="fr_FR" w:bidi="fr_FR"/>
-          </w:rPr>
-          <w:rPr>
-            <w:color w:val="0000EE"/>
-            <w:u w:val="single"/>
-          </w:rPr>
-          <w:t>108.5</w:t>
-        </w:r>
-      </w:hyperlink>
+      <w:r>
+        <w:rPr>
+          <w:lang w:val="fr_FR" w:bidi="fr_FR"/>
+        </w:rPr>
+        <w:t>108.5</w:t>
+      </w:r>
       <w:r>
         <w:rPr>
           <w:lang w:val="fr_FR" w:bidi="fr_FR"/>
         </w:rPr>
         <w:t xml:space="preserve"> ; </w:t>
       </w:r>
-      <w:hyperlink r:id="rId163">
-        <w:r>
-          <w:rPr>
-            <w:lang w:val="fr_FR" w:bidi="fr_FR"/>
-          </w:rPr>
-          <w:rPr>
-            <w:color w:val="0000EE"/>
-            <w:u w:val="single"/>
-          </w:rPr>
-          <w:t>146.6</w:t>
-        </w:r>
-      </w:hyperlink>
+      <w:r>
+        <w:rPr>
+          <w:lang w:val="fr_FR" w:bidi="fr_FR"/>
+        </w:rPr>
+        <w:t>146.6</w:t>
+      </w:r>
       <w:r>
         <w:rPr>
           <w:lang w:val="fr_FR" w:bidi="fr_FR"/>
         </w:rPr>
         <w:t xml:space="preserve"> voir Darby), qui parle et juge véritablement (</w:t>
       </w:r>
-      <w:hyperlink r:id="rId164">
-        <w:r>
-          <w:rPr>
-            <w:lang w:val="fr_FR" w:bidi="fr_FR"/>
-          </w:rPr>
-          <w:rPr>
-            <w:color w:val="0000EE"/>
-            <w:u w:val="single"/>
-          </w:rPr>
-          <w:t>57.4</w:t>
-        </w:r>
-      </w:hyperlink>
+      <w:r>
+        <w:rPr>
+          <w:lang w:val="fr_FR" w:bidi="fr_FR"/>
+        </w:rPr>
+        <w:t>57.4</w:t>
+      </w:r>
       <w:r>
         <w:rPr>
           <w:lang w:val="fr_FR" w:bidi="fr_FR"/>
         </w:rPr>
         <w:t xml:space="preserve">, voir Darby; </w:t>
       </w:r>
-      <w:hyperlink r:id="rId165">
-        <w:r>
-          <w:rPr>
-            <w:lang w:val="fr_FR" w:bidi="fr_FR"/>
-          </w:rPr>
-          <w:rPr>
-            <w:color w:val="0000EE"/>
-            <w:u w:val="single"/>
-          </w:rPr>
-          <w:t>96.13</w:t>
-        </w:r>
-      </w:hyperlink>
+      <w:r>
+        <w:rPr>
+          <w:lang w:val="fr_FR" w:bidi="fr_FR"/>
+        </w:rPr>
+        <w:t>96.13</w:t>
+      </w:r>
       <w:r>
         <w:rPr>
           <w:lang w:val="fr_FR" w:bidi="fr_FR"/>
@@ -6114,72 +5148,48 @@
         </w:rPr>
         <w:t>Par conséquent, Dieu est également celui qui communique la vérité. Le Nouveau Testament souligne particulièrement que l'Évangile, le message de la grâce rédemptrice qui est en Christ, est le message de la vérité. Ainsi, Christ et les apôtres ont proclamé la vérité non seulement parce que ce qu'ils ont dit est vrai, mais aussi parce que leur message a fait comprendre la nature essentielle de ce qui est, de Dieu et du salut (</w:t>
       </w:r>
-      <w:hyperlink r:id="rId166">
-        <w:r>
-          <w:rPr>
-            <w:lang w:val="fr_FR" w:bidi="fr_FR"/>
-          </w:rPr>
-          <w:rPr>
-            <w:color w:val="0000EE"/>
-            <w:u w:val="single"/>
-          </w:rPr>
-          <w:t>Jn 8.44–46</w:t>
-        </w:r>
-      </w:hyperlink>
+      <w:r>
+        <w:rPr>
+          <w:lang w:val="fr_FR" w:bidi="fr_FR"/>
+        </w:rPr>
+        <w:t>Jn 8.44–46</w:t>
+      </w:r>
       <w:r>
         <w:rPr>
           <w:lang w:val="fr_FR" w:bidi="fr_FR"/>
         </w:rPr>
         <w:t xml:space="preserve"> ; </w:t>
       </w:r>
-      <w:hyperlink r:id="rId167">
-        <w:r>
-          <w:rPr>
-            <w:lang w:val="fr_FR" w:bidi="fr_FR"/>
-          </w:rPr>
-          <w:rPr>
-            <w:color w:val="0000EE"/>
-            <w:u w:val="single"/>
-          </w:rPr>
-          <w:t>18.37</w:t>
-        </w:r>
-      </w:hyperlink>
+      <w:r>
+        <w:rPr>
+          <w:lang w:val="fr_FR" w:bidi="fr_FR"/>
+        </w:rPr>
+        <w:t>18.37</w:t>
+      </w:r>
       <w:r>
         <w:rPr>
           <w:lang w:val="fr_FR" w:bidi="fr_FR"/>
         </w:rPr>
         <w:t xml:space="preserve"> ; </w:t>
       </w:r>
-      <w:hyperlink r:id="rId168">
-        <w:r>
-          <w:rPr>
-            <w:lang w:val="fr_FR" w:bidi="fr_FR"/>
-          </w:rPr>
-          <w:rPr>
-            <w:color w:val="0000EE"/>
-            <w:u w:val="single"/>
-          </w:rPr>
-          <w:t>Rm 9.1</w:t>
-        </w:r>
-      </w:hyperlink>
+      <w:r>
+        <w:rPr>
+          <w:lang w:val="fr_FR" w:bidi="fr_FR"/>
+        </w:rPr>
+        <w:t>Rm 9.1</w:t>
+      </w:r>
       <w:r>
         <w:rPr>
           <w:lang w:val="fr_FR" w:bidi="fr_FR"/>
         </w:rPr>
         <w:t xml:space="preserve"> ; </w:t>
       </w:r>
-      <w:hyperlink r:id="rId169">
-        <w:r>
-          <w:rPr>
-            <w:lang w:val="fr_FR" w:bidi="fr_FR"/>
-          </w:rPr>
-          <w:rPr>
-            <w:color w:val="0000EE"/>
-            <w:u w:val="single"/>
-          </w:rPr>
-          <w:t>2Co 4.2</w:t>
-        </w:r>
-      </w:hyperlink>
+      <w:r>
+        <w:rPr>
+          <w:lang w:val="fr_FR" w:bidi="fr_FR"/>
+        </w:rPr>
+        <w:t>2Co 4.2</w:t>
+      </w:r>
       <w:r>
         <w:rPr>
           <w:lang w:val="fr_FR" w:bidi="fr_FR"/>
@@ -6200,72 +5210,48 @@
         </w:rPr>
         <w:t>Le message de la vérité est par ailleurs attesté par le fait qu'il était préfiguré dans l'Ancien Testament (</w:t>
       </w:r>
-      <w:hyperlink r:id="rId170">
-        <w:r>
-          <w:rPr>
-            <w:lang w:val="fr_FR" w:bidi="fr_FR"/>
-          </w:rPr>
-          <w:rPr>
-            <w:color w:val="0000EE"/>
-            <w:u w:val="single"/>
-          </w:rPr>
-          <w:t>1P 1.10–12</w:t>
-        </w:r>
-      </w:hyperlink>
+      <w:r>
+        <w:rPr>
+          <w:lang w:val="fr_FR" w:bidi="fr_FR"/>
+        </w:rPr>
+        <w:t>1P 1.10–12</w:t>
+      </w:r>
       <w:r>
         <w:rPr>
           <w:lang w:val="fr_FR" w:bidi="fr_FR"/>
         </w:rPr>
         <w:t>) et appuyé par le témoignage du Saint-Esprit (</w:t>
       </w:r>
-      <w:hyperlink r:id="rId171">
-        <w:r>
-          <w:rPr>
-            <w:lang w:val="fr_FR" w:bidi="fr_FR"/>
-          </w:rPr>
-          <w:rPr>
-            <w:color w:val="0000EE"/>
-            <w:u w:val="single"/>
-          </w:rPr>
-          <w:t>Jn 16.13</w:t>
-        </w:r>
-      </w:hyperlink>
+      <w:r>
+        <w:rPr>
+          <w:lang w:val="fr_FR" w:bidi="fr_FR"/>
+        </w:rPr>
+        <w:t>Jn 16.13</w:t>
+      </w:r>
       <w:r>
         <w:rPr>
           <w:lang w:val="fr_FR" w:bidi="fr_FR"/>
         </w:rPr>
         <w:t>). L'enseignement de l'Ancient Testament était vrai également, mais il était incomplet par rapport à la vérité telle qu'elle a ensuite été révélée avec la venue de Christ. Dans son enseignement et en sa personne, le Christ a dévoilé la réalité spirituelle (</w:t>
       </w:r>
-      <w:hyperlink r:id="rId172">
-        <w:r>
-          <w:rPr>
-            <w:lang w:val="fr_FR" w:bidi="fr_FR"/>
-          </w:rPr>
-          <w:rPr>
-            <w:color w:val="0000EE"/>
-            <w:u w:val="single"/>
-          </w:rPr>
-          <w:t>Jn 1.17</w:t>
-        </w:r>
-      </w:hyperlink>
+      <w:r>
+        <w:rPr>
+          <w:lang w:val="fr_FR" w:bidi="fr_FR"/>
+        </w:rPr>
+        <w:t>Jn 1.17</w:t>
+      </w:r>
       <w:r>
         <w:rPr>
           <w:lang w:val="fr_FR" w:bidi="fr_FR"/>
         </w:rPr>
         <w:t>). Le Saint-Esprit guide les disciples de Christ dans toute la vérité (</w:t>
       </w:r>
-      <w:hyperlink r:id="rId171">
-        <w:r>
-          <w:rPr>
-            <w:lang w:val="fr_FR" w:bidi="fr_FR"/>
-          </w:rPr>
-          <w:rPr>
-            <w:color w:val="0000EE"/>
-            <w:u w:val="single"/>
-          </w:rPr>
-          <w:t>16.13</w:t>
-        </w:r>
-      </w:hyperlink>
+      <w:r>
+        <w:rPr>
+          <w:lang w:val="fr_FR" w:bidi="fr_FR"/>
+        </w:rPr>
+        <w:t>16.13</w:t>
+      </w:r>
       <w:r>
         <w:rPr>
           <w:lang w:val="fr_FR" w:bidi="fr_FR"/>
@@ -6286,54 +5272,36 @@
         </w:rPr>
         <w:t>Christ est la vérité parce qu'il est Dieu et ses paroles sont empreintes de l'autorité divine. Par conséquent, elles donnent la vie (</w:t>
       </w:r>
-      <w:hyperlink r:id="rId173">
-        <w:r>
-          <w:rPr>
-            <w:lang w:val="fr_FR" w:bidi="fr_FR"/>
-          </w:rPr>
-          <w:rPr>
-            <w:color w:val="0000EE"/>
-            <w:u w:val="single"/>
-          </w:rPr>
-          <w:t>Jn 6.63</w:t>
-        </w:r>
-      </w:hyperlink>
+      <w:r>
+        <w:rPr>
+          <w:lang w:val="fr_FR" w:bidi="fr_FR"/>
+        </w:rPr>
+        <w:t>Jn 6.63</w:t>
+      </w:r>
       <w:r>
         <w:rPr>
           <w:lang w:val="fr_FR" w:bidi="fr_FR"/>
         </w:rPr>
         <w:t>). Christ lui-même est l'incarnation de la véracité et de la fidélité ; il est entièrement fiable. Quiconque vit dans l'obéissance à la vérité pratique aussi la vérité et la fidélité. La Bible appelle toute personne à agir selon la vérité (</w:t>
       </w:r>
-      <w:hyperlink r:id="rId174">
-        <w:r>
-          <w:rPr>
-            <w:lang w:val="fr_FR" w:bidi="fr_FR"/>
-          </w:rPr>
-          <w:rPr>
-            <w:color w:val="0000EE"/>
-            <w:u w:val="single"/>
-          </w:rPr>
-          <w:t>Jn 3.21</w:t>
-        </w:r>
-      </w:hyperlink>
+      <w:r>
+        <w:rPr>
+          <w:lang w:val="fr_FR" w:bidi="fr_FR"/>
+        </w:rPr>
+        <w:t>Jn 3.21</w:t>
+      </w:r>
       <w:r>
         <w:rPr>
           <w:lang w:val="fr_FR" w:bidi="fr_FR"/>
         </w:rPr>
         <w:t>). Ceux qui ont connu par expérience la réalité que Dieu leur a fait connaître en Christ ont appris que Christ est réellement « le chemin, la vérité et la vie » (</w:t>
       </w:r>
-      <w:hyperlink r:id="rId175">
-        <w:r>
-          <w:rPr>
-            <w:lang w:val="fr_FR" w:bidi="fr_FR"/>
-          </w:rPr>
-          <w:rPr>
-            <w:color w:val="0000EE"/>
-            <w:u w:val="single"/>
-          </w:rPr>
-          <w:t>Jn 14.6</w:t>
-        </w:r>
-      </w:hyperlink>
+      <w:r>
+        <w:rPr>
+          <w:lang w:val="fr_FR" w:bidi="fr_FR"/>
+        </w:rPr>
+        <w:t>Jn 14.6</w:t>
+      </w:r>
       <w:r>
         <w:rPr>
           <w:lang w:val="fr_FR" w:bidi="fr_FR"/>
@@ -7164,18 +6132,12 @@
         </w:rPr>
         <w:t xml:space="preserve">La troisième version de l'Ancien Testament est l'araméen (appelé chaldéen jusqu'au 19e siècle). L'araméen biblique était la langue parlée par les dirigeants qui ont conquis Israël, et au fil du temps, elle est devenue la langue du peuple juif. Lorsque les Juifs sont revenus de l'exil babylonien en 536 av. J.‑C., ils ont ramené l'araméen avec eux. De nombreux érudits pensent que lorsqu'Esdras et les Lévites ont expliqué la loi dans </w:t>
       </w:r>
-      <w:hyperlink r:id="rId176">
-        <w:r>
-          <w:rPr>
-            <w:lang w:val="fr_FR" w:bidi="fr_FR"/>
-          </w:rPr>
-          <w:rPr>
-            <w:color w:val="0000EE"/>
-            <w:u w:val="single"/>
-          </w:rPr>
-          <w:t>Néhémie 8.8</w:t>
-        </w:r>
-      </w:hyperlink>
+      <w:r>
+        <w:rPr>
+          <w:lang w:val="fr_FR" w:bidi="fr_FR"/>
+        </w:rPr>
+        <w:t>Néhémie 8.8</w:t>
+      </w:r>
       <w:r>
         <w:rPr>
           <w:lang w:val="fr_FR" w:bidi="fr_FR"/>
@@ -8411,18 +7373,12 @@
         </w:rPr>
         <w:t xml:space="preserve">Vers le milieu du 5e siècle, l'Éthiopie (également appelée Abyssinie) était dirigée par un roi chrétien, et le pays entretenait des liens étroits avec le christianisme égyptien jusqu'aux conquêtes islamiques. L'Ancien Testament a probablement été traduit en ancien éthiopien (appelé le guèze) au 4e siècle. Cette version est intéressante pour deux raisons : Premièrement, il s'agit de la Bible des Falashas, un groupe de Juifs africains qui prétendent être des descendants des Juifs ayant migré en Éthiopie à l'époque du roi Salomon et de la reine de Saba. Deuxièmement, elle contient des livres non inclus dans les Apocryphes hébreux, comme le livre d'Hénoc, qui est cité dans </w:t>
       </w:r>
-      <w:hyperlink r:id="rId177">
-        <w:r>
-          <w:rPr>
-            <w:lang w:val="fr_FR" w:bidi="fr_FR"/>
-          </w:rPr>
-          <w:rPr>
-            <w:color w:val="0000EE"/>
-            <w:u w:val="single"/>
-          </w:rPr>
-          <w:t>Jude 1.14</w:t>
-        </w:r>
-      </w:hyperlink>
+      <w:r>
+        <w:rPr>
+          <w:lang w:val="fr_FR" w:bidi="fr_FR"/>
+        </w:rPr>
+        <w:t>Jude 1.14</w:t>
+      </w:r>
       <w:r>
         <w:rPr>
           <w:lang w:val="fr_FR" w:bidi="fr_FR"/>
@@ -8792,90 +7748,60 @@
         </w:rPr>
         <w:t>Femme dont le mari est décédé. Les Écritures mentionnent souvent les veuves avec les orphelins et les enfants sans père (</w:t>
       </w:r>
-      <w:hyperlink r:id="rId178">
-        <w:r>
-          <w:rPr>
-            <w:lang w:val="fr_FR" w:bidi="fr_FR"/>
-          </w:rPr>
-          <w:rPr>
-            <w:color w:val="0000EE"/>
-            <w:u w:val="single"/>
-          </w:rPr>
-          <w:t>Dt 14.29</w:t>
-        </w:r>
-      </w:hyperlink>
+      <w:r>
+        <w:rPr>
+          <w:lang w:val="fr_FR" w:bidi="fr_FR"/>
+        </w:rPr>
+        <w:t>Dt 14.29</w:t>
+      </w:r>
       <w:r>
         <w:rPr>
           <w:lang w:val="fr_FR" w:bidi="fr_FR"/>
         </w:rPr>
         <w:t xml:space="preserve"> ; </w:t>
       </w:r>
-      <w:hyperlink r:id="rId179">
-        <w:r>
-          <w:rPr>
-            <w:lang w:val="fr_FR" w:bidi="fr_FR"/>
-          </w:rPr>
-          <w:rPr>
-            <w:color w:val="0000EE"/>
-            <w:u w:val="single"/>
-          </w:rPr>
-          <w:t>16.11</w:t>
-        </w:r>
-      </w:hyperlink>
+      <w:r>
+        <w:rPr>
+          <w:lang w:val="fr_FR" w:bidi="fr_FR"/>
+        </w:rPr>
+        <w:t>16.11</w:t>
+      </w:r>
       <w:r>
         <w:rPr>
           <w:lang w:val="fr_FR" w:bidi="fr_FR"/>
         </w:rPr>
         <w:t xml:space="preserve"> ; </w:t>
       </w:r>
-      <w:hyperlink r:id="rId180">
-        <w:r>
-          <w:rPr>
-            <w:lang w:val="fr_FR" w:bidi="fr_FR"/>
-          </w:rPr>
-          <w:rPr>
-            <w:color w:val="0000EE"/>
-            <w:u w:val="single"/>
-          </w:rPr>
-          <w:t>24.19–20</w:t>
-        </w:r>
-      </w:hyperlink>
+      <w:r>
+        <w:rPr>
+          <w:lang w:val="fr_FR" w:bidi="fr_FR"/>
+        </w:rPr>
+        <w:t>24.19–20</w:t>
+      </w:r>
       <w:r>
         <w:rPr>
           <w:lang w:val="fr_FR" w:bidi="fr_FR"/>
         </w:rPr>
         <w:t xml:space="preserve"> ; </w:t>
       </w:r>
-      <w:hyperlink r:id="rId181">
-        <w:r>
-          <w:rPr>
-            <w:lang w:val="fr_FR" w:bidi="fr_FR"/>
-          </w:rPr>
-          <w:rPr>
-            <w:color w:val="0000EE"/>
-            <w:u w:val="single"/>
-          </w:rPr>
-          <w:t>26.12</w:t>
-        </w:r>
-      </w:hyperlink>
+      <w:r>
+        <w:rPr>
+          <w:lang w:val="fr_FR" w:bidi="fr_FR"/>
+        </w:rPr>
+        <w:t>26.12</w:t>
+      </w:r>
       <w:r>
         <w:rPr>
           <w:lang w:val="fr_FR" w:bidi="fr_FR"/>
         </w:rPr>
         <w:t xml:space="preserve"> ; </w:t>
       </w:r>
-      <w:hyperlink r:id="rId182">
-        <w:r>
-          <w:rPr>
-            <w:lang w:val="fr_FR" w:bidi="fr_FR"/>
-          </w:rPr>
-          <w:rPr>
-            <w:color w:val="0000EE"/>
-            <w:u w:val="single"/>
-          </w:rPr>
-          <w:t>Ps 94.6</w:t>
-        </w:r>
-      </w:hyperlink>
+      <w:r>
+        <w:rPr>
+          <w:lang w:val="fr_FR" w:bidi="fr_FR"/>
+        </w:rPr>
+        <w:t>Ps 94.6</w:t>
+      </w:r>
       <w:r>
         <w:rPr>
           <w:lang w:val="fr_FR" w:bidi="fr_FR"/>
@@ -8919,180 +7845,120 @@
         </w:rPr>
         <w:t>De nombreuses lois de l'Ancien Testament reconnaissaient les difficultés des veuves. Dieu a conçu ces lois pour les protéger et assurer leur survie. Dieu était leur protecteur légal (</w:t>
       </w:r>
-      <w:hyperlink r:id="rId183">
-        <w:r>
-          <w:rPr>
-            <w:lang w:val="fr_FR" w:bidi="fr_FR"/>
-          </w:rPr>
-          <w:rPr>
-            <w:color w:val="0000EE"/>
-            <w:u w:val="single"/>
-          </w:rPr>
-          <w:t>Ps 68.5</w:t>
-        </w:r>
-      </w:hyperlink>
+      <w:r>
+        <w:rPr>
+          <w:lang w:val="fr_FR" w:bidi="fr_FR"/>
+        </w:rPr>
+        <w:t>Ps 68.5</w:t>
+      </w:r>
       <w:r>
         <w:rPr>
           <w:lang w:val="fr_FR" w:bidi="fr_FR"/>
         </w:rPr>
         <w:t>). Il veillait à ce qu'elles aient l'essentiel en nourriture et en vêtements (</w:t>
       </w:r>
-      <w:hyperlink r:id="rId184">
-        <w:r>
-          <w:rPr>
-            <w:lang w:val="fr_FR" w:bidi="fr_FR"/>
-          </w:rPr>
-          <w:rPr>
-            <w:color w:val="0000EE"/>
-            <w:u w:val="single"/>
-          </w:rPr>
-          <w:t>Dt 10.18</w:t>
-        </w:r>
-      </w:hyperlink>
+      <w:r>
+        <w:rPr>
+          <w:lang w:val="fr_FR" w:bidi="fr_FR"/>
+        </w:rPr>
+        <w:t>Dt 10.18</w:t>
+      </w:r>
       <w:r>
         <w:rPr>
           <w:lang w:val="fr_FR" w:bidi="fr_FR"/>
         </w:rPr>
         <w:t>). Dieu a prononcé une malédiction sur ceux qui leur refusaient la justice (</w:t>
       </w:r>
-      <w:hyperlink r:id="rId185">
-        <w:r>
-          <w:rPr>
-            <w:lang w:val="fr_FR" w:bidi="fr_FR"/>
-          </w:rPr>
-          <w:rPr>
-            <w:color w:val="0000EE"/>
-            <w:u w:val="single"/>
-          </w:rPr>
-          <w:t>Dt 27.19</w:t>
-        </w:r>
-      </w:hyperlink>
+      <w:r>
+        <w:rPr>
+          <w:lang w:val="fr_FR" w:bidi="fr_FR"/>
+        </w:rPr>
+        <w:t>Dt 27.19</w:t>
+      </w:r>
       <w:r>
         <w:rPr>
           <w:lang w:val="fr_FR" w:bidi="fr_FR"/>
         </w:rPr>
         <w:t>). Au moment de la récolte, les veuves pouvaient glaner le grain dans les champs. Elles avaient également droit à quelques raisins et olives (</w:t>
       </w:r>
-      <w:hyperlink r:id="rId186">
-        <w:r>
-          <w:rPr>
-            <w:lang w:val="fr_FR" w:bidi="fr_FR"/>
-          </w:rPr>
-          <w:rPr>
-            <w:color w:val="0000EE"/>
-            <w:u w:val="single"/>
-          </w:rPr>
-          <w:t>Dt 24.19</w:t>
-        </w:r>
-      </w:hyperlink>
+      <w:r>
+        <w:rPr>
+          <w:lang w:val="fr_FR" w:bidi="fr_FR"/>
+        </w:rPr>
+        <w:t>Dt 24.19</w:t>
+      </w:r>
       <w:r>
         <w:rPr>
           <w:lang w:val="fr_FR" w:bidi="fr_FR"/>
         </w:rPr>
         <w:t xml:space="preserve"> ; </w:t>
       </w:r>
-      <w:hyperlink r:id="rId187">
-        <w:r>
-          <w:rPr>
-            <w:lang w:val="fr_FR" w:bidi="fr_FR"/>
-          </w:rPr>
-          <w:rPr>
-            <w:color w:val="0000EE"/>
-            <w:u w:val="single"/>
-          </w:rPr>
-          <w:t>Rt 2.2, 7, 15–19</w:t>
-        </w:r>
-      </w:hyperlink>
+      <w:r>
+        <w:rPr>
+          <w:lang w:val="fr_FR" w:bidi="fr_FR"/>
+        </w:rPr>
+        <w:t>Rt 2.2, 7, 15–19</w:t>
+      </w:r>
       <w:r>
         <w:rPr>
           <w:lang w:val="fr_FR" w:bidi="fr_FR"/>
         </w:rPr>
         <w:t>). La loi leur permettait également de recevoir une aide provenant de la dîme de la troisième année. Cependant, les veuves étaient souvent pauvres et maltraitées. De fréquentes références dans la Bible témoignent de cet abus répandu (</w:t>
       </w:r>
-      <w:hyperlink r:id="rId188">
-        <w:r>
-          <w:rPr>
-            <w:lang w:val="fr_FR" w:bidi="fr_FR"/>
-          </w:rPr>
-          <w:rPr>
-            <w:color w:val="0000EE"/>
-            <w:u w:val="single"/>
-          </w:rPr>
-          <w:t>Jb 24.21</w:t>
-        </w:r>
-      </w:hyperlink>
+      <w:r>
+        <w:rPr>
+          <w:lang w:val="fr_FR" w:bidi="fr_FR"/>
+        </w:rPr>
+        <w:t>Jb 24.21</w:t>
+      </w:r>
       <w:r>
         <w:rPr>
           <w:lang w:val="fr_FR" w:bidi="fr_FR"/>
         </w:rPr>
         <w:t xml:space="preserve"> ; </w:t>
       </w:r>
-      <w:hyperlink r:id="rId182">
-        <w:r>
-          <w:rPr>
-            <w:lang w:val="fr_FR" w:bidi="fr_FR"/>
-          </w:rPr>
-          <w:rPr>
-            <w:color w:val="0000EE"/>
-            <w:u w:val="single"/>
-          </w:rPr>
-          <w:t>Ps 94.6</w:t>
-        </w:r>
-      </w:hyperlink>
+      <w:r>
+        <w:rPr>
+          <w:lang w:val="fr_FR" w:bidi="fr_FR"/>
+        </w:rPr>
+        <w:t>Ps 94.6</w:t>
+      </w:r>
       <w:r>
         <w:rPr>
           <w:lang w:val="fr_FR" w:bidi="fr_FR"/>
         </w:rPr>
         <w:t xml:space="preserve"> ; </w:t>
       </w:r>
-      <w:hyperlink r:id="rId189">
-        <w:r>
-          <w:rPr>
-            <w:lang w:val="fr_FR" w:bidi="fr_FR"/>
-          </w:rPr>
-          <w:rPr>
-            <w:color w:val="0000EE"/>
-            <w:u w:val="single"/>
-          </w:rPr>
-          <w:t>Es 1.23</w:t>
-        </w:r>
-      </w:hyperlink>
+      <w:r>
+        <w:rPr>
+          <w:lang w:val="fr_FR" w:bidi="fr_FR"/>
+        </w:rPr>
+        <w:t>Es 1.23</w:t>
+      </w:r>
       <w:r>
         <w:rPr>
           <w:lang w:val="fr_FR" w:bidi="fr_FR"/>
         </w:rPr>
         <w:t xml:space="preserve"> ; </w:t>
       </w:r>
-      <w:hyperlink r:id="rId190">
-        <w:r>
-          <w:rPr>
-            <w:lang w:val="fr_FR" w:bidi="fr_FR"/>
-          </w:rPr>
-          <w:rPr>
-            <w:color w:val="0000EE"/>
-            <w:u w:val="single"/>
-          </w:rPr>
-          <w:t>Ma 3.5</w:t>
-        </w:r>
-      </w:hyperlink>
+      <w:r>
+        <w:rPr>
+          <w:lang w:val="fr_FR" w:bidi="fr_FR"/>
+        </w:rPr>
+        <w:t>Ma 3.5</w:t>
+      </w:r>
       <w:r>
         <w:rPr>
           <w:lang w:val="fr_FR" w:bidi="fr_FR"/>
         </w:rPr>
         <w:t>). Une loi spéciale ordonnait que le vêtement d'une veuve ne pouvait pas être utilisé comme garantie pour un prêt (</w:t>
       </w:r>
-      <w:hyperlink r:id="rId191">
-        <w:r>
-          <w:rPr>
-            <w:lang w:val="fr_FR" w:bidi="fr_FR"/>
-          </w:rPr>
-          <w:rPr>
-            <w:color w:val="0000EE"/>
-            <w:u w:val="single"/>
-          </w:rPr>
-          <w:t>Dt 24.17</w:t>
-        </w:r>
-      </w:hyperlink>
+      <w:r>
+        <w:rPr>
+          <w:lang w:val="fr_FR" w:bidi="fr_FR"/>
+        </w:rPr>
+        <w:t>Dt 24.17</w:t>
+      </w:r>
       <w:r>
         <w:rPr>
           <w:lang w:val="fr_FR" w:bidi="fr_FR"/>
@@ -9124,18 +7990,12 @@
         </w:rPr>
         <w:t>Dans l'Église chrétienne primitive, il existait un groupe reconnu de veuves. L'Église les qualifiait pour recevoir la charité. Il y avait plusieurs exigences pour qu'elles soient qualifiées. Ces femmes devaient avoir au moins soixante ans. Elles devaient avoir été des épouses fidèles. L'Église exigeait également qu'elles soient pauvres et sans proches pour les soutenir. L'Église demandait qu'elles soient irréprochables et dévouées aux bonnes œuvres chrétiennes (</w:t>
       </w:r>
-      <w:hyperlink r:id="rId192">
-        <w:r>
-          <w:rPr>
-            <w:lang w:val="fr_FR" w:bidi="fr_FR"/>
-          </w:rPr>
-          <w:rPr>
-            <w:color w:val="0000EE"/>
-            <w:u w:val="single"/>
-          </w:rPr>
-          <w:t>1Tm 5.9–16</w:t>
-        </w:r>
-      </w:hyperlink>
+      <w:r>
+        <w:rPr>
+          <w:lang w:val="fr_FR" w:bidi="fr_FR"/>
+        </w:rPr>
+        <w:t>1Tm 5.9–16</w:t>
+      </w:r>
       <w:r>
         <w:rPr>
           <w:lang w:val="fr_FR" w:bidi="fr_FR"/>
@@ -9235,54 +8095,36 @@
         </w:rPr>
         <w:t>Porte de Jérusalem qui a été réparée par Jojada et Meschullam sous la supervision de Néhémie (</w:t>
       </w:r>
-      <w:hyperlink r:id="rId193">
-        <w:r>
-          <w:rPr>
-            <w:lang w:val="fr_FR" w:bidi="fr_FR"/>
-          </w:rPr>
-          <w:rPr>
-            <w:color w:val="0000EE"/>
-            <w:u w:val="single"/>
-          </w:rPr>
-          <w:t>Né 3.6</w:t>
-        </w:r>
-      </w:hyperlink>
+      <w:r>
+        <w:rPr>
+          <w:lang w:val="fr_FR" w:bidi="fr_FR"/>
+        </w:rPr>
+        <w:t>Né 3.6</w:t>
+      </w:r>
       <w:r>
         <w:rPr>
           <w:lang w:val="fr_FR" w:bidi="fr_FR"/>
         </w:rPr>
         <w:t>), et mentionnée par la suite dans le parcours vers le nord emprunté par l'une des compagnies de célébrants lors de la dédicace du mur de Jérusalem (</w:t>
       </w:r>
-      <w:hyperlink r:id="rId194">
-        <w:r>
-          <w:rPr>
-            <w:lang w:val="fr_FR" w:bidi="fr_FR"/>
-          </w:rPr>
-          <w:rPr>
-            <w:color w:val="0000EE"/>
-            <w:u w:val="single"/>
-          </w:rPr>
-          <w:t>12.39</w:t>
-        </w:r>
-      </w:hyperlink>
+      <w:r>
+        <w:rPr>
+          <w:lang w:val="fr_FR" w:bidi="fr_FR"/>
+        </w:rPr>
+        <w:t>12.39</w:t>
+      </w:r>
       <w:r>
         <w:rPr>
           <w:lang w:val="fr_FR" w:bidi="fr_FR"/>
         </w:rPr>
         <w:t>). La Vieille Porte était située dans le mur nord de la ville, entre la Porte des Poissons et la Porte d'Éphraïm (</w:t>
       </w:r>
-      <w:hyperlink r:id="rId195">
-        <w:r>
-          <w:rPr>
-            <w:lang w:val="fr_FR" w:bidi="fr_FR"/>
-          </w:rPr>
-          <w:rPr>
-            <w:color w:val="0000EE"/>
-            <w:u w:val="single"/>
-          </w:rPr>
-          <w:t>12.38–39</w:t>
-        </w:r>
-      </w:hyperlink>
+      <w:r>
+        <w:rPr>
+          <w:lang w:val="fr_FR" w:bidi="fr_FR"/>
+        </w:rPr>
+        <w:t>12.38–39</w:t>
+      </w:r>
       <w:r>
         <w:rPr>
           <w:lang w:val="fr_FR" w:bidi="fr_FR"/>
@@ -9370,18 +8212,12 @@
         </w:rPr>
         <w:t>Un mot utilisé pour décrire les femmes ou métaphoriquement pour les lieux, les nations et l'Église. Il désigne une femme qui est sexuellement mature mais n'a pas eu de relations sexuelles. Marie, mère de Jésus, en est un exemple évident (</w:t>
       </w:r>
-      <w:hyperlink r:id="rId196">
-        <w:r>
-          <w:rPr>
-            <w:lang w:val="fr_FR" w:bidi="fr_FR"/>
-          </w:rPr>
-          <w:rPr>
-            <w:color w:val="0000EE"/>
-            <w:u w:val="single"/>
-          </w:rPr>
-          <w:t>Mt 1.18–25</w:t>
-        </w:r>
-      </w:hyperlink>
+      <w:r>
+        <w:rPr>
+          <w:lang w:val="fr_FR" w:bidi="fr_FR"/>
+        </w:rPr>
+        <w:t>Mt 1.18–25</w:t>
+      </w:r>
       <w:r>
         <w:rPr>
           <w:lang w:val="fr_FR" w:bidi="fr_FR"/>
@@ -9402,60 +8238,36 @@
         </w:rPr>
         <w:t>L'Ancien Testament accorde une grande importance à la virginité avant le mariage. L'une des qualités de Rebecca qui faisaient d'elle une épouse convenable pour Isaac était sa virginité (</w:t>
       </w:r>
-      <w:hyperlink r:id="rId197">
-        <w:r>
-          <w:rPr>
-            <w:lang w:val="fr_FR" w:bidi="fr_FR"/>
-          </w:rPr>
-          <w:rPr>
-            <w:color w:val="0000EE"/>
-            <w:u w:val="single"/>
-          </w:rPr>
-          <w:t>Gn 24.16</w:t>
-        </w:r>
-      </w:hyperlink>
+      <w:r>
+        <w:rPr>
+          <w:lang w:val="fr_FR" w:bidi="fr_FR"/>
+        </w:rPr>
+        <w:t>Gn 24.16</w:t>
+      </w:r>
       <w:r>
         <w:rPr>
           <w:lang w:val="fr_FR" w:bidi="fr_FR"/>
         </w:rPr>
         <w:t>). La loi stipulait que les prêtres devaient épouser uniquement des vierges (</w:t>
       </w:r>
-      <w:hyperlink r:id="rId198">
-        <w:r>
-          <w:rPr>
-            <w:lang w:val="fr_FR" w:bidi="fr_FR"/>
-          </w:rPr>
-          <w:rPr>
-            <w:color w:val="0000EE"/>
-            <w:u w:val="single"/>
-          </w:rPr>
-          <w:t>Lv 21.7, 13</w:t>
-        </w:r>
-      </w:hyperlink>
-      <w:hyperlink r:id="rId199">
-        <w:r>
-          <w:rPr>
-            <w:lang w:val="fr_FR" w:bidi="fr_FR"/>
-          </w:rPr>
-          <w:rPr>
-            <w:color w:val="0000EE"/>
-            <w:u w:val="single"/>
-          </w:rPr>
-          <w:t>–</w:t>
-        </w:r>
-      </w:hyperlink>
-      <w:hyperlink r:id="rId198">
-        <w:r>
-          <w:rPr>
-            <w:lang w:val="fr_FR" w:bidi="fr_FR"/>
-          </w:rPr>
-          <w:rPr>
-            <w:color w:val="0000EE"/>
-            <w:u w:val="single"/>
-          </w:rPr>
-          <w:t>14</w:t>
-        </w:r>
-      </w:hyperlink>
+      <w:r>
+        <w:rPr>
+          <w:lang w:val="fr_FR" w:bidi="fr_FR"/>
+        </w:rPr>
+        <w:t>Lv 21.7, 13</w:t>
+      </w:r>
+      <w:r>
+        <w:rPr>
+          <w:lang w:val="fr_FR" w:bidi="fr_FR"/>
+        </w:rPr>
+        <w:t>–</w:t>
+      </w:r>
+      <w:r>
+        <w:rPr>
+          <w:lang w:val="fr_FR" w:bidi="fr_FR"/>
+        </w:rPr>
+        <w:t>14</w:t>
+      </w:r>
       <w:r>
         <w:rPr>
           <w:lang w:val="fr_FR" w:bidi="fr_FR"/>
@@ -9476,54 +8288,36 @@
         </w:rPr>
         <w:t>Cela reflète l'enseignement de la Bible sur le mariage, qui idéalise la fidélité exclusive. Le Nouveau Testament exprime cet idéal en interdisant les relations sexuelles avant le mariage (</w:t>
       </w:r>
-      <w:hyperlink r:id="rId200">
-        <w:r>
-          <w:rPr>
-            <w:lang w:val="fr_FR" w:bidi="fr_FR"/>
-          </w:rPr>
-          <w:rPr>
-            <w:color w:val="0000EE"/>
-            <w:u w:val="single"/>
-          </w:rPr>
-          <w:t>1Co 6.13, 18</w:t>
-        </w:r>
-      </w:hyperlink>
+      <w:r>
+        <w:rPr>
+          <w:lang w:val="fr_FR" w:bidi="fr_FR"/>
+        </w:rPr>
+        <w:t>1Co 6.13, 18</w:t>
+      </w:r>
       <w:r>
         <w:rPr>
           <w:lang w:val="fr_FR" w:bidi="fr_FR"/>
         </w:rPr>
         <w:t>). Il utilise le terme « vierge » pour décrire les chrétiens qui sont fidèles à leur Seigneur (</w:t>
       </w:r>
-      <w:hyperlink r:id="rId201">
-        <w:r>
-          <w:rPr>
-            <w:lang w:val="fr_FR" w:bidi="fr_FR"/>
-          </w:rPr>
-          <w:rPr>
-            <w:color w:val="0000EE"/>
-            <w:u w:val="single"/>
-          </w:rPr>
-          <w:t>Ap 14.4</w:t>
-        </w:r>
-      </w:hyperlink>
+      <w:r>
+        <w:rPr>
+          <w:lang w:val="fr_FR" w:bidi="fr_FR"/>
+        </w:rPr>
+        <w:t>Ap 14.4</w:t>
+      </w:r>
       <w:r>
         <w:rPr>
           <w:lang w:val="fr_FR" w:bidi="fr_FR"/>
         </w:rPr>
         <w:t xml:space="preserve"> ; voir </w:t>
       </w:r>
-      <w:hyperlink r:id="rId202">
-        <w:r>
-          <w:rPr>
-            <w:lang w:val="fr_FR" w:bidi="fr_FR"/>
-          </w:rPr>
-          <w:rPr>
-            <w:color w:val="0000EE"/>
-            <w:u w:val="single"/>
-          </w:rPr>
-          <w:t>2Co 11.2</w:t>
-        </w:r>
-      </w:hyperlink>
+      <w:r>
+        <w:rPr>
+          <w:lang w:val="fr_FR" w:bidi="fr_FR"/>
+        </w:rPr>
+        <w:t>2Co 11.2</w:t>
+      </w:r>
       <w:r>
         <w:rPr>
           <w:lang w:val="fr_FR" w:bidi="fr_FR"/>
@@ -9544,72 +8338,48 @@
         </w:rPr>
         <w:t>Négativement, l'Ancien Testament souligne le même principe dans ses pénalités pour la perte de la virginité d'une femme. Si l'homme est moralement responsable, il doit soit l'épouser, soit donner un paiement à son père (</w:t>
       </w:r>
-      <w:hyperlink r:id="rId203">
-        <w:r>
-          <w:rPr>
-            <w:lang w:val="fr_FR" w:bidi="fr_FR"/>
-          </w:rPr>
-          <w:rPr>
-            <w:color w:val="0000EE"/>
-            <w:u w:val="single"/>
-          </w:rPr>
-          <w:t>Ex 22.16–17</w:t>
-        </w:r>
-      </w:hyperlink>
+      <w:r>
+        <w:rPr>
+          <w:lang w:val="fr_FR" w:bidi="fr_FR"/>
+        </w:rPr>
+        <w:t>Ex 22.16–17</w:t>
+      </w:r>
       <w:r>
         <w:rPr>
           <w:lang w:val="fr_FR" w:bidi="fr_FR"/>
         </w:rPr>
         <w:t>). Si la femme elle-même est coupable, la punition est la mort (</w:t>
       </w:r>
-      <w:hyperlink r:id="rId204">
-        <w:r>
-          <w:rPr>
-            <w:lang w:val="fr_FR" w:bidi="fr_FR"/>
-          </w:rPr>
-          <w:rPr>
-            <w:color w:val="0000EE"/>
-            <w:u w:val="single"/>
-          </w:rPr>
-          <w:t>Dt 22.20–21</w:t>
-        </w:r>
-      </w:hyperlink>
+      <w:r>
+        <w:rPr>
+          <w:lang w:val="fr_FR" w:bidi="fr_FR"/>
+        </w:rPr>
+        <w:t>Dt 22.20–21</w:t>
+      </w:r>
       <w:r>
         <w:rPr>
           <w:lang w:val="fr_FR" w:bidi="fr_FR"/>
         </w:rPr>
         <w:t>). Cependant, l'Ancien Testament dit peu de choses en ce qui concerne l'éloge de la virginité à vie. Jérémie a été averti de ne pas se marier, uniquement pour renforcer l'avertissement de Dieu concernant le jugement à venir (</w:t>
       </w:r>
-      <w:hyperlink r:id="rId205">
-        <w:r>
-          <w:rPr>
-            <w:lang w:val="fr_FR" w:bidi="fr_FR"/>
-          </w:rPr>
-          <w:rPr>
-            <w:color w:val="0000EE"/>
-            <w:u w:val="single"/>
-          </w:rPr>
-          <w:t>Jr 16.2</w:t>
-        </w:r>
-      </w:hyperlink>
+      <w:r>
+        <w:rPr>
+          <w:lang w:val="fr_FR" w:bidi="fr_FR"/>
+        </w:rPr>
+        <w:t>Jr 16.2</w:t>
+      </w:r>
       <w:r>
         <w:rPr>
           <w:lang w:val="fr_FR" w:bidi="fr_FR"/>
         </w:rPr>
         <w:t xml:space="preserve">). Du point de vue de la femme, c'était une tragédie de rester vierge non-mariée et sans enfant pour la vie (voir </w:t>
       </w:r>
-      <w:hyperlink r:id="rId206">
-        <w:r>
-          <w:rPr>
-            <w:lang w:val="fr_FR" w:bidi="fr_FR"/>
-          </w:rPr>
-          <w:rPr>
-            <w:color w:val="0000EE"/>
-            <w:u w:val="single"/>
-          </w:rPr>
-          <w:t>Jg 11.37</w:t>
-        </w:r>
-      </w:hyperlink>
+      <w:r>
+        <w:rPr>
+          <w:lang w:val="fr_FR" w:bidi="fr_FR"/>
+        </w:rPr>
+        <w:t>Jg 11.37</w:t>
+      </w:r>
       <w:r>
         <w:rPr>
           <w:lang w:val="fr_FR" w:bidi="fr_FR"/>
@@ -9630,42 +8400,24 @@
         </w:rPr>
         <w:t>Le Nouveau Testament valorise le mariage, mais il montre plus clairement les avantages d'un engagement à la virginité pour les hommes et les femmes chrétiens. Le célibat, pour certains, est un don de Dieu, a déclaré Paul, car il présente des avantages positifs pour le service chrétien (</w:t>
       </w:r>
-      <w:hyperlink r:id="rId207">
-        <w:r>
-          <w:rPr>
-            <w:lang w:val="fr_FR" w:bidi="fr_FR"/>
-          </w:rPr>
-          <w:rPr>
-            <w:color w:val="0000EE"/>
-            <w:u w:val="single"/>
-          </w:rPr>
-          <w:t>1Co 7.7, 25</w:t>
-        </w:r>
-      </w:hyperlink>
-      <w:hyperlink r:id="rId208">
-        <w:r>
-          <w:rPr>
-            <w:lang w:val="fr_FR" w:bidi="fr_FR"/>
-          </w:rPr>
-          <w:rPr>
-            <w:color w:val="0000EE"/>
-            <w:u w:val="single"/>
-          </w:rPr>
-          <w:t>–</w:t>
-        </w:r>
-      </w:hyperlink>
-      <w:hyperlink r:id="rId207">
-        <w:r>
-          <w:rPr>
-            <w:lang w:val="fr_FR" w:bidi="fr_FR"/>
-          </w:rPr>
-          <w:rPr>
-            <w:color w:val="0000EE"/>
-            <w:u w:val="single"/>
-          </w:rPr>
-          <w:t>38</w:t>
-        </w:r>
-      </w:hyperlink>
+      <w:r>
+        <w:rPr>
+          <w:lang w:val="fr_FR" w:bidi="fr_FR"/>
+        </w:rPr>
+        <w:t>1Co 7.7, 25</w:t>
+      </w:r>
+      <w:r>
+        <w:rPr>
+          <w:lang w:val="fr_FR" w:bidi="fr_FR"/>
+        </w:rPr>
+        <w:t>–</w:t>
+      </w:r>
+      <w:r>
+        <w:rPr>
+          <w:lang w:val="fr_FR" w:bidi="fr_FR"/>
+        </w:rPr>
+        <w:t>38</w:t>
+      </w:r>
       <w:r>
         <w:rPr>
           <w:lang w:val="fr_FR" w:bidi="fr_FR"/>
@@ -9684,18 +8436,12 @@
         </w:rPr>
         <w:t xml:space="preserve"> » (</w:t>
       </w:r>
-      <w:hyperlink r:id="rId209">
-        <w:r>
-          <w:rPr>
-            <w:lang w:val="fr_FR" w:bidi="fr_FR"/>
-          </w:rPr>
-          <w:rPr>
-            <w:color w:val="0000EE"/>
-            <w:u w:val="single"/>
-          </w:rPr>
-          <w:t>Mt 19.12</w:t>
-        </w:r>
-      </w:hyperlink>
+      <w:r>
+        <w:rPr>
+          <w:lang w:val="fr_FR" w:bidi="fr_FR"/>
+        </w:rPr>
+        <w:t>Mt 19.12</w:t>
+      </w:r>
       <w:r>
         <w:rPr>
           <w:lang w:val="fr_FR" w:bidi="fr_FR"/>
@@ -9831,18 +8577,12 @@
         </w:rPr>
         <w:t>Désignation pour une plante qui produit un fruit séduisant mais non comestible (</w:t>
       </w:r>
-      <w:hyperlink r:id="rId210">
-        <w:r>
-          <w:rPr>
-            <w:lang w:val="fr_FR" w:bidi="fr_FR"/>
-          </w:rPr>
-          <w:rPr>
-            <w:color w:val="0000EE"/>
-            <w:u w:val="single"/>
-          </w:rPr>
-          <w:t>Dt 32.32</w:t>
-        </w:r>
-      </w:hyperlink>
+      <w:r>
+        <w:rPr>
+          <w:lang w:val="fr_FR" w:bidi="fr_FR"/>
+        </w:rPr>
+        <w:t>Dt 32.32</w:t>
+      </w:r>
       <w:r>
         <w:rPr>
           <w:lang w:val="fr_FR" w:bidi="fr_FR"/>
@@ -9944,54 +8684,36 @@
         </w:rPr>
         <w:t>La première vigne cultivée mentionnée dans la Bible est celle plantée par Noé après le déluge dans la région d'Ararat (</w:t>
       </w:r>
-      <w:hyperlink r:id="rId211">
-        <w:r>
-          <w:rPr>
-            <w:lang w:val="fr_FR" w:bidi="fr_FR"/>
-          </w:rPr>
-          <w:rPr>
-            <w:color w:val="0000EE"/>
-            <w:u w:val="single"/>
-          </w:rPr>
-          <w:t>Gn 9.20</w:t>
-        </w:r>
-      </w:hyperlink>
+      <w:r>
+        <w:rPr>
+          <w:lang w:val="fr_FR" w:bidi="fr_FR"/>
+        </w:rPr>
+        <w:t>Gn 9.20</w:t>
+      </w:r>
       <w:r>
         <w:rPr>
           <w:lang w:val="fr_FR" w:bidi="fr_FR"/>
         </w:rPr>
         <w:t xml:space="preserve">). La vigne était également cultivée dans l'Égypte ancienne. Des peintures murales illustrant la fabrication du vin ont été retrouvées dans d'anciennes tombes égyptiennes. Dans </w:t>
       </w:r>
-      <w:hyperlink r:id="rId212">
-        <w:r>
-          <w:rPr>
-            <w:lang w:val="fr_FR" w:bidi="fr_FR"/>
-          </w:rPr>
-          <w:rPr>
-            <w:color w:val="0000EE"/>
-            <w:u w:val="single"/>
-          </w:rPr>
-          <w:t>Genèse 14.18</w:t>
-        </w:r>
-      </w:hyperlink>
+      <w:r>
+        <w:rPr>
+          <w:lang w:val="fr_FR" w:bidi="fr_FR"/>
+        </w:rPr>
+        <w:t>Genèse 14.18</w:t>
+      </w:r>
       <w:r>
         <w:rPr>
           <w:lang w:val="fr_FR" w:bidi="fr_FR"/>
         </w:rPr>
         <w:t>, le roi Melchisédek apporte du vin à Abraham. Même avant qu'Israël prenne possession de la Terre promise, il s'y trouvait déjà des vignes (</w:t>
       </w:r>
-      <w:hyperlink r:id="rId213">
-        <w:r>
-          <w:rPr>
-            <w:lang w:val="fr_FR" w:bidi="fr_FR"/>
-          </w:rPr>
-          <w:rPr>
-            <w:color w:val="0000EE"/>
-            <w:u w:val="single"/>
-          </w:rPr>
-          <w:t>Dt 6.11</w:t>
-        </w:r>
-      </w:hyperlink>
+      <w:r>
+        <w:rPr>
+          <w:lang w:val="fr_FR" w:bidi="fr_FR"/>
+        </w:rPr>
+        <w:t>Dt 6.11</w:t>
+      </w:r>
       <w:r>
         <w:rPr>
           <w:lang w:val="fr_FR" w:bidi="fr_FR"/>
@@ -10023,90 +8745,60 @@
         </w:rPr>
         <w:t>Les excellents raisins des vallées et des plaines approvisionnaient les Israélites en fruit et en vin (</w:t>
       </w:r>
-      <w:hyperlink r:id="rId214">
-        <w:r>
-          <w:rPr>
-            <w:lang w:val="fr_FR" w:bidi="fr_FR"/>
-          </w:rPr>
-          <w:rPr>
-            <w:color w:val="0000EE"/>
-            <w:u w:val="single"/>
-          </w:rPr>
-          <w:t>Nb 13.20, 24</w:t>
-        </w:r>
-      </w:hyperlink>
+      <w:r>
+        <w:rPr>
+          <w:lang w:val="fr_FR" w:bidi="fr_FR"/>
+        </w:rPr>
+        <w:t>Nb 13.20, 24</w:t>
+      </w:r>
       <w:r>
         <w:rPr>
           <w:lang w:val="fr_FR" w:bidi="fr_FR"/>
         </w:rPr>
         <w:t xml:space="preserve"> ; </w:t>
       </w:r>
-      <w:hyperlink r:id="rId215">
-        <w:r>
-          <w:rPr>
-            <w:lang w:val="fr_FR" w:bidi="fr_FR"/>
-          </w:rPr>
-          <w:rPr>
-            <w:color w:val="0000EE"/>
-            <w:u w:val="single"/>
-          </w:rPr>
-          <w:t>Jg 14.5</w:t>
-        </w:r>
-      </w:hyperlink>
+      <w:r>
+        <w:rPr>
+          <w:lang w:val="fr_FR" w:bidi="fr_FR"/>
+        </w:rPr>
+        <w:t>Jg 14.5</w:t>
+      </w:r>
       <w:r>
         <w:rPr>
           <w:lang w:val="fr_FR" w:bidi="fr_FR"/>
         </w:rPr>
         <w:t xml:space="preserve"> ; </w:t>
       </w:r>
-      <w:hyperlink r:id="rId216">
-        <w:r>
-          <w:rPr>
-            <w:lang w:val="fr_FR" w:bidi="fr_FR"/>
-          </w:rPr>
-          <w:rPr>
-            <w:color w:val="0000EE"/>
-            <w:u w:val="single"/>
-          </w:rPr>
-          <w:t>15.5</w:t>
-        </w:r>
-      </w:hyperlink>
+      <w:r>
+        <w:rPr>
+          <w:lang w:val="fr_FR" w:bidi="fr_FR"/>
+        </w:rPr>
+        <w:t>15.5</w:t>
+      </w:r>
       <w:r>
         <w:rPr>
           <w:lang w:val="fr_FR" w:bidi="fr_FR"/>
         </w:rPr>
         <w:t xml:space="preserve">). Le vin était un produit de commerce important. Le commerce du vin était très actif à l'époque des derniers rois d'Israël (voir </w:t>
       </w:r>
-      <w:hyperlink r:id="rId217">
-        <w:r>
-          <w:rPr>
-            <w:lang w:val="fr_FR" w:bidi="fr_FR"/>
-          </w:rPr>
-          <w:rPr>
-            <w:color w:val="0000EE"/>
-            <w:u w:val="single"/>
-          </w:rPr>
-          <w:t>Ez 27.18</w:t>
-        </w:r>
-      </w:hyperlink>
+      <w:r>
+        <w:rPr>
+          <w:lang w:val="fr_FR" w:bidi="fr_FR"/>
+        </w:rPr>
+        <w:t>Ez 27.18</w:t>
+      </w:r>
       <w:r>
         <w:rPr>
           <w:lang w:val="fr_FR" w:bidi="fr_FR"/>
         </w:rPr>
         <w:t>). Il a continué à être important plus tard lorsque les Grecs et les Romains ont régné sur Israël. Pour les Hébreux, une image idéale de la vie était celle d'un homme vivant en sécurité chez lui, cultivant sa terre et s'asseyant sous sa vigne et son figuier (</w:t>
       </w:r>
-      <w:hyperlink r:id="rId218">
-        <w:r>
-          <w:rPr>
-            <w:lang w:val="fr_FR" w:bidi="fr_FR"/>
-          </w:rPr>
-          <w:rPr>
-            <w:color w:val="0000EE"/>
-            <w:u w:val="single"/>
-          </w:rPr>
-          <w:t>1R 4.25</w:t>
-        </w:r>
-      </w:hyperlink>
+      <w:r>
+        <w:rPr>
+          <w:lang w:val="fr_FR" w:bidi="fr_FR"/>
+        </w:rPr>
+        <w:t>1R 4.25</w:t>
+      </w:r>
       <w:r>
         <w:rPr>
           <w:lang w:val="fr_FR" w:bidi="fr_FR"/>
@@ -10138,216 +8830,144 @@
         </w:rPr>
         <w:t>Ordinairement, un vignoble était entouré d'une haie ou d'une clôture qui servait à le protéger. Pendant la récolte, des gardes pouvaient se tenir dans une tour de guet pour la protéger des voleurs (</w:t>
       </w:r>
-      <w:hyperlink r:id="rId219">
-        <w:r>
-          <w:rPr>
-            <w:lang w:val="fr_FR" w:bidi="fr_FR"/>
-          </w:rPr>
-          <w:rPr>
-            <w:color w:val="0000EE"/>
-            <w:u w:val="single"/>
-          </w:rPr>
-          <w:t>Jb 24.18</w:t>
-        </w:r>
-      </w:hyperlink>
+      <w:r>
+        <w:rPr>
+          <w:lang w:val="fr_FR" w:bidi="fr_FR"/>
+        </w:rPr>
+        <w:t>Jb 24.18</w:t>
+      </w:r>
       <w:r>
         <w:rPr>
           <w:lang w:val="fr_FR" w:bidi="fr_FR"/>
         </w:rPr>
         <w:t xml:space="preserve"> ; </w:t>
       </w:r>
-      <w:hyperlink r:id="rId220">
-        <w:r>
-          <w:rPr>
-            <w:lang w:val="fr_FR" w:bidi="fr_FR"/>
-          </w:rPr>
-          <w:rPr>
-            <w:color w:val="0000EE"/>
-            <w:u w:val="single"/>
-          </w:rPr>
-          <w:t>Es 1.8</w:t>
-        </w:r>
-      </w:hyperlink>
+      <w:r>
+        <w:rPr>
+          <w:lang w:val="fr_FR" w:bidi="fr_FR"/>
+        </w:rPr>
+        <w:t>Es 1.8</w:t>
+      </w:r>
       <w:r>
         <w:rPr>
           <w:lang w:val="fr_FR" w:bidi="fr_FR"/>
         </w:rPr>
         <w:t xml:space="preserve"> ; </w:t>
       </w:r>
-      <w:hyperlink r:id="rId221">
-        <w:r>
-          <w:rPr>
-            <w:lang w:val="fr_FR" w:bidi="fr_FR"/>
-          </w:rPr>
-          <w:rPr>
-            <w:color w:val="0000EE"/>
-            <w:u w:val="single"/>
-          </w:rPr>
-          <w:t>Mc 12.1</w:t>
-        </w:r>
-      </w:hyperlink>
+      <w:r>
+        <w:rPr>
+          <w:lang w:val="fr_FR" w:bidi="fr_FR"/>
+        </w:rPr>
+        <w:t>Mc 12.1</w:t>
+      </w:r>
       <w:r>
         <w:rPr>
           <w:lang w:val="fr_FR" w:bidi="fr_FR"/>
         </w:rPr>
         <w:t>). Les plants de vignes étaient plantés en rangées. Quand les plantes poussaient, des supports installés par les cultivateurs servaient à garder les branches porteuses de fruits en hauteur (</w:t>
       </w:r>
-      <w:hyperlink r:id="rId222">
-        <w:r>
-          <w:rPr>
-            <w:lang w:val="fr_FR" w:bidi="fr_FR"/>
-          </w:rPr>
-          <w:rPr>
-            <w:color w:val="0000EE"/>
-            <w:u w:val="single"/>
-          </w:rPr>
-          <w:t>Ez 17.6</w:t>
-        </w:r>
-      </w:hyperlink>
+      <w:r>
+        <w:rPr>
+          <w:lang w:val="fr_FR" w:bidi="fr_FR"/>
+        </w:rPr>
+        <w:t>Ez 17.6</w:t>
+      </w:r>
       <w:r>
         <w:rPr>
           <w:lang w:val="fr_FR" w:bidi="fr_FR"/>
         </w:rPr>
         <w:t>). Les vignerons taillaient et entretenaient les vignes (</w:t>
       </w:r>
-      <w:hyperlink r:id="rId223">
-        <w:r>
-          <w:rPr>
-            <w:lang w:val="fr_FR" w:bidi="fr_FR"/>
-          </w:rPr>
-          <w:rPr>
-            <w:color w:val="0000EE"/>
-            <w:u w:val="single"/>
-          </w:rPr>
-          <w:t>Lv 25.3</w:t>
-        </w:r>
-      </w:hyperlink>
+      <w:r>
+        <w:rPr>
+          <w:lang w:val="fr_FR" w:bidi="fr_FR"/>
+        </w:rPr>
+        <w:t>Lv 25.3</w:t>
+      </w:r>
       <w:r>
         <w:rPr>
           <w:lang w:val="fr_FR" w:bidi="fr_FR"/>
         </w:rPr>
         <w:t xml:space="preserve"> ; </w:t>
       </w:r>
-      <w:hyperlink r:id="rId224">
-        <w:r>
-          <w:rPr>
-            <w:lang w:val="fr_FR" w:bidi="fr_FR"/>
-          </w:rPr>
-          <w:rPr>
-            <w:color w:val="0000EE"/>
-            <w:u w:val="single"/>
-          </w:rPr>
-          <w:t>Es 61.5</w:t>
-        </w:r>
-      </w:hyperlink>
+      <w:r>
+        <w:rPr>
+          <w:lang w:val="fr_FR" w:bidi="fr_FR"/>
+        </w:rPr>
+        <w:t>Es 61.5</w:t>
+      </w:r>
       <w:r>
         <w:rPr>
           <w:lang w:val="fr_FR" w:bidi="fr_FR"/>
         </w:rPr>
         <w:t xml:space="preserve"> ; </w:t>
       </w:r>
-      <w:hyperlink r:id="rId225">
-        <w:r>
-          <w:rPr>
-            <w:lang w:val="fr_FR" w:bidi="fr_FR"/>
-          </w:rPr>
-          <w:rPr>
-            <w:color w:val="0000EE"/>
-            <w:u w:val="single"/>
-          </w:rPr>
-          <w:t>Jl 3.10</w:t>
-        </w:r>
-      </w:hyperlink>
+      <w:r>
+        <w:rPr>
+          <w:lang w:val="fr_FR" w:bidi="fr_FR"/>
+        </w:rPr>
+        <w:t>Jl 3.10</w:t>
+      </w:r>
       <w:r>
         <w:rPr>
           <w:lang w:val="fr_FR" w:bidi="fr_FR"/>
         </w:rPr>
         <w:t xml:space="preserve"> ; </w:t>
       </w:r>
-      <w:hyperlink r:id="rId226">
-        <w:r>
-          <w:rPr>
-            <w:lang w:val="fr_FR" w:bidi="fr_FR"/>
-          </w:rPr>
-          <w:rPr>
-            <w:color w:val="0000EE"/>
-            <w:u w:val="single"/>
-          </w:rPr>
-          <w:t>Jn 15.2</w:t>
-        </w:r>
-      </w:hyperlink>
+      <w:r>
+        <w:rPr>
+          <w:lang w:val="fr_FR" w:bidi="fr_FR"/>
+        </w:rPr>
+        <w:t>Jn 15.2</w:t>
+      </w:r>
       <w:r>
         <w:rPr>
           <w:lang w:val="fr_FR" w:bidi="fr_FR"/>
         </w:rPr>
         <w:t>). Au moment de la récolte, les fruits mûrs étaient cueillis et emportés aux pressoirs (</w:t>
       </w:r>
-      <w:hyperlink r:id="rId227">
-        <w:r>
-          <w:rPr>
-            <w:lang w:val="fr_FR" w:bidi="fr_FR"/>
-          </w:rPr>
-          <w:rPr>
-            <w:color w:val="0000EE"/>
-            <w:u w:val="single"/>
-          </w:rPr>
-          <w:t>Os 9.2</w:t>
-        </w:r>
-      </w:hyperlink>
+      <w:r>
+        <w:rPr>
+          <w:lang w:val="fr_FR" w:bidi="fr_FR"/>
+        </w:rPr>
+        <w:t>Os 9.2</w:t>
+      </w:r>
       <w:r>
         <w:rPr>
           <w:lang w:val="fr_FR" w:bidi="fr_FR"/>
         </w:rPr>
         <w:t>). Le raisin était foulé (écrasé) pour produire du vin. C'était une occasion de célébrations (</w:t>
       </w:r>
-      <w:hyperlink r:id="rId228">
-        <w:r>
-          <w:rPr>
-            <w:lang w:val="fr_FR" w:bidi="fr_FR"/>
-          </w:rPr>
-          <w:rPr>
-            <w:color w:val="0000EE"/>
-            <w:u w:val="single"/>
-          </w:rPr>
-          <w:t>Es 16.10</w:t>
-        </w:r>
-      </w:hyperlink>
+      <w:r>
+        <w:rPr>
+          <w:lang w:val="fr_FR" w:bidi="fr_FR"/>
+        </w:rPr>
+        <w:t>Es 16.10</w:t>
+      </w:r>
       <w:r>
         <w:rPr>
           <w:lang w:val="fr_FR" w:bidi="fr_FR"/>
         </w:rPr>
         <w:t xml:space="preserve"> ; </w:t>
       </w:r>
-      <w:hyperlink r:id="rId229">
-        <w:r>
-          <w:rPr>
-            <w:lang w:val="fr_FR" w:bidi="fr_FR"/>
-          </w:rPr>
-          <w:rPr>
-            <w:color w:val="0000EE"/>
-            <w:u w:val="single"/>
-          </w:rPr>
-          <w:t>Jr 25.30</w:t>
-        </w:r>
-      </w:hyperlink>
+      <w:r>
+        <w:rPr>
+          <w:lang w:val="fr_FR" w:bidi="fr_FR"/>
+        </w:rPr>
+        <w:t>Jr 25.30</w:t>
+      </w:r>
       <w:r>
         <w:rPr>
           <w:lang w:val="fr_FR" w:bidi="fr_FR"/>
         </w:rPr>
         <w:t>). Le jus en fermentation était conservé dans de nouvelles outres en peau de chèvre ou de grandes jarres en terre cuite (</w:t>
       </w:r>
-      <w:hyperlink r:id="rId230">
-        <w:r>
-          <w:rPr>
-            <w:lang w:val="fr_FR" w:bidi="fr_FR"/>
-          </w:rPr>
-          <w:rPr>
-            <w:color w:val="0000EE"/>
-            <w:u w:val="single"/>
-          </w:rPr>
-          <w:t>Mt 9.17</w:t>
-        </w:r>
-      </w:hyperlink>
+      <w:r>
+        <w:rPr>
+          <w:lang w:val="fr_FR" w:bidi="fr_FR"/>
+        </w:rPr>
+        <w:t>Mt 9.17</w:t>
+      </w:r>
       <w:r>
         <w:rPr>
           <w:lang w:val="fr_FR" w:bidi="fr_FR"/>
@@ -10379,54 +8999,36 @@
         </w:rPr>
         <w:t>Une personne qui avait planté une vigne, mais n'avait pas encore eu l'occasion d'en profiter était exemptée d'aller au combat avec l'armée d'Israël (Dt 20.6). Ceci démontre l'importance des vignobles pour les Israélites. Les taxes et les dettes étaient souvent réglées avec du vin au lieu d'argent. La loi de Moïse permettait aux pauvres de cueillir les raisins ou les grains de blé laissés pour eux dans un coin du champ lors de la récolte (</w:t>
       </w:r>
-      <w:hyperlink r:id="rId231">
-        <w:r>
-          <w:rPr>
-            <w:lang w:val="fr_FR" w:bidi="fr_FR"/>
-          </w:rPr>
-          <w:rPr>
-            <w:color w:val="0000EE"/>
-            <w:u w:val="single"/>
-          </w:rPr>
-          <w:t>Lv 19.9–10</w:t>
-        </w:r>
-      </w:hyperlink>
+      <w:r>
+        <w:rPr>
+          <w:lang w:val="fr_FR" w:bidi="fr_FR"/>
+        </w:rPr>
+        <w:t>Lv 19.9–10</w:t>
+      </w:r>
       <w:r>
         <w:rPr>
           <w:lang w:val="fr_FR" w:bidi="fr_FR"/>
         </w:rPr>
         <w:t>). Le bois des vignes qui ne produisaient pas de fruits était utilisé pour faire du charbon (</w:t>
       </w:r>
-      <w:hyperlink r:id="rId232">
-        <w:r>
-          <w:rPr>
-            <w:lang w:val="fr_FR" w:bidi="fr_FR"/>
-          </w:rPr>
-          <w:rPr>
-            <w:color w:val="0000EE"/>
-            <w:u w:val="single"/>
-          </w:rPr>
-          <w:t xml:space="preserve">Ez 15.4 </w:t>
-        </w:r>
-      </w:hyperlink>
+      <w:r>
+        <w:rPr>
+          <w:lang w:val="fr_FR" w:bidi="fr_FR"/>
+        </w:rPr>
+        <w:t xml:space="preserve">Ez 15.4 </w:t>
+      </w:r>
       <w:r>
         <w:rPr>
           <w:lang w:val="fr_FR" w:bidi="fr_FR"/>
         </w:rPr>
         <w:t xml:space="preserve">; </w:t>
       </w:r>
-      <w:hyperlink r:id="rId233">
-        <w:r>
-          <w:rPr>
-            <w:lang w:val="fr_FR" w:bidi="fr_FR"/>
-          </w:rPr>
-          <w:rPr>
-            <w:color w:val="0000EE"/>
-            <w:u w:val="single"/>
-          </w:rPr>
-          <w:t>Jn 15.6</w:t>
-        </w:r>
-      </w:hyperlink>
+      <w:r>
+        <w:rPr>
+          <w:lang w:val="fr_FR" w:bidi="fr_FR"/>
+        </w:rPr>
+        <w:t>Jn 15.6</w:t>
+      </w:r>
       <w:r>
         <w:rPr>
           <w:lang w:val="fr_FR" w:bidi="fr_FR"/>
@@ -10458,108 +9060,72 @@
         </w:rPr>
         <w:t>Jésus parle souvent de vigne et de vignobles dans ses paraboles (</w:t>
       </w:r>
-      <w:hyperlink r:id="rId234">
-        <w:r>
-          <w:rPr>
-            <w:lang w:val="fr_FR" w:bidi="fr_FR"/>
-          </w:rPr>
-          <w:rPr>
-            <w:color w:val="0000EE"/>
-            <w:u w:val="single"/>
-          </w:rPr>
-          <w:t>Mt 20.1–16</w:t>
-        </w:r>
-      </w:hyperlink>
+      <w:r>
+        <w:rPr>
+          <w:lang w:val="fr_FR" w:bidi="fr_FR"/>
+        </w:rPr>
+        <w:t>Mt 20.1–16</w:t>
+      </w:r>
       <w:r>
         <w:rPr>
           <w:lang w:val="fr_FR" w:bidi="fr_FR"/>
         </w:rPr>
         <w:t xml:space="preserve"> ; </w:t>
       </w:r>
-      <w:hyperlink r:id="rId235">
-        <w:r>
-          <w:rPr>
-            <w:lang w:val="fr_FR" w:bidi="fr_FR"/>
-          </w:rPr>
-          <w:rPr>
-            <w:color w:val="0000EE"/>
-            <w:u w:val="single"/>
-          </w:rPr>
-          <w:t>21.28–43</w:t>
-        </w:r>
-      </w:hyperlink>
+      <w:r>
+        <w:rPr>
+          <w:lang w:val="fr_FR" w:bidi="fr_FR"/>
+        </w:rPr>
+        <w:t>21.28–43</w:t>
+      </w:r>
       <w:r>
         <w:rPr>
           <w:lang w:val="fr_FR" w:bidi="fr_FR"/>
         </w:rPr>
         <w:t xml:space="preserve"> ; </w:t>
       </w:r>
-      <w:hyperlink r:id="rId236">
-        <w:r>
-          <w:rPr>
-            <w:lang w:val="fr_FR" w:bidi="fr_FR"/>
-          </w:rPr>
-          <w:rPr>
-            <w:color w:val="0000EE"/>
-            <w:u w:val="single"/>
-          </w:rPr>
-          <w:t>Mc 12.1–11</w:t>
-        </w:r>
-      </w:hyperlink>
+      <w:r>
+        <w:rPr>
+          <w:lang w:val="fr_FR" w:bidi="fr_FR"/>
+        </w:rPr>
+        <w:t>Mc 12.1–11</w:t>
+      </w:r>
       <w:r>
         <w:rPr>
           <w:lang w:val="fr_FR" w:bidi="fr_FR"/>
         </w:rPr>
         <w:t xml:space="preserve"> ; </w:t>
       </w:r>
-      <w:hyperlink r:id="rId237">
-        <w:r>
-          <w:rPr>
-            <w:lang w:val="fr_FR" w:bidi="fr_FR"/>
-          </w:rPr>
-          <w:rPr>
-            <w:color w:val="0000EE"/>
-            <w:u w:val="single"/>
-          </w:rPr>
-          <w:t>Lc 13.6–9</w:t>
-        </w:r>
-      </w:hyperlink>
+      <w:r>
+        <w:rPr>
+          <w:lang w:val="fr_FR" w:bidi="fr_FR"/>
+        </w:rPr>
+        <w:t>Lc 13.6–9</w:t>
+      </w:r>
       <w:r>
         <w:rPr>
           <w:lang w:val="fr_FR" w:bidi="fr_FR"/>
         </w:rPr>
         <w:t xml:space="preserve"> ; </w:t>
       </w:r>
-      <w:hyperlink r:id="rId238">
-        <w:r>
-          <w:rPr>
-            <w:lang w:val="fr_FR" w:bidi="fr_FR"/>
-          </w:rPr>
-          <w:rPr>
-            <w:color w:val="0000EE"/>
-            <w:u w:val="single"/>
-          </w:rPr>
-          <w:t>20.9–18</w:t>
-        </w:r>
-      </w:hyperlink>
+      <w:r>
+        <w:rPr>
+          <w:lang w:val="fr_FR" w:bidi="fr_FR"/>
+        </w:rPr>
+        <w:t>20.9–18</w:t>
+      </w:r>
       <w:r>
         <w:rPr>
           <w:lang w:val="fr_FR" w:bidi="fr_FR"/>
         </w:rPr>
         <w:t>). Ceux qui l'écoutaient savaient comment le raisin était cultivé et le vin fabriqué. Quand Jésus dit qu'il ne faut pas mettre du vin nouveau dans de vieilles outres, ceux qui l'écoutaient auraient tout de suite compris pourquoi. Le vin nouveau produit du gaz. Lorsque les outres sont neuves, la peau de l'outre peut se dilater au fur et à mesure. Mais les veilles outres n'en sont plus capables : le vin nouveau les déchirerait, et l'outre et le vin seraient perdus (</w:t>
       </w:r>
-      <w:hyperlink r:id="rId230">
-        <w:r>
-          <w:rPr>
-            <w:lang w:val="fr_FR" w:bidi="fr_FR"/>
-          </w:rPr>
-          <w:rPr>
-            <w:color w:val="0000EE"/>
-            <w:u w:val="single"/>
-          </w:rPr>
-          <w:t>Mt 9.17</w:t>
-        </w:r>
-      </w:hyperlink>
+      <w:r>
+        <w:rPr>
+          <w:lang w:val="fr_FR" w:bidi="fr_FR"/>
+        </w:rPr>
+        <w:t>Mt 9.17</w:t>
+      </w:r>
       <w:r>
         <w:rPr>
           <w:lang w:val="fr_FR" w:bidi="fr_FR"/>
@@ -10580,18 +9146,12 @@
         </w:rPr>
         <w:t>Jésus parle aussi de la vigne dans un sens symbolique. Dans l'AT, la vigne représente Israël. Dans le NT, Jésus déclare qu'il est le vrai cep, que son Père est le vigneron et que les disciples sont les branches. Comme les branches de la vigne, les disciples doivent rester attachés à Christ pour pouvoir porter du fruit, ou ils deviennent inutiles (</w:t>
       </w:r>
-      <w:hyperlink r:id="rId239">
-        <w:r>
-          <w:rPr>
-            <w:lang w:val="fr_FR" w:bidi="fr_FR"/>
-          </w:rPr>
-          <w:rPr>
-            <w:color w:val="0000EE"/>
-            <w:u w:val="single"/>
-          </w:rPr>
-          <w:t>Jn 15.1–11</w:t>
-        </w:r>
-      </w:hyperlink>
+      <w:r>
+        <w:rPr>
+          <w:lang w:val="fr_FR" w:bidi="fr_FR"/>
+        </w:rPr>
+        <w:t>Jn 15.1–11</w:t>
+      </w:r>
       <w:r>
         <w:rPr>
           <w:lang w:val="fr_FR" w:bidi="fr_FR"/>
@@ -10691,36 +9251,24 @@
         </w:rPr>
         <w:t>La Bible ne fait généralement pas de distinction entre une ville, un bourg ou un village. Elle met l'accent sur les murs et les fortifications (</w:t>
       </w:r>
-      <w:hyperlink r:id="rId240">
-        <w:r>
-          <w:rPr>
-            <w:lang w:val="fr_FR" w:bidi="fr_FR"/>
-          </w:rPr>
-          <w:rPr>
-            <w:color w:val="0000EE"/>
-            <w:u w:val="single"/>
-          </w:rPr>
-          <w:t>Lv 25.29–31</w:t>
-        </w:r>
-      </w:hyperlink>
+      <w:r>
+        <w:rPr>
+          <w:lang w:val="fr_FR" w:bidi="fr_FR"/>
+        </w:rPr>
+        <w:t>Lv 25.29–31</w:t>
+      </w:r>
       <w:r>
         <w:rPr>
           <w:lang w:val="fr_FR" w:bidi="fr_FR"/>
         </w:rPr>
         <w:t xml:space="preserve"> ; </w:t>
       </w:r>
-      <w:hyperlink r:id="rId241">
-        <w:r>
-          <w:rPr>
-            <w:lang w:val="fr_FR" w:bidi="fr_FR"/>
-          </w:rPr>
-          <w:rPr>
-            <w:color w:val="0000EE"/>
-            <w:u w:val="single"/>
-          </w:rPr>
-          <w:t>Jos 19.35</w:t>
-        </w:r>
-      </w:hyperlink>
+      <w:r>
+        <w:rPr>
+          <w:lang w:val="fr_FR" w:bidi="fr_FR"/>
+        </w:rPr>
+        <w:t>Jos 19.35</w:t>
+      </w:r>
       <w:r>
         <w:rPr>
           <w:lang w:val="fr_FR" w:bidi="fr_FR"/>
@@ -10775,18 +9323,12 @@
         </w:rPr>
         <w:t xml:space="preserve"> » (</w:t>
       </w:r>
-      <w:hyperlink r:id="rId242">
-        <w:r>
-          <w:rPr>
-            <w:lang w:val="fr_FR" w:bidi="fr_FR"/>
-          </w:rPr>
-          <w:rPr>
-            <w:color w:val="0000EE"/>
-            <w:u w:val="single"/>
-          </w:rPr>
-          <w:t>Hé 11.10</w:t>
-        </w:r>
-      </w:hyperlink>
+      <w:r>
+        <w:rPr>
+          <w:lang w:val="fr_FR" w:bidi="fr_FR"/>
+        </w:rPr>
+        <w:t>Hé 11.10</w:t>
+      </w:r>
       <w:r>
         <w:rPr>
           <w:lang w:val="fr_FR" w:bidi="fr_FR"/>
@@ -10818,36 +9360,24 @@
         </w:rPr>
         <w:t xml:space="preserve">La première référence biblique à une ville se trouve dans </w:t>
       </w:r>
-      <w:hyperlink r:id="rId243">
-        <w:r>
-          <w:rPr>
-            <w:lang w:val="fr_FR" w:bidi="fr_FR"/>
-          </w:rPr>
-          <w:rPr>
-            <w:color w:val="0000EE"/>
-            <w:u w:val="single"/>
-          </w:rPr>
-          <w:t>Genèse 4.17</w:t>
-        </w:r>
-      </w:hyperlink>
+      <w:r>
+        <w:rPr>
+          <w:lang w:val="fr_FR" w:bidi="fr_FR"/>
+        </w:rPr>
+        <w:t>Genèse 4.17</w:t>
+      </w:r>
       <w:r>
         <w:rPr>
           <w:lang w:val="fr_FR" w:bidi="fr_FR"/>
         </w:rPr>
         <w:t xml:space="preserve">. Le verbe hébreu indique que Caïn « construisait » la ville. Il est probable qu'il ne l'ait pas achevée. Il n'y est pas resté non plus. Dieu l'avait auparavant condamné à vivre comme « un fugitif et un vagabond » (v. </w:t>
       </w:r>
-      <w:hyperlink r:id="rId244">
-        <w:r>
-          <w:rPr>
-            <w:lang w:val="fr_FR" w:bidi="fr_FR"/>
-          </w:rPr>
-          <w:rPr>
-            <w:color w:val="0000EE"/>
-            <w:u w:val="single"/>
-          </w:rPr>
-          <w:t>12</w:t>
-        </w:r>
-      </w:hyperlink>
+      <w:r>
+        <w:rPr>
+          <w:lang w:val="fr_FR" w:bidi="fr_FR"/>
+        </w:rPr>
+        <w:t>12</w:t>
+      </w:r>
       <w:r>
         <w:rPr>
           <w:lang w:val="fr_FR" w:bidi="fr_FR"/>
@@ -10868,90 +9398,60 @@
         </w:rPr>
         <w:t>Le récit de la Genèse est cohérent lorsqu'il affirme que la vie urbaine a commencé tôt. Les premiers descendants humains étaient Caïn et Abel. Ils produisaient de la nourriture (</w:t>
       </w:r>
-      <w:hyperlink r:id="rId245">
-        <w:r>
-          <w:rPr>
-            <w:lang w:val="fr_FR" w:bidi="fr_FR"/>
-          </w:rPr>
-          <w:rPr>
-            <w:color w:val="0000EE"/>
-            <w:u w:val="single"/>
-          </w:rPr>
-          <w:t>Gn 4.2</w:t>
-        </w:r>
-      </w:hyperlink>
+      <w:r>
+        <w:rPr>
+          <w:lang w:val="fr_FR" w:bidi="fr_FR"/>
+        </w:rPr>
+        <w:t>Gn 4.2</w:t>
+      </w:r>
       <w:r>
         <w:rPr>
           <w:lang w:val="fr_FR" w:bidi="fr_FR"/>
         </w:rPr>
         <w:t xml:space="preserve">). Caïn était agriculteur, et Abel berger. </w:t>
       </w:r>
-      <w:hyperlink r:id="rId246">
-        <w:r>
-          <w:rPr>
-            <w:lang w:val="fr_FR" w:bidi="fr_FR"/>
-          </w:rPr>
-          <w:rPr>
-            <w:color w:val="0000EE"/>
-            <w:u w:val="single"/>
-          </w:rPr>
-          <w:t>Genèse 4</w:t>
-        </w:r>
-      </w:hyperlink>
+      <w:r>
+        <w:rPr>
+          <w:lang w:val="fr_FR" w:bidi="fr_FR"/>
+        </w:rPr>
+        <w:t>Genèse 4</w:t>
+      </w:r>
       <w:r>
         <w:rPr>
           <w:lang w:val="fr_FR" w:bidi="fr_FR"/>
         </w:rPr>
         <w:t xml:space="preserve"> montre à la fois le besoin de produire de la nourriture et la spécialisation qui en découle. Jabal était fabricant de tentes (v. </w:t>
       </w:r>
-      <w:hyperlink r:id="rId247">
-        <w:r>
-          <w:rPr>
-            <w:lang w:val="fr_FR" w:bidi="fr_FR"/>
-          </w:rPr>
-          <w:rPr>
-            <w:color w:val="0000EE"/>
-            <w:u w:val="single"/>
-          </w:rPr>
-          <w:t>20</w:t>
-        </w:r>
-      </w:hyperlink>
+      <w:r>
+        <w:rPr>
+          <w:lang w:val="fr_FR" w:bidi="fr_FR"/>
+        </w:rPr>
+        <w:t>20</w:t>
+      </w:r>
       <w:r>
         <w:rPr>
           <w:lang w:val="fr_FR" w:bidi="fr_FR"/>
         </w:rPr>
         <w:t xml:space="preserve">). Jubal était musicien (v. </w:t>
       </w:r>
-      <w:hyperlink r:id="rId248">
-        <w:r>
-          <w:rPr>
-            <w:lang w:val="fr_FR" w:bidi="fr_FR"/>
-          </w:rPr>
-          <w:rPr>
-            <w:color w:val="0000EE"/>
-            <w:u w:val="single"/>
-          </w:rPr>
-          <w:t>21</w:t>
-        </w:r>
-      </w:hyperlink>
+      <w:r>
+        <w:rPr>
+          <w:lang w:val="fr_FR" w:bidi="fr_FR"/>
+        </w:rPr>
+        <w:t>21</w:t>
+      </w:r>
       <w:r>
         <w:rPr>
           <w:lang w:val="fr_FR" w:bidi="fr_FR"/>
         </w:rPr>
         <w:t xml:space="preserve">). Tubal-Caïn était métallurgiste (v. </w:t>
       </w:r>
-      <w:hyperlink r:id="rId249">
-        <w:r>
-          <w:rPr>
-            <w:lang w:val="fr_FR" w:bidi="fr_FR"/>
-          </w:rPr>
-          <w:rPr>
-            <w:color w:val="0000EE"/>
-            <w:u w:val="single"/>
-          </w:rPr>
-          <w:t>22</w:t>
-        </w:r>
-      </w:hyperlink>
+      <w:r>
+        <w:rPr>
+          <w:lang w:val="fr_FR" w:bidi="fr_FR"/>
+        </w:rPr>
+        <w:t>22</w:t>
+      </w:r>
       <w:r>
         <w:rPr>
           <w:lang w:val="fr_FR" w:bidi="fr_FR"/>
@@ -11069,36 +9569,24 @@
         </w:rPr>
         <w:t>L'emplacement de Jérusalem illustre l'importance d'un lieu sécurisé. Des montagnes plus hautes l'entourent (</w:t>
       </w:r>
-      <w:hyperlink r:id="rId250">
-        <w:r>
-          <w:rPr>
-            <w:lang w:val="fr_FR" w:bidi="fr_FR"/>
-          </w:rPr>
-          <w:rPr>
-            <w:color w:val="0000EE"/>
-            <w:u w:val="single"/>
-          </w:rPr>
-          <w:t>Ps 125.2</w:t>
-        </w:r>
-      </w:hyperlink>
+      <w:r>
+        <w:rPr>
+          <w:lang w:val="fr_FR" w:bidi="fr_FR"/>
+        </w:rPr>
+        <w:t>Ps 125.2</w:t>
+      </w:r>
       <w:r>
         <w:rPr>
           <w:lang w:val="fr_FR" w:bidi="fr_FR"/>
         </w:rPr>
         <w:t xml:space="preserve">). Ils ont d'abord établi Jérusalem sur une crête de calcaire. À l'est, elle était protégée par la profonde vallée du Cédron. À l'ouest se trouvait l'impressionnante vallée de Tyropoean. Les deux vallées se rejoignaient, offrant à Jérusalem une protection par le sud. Pour compléter la sécurité, ils ont construit des murs autour de la ville. Ils se sont concentrés sur le côté nord, sans quoi Jérusalem serait exposée (voir </w:t>
       </w:r>
-      <w:hyperlink r:id="rId251">
-        <w:r>
-          <w:rPr>
-            <w:lang w:val="fr_FR" w:bidi="fr_FR"/>
-          </w:rPr>
-          <w:rPr>
-            <w:color w:val="0000EE"/>
-            <w:u w:val="single"/>
-          </w:rPr>
-          <w:t>2S 5.6</w:t>
-        </w:r>
-      </w:hyperlink>
+      <w:r>
+        <w:rPr>
+          <w:lang w:val="fr_FR" w:bidi="fr_FR"/>
+        </w:rPr>
+        <w:t>2S 5.6</w:t>
+      </w:r>
       <w:r>
         <w:rPr>
           <w:lang w:val="fr_FR" w:bidi="fr_FR"/>
@@ -11130,36 +9618,24 @@
         </w:rPr>
         <w:t>. Il était absolument nécessaire pour l'existence d'une ville d'avoir une source d'eau située à un endroit pratique. La source ou le puits de la ville devenait le centre de la communication sociale. Ceci était particulièrement vrai pour les femmes, qui étaient les porteuses d'eau habituelles. Il existe de nombreux exemples bibliques de socialisation au puits du village (</w:t>
       </w:r>
-      <w:hyperlink r:id="rId252">
-        <w:r>
-          <w:rPr>
-            <w:lang w:val="fr_FR" w:bidi="fr_FR"/>
-          </w:rPr>
-          <w:rPr>
-            <w:color w:val="0000EE"/>
-            <w:u w:val="single"/>
-          </w:rPr>
-          <w:t>Gn 29.1–12</w:t>
-        </w:r>
-      </w:hyperlink>
+      <w:r>
+        <w:rPr>
+          <w:lang w:val="fr_FR" w:bidi="fr_FR"/>
+        </w:rPr>
+        <w:t>Gn 29.1–12</w:t>
+      </w:r>
       <w:r>
         <w:rPr>
           <w:lang w:val="fr_FR" w:bidi="fr_FR"/>
         </w:rPr>
         <w:t xml:space="preserve"> ; </w:t>
       </w:r>
-      <w:hyperlink r:id="rId253">
-        <w:r>
-          <w:rPr>
-            <w:lang w:val="fr_FR" w:bidi="fr_FR"/>
-          </w:rPr>
-          <w:rPr>
-            <w:color w:val="0000EE"/>
-            <w:u w:val="single"/>
-          </w:rPr>
-          <w:t>1R 1.38–39</w:t>
-        </w:r>
-      </w:hyperlink>
+      <w:r>
+        <w:rPr>
+          <w:lang w:val="fr_FR" w:bidi="fr_FR"/>
+        </w:rPr>
+        <w:t>1R 1.38–39</w:t>
+      </w:r>
       <w:r>
         <w:rPr>
           <w:lang w:val="fr_FR" w:bidi="fr_FR"/>
@@ -11173,36 +9649,24 @@
         </w:rPr>
         <w:t>En général, ce sont les vallées qui étaient la source de l'eau. Ainsi, la source la plus proche d'une ville se trouvait en général à l'extérieur des murs. Un ennemi pouvait s'emparer de la source. L'approvisionnement en eau stocké à l'intérieur des murs de la ville pouvait alors s'épuiser, conduisant une ville à se rendre. À Jérusalem, le roi Ézéchias a construit un tunnel d'eau pour neutraliser l'attaque imminente du roi assyrien Sanchérib (</w:t>
       </w:r>
-      <w:hyperlink r:id="rId254">
-        <w:r>
-          <w:rPr>
-            <w:lang w:val="fr_FR" w:bidi="fr_FR"/>
-          </w:rPr>
-          <w:rPr>
-            <w:color w:val="0000EE"/>
-            <w:u w:val="single"/>
-          </w:rPr>
-          <w:t>2R 20.20</w:t>
-        </w:r>
-      </w:hyperlink>
+      <w:r>
+        <w:rPr>
+          <w:lang w:val="fr_FR" w:bidi="fr_FR"/>
+        </w:rPr>
+        <w:t>2R 20.20</w:t>
+      </w:r>
       <w:r>
         <w:rPr>
           <w:lang w:val="fr_FR" w:bidi="fr_FR"/>
         </w:rPr>
         <w:t xml:space="preserve"> ; </w:t>
       </w:r>
-      <w:hyperlink r:id="rId255">
-        <w:r>
-          <w:rPr>
-            <w:lang w:val="fr_FR" w:bidi="fr_FR"/>
-          </w:rPr>
-          <w:rPr>
-            <w:color w:val="0000EE"/>
-            <w:u w:val="single"/>
-          </w:rPr>
-          <w:t>2Ch 32.30</w:t>
-        </w:r>
-      </w:hyperlink>
+      <w:r>
+        <w:rPr>
+          <w:lang w:val="fr_FR" w:bidi="fr_FR"/>
+        </w:rPr>
+        <w:t>2Ch 32.30</w:t>
+      </w:r>
       <w:r>
         <w:rPr>
           <w:lang w:val="fr_FR" w:bidi="fr_FR"/>
@@ -11354,18 +9818,12 @@
         </w:rPr>
         <w:t xml:space="preserve">Autre appellation pour la « ville du soleil » dont il est question dans </w:t>
       </w:r>
-      <w:hyperlink r:id="rId256">
-        <w:r>
-          <w:rPr>
-            <w:lang w:val="fr_FR" w:bidi="fr_FR"/>
-          </w:rPr>
-          <w:rPr>
-            <w:color w:val="0000EE"/>
-            <w:u w:val="single"/>
-          </w:rPr>
-          <w:t>Ésaïe 19.18</w:t>
-        </w:r>
-      </w:hyperlink>
+      <w:r>
+        <w:rPr>
+          <w:lang w:val="fr_FR" w:bidi="fr_FR"/>
+        </w:rPr>
+        <w:t>Ésaïe 19.18</w:t>
+      </w:r>
       <w:r>
         <w:rPr>
           <w:lang w:val="fr_FR" w:bidi="fr_FR"/>
@@ -11453,18 +9911,12 @@
         </w:rPr>
         <w:t xml:space="preserve">Traduction du nom donné à une ville égyptienne dans </w:t>
       </w:r>
-      <w:hyperlink r:id="rId256">
-        <w:r>
-          <w:rPr>
-            <w:lang w:val="fr_FR" w:bidi="fr_FR"/>
-          </w:rPr>
-          <w:rPr>
-            <w:color w:val="0000EE"/>
-            <w:u w:val="single"/>
-          </w:rPr>
-          <w:t>Ésaïe 19.18</w:t>
-        </w:r>
-      </w:hyperlink>
+      <w:r>
+        <w:rPr>
+          <w:lang w:val="fr_FR" w:bidi="fr_FR"/>
+        </w:rPr>
+        <w:t>Ésaïe 19.18</w:t>
+      </w:r>
       <w:r>
         <w:rPr>
           <w:lang w:val="fr_FR" w:bidi="fr_FR"/>
@@ -11552,18 +10004,12 @@
         </w:rPr>
         <w:t>Ville située près de la mer Morte, attribuée à la tribu de Juda pour un héritage (</w:t>
       </w:r>
-      <w:hyperlink r:id="rId257">
-        <w:r>
-          <w:rPr>
-            <w:lang w:val="fr_FR" w:bidi="fr_FR"/>
-          </w:rPr>
-          <w:rPr>
-            <w:color w:val="0000EE"/>
-            <w:u w:val="single"/>
-          </w:rPr>
-          <w:t>Jos 15.62</w:t>
-        </w:r>
-      </w:hyperlink>
+      <w:r>
+        <w:rPr>
+          <w:lang w:val="fr_FR" w:bidi="fr_FR"/>
+        </w:rPr>
+        <w:t>Jos 15.62</w:t>
+      </w:r>
       <w:r>
         <w:rPr>
           <w:lang w:val="fr_FR" w:bidi="fr_FR"/>
@@ -11618,18 +10064,12 @@
         </w:rPr>
         <w:t>Expression se référant à Jéricho, ainsi nommée pour ses nombreux palmiers (</w:t>
       </w:r>
-      <w:hyperlink r:id="rId258">
-        <w:r>
-          <w:rPr>
-            <w:lang w:val="fr_FR" w:bidi="fr_FR"/>
-          </w:rPr>
-          <w:rPr>
-            <w:color w:val="0000EE"/>
-            <w:u w:val="single"/>
-          </w:rPr>
-          <w:t>Dt 34.3</w:t>
-        </w:r>
-      </w:hyperlink>
+      <w:r>
+        <w:rPr>
+          <w:lang w:val="fr_FR" w:bidi="fr_FR"/>
+        </w:rPr>
+        <w:t>Dt 34.3</w:t>
+      </w:r>
       <w:r>
         <w:rPr>
           <w:lang w:val="fr_FR" w:bidi="fr_FR"/>
@@ -11717,18 +10157,12 @@
         </w:rPr>
         <w:t xml:space="preserve">Expression qui apparaît dans </w:t>
       </w:r>
-      <w:hyperlink r:id="rId256">
-        <w:r>
-          <w:rPr>
-            <w:lang w:val="fr_FR" w:bidi="fr_FR"/>
-          </w:rPr>
-          <w:rPr>
-            <w:color w:val="0000EE"/>
-            <w:u w:val="single"/>
-          </w:rPr>
-          <w:t>Ésaïe 19.18</w:t>
-        </w:r>
-      </w:hyperlink>
+      <w:r>
+        <w:rPr>
+          <w:lang w:val="fr_FR" w:bidi="fr_FR"/>
+        </w:rPr>
+        <w:t>Ésaïe 19.18</w:t>
+      </w:r>
       <w:r>
         <w:rPr>
           <w:lang w:val="fr_FR" w:bidi="fr_FR"/>
@@ -11828,18 +10262,12 @@
         </w:rPr>
         <w:t xml:space="preserve">Expression dans </w:t>
       </w:r>
-      <w:hyperlink r:id="rId256">
-        <w:r>
-          <w:rPr>
-            <w:lang w:val="fr_FR" w:bidi="fr_FR"/>
-          </w:rPr>
-          <w:rPr>
-            <w:color w:val="0000EE"/>
-            <w:u w:val="single"/>
-          </w:rPr>
-          <w:t xml:space="preserve">Ésaïe 19.18 </w:t>
-        </w:r>
-      </w:hyperlink>
+      <w:r>
+        <w:rPr>
+          <w:lang w:val="fr_FR" w:bidi="fr_FR"/>
+        </w:rPr>
+        <w:t xml:space="preserve">Ésaïe 19.18 </w:t>
+      </w:r>
       <w:r>
         <w:rPr>
           <w:lang w:val="fr_FR" w:bidi="fr_FR"/>
@@ -11940,18 +10368,12 @@
         </w:rPr>
         <w:t>Groupe de cinq villes situées dans la plaine ou le bassin du Jourdain, également connu sous le nom de « villes de la vallée ». Cette région était très fertile, ce qui attirera Lot, le neveu d'Abraham, lorsque le besoin de séparer leurs troupeaux se fera sentir (</w:t>
       </w:r>
-      <w:hyperlink r:id="rId259">
-        <w:r>
-          <w:rPr>
-            <w:lang w:val="fr_FR" w:bidi="fr_FR"/>
-          </w:rPr>
-          <w:rPr>
-            <w:color w:val="0000EE"/>
-            <w:u w:val="single"/>
-          </w:rPr>
-          <w:t>Gn 13.10–12</w:t>
-        </w:r>
-      </w:hyperlink>
+      <w:r>
+        <w:rPr>
+          <w:lang w:val="fr_FR" w:bidi="fr_FR"/>
+        </w:rPr>
+        <w:t>Gn 13.10–12</w:t>
+      </w:r>
       <w:r>
         <w:rPr>
           <w:lang w:val="fr_FR" w:bidi="fr_FR"/>
@@ -12116,18 +10538,12 @@
         </w:rPr>
         <w:t>Les cinq rois de ces villes combattront contre une force plus puissante dirigée par quatre rois de terres lointaines à l'orient. Ils seront vaincus, et leurs villes seront pillées. Les envahisseurs prendront beaucoup de biens et de captifs, y compris des femmes et des enfants (</w:t>
       </w:r>
-      <w:hyperlink r:id="rId260">
-        <w:r>
-          <w:rPr>
-            <w:lang w:val="fr_FR" w:bidi="fr_FR"/>
-          </w:rPr>
-          <w:rPr>
-            <w:color w:val="0000EE"/>
-            <w:u w:val="single"/>
-          </w:rPr>
-          <w:t>Gn 14</w:t>
-        </w:r>
-      </w:hyperlink>
+      <w:r>
+        <w:rPr>
+          <w:lang w:val="fr_FR" w:bidi="fr_FR"/>
+        </w:rPr>
+        <w:t>Gn 14</w:t>
+      </w:r>
       <w:r>
         <w:rPr>
           <w:lang w:val="fr_FR" w:bidi="fr_FR"/>
@@ -12152,36 +10568,24 @@
         </w:rPr>
         <w:t>Les villes recevront ensuite le jugement de Dieu. Leur péché était si grave que même l'intercession d'Abraham n'a pas pu les sauver (</w:t>
       </w:r>
-      <w:hyperlink r:id="rId261">
-        <w:r>
-          <w:rPr>
-            <w:lang w:val="fr_FR" w:bidi="fr_FR"/>
-          </w:rPr>
-          <w:rPr>
-            <w:color w:val="0000EE"/>
-            <w:u w:val="single"/>
-          </w:rPr>
-          <w:t>Gn 18.22–33</w:t>
-        </w:r>
-      </w:hyperlink>
+      <w:r>
+        <w:rPr>
+          <w:lang w:val="fr_FR" w:bidi="fr_FR"/>
+        </w:rPr>
+        <w:t>Gn 18.22–33</w:t>
+      </w:r>
       <w:r>
         <w:rPr>
           <w:lang w:val="fr_FR" w:bidi="fr_FR"/>
         </w:rPr>
         <w:t>). Leur méchanceté est mise en évidence par l'histoire de la foule à Sodome qui tentera de nuire aux invités de Lot (</w:t>
       </w:r>
-      <w:hyperlink r:id="rId262">
-        <w:r>
-          <w:rPr>
-            <w:lang w:val="fr_FR" w:bidi="fr_FR"/>
-          </w:rPr>
-          <w:rPr>
-            <w:color w:val="0000EE"/>
-            <w:u w:val="single"/>
-          </w:rPr>
-          <w:t>Gn 19</w:t>
-        </w:r>
-      </w:hyperlink>
+      <w:r>
+        <w:rPr>
+          <w:lang w:val="fr_FR" w:bidi="fr_FR"/>
+        </w:rPr>
+        <w:t>Gn 19</w:t>
+      </w:r>
       <w:r>
         <w:rPr>
           <w:lang w:val="fr_FR" w:bidi="fr_FR"/>
@@ -12206,90 +10610,60 @@
         </w:rPr>
         <w:t>La destruction de ces villes est mentionnée dans de nombreuses autres parties de l'Ancien et du Nouveau Testament comme un avertissement de punition divine pour le péché (</w:t>
       </w:r>
-      <w:hyperlink r:id="rId91">
-        <w:r>
-          <w:rPr>
-            <w:lang w:val="fr_FR" w:bidi="fr_FR"/>
-          </w:rPr>
-          <w:rPr>
-            <w:color w:val="0000EE"/>
-            <w:u w:val="single"/>
-          </w:rPr>
-          <w:t>Es 3.9</w:t>
-        </w:r>
-      </w:hyperlink>
+      <w:r>
+        <w:rPr>
+          <w:lang w:val="fr_FR" w:bidi="fr_FR"/>
+        </w:rPr>
+        <w:t>Es 3.9</w:t>
+      </w:r>
       <w:r>
         <w:rPr>
           <w:lang w:val="fr_FR" w:bidi="fr_FR"/>
         </w:rPr>
         <w:t xml:space="preserve"> ; </w:t>
       </w:r>
-      <w:hyperlink r:id="rId263">
-        <w:r>
-          <w:rPr>
-            <w:lang w:val="fr_FR" w:bidi="fr_FR"/>
-          </w:rPr>
-          <w:rPr>
-            <w:color w:val="0000EE"/>
-            <w:u w:val="single"/>
-          </w:rPr>
-          <w:t>Jr 50.40</w:t>
-        </w:r>
-      </w:hyperlink>
+      <w:r>
+        <w:rPr>
+          <w:lang w:val="fr_FR" w:bidi="fr_FR"/>
+        </w:rPr>
+        <w:t>Jr 50.40</w:t>
+      </w:r>
       <w:r>
         <w:rPr>
           <w:lang w:val="fr_FR" w:bidi="fr_FR"/>
         </w:rPr>
         <w:t xml:space="preserve"> ; </w:t>
       </w:r>
-      <w:hyperlink r:id="rId264">
-        <w:r>
-          <w:rPr>
-            <w:lang w:val="fr_FR" w:bidi="fr_FR"/>
-          </w:rPr>
-          <w:rPr>
-            <w:color w:val="0000EE"/>
-            <w:u w:val="single"/>
-          </w:rPr>
-          <w:t>Ez 16.46–56</w:t>
-        </w:r>
-      </w:hyperlink>
+      <w:r>
+        <w:rPr>
+          <w:lang w:val="fr_FR" w:bidi="fr_FR"/>
+        </w:rPr>
+        <w:t>Ez 16.46–56</w:t>
+      </w:r>
       <w:r>
         <w:rPr>
           <w:lang w:val="fr_FR" w:bidi="fr_FR"/>
         </w:rPr>
         <w:t xml:space="preserve"> ; </w:t>
       </w:r>
-      <w:hyperlink r:id="rId265">
-        <w:r>
-          <w:rPr>
-            <w:lang w:val="fr_FR" w:bidi="fr_FR"/>
-          </w:rPr>
-          <w:rPr>
-            <w:color w:val="0000EE"/>
-            <w:u w:val="single"/>
-          </w:rPr>
-          <w:t>Mt 10.15</w:t>
-        </w:r>
-      </w:hyperlink>
+      <w:r>
+        <w:rPr>
+          <w:lang w:val="fr_FR" w:bidi="fr_FR"/>
+        </w:rPr>
+        <w:t>Mt 10.15</w:t>
+      </w:r>
       <w:r>
         <w:rPr>
           <w:lang w:val="fr_FR" w:bidi="fr_FR"/>
         </w:rPr>
         <w:t xml:space="preserve"> ; </w:t>
       </w:r>
-      <w:hyperlink r:id="rId266">
-        <w:r>
-          <w:rPr>
-            <w:lang w:val="fr_FR" w:bidi="fr_FR"/>
-          </w:rPr>
-          <w:rPr>
-            <w:color w:val="0000EE"/>
-            <w:u w:val="single"/>
-          </w:rPr>
-          <w:t>Rm 9.29</w:t>
-        </w:r>
-      </w:hyperlink>
+      <w:r>
+        <w:rPr>
+          <w:lang w:val="fr_FR" w:bidi="fr_FR"/>
+        </w:rPr>
+        <w:t>Rm 9.29</w:t>
+      </w:r>
       <w:r>
         <w:rPr>
           <w:lang w:val="fr_FR" w:bidi="fr_FR"/>
@@ -12344,72 +10718,48 @@
         </w:rPr>
         <w:t>Au nombre de six, trois en Canaan et trois en Transjordanie (zone à l'est du Jourdain), certaines villes étaient désignées comme lieux de refuge pour les personnes soupçonnées d'homicide involontaire. Les six villes faisaient partie des quarante-huit attribuées aux Lévites (</w:t>
       </w:r>
-      <w:hyperlink r:id="rId267">
-        <w:r>
-          <w:rPr>
-            <w:lang w:val="fr_FR" w:bidi="fr_FR"/>
-          </w:rPr>
-          <w:rPr>
-            <w:color w:val="0000EE"/>
-            <w:u w:val="single"/>
-          </w:rPr>
-          <w:t>Nb 35.6</w:t>
-        </w:r>
-      </w:hyperlink>
+      <w:r>
+        <w:rPr>
+          <w:lang w:val="fr_FR" w:bidi="fr_FR"/>
+        </w:rPr>
+        <w:t>Nb 35.6</w:t>
+      </w:r>
       <w:r>
         <w:rPr>
           <w:lang w:val="fr_FR" w:bidi="fr_FR"/>
         </w:rPr>
         <w:t>). Les trois villes transjordaniennes étaient Betser, Ramoth et Golan (</w:t>
       </w:r>
-      <w:hyperlink r:id="rId268">
-        <w:r>
-          <w:rPr>
-            <w:lang w:val="fr_FR" w:bidi="fr_FR"/>
-          </w:rPr>
-          <w:rPr>
-            <w:color w:val="0000EE"/>
-            <w:u w:val="single"/>
-          </w:rPr>
-          <w:t>Dt 4.43</w:t>
-        </w:r>
-      </w:hyperlink>
+      <w:r>
+        <w:rPr>
+          <w:lang w:val="fr_FR" w:bidi="fr_FR"/>
+        </w:rPr>
+        <w:t>Dt 4.43</w:t>
+      </w:r>
       <w:r>
         <w:rPr>
           <w:lang w:val="fr_FR" w:bidi="fr_FR"/>
         </w:rPr>
         <w:t xml:space="preserve"> ; </w:t>
       </w:r>
-      <w:hyperlink r:id="rId269">
-        <w:r>
-          <w:rPr>
-            <w:lang w:val="fr_FR" w:bidi="fr_FR"/>
-          </w:rPr>
-          <w:rPr>
-            <w:color w:val="0000EE"/>
-            <w:u w:val="single"/>
-          </w:rPr>
-          <w:t>Jos 20.8</w:t>
-        </w:r>
-      </w:hyperlink>
+      <w:r>
+        <w:rPr>
+          <w:lang w:val="fr_FR" w:bidi="fr_FR"/>
+        </w:rPr>
+        <w:t>Jos 20.8</w:t>
+      </w:r>
       <w:r>
         <w:rPr>
           <w:lang w:val="fr_FR" w:bidi="fr_FR"/>
         </w:rPr>
         <w:t>). Les trois villes à l'ouest du Jourdain étaient Kédesch, Sichem et Kirjath-Arba (c'est-à-dire Hébron) dans la région montagneuse de Juda (</w:t>
       </w:r>
-      <w:hyperlink r:id="rId270">
-        <w:r>
-          <w:rPr>
-            <w:lang w:val="fr_FR" w:bidi="fr_FR"/>
-          </w:rPr>
-          <w:rPr>
-            <w:color w:val="0000EE"/>
-            <w:u w:val="single"/>
-          </w:rPr>
-          <w:t>Jos 20.7</w:t>
-        </w:r>
-      </w:hyperlink>
+      <w:r>
+        <w:rPr>
+          <w:lang w:val="fr_FR" w:bidi="fr_FR"/>
+        </w:rPr>
+        <w:t>Jos 20.7</w:t>
+      </w:r>
       <w:r>
         <w:rPr>
           <w:lang w:val="fr_FR" w:bidi="fr_FR"/>
@@ -12430,36 +10780,24 @@
         </w:rPr>
         <w:t>Dans l'Israël antique, le parent le plus proche d'une victime de meurtre devait prendre la vie du meurtrier (</w:t>
       </w:r>
-      <w:hyperlink r:id="rId271">
-        <w:r>
-          <w:rPr>
-            <w:lang w:val="fr_FR" w:bidi="fr_FR"/>
-          </w:rPr>
-          <w:rPr>
-            <w:color w:val="0000EE"/>
-            <w:u w:val="single"/>
-          </w:rPr>
-          <w:t>Nb 35.19–21</w:t>
-        </w:r>
-      </w:hyperlink>
+      <w:r>
+        <w:rPr>
+          <w:lang w:val="fr_FR" w:bidi="fr_FR"/>
+        </w:rPr>
+        <w:t>Nb 35.19–21</w:t>
+      </w:r>
       <w:r>
         <w:rPr>
           <w:lang w:val="fr_FR" w:bidi="fr_FR"/>
         </w:rPr>
         <w:t xml:space="preserve">). C'était son devoir envers la veuve, les autres membres de la famille et la société. Les meurtriers n'étaient pas autorisés à vivre, et il n'y avait aucun moyen de les racheter (v. </w:t>
       </w:r>
-      <w:hyperlink r:id="rId272">
-        <w:r>
-          <w:rPr>
-            <w:lang w:val="fr_FR" w:bidi="fr_FR"/>
-          </w:rPr>
-          <w:rPr>
-            <w:color w:val="0000EE"/>
-            <w:u w:val="single"/>
-          </w:rPr>
-          <w:t>31</w:t>
-        </w:r>
-      </w:hyperlink>
+      <w:r>
+        <w:rPr>
+          <w:lang w:val="fr_FR" w:bidi="fr_FR"/>
+        </w:rPr>
+        <w:t>31</w:t>
+      </w:r>
       <w:r>
         <w:rPr>
           <w:lang w:val="fr_FR" w:bidi="fr_FR"/>
@@ -12480,54 +10818,36 @@
         </w:rPr>
         <w:t>La mort accidentelle, cependant, était une autre affaire. L'homicide involontaire sans malice ni préméditation avait une disposition spéciale dans la loi de Moïse. Un homme qui tuait accidentellement quelqu'un pouvait fuir vers la ville de refuge la plus proche, où les autorités locales lui accordaient l'asile (</w:t>
       </w:r>
-      <w:hyperlink r:id="rId273">
-        <w:r>
-          <w:rPr>
-            <w:lang w:val="fr_FR" w:bidi="fr_FR"/>
-          </w:rPr>
-          <w:rPr>
-            <w:color w:val="0000EE"/>
-            <w:u w:val="single"/>
-          </w:rPr>
-          <w:t>Dt 19.4–6</w:t>
-        </w:r>
-      </w:hyperlink>
+      <w:r>
+        <w:rPr>
+          <w:lang w:val="fr_FR" w:bidi="fr_FR"/>
+        </w:rPr>
+        <w:t>Dt 19.4–6</w:t>
+      </w:r>
       <w:r>
         <w:rPr>
           <w:lang w:val="fr_FR" w:bidi="fr_FR"/>
         </w:rPr>
         <w:t>). Lorsque l'affaire était portée devant le tribunal, si l'homme était reconnu coupable de meurtre prémédité, il était livré pour exécution (</w:t>
       </w:r>
-      <w:hyperlink r:id="rId274">
-        <w:r>
-          <w:rPr>
-            <w:lang w:val="fr_FR" w:bidi="fr_FR"/>
-          </w:rPr>
-          <w:rPr>
-            <w:color w:val="0000EE"/>
-            <w:u w:val="single"/>
-          </w:rPr>
-          <w:t>19.11–12</w:t>
-        </w:r>
-      </w:hyperlink>
+      <w:r>
+        <w:rPr>
+          <w:lang w:val="fr_FR" w:bidi="fr_FR"/>
+        </w:rPr>
+        <w:t>19.11–12</w:t>
+      </w:r>
       <w:r>
         <w:rPr>
           <w:lang w:val="fr_FR" w:bidi="fr_FR"/>
         </w:rPr>
         <w:t>). Si la mort était jugée accidentelle, la personne était acquittée. Néanmoins, il devait payer une pénalité. Le meurtrier devait rester dans la ville de refuge tant que le grand prêtre en fonction était en poste (</w:t>
       </w:r>
-      <w:hyperlink r:id="rId275">
-        <w:r>
-          <w:rPr>
-            <w:lang w:val="fr_FR" w:bidi="fr_FR"/>
-          </w:rPr>
-          <w:rPr>
-            <w:color w:val="0000EE"/>
-            <w:u w:val="single"/>
-          </w:rPr>
-          <w:t>Nb 35.22–28</w:t>
-        </w:r>
-      </w:hyperlink>
+      <w:r>
+        <w:rPr>
+          <w:lang w:val="fr_FR" w:bidi="fr_FR"/>
+        </w:rPr>
+        <w:t>Nb 35.22–28</w:t>
+      </w:r>
       <w:r>
         <w:rPr>
           <w:lang w:val="fr_FR" w:bidi="fr_FR"/>
@@ -12627,144 +10947,96 @@
         </w:rPr>
         <w:t>Zones spéciales réservées à la tribu de Lévi à la place d'un héritage territorial régulier (</w:t>
       </w:r>
-      <w:hyperlink r:id="rId276">
-        <w:r>
-          <w:rPr>
-            <w:lang w:val="fr_FR" w:bidi="fr_FR"/>
-          </w:rPr>
-          <w:rPr>
-            <w:color w:val="0000EE"/>
-            <w:u w:val="single"/>
-          </w:rPr>
-          <w:t>Nb 18.20–24</w:t>
-        </w:r>
-      </w:hyperlink>
+      <w:r>
+        <w:rPr>
+          <w:lang w:val="fr_FR" w:bidi="fr_FR"/>
+        </w:rPr>
+        <w:t>Nb 18.20–24</w:t>
+      </w:r>
       <w:r>
         <w:rPr>
           <w:lang w:val="fr_FR" w:bidi="fr_FR"/>
         </w:rPr>
         <w:t xml:space="preserve"> ; </w:t>
       </w:r>
-      <w:hyperlink r:id="rId277">
-        <w:r>
-          <w:rPr>
-            <w:lang w:val="fr_FR" w:bidi="fr_FR"/>
-          </w:rPr>
-          <w:rPr>
-            <w:color w:val="0000EE"/>
-            <w:u w:val="single"/>
-          </w:rPr>
-          <w:t>26.62</w:t>
-        </w:r>
-      </w:hyperlink>
+      <w:r>
+        <w:rPr>
+          <w:lang w:val="fr_FR" w:bidi="fr_FR"/>
+        </w:rPr>
+        <w:t>26.62</w:t>
+      </w:r>
       <w:r>
         <w:rPr>
           <w:lang w:val="fr_FR" w:bidi="fr_FR"/>
         </w:rPr>
         <w:t xml:space="preserve"> ; </w:t>
       </w:r>
-      <w:hyperlink r:id="rId278">
-        <w:r>
-          <w:rPr>
-            <w:lang w:val="fr_FR" w:bidi="fr_FR"/>
-          </w:rPr>
-          <w:rPr>
-            <w:color w:val="0000EE"/>
-            <w:u w:val="single"/>
-          </w:rPr>
-          <w:t>Dt 10.9</w:t>
-        </w:r>
-      </w:hyperlink>
+      <w:r>
+        <w:rPr>
+          <w:lang w:val="fr_FR" w:bidi="fr_FR"/>
+        </w:rPr>
+        <w:t>Dt 10.9</w:t>
+      </w:r>
       <w:r>
         <w:rPr>
           <w:lang w:val="fr_FR" w:bidi="fr_FR"/>
         </w:rPr>
         <w:t xml:space="preserve"> ; </w:t>
       </w:r>
-      <w:hyperlink r:id="rId279">
-        <w:r>
-          <w:rPr>
-            <w:lang w:val="fr_FR" w:bidi="fr_FR"/>
-          </w:rPr>
-          <w:rPr>
-            <w:color w:val="0000EE"/>
-            <w:u w:val="single"/>
-          </w:rPr>
-          <w:t>18.1–2</w:t>
-        </w:r>
-      </w:hyperlink>
+      <w:r>
+        <w:rPr>
+          <w:lang w:val="fr_FR" w:bidi="fr_FR"/>
+        </w:rPr>
+        <w:t>18.1–2</w:t>
+      </w:r>
       <w:r>
         <w:rPr>
           <w:lang w:val="fr_FR" w:bidi="fr_FR"/>
         </w:rPr>
         <w:t xml:space="preserve"> ; </w:t>
       </w:r>
-      <w:hyperlink r:id="rId280">
-        <w:r>
-          <w:rPr>
-            <w:lang w:val="fr_FR" w:bidi="fr_FR"/>
-          </w:rPr>
-          <w:rPr>
-            <w:color w:val="0000EE"/>
-            <w:u w:val="single"/>
-          </w:rPr>
-          <w:t>Jos 18.7</w:t>
-        </w:r>
-      </w:hyperlink>
+      <w:r>
+        <w:rPr>
+          <w:lang w:val="fr_FR" w:bidi="fr_FR"/>
+        </w:rPr>
+        <w:t>Jos 18.7</w:t>
+      </w:r>
       <w:r>
         <w:rPr>
           <w:lang w:val="fr_FR" w:bidi="fr_FR"/>
         </w:rPr>
         <w:t>). Les Lévites recevront quarante-huit villes, y compris les six villes de refuge (</w:t>
       </w:r>
-      <w:hyperlink r:id="rId281">
-        <w:r>
-          <w:rPr>
-            <w:lang w:val="fr_FR" w:bidi="fr_FR"/>
-          </w:rPr>
-          <w:rPr>
-            <w:color w:val="0000EE"/>
-            <w:u w:val="single"/>
-          </w:rPr>
-          <w:t>Nb 35.6–7</w:t>
-        </w:r>
-      </w:hyperlink>
+      <w:r>
+        <w:rPr>
+          <w:lang w:val="fr_FR" w:bidi="fr_FR"/>
+        </w:rPr>
+        <w:t>Nb 35.6–7</w:t>
+      </w:r>
       <w:r>
         <w:rPr>
           <w:lang w:val="fr_FR" w:bidi="fr_FR"/>
         </w:rPr>
         <w:t xml:space="preserve">). Chaque ville, ainsi qu'une zone limitée autour d'elle, était réservée pour les Lévites (v. </w:t>
       </w:r>
-      <w:hyperlink r:id="rId282">
-        <w:r>
-          <w:rPr>
-            <w:lang w:val="fr_FR" w:bidi="fr_FR"/>
-          </w:rPr>
-          <w:rPr>
-            <w:color w:val="0000EE"/>
-            <w:u w:val="single"/>
-          </w:rPr>
-          <w:t>3–5</w:t>
-        </w:r>
-      </w:hyperlink>
+      <w:r>
+        <w:rPr>
+          <w:lang w:val="fr_FR" w:bidi="fr_FR"/>
+        </w:rPr>
+        <w:t>3–5</w:t>
+      </w:r>
       <w:r>
         <w:rPr>
           <w:lang w:val="fr_FR" w:bidi="fr_FR"/>
         </w:rPr>
         <w:t>) ; leur propriété bénéficiait d'un statut spécial en ce qui concerne les lois de rachat (</w:t>
       </w:r>
-      <w:hyperlink r:id="rId283">
-        <w:r>
-          <w:rPr>
-            <w:lang w:val="fr_FR" w:bidi="fr_FR"/>
-          </w:rPr>
-          <w:rPr>
-            <w:color w:val="0000EE"/>
-            <w:u w:val="single"/>
-          </w:rPr>
-          <w:t>Lv 25.32–34</w:t>
-        </w:r>
-      </w:hyperlink>
+      <w:r>
+        <w:rPr>
+          <w:lang w:val="fr_FR" w:bidi="fr_FR"/>
+        </w:rPr>
+        <w:t>Lv 25.32–34</w:t>
+      </w:r>
       <w:r>
         <w:rPr>
           <w:lang w:val="fr_FR" w:bidi="fr_FR"/>
@@ -12785,72 +11057,48 @@
         </w:rPr>
         <w:t>Deux listes des villes lévitiques sont données (</w:t>
       </w:r>
-      <w:hyperlink r:id="rId284">
-        <w:r>
-          <w:rPr>
-            <w:lang w:val="fr_FR" w:bidi="fr_FR"/>
-          </w:rPr>
-          <w:rPr>
-            <w:color w:val="0000EE"/>
-            <w:u w:val="single"/>
-          </w:rPr>
-          <w:t>Jos 21</w:t>
-        </w:r>
-      </w:hyperlink>
+      <w:r>
+        <w:rPr>
+          <w:lang w:val="fr_FR" w:bidi="fr_FR"/>
+        </w:rPr>
+        <w:t>Jos 21</w:t>
+      </w:r>
       <w:r>
         <w:rPr>
           <w:lang w:val="fr_FR" w:bidi="fr_FR"/>
         </w:rPr>
         <w:t xml:space="preserve"> ; </w:t>
       </w:r>
-      <w:hyperlink r:id="rId285">
-        <w:r>
-          <w:rPr>
-            <w:lang w:val="fr_FR" w:bidi="fr_FR"/>
-          </w:rPr>
-          <w:rPr>
-            <w:color w:val="0000EE"/>
-            <w:u w:val="single"/>
-          </w:rPr>
-          <w:t>1Ch 6.54–81</w:t>
-        </w:r>
-      </w:hyperlink>
+      <w:r>
+        <w:rPr>
+          <w:lang w:val="fr_FR" w:bidi="fr_FR"/>
+        </w:rPr>
+        <w:t>1Ch 6.54–81</w:t>
+      </w:r>
       <w:r>
         <w:rPr>
           <w:lang w:val="fr_FR" w:bidi="fr_FR"/>
         </w:rPr>
         <w:t>). Treize villes étaient pour les prêtres (</w:t>
       </w:r>
-      <w:hyperlink r:id="rId286">
-        <w:r>
-          <w:rPr>
-            <w:lang w:val="fr_FR" w:bidi="fr_FR"/>
-          </w:rPr>
-          <w:rPr>
-            <w:color w:val="0000EE"/>
-            <w:u w:val="single"/>
-          </w:rPr>
-          <w:t>Jos 21.4</w:t>
-        </w:r>
-      </w:hyperlink>
+      <w:r>
+        <w:rPr>
+          <w:lang w:val="fr_FR" w:bidi="fr_FR"/>
+        </w:rPr>
+        <w:t>Jos 21.4</w:t>
+      </w:r>
       <w:r>
         <w:rPr>
           <w:lang w:val="fr_FR" w:bidi="fr_FR"/>
         </w:rPr>
         <w:t>), y compris les six villes de refuge. Malgré quelques variations entre les deux listes, il semble clair qu'elles proviennent d'une source originale. La répartition des villes lévitiques en dit long sur leur objectif. Elles étaient réparties parmi les douze tribus mais n'étaient généralement pas placées dans les centres tribaux. Celles en Juda et Siméon étaient situées dans la région montagneuse du sud, la zone où les clans satellites des Calebites et des Kéniziens s'étaient installés. Celles en Benjamin étaient regroupées le long de la moitié sud de l'héritage de cette tribu, la partie plus tard rattachée à Juda ; là où se trouvait la famille de Saül. Les villes lévitiques étaient placées dans des zones frontalières où des garnisons étaient nécessaires, aux franges désertiques orientales en Ruben et face à la Philistie en Dan par exemple. D'autres territoires clés étaient dans les plaines où Aser, Manassé et d'autres tribus galiléennes avaient initialement échoué à conquérir les villes cananéennes (</w:t>
       </w:r>
-      <w:hyperlink r:id="rId287">
-        <w:r>
-          <w:rPr>
-            <w:lang w:val="fr_FR" w:bidi="fr_FR"/>
-          </w:rPr>
-          <w:rPr>
-            <w:color w:val="0000EE"/>
-            <w:u w:val="single"/>
-          </w:rPr>
-          <w:t>Jg 1.27, 31</w:t>
-        </w:r>
-      </w:hyperlink>
+      <w:r>
+        <w:rPr>
+          <w:lang w:val="fr_FR" w:bidi="fr_FR"/>
+        </w:rPr>
+        <w:t>Jg 1.27, 31</w:t>
+      </w:r>
       <w:r>
         <w:rPr>
           <w:lang w:val="fr_FR" w:bidi="fr_FR"/>
@@ -12871,198 +11119,132 @@
         </w:rPr>
         <w:t>Bien que les Lévites n'étaient pas les résidents exclusifs d'une seule ville (ils les partageaient avec d'autres Israélites), ils y étaient affectés pour des tâches spécifiques. Ils s'occupaient de l'œuvre du Seigneur et du service du roi (</w:t>
       </w:r>
-      <w:hyperlink r:id="rId288">
-        <w:r>
-          <w:rPr>
-            <w:lang w:val="fr_FR" w:bidi="fr_FR"/>
-          </w:rPr>
-          <w:rPr>
-            <w:color w:val="0000EE"/>
-            <w:u w:val="single"/>
-          </w:rPr>
-          <w:t>1Ch 26.30–32</w:t>
-        </w:r>
-      </w:hyperlink>
+      <w:r>
+        <w:rPr>
+          <w:lang w:val="fr_FR" w:bidi="fr_FR"/>
+        </w:rPr>
+        <w:t>1Ch 26.30–32</w:t>
+      </w:r>
       <w:r>
         <w:rPr>
           <w:lang w:val="fr_FR" w:bidi="fr_FR"/>
         </w:rPr>
         <w:t>). Collecter les dîmes (</w:t>
       </w:r>
-      <w:hyperlink r:id="rId289">
-        <w:r>
-          <w:rPr>
-            <w:lang w:val="fr_FR" w:bidi="fr_FR"/>
-          </w:rPr>
-          <w:rPr>
-            <w:color w:val="0000EE"/>
-            <w:u w:val="single"/>
-          </w:rPr>
-          <w:t>Nb 18.21</w:t>
-        </w:r>
-      </w:hyperlink>
+      <w:r>
+        <w:rPr>
+          <w:lang w:val="fr_FR" w:bidi="fr_FR"/>
+        </w:rPr>
+        <w:t>Nb 18.21</w:t>
+      </w:r>
       <w:r>
         <w:rPr>
           <w:lang w:val="fr_FR" w:bidi="fr_FR"/>
         </w:rPr>
         <w:t xml:space="preserve"> ; </w:t>
       </w:r>
-      <w:hyperlink r:id="rId290">
-        <w:r>
-          <w:rPr>
-            <w:lang w:val="fr_FR" w:bidi="fr_FR"/>
-          </w:rPr>
-          <w:rPr>
-            <w:color w:val="0000EE"/>
-            <w:u w:val="single"/>
-          </w:rPr>
-          <w:t>Dt 14.28</w:t>
-        </w:r>
-      </w:hyperlink>
+      <w:r>
+        <w:rPr>
+          <w:lang w:val="fr_FR" w:bidi="fr_FR"/>
+        </w:rPr>
+        <w:t>Dt 14.28</w:t>
+      </w:r>
       <w:r>
         <w:rPr>
           <w:lang w:val="fr_FR" w:bidi="fr_FR"/>
         </w:rPr>
         <w:t>), gérer les affaires légales et judiciaires (</w:t>
       </w:r>
-      <w:hyperlink r:id="rId291">
-        <w:r>
-          <w:rPr>
-            <w:lang w:val="fr_FR" w:bidi="fr_FR"/>
-          </w:rPr>
-          <w:rPr>
-            <w:color w:val="0000EE"/>
-            <w:u w:val="single"/>
-          </w:rPr>
-          <w:t>1Ch 26.29</w:t>
-        </w:r>
-      </w:hyperlink>
+      <w:r>
+        <w:rPr>
+          <w:lang w:val="fr_FR" w:bidi="fr_FR"/>
+        </w:rPr>
+        <w:t>1Ch 26.29</w:t>
+      </w:r>
       <w:r>
         <w:rPr>
           <w:lang w:val="fr_FR" w:bidi="fr_FR"/>
         </w:rPr>
         <w:t xml:space="preserve"> ; </w:t>
       </w:r>
-      <w:hyperlink r:id="rId292">
-        <w:r>
-          <w:rPr>
-            <w:lang w:val="fr_FR" w:bidi="fr_FR"/>
-          </w:rPr>
-          <w:rPr>
-            <w:color w:val="0000EE"/>
-            <w:u w:val="single"/>
-          </w:rPr>
-          <w:t>2Ch 17.8</w:t>
-        </w:r>
-      </w:hyperlink>
+      <w:r>
+        <w:rPr>
+          <w:lang w:val="fr_FR" w:bidi="fr_FR"/>
+        </w:rPr>
+        <w:t>2Ch 17.8</w:t>
+      </w:r>
       <w:r>
         <w:rPr>
           <w:lang w:val="fr_FR" w:bidi="fr_FR"/>
         </w:rPr>
         <w:t xml:space="preserve"> ; </w:t>
       </w:r>
-      <w:hyperlink r:id="rId293">
-        <w:r>
-          <w:rPr>
-            <w:lang w:val="fr_FR" w:bidi="fr_FR"/>
-          </w:rPr>
-          <w:rPr>
-            <w:color w:val="0000EE"/>
-            <w:u w:val="single"/>
-          </w:rPr>
-          <w:t>19.8–10</w:t>
-        </w:r>
-      </w:hyperlink>
+      <w:r>
+        <w:rPr>
+          <w:lang w:val="fr_FR" w:bidi="fr_FR"/>
+        </w:rPr>
+        <w:t>19.8–10</w:t>
+      </w:r>
       <w:r>
         <w:rPr>
           <w:lang w:val="fr_FR" w:bidi="fr_FR"/>
         </w:rPr>
         <w:t>), les devoirs de garnison militaire (</w:t>
       </w:r>
-      <w:hyperlink r:id="rId294">
-        <w:r>
-          <w:rPr>
-            <w:lang w:val="fr_FR" w:bidi="fr_FR"/>
-          </w:rPr>
-          <w:rPr>
-            <w:color w:val="0000EE"/>
-            <w:u w:val="single"/>
-          </w:rPr>
-          <w:t>1Ch 26.1–19</w:t>
-        </w:r>
-      </w:hyperlink>
+      <w:r>
+        <w:rPr>
+          <w:lang w:val="fr_FR" w:bidi="fr_FR"/>
+        </w:rPr>
+        <w:t>1Ch 26.1–19</w:t>
+      </w:r>
       <w:r>
         <w:rPr>
           <w:lang w:val="fr_FR" w:bidi="fr_FR"/>
         </w:rPr>
         <w:t xml:space="preserve">), et la gestion des entrepôts (v. </w:t>
       </w:r>
-      <w:hyperlink r:id="rId295">
-        <w:r>
-          <w:rPr>
-            <w:lang w:val="fr_FR" w:bidi="fr_FR"/>
-          </w:rPr>
-          <w:rPr>
-            <w:color w:val="0000EE"/>
-            <w:u w:val="single"/>
-          </w:rPr>
-          <w:t>22</w:t>
-        </w:r>
-      </w:hyperlink>
+      <w:r>
+        <w:rPr>
+          <w:lang w:val="fr_FR" w:bidi="fr_FR"/>
+        </w:rPr>
+        <w:t>22</w:t>
+      </w:r>
       <w:r>
         <w:rPr>
           <w:lang w:val="fr_FR" w:bidi="fr_FR"/>
         </w:rPr>
         <w:t>) faisaient tous partie des responsabilités lévitiques. Bien qu'ils servent dans la capitale selon un principe de roulement (</w:t>
       </w:r>
-      <w:hyperlink r:id="rId296">
-        <w:r>
-          <w:rPr>
-            <w:lang w:val="fr_FR" w:bidi="fr_FR"/>
-          </w:rPr>
-          <w:rPr>
-            <w:color w:val="0000EE"/>
-            <w:u w:val="single"/>
-          </w:rPr>
-          <w:t>27.1</w:t>
-        </w:r>
-      </w:hyperlink>
+      <w:r>
+        <w:rPr>
+          <w:lang w:val="fr_FR" w:bidi="fr_FR"/>
+        </w:rPr>
+        <w:t>27.1</w:t>
+      </w:r>
       <w:r>
         <w:rPr>
           <w:lang w:val="fr_FR" w:bidi="fr_FR"/>
         </w:rPr>
         <w:t>), ils avaient également des tâches similaires tout au long de l'année dans leurs districts d'origine (</w:t>
       </w:r>
-      <w:hyperlink r:id="rId297">
-        <w:r>
-          <w:rPr>
-            <w:lang w:val="fr_FR" w:bidi="fr_FR"/>
-          </w:rPr>
-          <w:rPr>
-            <w:color w:val="0000EE"/>
-            <w:u w:val="single"/>
-          </w:rPr>
-          <w:t>26.29–32</w:t>
-        </w:r>
-      </w:hyperlink>
+      <w:r>
+        <w:rPr>
+          <w:lang w:val="fr_FR" w:bidi="fr_FR"/>
+        </w:rPr>
+        <w:t>26.29–32</w:t>
+      </w:r>
       <w:r>
         <w:rPr>
           <w:lang w:val="fr_FR" w:bidi="fr_FR"/>
         </w:rPr>
         <w:t>). Leur loyauté envers la maison de David leur fera perdre leur statut dans le royaume du nord, et la plupart d'entre eux ont donc rejoint Juda lorsque le royaume sera divisé (</w:t>
       </w:r>
-      <w:hyperlink r:id="rId298">
-        <w:r>
-          <w:rPr>
-            <w:lang w:val="fr_FR" w:bidi="fr_FR"/>
-          </w:rPr>
-          <w:rPr>
-            <w:color w:val="0000EE"/>
-            <w:u w:val="single"/>
-          </w:rPr>
-          <w:t>2Ch 11.13–14</w:t>
-        </w:r>
-      </w:hyperlink>
+      <w:r>
+        <w:rPr>
+          <w:lang w:val="fr_FR" w:bidi="fr_FR"/>
+        </w:rPr>
+        <w:t>2Ch 11.13–14</w:t>
+      </w:r>
       <w:r>
         <w:rPr>
           <w:lang w:val="fr_FR" w:bidi="fr_FR"/>
@@ -13172,18 +11354,12 @@
         </w:rPr>
         <w:t xml:space="preserve">Le viol de Dina par Sichem, fils de Hamor, un Hévien (voir </w:t>
       </w:r>
-      <w:hyperlink r:id="rId299">
-        <w:r>
-          <w:rPr>
-            <w:lang w:val="fr_FR" w:bidi="fr_FR"/>
-          </w:rPr>
-          <w:rPr>
-            <w:color w:val="0000EE"/>
-            <w:u w:val="single"/>
-          </w:rPr>
-          <w:t>Gn 34.2–7</w:t>
-        </w:r>
-      </w:hyperlink>
+      <w:r>
+        <w:rPr>
+          <w:lang w:val="fr_FR" w:bidi="fr_FR"/>
+        </w:rPr>
+        <w:t>Gn 34.2–7</w:t>
+      </w:r>
       <w:r>
         <w:rPr>
           <w:lang w:val="fr_FR" w:bidi="fr_FR"/>
@@ -13208,18 +11384,12 @@
         </w:rPr>
         <w:t>Le viol de Tamar par Amnon, son frère et fils du roi David (</w:t>
       </w:r>
-      <w:hyperlink r:id="rId300">
-        <w:r>
-          <w:rPr>
-            <w:lang w:val="fr_FR" w:bidi="fr_FR"/>
-          </w:rPr>
-          <w:rPr>
-            <w:color w:val="0000EE"/>
-            <w:u w:val="single"/>
-          </w:rPr>
-          <w:t>2S 13.14</w:t>
-        </w:r>
-      </w:hyperlink>
+      <w:r>
+        <w:rPr>
+          <w:lang w:val="fr_FR" w:bidi="fr_FR"/>
+        </w:rPr>
+        <w:t>2S 13.14</w:t>
+      </w:r>
       <w:r>
         <w:rPr>
           <w:lang w:val="fr_FR" w:bidi="fr_FR"/>
@@ -13399,72 +11569,48 @@
         </w:rPr>
         <w:t>Jésus et Jean-Baptiste ont tous deux mentionné les vipères (</w:t>
       </w:r>
-      <w:hyperlink r:id="rId301">
-        <w:r>
-          <w:rPr>
-            <w:lang w:val="fr_FR" w:bidi="fr_FR"/>
-          </w:rPr>
-          <w:rPr>
-            <w:color w:val="0000EE"/>
-            <w:u w:val="single"/>
-          </w:rPr>
-          <w:t>Mt 3.7</w:t>
-        </w:r>
-      </w:hyperlink>
+      <w:r>
+        <w:rPr>
+          <w:lang w:val="fr_FR" w:bidi="fr_FR"/>
+        </w:rPr>
+        <w:t>Mt 3.7</w:t>
+      </w:r>
       <w:r>
         <w:rPr>
           <w:lang w:val="fr_FR" w:bidi="fr_FR"/>
         </w:rPr>
         <w:t xml:space="preserve"> ; </w:t>
       </w:r>
-      <w:hyperlink r:id="rId302">
-        <w:r>
-          <w:rPr>
-            <w:lang w:val="fr_FR" w:bidi="fr_FR"/>
-          </w:rPr>
-          <w:rPr>
-            <w:color w:val="0000EE"/>
-            <w:u w:val="single"/>
-          </w:rPr>
-          <w:t>12.34</w:t>
-        </w:r>
-      </w:hyperlink>
+      <w:r>
+        <w:rPr>
+          <w:lang w:val="fr_FR" w:bidi="fr_FR"/>
+        </w:rPr>
+        <w:t>12.34</w:t>
+      </w:r>
       <w:r>
         <w:rPr>
           <w:lang w:val="fr_FR" w:bidi="fr_FR"/>
         </w:rPr>
         <w:t xml:space="preserve"> ; </w:t>
       </w:r>
-      <w:hyperlink r:id="rId303">
-        <w:r>
-          <w:rPr>
-            <w:lang w:val="fr_FR" w:bidi="fr_FR"/>
-          </w:rPr>
-          <w:rPr>
-            <w:color w:val="0000EE"/>
-            <w:u w:val="single"/>
-          </w:rPr>
-          <w:t>23.33</w:t>
-        </w:r>
-      </w:hyperlink>
+      <w:r>
+        <w:rPr>
+          <w:lang w:val="fr_FR" w:bidi="fr_FR"/>
+        </w:rPr>
+        <w:t>23.33</w:t>
+      </w:r>
       <w:r>
         <w:rPr>
           <w:lang w:val="fr_FR" w:bidi="fr_FR"/>
         </w:rPr>
         <w:t xml:space="preserve">). La vipère mentionnée dans </w:t>
       </w:r>
-      <w:hyperlink r:id="rId304">
-        <w:r>
-          <w:rPr>
-            <w:lang w:val="fr_FR" w:bidi="fr_FR"/>
-          </w:rPr>
-          <w:rPr>
-            <w:color w:val="0000EE"/>
-            <w:u w:val="single"/>
-          </w:rPr>
-          <w:t>Actes 28.3</w:t>
-        </w:r>
-      </w:hyperlink>
+      <w:r>
+        <w:rPr>
+          <w:lang w:val="fr_FR" w:bidi="fr_FR"/>
+        </w:rPr>
+        <w:t>Actes 28.3</w:t>
+      </w:r>
       <w:r>
         <w:rPr>
           <w:lang w:val="fr_FR" w:bidi="fr_FR"/>
@@ -13616,36 +11762,24 @@
         </w:rPr>
         <w:t>Samuel était un « voyant » ou visionnaire. Il était capable de « voir » où se trouvaient les ânes perdus de Saül et de lui dire où ils étaient (</w:t>
       </w:r>
-      <w:hyperlink r:id="rId305">
-        <w:r>
-          <w:rPr>
-            <w:lang w:val="fr_FR" w:bidi="fr_FR"/>
-          </w:rPr>
-          <w:rPr>
-            <w:color w:val="0000EE"/>
-            <w:u w:val="single"/>
-          </w:rPr>
-          <w:t>1S 9.19–20</w:t>
-        </w:r>
-      </w:hyperlink>
+      <w:r>
+        <w:rPr>
+          <w:lang w:val="fr_FR" w:bidi="fr_FR"/>
+        </w:rPr>
+        <w:t>1S 9.19–20</w:t>
+      </w:r>
       <w:r>
         <w:rPr>
           <w:lang w:val="fr_FR" w:bidi="fr_FR"/>
         </w:rPr>
         <w:t>). Élisée pouvait suivre les actions répréhensibles de Guéhazi « en esprit » et le confronter à son retour (</w:t>
       </w:r>
-      <w:hyperlink r:id="rId306">
-        <w:r>
-          <w:rPr>
-            <w:lang w:val="fr_FR" w:bidi="fr_FR"/>
-          </w:rPr>
-          <w:rPr>
-            <w:color w:val="0000EE"/>
-            <w:u w:val="single"/>
-          </w:rPr>
-          <w:t>2R 5.26</w:t>
-        </w:r>
-      </w:hyperlink>
+      <w:r>
+        <w:rPr>
+          <w:lang w:val="fr_FR" w:bidi="fr_FR"/>
+        </w:rPr>
+        <w:t>2R 5.26</w:t>
+      </w:r>
       <w:r>
         <w:rPr>
           <w:lang w:val="fr_FR" w:bidi="fr_FR"/>
@@ -13691,72 +11825,48 @@
         </w:rPr>
         <w:t>Il existe différents types de visions révélatrices. Un type se manifestait lorsque l'Esprit de Dieu prenait complètement le contrôle des sens du prophète. Par exemple, Ézéchiel pouvait être spirituellement déplacé vers différents endroits dans cet état spécial (</w:t>
       </w:r>
-      <w:hyperlink r:id="rId307">
-        <w:r>
-          <w:rPr>
-            <w:lang w:val="fr_FR" w:bidi="fr_FR"/>
-          </w:rPr>
-          <w:rPr>
-            <w:color w:val="0000EE"/>
-            <w:u w:val="single"/>
-          </w:rPr>
-          <w:t>Ez 8.3</w:t>
-        </w:r>
-      </w:hyperlink>
+      <w:r>
+        <w:rPr>
+          <w:lang w:val="fr_FR" w:bidi="fr_FR"/>
+        </w:rPr>
+        <w:t>Ez 8.3</w:t>
+      </w:r>
       <w:r>
         <w:rPr>
           <w:lang w:val="fr_FR" w:bidi="fr_FR"/>
         </w:rPr>
         <w:t xml:space="preserve"> ; </w:t>
       </w:r>
-      <w:hyperlink r:id="rId308">
-        <w:r>
-          <w:rPr>
-            <w:lang w:val="fr_FR" w:bidi="fr_FR"/>
-          </w:rPr>
-          <w:rPr>
-            <w:color w:val="0000EE"/>
-            <w:u w:val="single"/>
-          </w:rPr>
-          <w:t>40.2</w:t>
-        </w:r>
-      </w:hyperlink>
+      <w:r>
+        <w:rPr>
+          <w:lang w:val="fr_FR" w:bidi="fr_FR"/>
+        </w:rPr>
+        <w:t>40.2</w:t>
+      </w:r>
       <w:r>
         <w:rPr>
           <w:lang w:val="fr_FR" w:bidi="fr_FR"/>
         </w:rPr>
         <w:t xml:space="preserve">). La vision de Daniel dans </w:t>
       </w:r>
-      <w:hyperlink r:id="rId309">
-        <w:r>
-          <w:rPr>
-            <w:lang w:val="fr_FR" w:bidi="fr_FR"/>
-          </w:rPr>
-          <w:rPr>
-            <w:color w:val="0000EE"/>
-            <w:u w:val="single"/>
-          </w:rPr>
-          <w:t>Daniel 8</w:t>
-        </w:r>
-      </w:hyperlink>
+      <w:r>
+        <w:rPr>
+          <w:lang w:val="fr_FR" w:bidi="fr_FR"/>
+        </w:rPr>
+        <w:t>Daniel 8</w:t>
+      </w:r>
       <w:r>
         <w:rPr>
           <w:lang w:val="fr_FR" w:bidi="fr_FR"/>
         </w:rPr>
         <w:t xml:space="preserve"> était probablement du même type, et peut-être l'expérience de Jérémie dans </w:t>
       </w:r>
-      <w:hyperlink r:id="rId310">
-        <w:r>
-          <w:rPr>
-            <w:lang w:val="fr_FR" w:bidi="fr_FR"/>
-          </w:rPr>
-          <w:rPr>
-            <w:color w:val="0000EE"/>
-            <w:u w:val="single"/>
-          </w:rPr>
-          <w:t>Jérémie 13.4–7</w:t>
-        </w:r>
-      </w:hyperlink>
+      <w:r>
+        <w:rPr>
+          <w:lang w:val="fr_FR" w:bidi="fr_FR"/>
+        </w:rPr>
+        <w:t>Jérémie 13.4–7</w:t>
+      </w:r>
       <w:r>
         <w:rPr>
           <w:lang w:val="fr_FR" w:bidi="fr_FR"/>
@@ -13800,36 +11910,24 @@
         </w:rPr>
         <w:t xml:space="preserve"> » du panier à Amos (</w:t>
       </w:r>
-      <w:hyperlink r:id="rId311">
-        <w:r>
-          <w:rPr>
-            <w:lang w:val="fr_FR" w:bidi="fr_FR"/>
-          </w:rPr>
-          <w:rPr>
-            <w:color w:val="0000EE"/>
-            <w:u w:val="single"/>
-          </w:rPr>
-          <w:t>Am 8.1–2</w:t>
-        </w:r>
-      </w:hyperlink>
+      <w:r>
+        <w:rPr>
+          <w:lang w:val="fr_FR" w:bidi="fr_FR"/>
+        </w:rPr>
+        <w:t>Am 8.1–2</w:t>
+      </w:r>
       <w:r>
         <w:rPr>
           <w:lang w:val="fr_FR" w:bidi="fr_FR"/>
         </w:rPr>
         <w:t>). Jérémie aura des visions similaires lorsque Dieu lui montrera une branche d'amandier et un pot qui se renversait (</w:t>
       </w:r>
-      <w:hyperlink r:id="rId312">
-        <w:r>
-          <w:rPr>
-            <w:lang w:val="fr_FR" w:bidi="fr_FR"/>
-          </w:rPr>
-          <w:rPr>
-            <w:color w:val="0000EE"/>
-            <w:u w:val="single"/>
-          </w:rPr>
-          <w:t>Jr 1.11–13</w:t>
-        </w:r>
-      </w:hyperlink>
+      <w:r>
+        <w:rPr>
+          <w:lang w:val="fr_FR" w:bidi="fr_FR"/>
+        </w:rPr>
+        <w:t>Jr 1.11–13</w:t>
+      </w:r>
       <w:r>
         <w:rPr>
           <w:lang w:val="fr_FR" w:bidi="fr_FR"/>
@@ -13861,36 +11959,24 @@
         </w:rPr>
         <w:t>Il existait également un type intermédiaire de visions, dans lesquelles les prophètes voyaient des images de choses célestes. Ésaïe aura des visions du ciel (</w:t>
       </w:r>
-      <w:hyperlink r:id="rId313">
-        <w:r>
-          <w:rPr>
-            <w:lang w:val="fr_FR" w:bidi="fr_FR"/>
-          </w:rPr>
-          <w:rPr>
-            <w:color w:val="0000EE"/>
-            <w:u w:val="single"/>
-          </w:rPr>
-          <w:t>1R 22.19–22</w:t>
-        </w:r>
-      </w:hyperlink>
+      <w:r>
+        <w:rPr>
+          <w:lang w:val="fr_FR" w:bidi="fr_FR"/>
+        </w:rPr>
+        <w:t>1R 22.19–22</w:t>
+      </w:r>
       <w:r>
         <w:rPr>
           <w:lang w:val="fr_FR" w:bidi="fr_FR"/>
         </w:rPr>
         <w:t xml:space="preserve"> ; </w:t>
       </w:r>
-      <w:hyperlink r:id="rId314">
-        <w:r>
-          <w:rPr>
-            <w:lang w:val="fr_FR" w:bidi="fr_FR"/>
-          </w:rPr>
-          <w:rPr>
-            <w:color w:val="0000EE"/>
-            <w:u w:val="single"/>
-          </w:rPr>
-          <w:t>Es 6</w:t>
-        </w:r>
-      </w:hyperlink>
+      <w:r>
+        <w:rPr>
+          <w:lang w:val="fr_FR" w:bidi="fr_FR"/>
+        </w:rPr>
+        <w:t>Es 6</w:t>
+      </w:r>
       <w:r>
         <w:rPr>
           <w:lang w:val="fr_FR" w:bidi="fr_FR"/>
@@ -13936,36 +12022,24 @@
         </w:rPr>
         <w:t xml:space="preserve">Parfois, même lorsque les prophètes n'entendaient que la voix de Dieu, on appelait cela une « vision » parce qu'il s'agissait tout de même d'un message de Dieu. Dans de nombreux endroits de la Bible, il est difficile de dire si « vision » signifie que le prophète a principalement vu quelque chose ou si cela signifie simplement qu'il a reçu n'importe quel type de message de Dieu (par exemple </w:t>
       </w:r>
-      <w:hyperlink r:id="rId315">
-        <w:r>
-          <w:rPr>
-            <w:lang w:val="fr_FR" w:bidi="fr_FR"/>
-          </w:rPr>
-          <w:rPr>
-            <w:color w:val="0000EE"/>
-            <w:u w:val="single"/>
-          </w:rPr>
-          <w:t>Ez 12.21–28</w:t>
-        </w:r>
-      </w:hyperlink>
+      <w:r>
+        <w:rPr>
+          <w:lang w:val="fr_FR" w:bidi="fr_FR"/>
+        </w:rPr>
+        <w:t>Ez 12.21–28</w:t>
+      </w:r>
       <w:r>
         <w:rPr>
           <w:lang w:val="fr_FR" w:bidi="fr_FR"/>
         </w:rPr>
         <w:t>). Souvent, le mot « vision » est utilisé simplement comme un terme technique pour tout message venant de Dieu, même s'il ne s'agissait que de mots que le prophète entendait. Lorsque Dieu a d'abord appelé Samuel à être prophète, la Bible utilise spécifiquement le mot « vision » pour décrire cet événement (</w:t>
       </w:r>
-      <w:hyperlink r:id="rId316">
-        <w:r>
-          <w:rPr>
-            <w:lang w:val="fr_FR" w:bidi="fr_FR"/>
-          </w:rPr>
-          <w:rPr>
-            <w:color w:val="0000EE"/>
-            <w:u w:val="single"/>
-          </w:rPr>
-          <w:t>1S 3.15</w:t>
-        </w:r>
-      </w:hyperlink>
+      <w:r>
+        <w:rPr>
+          <w:lang w:val="fr_FR" w:bidi="fr_FR"/>
+        </w:rPr>
+        <w:t>1S 3.15</w:t>
+      </w:r>
       <w:r>
         <w:rPr>
           <w:lang w:val="fr_FR" w:bidi="fr_FR"/>
@@ -13986,144 +12060,96 @@
         </w:rPr>
         <w:t>Les livres prophétiques de la Bible contiennent des messages de Dieu transmis par des prophètes et incluent souvent des visions, des avertissements et des promesses. Plusieurs des livres prophétiques ont le mot « vision » dans leur premier verset (</w:t>
       </w:r>
-      <w:hyperlink r:id="rId317">
-        <w:r>
-          <w:rPr>
-            <w:lang w:val="fr_FR" w:bidi="fr_FR"/>
-          </w:rPr>
-          <w:rPr>
-            <w:color w:val="0000EE"/>
-            <w:u w:val="single"/>
-          </w:rPr>
-          <w:t>Es 1.1</w:t>
-        </w:r>
-      </w:hyperlink>
+      <w:r>
+        <w:rPr>
+          <w:lang w:val="fr_FR" w:bidi="fr_FR"/>
+        </w:rPr>
+        <w:t>Es 1.1</w:t>
+      </w:r>
       <w:r>
         <w:rPr>
           <w:lang w:val="fr_FR" w:bidi="fr_FR"/>
         </w:rPr>
         <w:t xml:space="preserve"> ; </w:t>
       </w:r>
-      <w:hyperlink r:id="rId318">
-        <w:r>
-          <w:rPr>
-            <w:lang w:val="fr_FR" w:bidi="fr_FR"/>
-          </w:rPr>
-          <w:rPr>
-            <w:color w:val="0000EE"/>
-            <w:u w:val="single"/>
-          </w:rPr>
-          <w:t>Ab 1.1</w:t>
-        </w:r>
-      </w:hyperlink>
+      <w:r>
+        <w:rPr>
+          <w:lang w:val="fr_FR" w:bidi="fr_FR"/>
+        </w:rPr>
+        <w:t>Ab 1.1</w:t>
+      </w:r>
       <w:r>
         <w:rPr>
           <w:lang w:val="fr_FR" w:bidi="fr_FR"/>
         </w:rPr>
         <w:t xml:space="preserve"> ; </w:t>
       </w:r>
-      <w:hyperlink r:id="rId319">
-        <w:r>
-          <w:rPr>
-            <w:lang w:val="fr_FR" w:bidi="fr_FR"/>
-          </w:rPr>
-          <w:rPr>
-            <w:color w:val="0000EE"/>
-            <w:u w:val="single"/>
-          </w:rPr>
-          <w:t>Na 1.1</w:t>
-        </w:r>
-      </w:hyperlink>
+      <w:r>
+        <w:rPr>
+          <w:lang w:val="fr_FR" w:bidi="fr_FR"/>
+        </w:rPr>
+        <w:t>Na 1.1</w:t>
+      </w:r>
       <w:r>
         <w:rPr>
           <w:lang w:val="fr_FR" w:bidi="fr_FR"/>
         </w:rPr>
         <w:t>). Lorsque Nathan a parlé à David de la promesse spéciale de Dieu pour lui (l'alliance de Dieu), ce message est également appelé une « vision » (</w:t>
       </w:r>
-      <w:hyperlink r:id="rId320">
-        <w:r>
-          <w:rPr>
-            <w:lang w:val="fr_FR" w:bidi="fr_FR"/>
-          </w:rPr>
-          <w:rPr>
-            <w:color w:val="0000EE"/>
-            <w:u w:val="single"/>
-          </w:rPr>
-          <w:t>2S 7.17</w:t>
-        </w:r>
-      </w:hyperlink>
+      <w:r>
+        <w:rPr>
+          <w:lang w:val="fr_FR" w:bidi="fr_FR"/>
+        </w:rPr>
+        <w:t>2S 7.17</w:t>
+      </w:r>
       <w:r>
         <w:rPr>
           <w:lang w:val="fr_FR" w:bidi="fr_FR"/>
         </w:rPr>
         <w:t xml:space="preserve"> ; </w:t>
       </w:r>
-      <w:hyperlink r:id="rId321">
-        <w:r>
-          <w:rPr>
-            <w:lang w:val="fr_FR" w:bidi="fr_FR"/>
-          </w:rPr>
-          <w:rPr>
-            <w:color w:val="0000EE"/>
-            <w:u w:val="single"/>
-          </w:rPr>
-          <w:t>1Ch 17.15</w:t>
-        </w:r>
-      </w:hyperlink>
+      <w:r>
+        <w:rPr>
+          <w:lang w:val="fr_FR" w:bidi="fr_FR"/>
+        </w:rPr>
+        <w:t>1Ch 17.15</w:t>
+      </w:r>
       <w:r>
         <w:rPr>
           <w:lang w:val="fr_FR" w:bidi="fr_FR"/>
         </w:rPr>
         <w:t xml:space="preserve"> ; </w:t>
       </w:r>
-      <w:hyperlink r:id="rId322">
-        <w:r>
-          <w:rPr>
-            <w:lang w:val="fr_FR" w:bidi="fr_FR"/>
-          </w:rPr>
-          <w:rPr>
-            <w:color w:val="0000EE"/>
-            <w:u w:val="single"/>
-          </w:rPr>
-          <w:t>Ps 89.19</w:t>
-        </w:r>
-      </w:hyperlink>
+      <w:r>
+        <w:rPr>
+          <w:lang w:val="fr_FR" w:bidi="fr_FR"/>
+        </w:rPr>
+        <w:t>Ps 89.19</w:t>
+      </w:r>
       <w:r>
         <w:rPr>
           <w:lang w:val="fr_FR" w:bidi="fr_FR"/>
         </w:rPr>
         <w:t xml:space="preserve">). Dans </w:t>
       </w:r>
-      <w:hyperlink r:id="rId323">
-        <w:r>
-          <w:rPr>
-            <w:lang w:val="fr_FR" w:bidi="fr_FR"/>
-          </w:rPr>
-          <w:rPr>
-            <w:color w:val="0000EE"/>
-            <w:u w:val="single"/>
-          </w:rPr>
-          <w:t>Daniel 9.24</w:t>
-        </w:r>
-      </w:hyperlink>
+      <w:r>
+        <w:rPr>
+          <w:lang w:val="fr_FR" w:bidi="fr_FR"/>
+        </w:rPr>
+        <w:t>Daniel 9.24</w:t>
+      </w:r>
       <w:r>
         <w:rPr>
           <w:lang w:val="fr_FR" w:bidi="fr_FR"/>
         </w:rPr>
         <w:t xml:space="preserve">, « sceller la vision et le prophète » signifie confirmer que la prophétie de Jérémie (mentionnée au v. </w:t>
       </w:r>
-      <w:hyperlink r:id="rId324">
-        <w:r>
-          <w:rPr>
-            <w:lang w:val="fr_FR" w:bidi="fr_FR"/>
-          </w:rPr>
-          <w:rPr>
-            <w:color w:val="0000EE"/>
-            <w:u w:val="single"/>
-          </w:rPr>
-          <w:t>2</w:t>
-        </w:r>
-      </w:hyperlink>
+      <w:r>
+        <w:rPr>
+          <w:lang w:val="fr_FR" w:bidi="fr_FR"/>
+        </w:rPr>
+        <w:t>2</w:t>
+      </w:r>
       <w:r>
         <w:rPr>
           <w:lang w:val="fr_FR" w:bidi="fr_FR"/>
@@ -14156,18 +12182,12 @@
         </w:rPr>
         <w:t xml:space="preserve"> » (</w:t>
       </w:r>
-      <w:hyperlink r:id="rId325">
-        <w:r>
-          <w:rPr>
-            <w:lang w:val="fr_FR" w:bidi="fr_FR"/>
-          </w:rPr>
-          <w:rPr>
-            <w:color w:val="0000EE"/>
-            <w:u w:val="single"/>
-          </w:rPr>
-          <w:t>Pr 29.18</w:t>
-        </w:r>
-      </w:hyperlink>
+      <w:r>
+        <w:rPr>
+          <w:lang w:val="fr_FR" w:bidi="fr_FR"/>
+        </w:rPr>
+        <w:t>Pr 29.18</w:t>
+      </w:r>
       <w:r>
         <w:rPr>
           <w:lang w:val="fr_FR" w:bidi="fr_FR"/>
@@ -14318,18 +12338,12 @@
         </w:rPr>
         <w:t xml:space="preserve">La dîme, les sacrifices et les offrandes, l'observance du sabbat et la circoncision sont tous des commandements dans la loi de Moïse. S'engager par un vœu ne l'est pas. Quand le </w:t>
       </w:r>
-      <w:hyperlink r:id="rId326">
-        <w:r>
-          <w:rPr>
-            <w:lang w:val="fr_FR" w:bidi="fr_FR"/>
-          </w:rPr>
-          <w:rPr>
-            <w:color w:val="0000EE"/>
-            <w:u w:val="single"/>
-          </w:rPr>
-          <w:t>Psaume 50.14</w:t>
-        </w:r>
-      </w:hyperlink>
+      <w:r>
+        <w:rPr>
+          <w:lang w:val="fr_FR" w:bidi="fr_FR"/>
+        </w:rPr>
+        <w:t>Psaume 50.14</w:t>
+      </w:r>
       <w:r>
         <w:rPr>
           <w:lang w:val="fr_FR" w:bidi="fr_FR"/>
@@ -14385,36 +12399,24 @@
         </w:rPr>
         <w:t xml:space="preserve"> servait à se consacrer tout particulièrement au Seigneur. Samson, Samuel et Jean le Baptiste étaient tous les trois consacrés au Seigneur dès leur naissance. Le vœu de naziréat pouvait être pour une durée déterminée. </w:t>
       </w:r>
-      <w:hyperlink r:id="rId327">
-        <w:r>
-          <w:rPr>
-            <w:lang w:val="fr_FR" w:bidi="fr_FR"/>
-          </w:rPr>
-          <w:rPr>
-            <w:color w:val="0000EE"/>
-            <w:u w:val="single"/>
-          </w:rPr>
-          <w:t>Nombres 6.1–8</w:t>
-        </w:r>
-      </w:hyperlink>
+      <w:r>
+        <w:rPr>
+          <w:lang w:val="fr_FR" w:bidi="fr_FR"/>
+        </w:rPr>
+        <w:t>Nombres 6.1–8</w:t>
+      </w:r>
       <w:r>
         <w:rPr>
           <w:lang w:val="fr_FR" w:bidi="fr_FR"/>
         </w:rPr>
         <w:t xml:space="preserve"> prescrit les conditions de cet engagement. Les versets </w:t>
       </w:r>
-      <w:hyperlink r:id="rId328">
-        <w:r>
-          <w:rPr>
-            <w:lang w:val="fr_FR" w:bidi="fr_FR"/>
-          </w:rPr>
-          <w:rPr>
-            <w:color w:val="0000EE"/>
-            <w:u w:val="single"/>
-          </w:rPr>
-          <w:t>13–21</w:t>
-        </w:r>
-      </w:hyperlink>
+      <w:r>
+        <w:rPr>
+          <w:lang w:val="fr_FR" w:bidi="fr_FR"/>
+        </w:rPr>
+        <w:t>13–21</w:t>
+      </w:r>
       <w:r>
         <w:rPr>
           <w:lang w:val="fr_FR" w:bidi="fr_FR"/>
@@ -14435,36 +12437,24 @@
         </w:rPr>
         <w:t xml:space="preserve">Les femmes pouvaient également prendre ce vœu (verset </w:t>
       </w:r>
-      <w:hyperlink r:id="rId329">
-        <w:r>
-          <w:rPr>
-            <w:lang w:val="fr_FR" w:bidi="fr_FR"/>
-          </w:rPr>
-          <w:rPr>
-            <w:color w:val="0000EE"/>
-            <w:u w:val="single"/>
-          </w:rPr>
-          <w:t>2</w:t>
-        </w:r>
-      </w:hyperlink>
+      <w:r>
+        <w:rPr>
+          <w:lang w:val="fr_FR" w:bidi="fr_FR"/>
+        </w:rPr>
+        <w:t>2</w:t>
+      </w:r>
       <w:r>
         <w:rPr>
           <w:lang w:val="fr_FR" w:bidi="fr_FR"/>
         </w:rPr>
         <w:t>). Le clan des Récabites vivait selon des engagements permanents que leur avait imposés leur ancêtre Récab. Ils sont présentés comme exemples de loyauté devant Dieu (</w:t>
       </w:r>
-      <w:hyperlink r:id="rId330">
-        <w:r>
-          <w:rPr>
-            <w:lang w:val="fr_FR" w:bidi="fr_FR"/>
-          </w:rPr>
-          <w:rPr>
-            <w:color w:val="0000EE"/>
-            <w:u w:val="single"/>
-          </w:rPr>
-          <w:t>Jr 35</w:t>
-        </w:r>
-      </w:hyperlink>
+      <w:r>
+        <w:rPr>
+          <w:lang w:val="fr_FR" w:bidi="fr_FR"/>
+        </w:rPr>
+        <w:t>Jr 35</w:t>
+      </w:r>
       <w:r>
         <w:rPr>
           <w:lang w:val="fr_FR" w:bidi="fr_FR"/>
@@ -14485,168 +12475,96 @@
         </w:rPr>
         <w:t>Certains vœux sont présentés comme un marché passé avec Dieu. À Béthel, Jacob promet que Dieu sera son Dieu et qu'il lui paiera la dîme de tout si Dieu l'aide pendant son exil et le ramène en paix chez les siens (</w:t>
       </w:r>
-      <w:hyperlink r:id="rId331">
-        <w:r>
-          <w:rPr>
-            <w:lang w:val="fr_FR" w:bidi="fr_FR"/>
-          </w:rPr>
-          <w:rPr>
-            <w:color w:val="0000EE"/>
-            <w:u w:val="single"/>
-          </w:rPr>
-          <w:t>Gn 28.20</w:t>
-        </w:r>
-      </w:hyperlink>
-      <w:hyperlink r:id="rId328">
-        <w:r>
-          <w:rPr>
-            <w:lang w:val="fr_FR" w:bidi="fr_FR"/>
-          </w:rPr>
-          <w:rPr>
-            <w:color w:val="0000EE"/>
-            <w:u w:val="single"/>
-          </w:rPr>
-          <w:t>–</w:t>
-        </w:r>
-      </w:hyperlink>
-      <w:hyperlink r:id="rId331">
-        <w:r>
-          <w:rPr>
-            <w:lang w:val="fr_FR" w:bidi="fr_FR"/>
-          </w:rPr>
-          <w:rPr>
-            <w:color w:val="0000EE"/>
-            <w:u w:val="single"/>
-          </w:rPr>
-          <w:t>22</w:t>
-        </w:r>
-      </w:hyperlink>
+      <w:r>
+        <w:rPr>
+          <w:lang w:val="fr_FR" w:bidi="fr_FR"/>
+        </w:rPr>
+        <w:t>Gn 28.20</w:t>
+      </w:r>
+      <w:r>
+        <w:rPr>
+          <w:lang w:val="fr_FR" w:bidi="fr_FR"/>
+        </w:rPr>
+        <w:t>–</w:t>
+      </w:r>
+      <w:r>
+        <w:rPr>
+          <w:lang w:val="fr_FR" w:bidi="fr_FR"/>
+        </w:rPr>
+        <w:t>22</w:t>
+      </w:r>
       <w:r>
         <w:rPr>
           <w:lang w:val="fr_FR" w:bidi="fr_FR"/>
         </w:rPr>
         <w:t>). Anne promet que si Dieu lui donne un fils, elle le lui rendra (</w:t>
       </w:r>
-      <w:hyperlink r:id="rId332">
-        <w:r>
-          <w:rPr>
-            <w:lang w:val="fr_FR" w:bidi="fr_FR"/>
-          </w:rPr>
-          <w:rPr>
-            <w:color w:val="0000EE"/>
-            <w:u w:val="single"/>
-          </w:rPr>
-          <w:t>1S 1.11, 27</w:t>
-        </w:r>
-      </w:hyperlink>
-      <w:hyperlink r:id="rId328">
-        <w:r>
-          <w:rPr>
-            <w:lang w:val="fr_FR" w:bidi="fr_FR"/>
-          </w:rPr>
-          <w:rPr>
-            <w:color w:val="0000EE"/>
-            <w:u w:val="single"/>
-          </w:rPr>
-          <w:t>–</w:t>
-        </w:r>
-      </w:hyperlink>
-      <w:hyperlink r:id="rId332">
-        <w:r>
-          <w:rPr>
-            <w:lang w:val="fr_FR" w:bidi="fr_FR"/>
-          </w:rPr>
-          <w:rPr>
-            <w:color w:val="0000EE"/>
-            <w:u w:val="single"/>
-          </w:rPr>
-          <w:t>28</w:t>
-        </w:r>
-      </w:hyperlink>
+      <w:r>
+        <w:rPr>
+          <w:lang w:val="fr_FR" w:bidi="fr_FR"/>
+        </w:rPr>
+        <w:t>1S 1.11, 27</w:t>
+      </w:r>
+      <w:r>
+        <w:rPr>
+          <w:lang w:val="fr_FR" w:bidi="fr_FR"/>
+        </w:rPr>
+        <w:t>–</w:t>
+      </w:r>
+      <w:r>
+        <w:rPr>
+          <w:lang w:val="fr_FR" w:bidi="fr_FR"/>
+        </w:rPr>
+        <w:t>28</w:t>
+      </w:r>
       <w:r>
         <w:rPr>
           <w:lang w:val="fr_FR" w:bidi="fr_FR"/>
         </w:rPr>
         <w:t xml:space="preserve">). Dans les Psaumes, les vœux en remerciement d'avoir été délivré du danger ou de la détresse sont souvent associés à des sacrifices d'actions de grâce (p. ex. </w:t>
       </w:r>
-      <w:hyperlink r:id="rId333">
-        <w:r>
-          <w:rPr>
-            <w:lang w:val="fr_FR" w:bidi="fr_FR"/>
-          </w:rPr>
-          <w:rPr>
-            <w:color w:val="0000EE"/>
-            <w:u w:val="single"/>
-          </w:rPr>
-          <w:t>Ps 22.24</w:t>
-        </w:r>
-      </w:hyperlink>
-      <w:hyperlink r:id="rId328">
-        <w:r>
-          <w:rPr>
-            <w:lang w:val="fr_FR" w:bidi="fr_FR"/>
-          </w:rPr>
-          <w:rPr>
-            <w:color w:val="0000EE"/>
-            <w:u w:val="single"/>
-          </w:rPr>
-          <w:t>–</w:t>
-        </w:r>
-      </w:hyperlink>
-      <w:hyperlink r:id="rId333">
-        <w:r>
-          <w:rPr>
-            <w:lang w:val="fr_FR" w:bidi="fr_FR"/>
-          </w:rPr>
-          <w:rPr>
-            <w:color w:val="0000EE"/>
-            <w:u w:val="single"/>
-          </w:rPr>
-          <w:t xml:space="preserve">25 </w:t>
-        </w:r>
-      </w:hyperlink>
+      <w:r>
+        <w:rPr>
+          <w:lang w:val="fr_FR" w:bidi="fr_FR"/>
+        </w:rPr>
+        <w:t>Ps 22.24</w:t>
+      </w:r>
+      <w:r>
+        <w:rPr>
+          <w:lang w:val="fr_FR" w:bidi="fr_FR"/>
+        </w:rPr>
+        <w:t>–</w:t>
+      </w:r>
+      <w:r>
+        <w:rPr>
+          <w:lang w:val="fr_FR" w:bidi="fr_FR"/>
+        </w:rPr>
+        <w:t xml:space="preserve">25 </w:t>
+      </w:r>
       <w:r>
         <w:rPr>
           <w:lang w:val="fr_FR" w:bidi="fr_FR"/>
         </w:rPr>
         <w:t xml:space="preserve">; </w:t>
       </w:r>
-      <w:hyperlink r:id="rId334">
-        <w:r>
-          <w:rPr>
-            <w:lang w:val="fr_FR" w:bidi="fr_FR"/>
-          </w:rPr>
-          <w:rPr>
-            <w:color w:val="0000EE"/>
-            <w:u w:val="single"/>
-          </w:rPr>
-          <w:t>56.12</w:t>
-        </w:r>
-      </w:hyperlink>
-      <w:hyperlink r:id="rId328">
-        <w:r>
-          <w:rPr>
-            <w:lang w:val="fr_FR" w:bidi="fr_FR"/>
-          </w:rPr>
-          <w:rPr>
-            <w:color w:val="0000EE"/>
-            <w:u w:val="single"/>
-          </w:rPr>
-          <w:t>–</w:t>
-        </w:r>
-      </w:hyperlink>
-      <w:hyperlink r:id="rId334">
-        <w:r>
-          <w:rPr>
-            <w:lang w:val="fr_FR" w:bidi="fr_FR"/>
-          </w:rPr>
-          <w:rPr>
-            <w:color w:val="0000EE"/>
-            <w:u w:val="single"/>
-          </w:rPr>
-          <w:t>13</w:t>
-        </w:r>
-      </w:hyperlink>
+      <w:r>
+        <w:rPr>
+          <w:lang w:val="fr_FR" w:bidi="fr_FR"/>
+        </w:rPr>
+        <w:t>56.12</w:t>
+      </w:r>
+      <w:r>
+        <w:rPr>
+          <w:lang w:val="fr_FR" w:bidi="fr_FR"/>
+        </w:rPr>
+        <w:t>–</w:t>
+      </w:r>
+      <w:r>
+        <w:rPr>
+          <w:lang w:val="fr_FR" w:bidi="fr_FR"/>
+        </w:rPr>
+        <w:t>13</w:t>
+      </w:r>
       <w:r>
         <w:rPr>
           <w:lang w:val="fr_FR" w:bidi="fr_FR"/>
@@ -14667,138 +12585,84 @@
         </w:rPr>
         <w:t>Une fois qu'un vœu est fait, il est obligatoire de l'accomplir. Ne pas faire de vœu n'est pas un péché (</w:t>
       </w:r>
-      <w:hyperlink r:id="rId335">
-        <w:r>
-          <w:rPr>
-            <w:lang w:val="fr_FR" w:bidi="fr_FR"/>
-          </w:rPr>
-          <w:rPr>
-            <w:color w:val="0000EE"/>
-            <w:u w:val="single"/>
-          </w:rPr>
-          <w:t>Dt 23.22</w:t>
-        </w:r>
-      </w:hyperlink>
+      <w:r>
+        <w:rPr>
+          <w:lang w:val="fr_FR" w:bidi="fr_FR"/>
+        </w:rPr>
+        <w:t>Dt 23.22</w:t>
+      </w:r>
       <w:r>
         <w:rPr>
           <w:lang w:val="fr_FR" w:bidi="fr_FR"/>
         </w:rPr>
         <w:t>), mais ne pas tenir sa promesse à Dieu est un péché (</w:t>
       </w:r>
-      <w:hyperlink r:id="rId336">
-        <w:r>
-          <w:rPr>
-            <w:lang w:val="fr_FR" w:bidi="fr_FR"/>
-          </w:rPr>
-          <w:rPr>
-            <w:color w:val="0000EE"/>
-            <w:u w:val="single"/>
-          </w:rPr>
-          <w:t>Dt 23.21</w:t>
-        </w:r>
-      </w:hyperlink>
-      <w:hyperlink r:id="rId328">
-        <w:r>
-          <w:rPr>
-            <w:lang w:val="fr_FR" w:bidi="fr_FR"/>
-          </w:rPr>
-          <w:rPr>
-            <w:color w:val="0000EE"/>
-            <w:u w:val="single"/>
-          </w:rPr>
-          <w:t>–</w:t>
-        </w:r>
-      </w:hyperlink>
-      <w:hyperlink r:id="rId336">
-        <w:r>
-          <w:rPr>
-            <w:lang w:val="fr_FR" w:bidi="fr_FR"/>
-          </w:rPr>
-          <w:rPr>
-            <w:color w:val="0000EE"/>
-            <w:u w:val="single"/>
-          </w:rPr>
-          <w:t xml:space="preserve">23 </w:t>
-        </w:r>
-      </w:hyperlink>
+      <w:r>
+        <w:rPr>
+          <w:lang w:val="fr_FR" w:bidi="fr_FR"/>
+        </w:rPr>
+        <w:t>Dt 23.21</w:t>
+      </w:r>
+      <w:r>
+        <w:rPr>
+          <w:lang w:val="fr_FR" w:bidi="fr_FR"/>
+        </w:rPr>
+        <w:t>–</w:t>
+      </w:r>
+      <w:r>
+        <w:rPr>
+          <w:lang w:val="fr_FR" w:bidi="fr_FR"/>
+        </w:rPr>
+        <w:t xml:space="preserve">23 </w:t>
+      </w:r>
       <w:r>
         <w:rPr>
           <w:lang w:val="fr_FR" w:bidi="fr_FR"/>
         </w:rPr>
         <w:t xml:space="preserve">; voir aussi </w:t>
       </w:r>
-      <w:hyperlink r:id="rId337">
-        <w:r>
-          <w:rPr>
-            <w:lang w:val="fr_FR" w:bidi="fr_FR"/>
-          </w:rPr>
-          <w:rPr>
-            <w:color w:val="0000EE"/>
-            <w:u w:val="single"/>
-          </w:rPr>
-          <w:t xml:space="preserve">Nb 30.2 </w:t>
-        </w:r>
-      </w:hyperlink>
+      <w:r>
+        <w:rPr>
+          <w:lang w:val="fr_FR" w:bidi="fr_FR"/>
+        </w:rPr>
+        <w:t xml:space="preserve">Nb 30.2 </w:t>
+      </w:r>
       <w:r>
         <w:rPr>
           <w:lang w:val="fr_FR" w:bidi="fr_FR"/>
         </w:rPr>
         <w:t xml:space="preserve">; </w:t>
       </w:r>
-      <w:hyperlink r:id="rId338">
-        <w:r>
-          <w:rPr>
-            <w:lang w:val="fr_FR" w:bidi="fr_FR"/>
-          </w:rPr>
-          <w:rPr>
-            <w:color w:val="0000EE"/>
-            <w:u w:val="single"/>
-          </w:rPr>
-          <w:t>Ec 5.4</w:t>
-        </w:r>
-      </w:hyperlink>
-      <w:hyperlink r:id="rId328">
-        <w:r>
-          <w:rPr>
-            <w:lang w:val="fr_FR" w:bidi="fr_FR"/>
-          </w:rPr>
-          <w:rPr>
-            <w:color w:val="0000EE"/>
-            <w:u w:val="single"/>
-          </w:rPr>
-          <w:t>–</w:t>
-        </w:r>
-      </w:hyperlink>
-      <w:hyperlink r:id="rId338">
-        <w:r>
-          <w:rPr>
-            <w:lang w:val="fr_FR" w:bidi="fr_FR"/>
-          </w:rPr>
-          <w:rPr>
-            <w:color w:val="0000EE"/>
-            <w:u w:val="single"/>
-          </w:rPr>
-          <w:t>6</w:t>
-        </w:r>
-      </w:hyperlink>
+      <w:r>
+        <w:rPr>
+          <w:lang w:val="fr_FR" w:bidi="fr_FR"/>
+        </w:rPr>
+        <w:t>Ec 5.4</w:t>
+      </w:r>
+      <w:r>
+        <w:rPr>
+          <w:lang w:val="fr_FR" w:bidi="fr_FR"/>
+        </w:rPr>
+        <w:t>–</w:t>
+      </w:r>
+      <w:r>
+        <w:rPr>
+          <w:lang w:val="fr_FR" w:bidi="fr_FR"/>
+        </w:rPr>
+        <w:t>6</w:t>
+      </w:r>
       <w:r>
         <w:rPr>
           <w:lang w:val="fr_FR" w:bidi="fr_FR"/>
         </w:rPr>
         <w:t>). Dans certains cas, le vœu d'une jeune fille vivant encore chez son père ou d'une femme mariée pouvait être annulé par le père ou le mari (</w:t>
       </w:r>
-      <w:hyperlink r:id="rId339">
-        <w:r>
-          <w:rPr>
-            <w:lang w:val="fr_FR" w:bidi="fr_FR"/>
-          </w:rPr>
-          <w:rPr>
-            <w:color w:val="0000EE"/>
-            <w:u w:val="single"/>
-          </w:rPr>
-          <w:t>Nb 30.4–16</w:t>
-        </w:r>
-      </w:hyperlink>
+      <w:r>
+        <w:rPr>
+          <w:lang w:val="fr_FR" w:bidi="fr_FR"/>
+        </w:rPr>
+        <w:t>Nb 30.4–16</w:t>
+      </w:r>
       <w:r>
         <w:rPr>
           <w:lang w:val="fr_FR" w:bidi="fr_FR"/>
@@ -14830,144 +12694,84 @@
         </w:rPr>
         <w:t>Il n'y a que deux vœux mentionnés en tant que tels dans le NT. Les deux occurrences sont en rapport à l'apôtre Paul (</w:t>
       </w:r>
-      <w:hyperlink r:id="rId340">
-        <w:r>
-          <w:rPr>
-            <w:lang w:val="fr_FR" w:bidi="fr_FR"/>
-          </w:rPr>
-          <w:rPr>
-            <w:color w:val="0000EE"/>
-            <w:u w:val="single"/>
-          </w:rPr>
-          <w:t>Ac 18.18</w:t>
-        </w:r>
-      </w:hyperlink>
+      <w:r>
+        <w:rPr>
+          <w:lang w:val="fr_FR" w:bidi="fr_FR"/>
+        </w:rPr>
+        <w:t>Ac 18.18</w:t>
+      </w:r>
       <w:r>
         <w:rPr>
           <w:lang w:val="fr_FR" w:bidi="fr_FR"/>
         </w:rPr>
         <w:t xml:space="preserve"> ; </w:t>
       </w:r>
-      <w:hyperlink r:id="rId341">
-        <w:r>
-          <w:rPr>
-            <w:lang w:val="fr_FR" w:bidi="fr_FR"/>
-          </w:rPr>
-          <w:rPr>
-            <w:color w:val="0000EE"/>
-            <w:u w:val="single"/>
-          </w:rPr>
-          <w:t>21.23</w:t>
-        </w:r>
-      </w:hyperlink>
-      <w:hyperlink r:id="rId328">
-        <w:r>
-          <w:rPr>
-            <w:lang w:val="fr_FR" w:bidi="fr_FR"/>
-          </w:rPr>
-          <w:rPr>
-            <w:color w:val="0000EE"/>
-            <w:u w:val="single"/>
-          </w:rPr>
-          <w:t>–</w:t>
-        </w:r>
-      </w:hyperlink>
-      <w:hyperlink r:id="rId341">
-        <w:r>
-          <w:rPr>
-            <w:lang w:val="fr_FR" w:bidi="fr_FR"/>
-          </w:rPr>
-          <w:rPr>
-            <w:color w:val="0000EE"/>
-            <w:u w:val="single"/>
-          </w:rPr>
-          <w:t>24</w:t>
-        </w:r>
-      </w:hyperlink>
+      <w:r>
+        <w:rPr>
+          <w:lang w:val="fr_FR" w:bidi="fr_FR"/>
+        </w:rPr>
+        <w:t>21.23</w:t>
+      </w:r>
+      <w:r>
+        <w:rPr>
+          <w:lang w:val="fr_FR" w:bidi="fr_FR"/>
+        </w:rPr>
+        <w:t>–</w:t>
+      </w:r>
+      <w:r>
+        <w:rPr>
+          <w:lang w:val="fr_FR" w:bidi="fr_FR"/>
+        </w:rPr>
+        <w:t>24</w:t>
+      </w:r>
       <w:r>
         <w:rPr>
           <w:lang w:val="fr_FR" w:bidi="fr_FR"/>
         </w:rPr>
         <w:t>). Cependant, le même principe est présent dans le concept appelé « corban » (</w:t>
       </w:r>
-      <w:hyperlink r:id="rId342">
-        <w:r>
-          <w:rPr>
-            <w:lang w:val="fr_FR" w:bidi="fr_FR"/>
-          </w:rPr>
-          <w:rPr>
-            <w:color w:val="0000EE"/>
-            <w:u w:val="single"/>
-          </w:rPr>
-          <w:t>Mc 7.11</w:t>
-        </w:r>
-      </w:hyperlink>
-      <w:hyperlink r:id="rId328">
-        <w:r>
-          <w:rPr>
-            <w:lang w:val="fr_FR" w:bidi="fr_FR"/>
-          </w:rPr>
-          <w:rPr>
-            <w:color w:val="0000EE"/>
-            <w:u w:val="single"/>
-          </w:rPr>
-          <w:t>-</w:t>
-        </w:r>
-      </w:hyperlink>
-      <w:hyperlink r:id="rId342">
-        <w:r>
-          <w:rPr>
-            <w:lang w:val="fr_FR" w:bidi="fr_FR"/>
-          </w:rPr>
-          <w:rPr>
-            <w:color w:val="0000EE"/>
-            <w:u w:val="single"/>
-          </w:rPr>
-          <w:t>13</w:t>
-        </w:r>
-      </w:hyperlink>
+      <w:r>
+        <w:rPr>
+          <w:lang w:val="fr_FR" w:bidi="fr_FR"/>
+        </w:rPr>
+        <w:t>Mc 7.11</w:t>
+      </w:r>
+      <w:r>
+        <w:rPr>
+          <w:lang w:val="fr_FR" w:bidi="fr_FR"/>
+        </w:rPr>
+        <w:t>-</w:t>
+      </w:r>
+      <w:r>
+        <w:rPr>
+          <w:lang w:val="fr_FR" w:bidi="fr_FR"/>
+        </w:rPr>
+        <w:t>13</w:t>
+      </w:r>
       <w:r>
         <w:rPr>
           <w:lang w:val="fr_FR" w:bidi="fr_FR"/>
         </w:rPr>
         <w:t xml:space="preserve"> ; </w:t>
       </w:r>
-      <w:hyperlink r:id="rId343">
-        <w:r>
-          <w:rPr>
-            <w:lang w:val="fr_FR" w:bidi="fr_FR"/>
-          </w:rPr>
-          <w:rPr>
-            <w:color w:val="0000EE"/>
-            <w:u w:val="single"/>
-          </w:rPr>
-          <w:t>Mt 15.5</w:t>
-        </w:r>
-      </w:hyperlink>
-      <w:hyperlink r:id="rId328">
-        <w:r>
-          <w:rPr>
-            <w:lang w:val="fr_FR" w:bidi="fr_FR"/>
-          </w:rPr>
-          <w:rPr>
-            <w:color w:val="0000EE"/>
-            <w:u w:val="single"/>
-          </w:rPr>
-          <w:t>–</w:t>
-        </w:r>
-      </w:hyperlink>
-      <w:hyperlink r:id="rId343">
-        <w:r>
-          <w:rPr>
-            <w:lang w:val="fr_FR" w:bidi="fr_FR"/>
-          </w:rPr>
-          <w:rPr>
-            <w:color w:val="0000EE"/>
-            <w:u w:val="single"/>
-          </w:rPr>
-          <w:t>6</w:t>
-        </w:r>
-      </w:hyperlink>
+      <w:r>
+        <w:rPr>
+          <w:lang w:val="fr_FR" w:bidi="fr_FR"/>
+        </w:rPr>
+        <w:t>Mt 15.5</w:t>
+      </w:r>
+      <w:r>
+        <w:rPr>
+          <w:lang w:val="fr_FR" w:bidi="fr_FR"/>
+        </w:rPr>
+        <w:t>–</w:t>
+      </w:r>
+      <w:r>
+        <w:rPr>
+          <w:lang w:val="fr_FR" w:bidi="fr_FR"/>
+        </w:rPr>
+        <w:t>6</w:t>
+      </w:r>
       <w:r>
         <w:rPr>
           <w:lang w:val="fr_FR" w:bidi="fr_FR"/>
@@ -15109,18 +12913,12 @@
         </w:rPr>
         <w:t>L'apôtre Paul a emprunté la voie Appienne lors de son voyage à Rome après être descendu d'un navire à Pouzzoles (</w:t>
       </w:r>
-      <w:hyperlink r:id="rId344">
-        <w:r>
-          <w:rPr>
-            <w:lang w:val="fr_FR" w:bidi="fr_FR"/>
-          </w:rPr>
-          <w:rPr>
-            <w:color w:val="0000EE"/>
-            <w:u w:val="single"/>
-          </w:rPr>
-          <w:t>Ac 28.13–15</w:t>
-        </w:r>
-      </w:hyperlink>
+      <w:r>
+        <w:rPr>
+          <w:lang w:val="fr_FR" w:bidi="fr_FR"/>
+        </w:rPr>
+        <w:t>Ac 28.13–15</w:t>
+      </w:r>
       <w:r>
         <w:rPr>
           <w:lang w:val="fr_FR" w:bidi="fr_FR"/>
@@ -15189,72 +12987,48 @@
         </w:rPr>
         <w:t>Nom utilisé pour les chrétiens dans le livre des Actes (</w:t>
       </w:r>
-      <w:hyperlink r:id="rId345">
-        <w:r>
-          <w:rPr>
-            <w:lang w:val="fr_FR" w:bidi="fr_FR"/>
-          </w:rPr>
-          <w:rPr>
-            <w:color w:val="0000EE"/>
-            <w:u w:val="single"/>
-          </w:rPr>
-          <w:t>Ac 9.2</w:t>
-        </w:r>
-      </w:hyperlink>
+      <w:r>
+        <w:rPr>
+          <w:lang w:val="fr_FR" w:bidi="fr_FR"/>
+        </w:rPr>
+        <w:t>Ac 9.2</w:t>
+      </w:r>
       <w:r>
         <w:rPr>
           <w:lang w:val="fr_FR" w:bidi="fr_FR"/>
         </w:rPr>
         <w:t xml:space="preserve"> ; </w:t>
       </w:r>
-      <w:hyperlink r:id="rId346">
-        <w:r>
-          <w:rPr>
-            <w:lang w:val="fr_FR" w:bidi="fr_FR"/>
-          </w:rPr>
-          <w:rPr>
-            <w:color w:val="0000EE"/>
-            <w:u w:val="single"/>
-          </w:rPr>
-          <w:t>19.9, 23</w:t>
-        </w:r>
-      </w:hyperlink>
+      <w:r>
+        <w:rPr>
+          <w:lang w:val="fr_FR" w:bidi="fr_FR"/>
+        </w:rPr>
+        <w:t>19.9, 23</w:t>
+      </w:r>
       <w:r>
         <w:rPr>
           <w:lang w:val="fr_FR" w:bidi="fr_FR"/>
         </w:rPr>
         <w:t xml:space="preserve"> ; </w:t>
       </w:r>
-      <w:hyperlink r:id="rId347">
-        <w:r>
-          <w:rPr>
-            <w:lang w:val="fr_FR" w:bidi="fr_FR"/>
-          </w:rPr>
-          <w:rPr>
-            <w:color w:val="0000EE"/>
-            <w:u w:val="single"/>
-          </w:rPr>
-          <w:t>22.4</w:t>
-        </w:r>
-      </w:hyperlink>
+      <w:r>
+        <w:rPr>
+          <w:lang w:val="fr_FR" w:bidi="fr_FR"/>
+        </w:rPr>
+        <w:t>22.4</w:t>
+      </w:r>
       <w:r>
         <w:rPr>
           <w:lang w:val="fr_FR" w:bidi="fr_FR"/>
         </w:rPr>
         <w:t xml:space="preserve"> ; </w:t>
       </w:r>
-      <w:hyperlink r:id="rId348">
-        <w:r>
-          <w:rPr>
-            <w:lang w:val="fr_FR" w:bidi="fr_FR"/>
-          </w:rPr>
-          <w:rPr>
-            <w:color w:val="0000EE"/>
-            <w:u w:val="single"/>
-          </w:rPr>
-          <w:t>24.22</w:t>
-        </w:r>
-      </w:hyperlink>
+      <w:r>
+        <w:rPr>
+          <w:lang w:val="fr_FR" w:bidi="fr_FR"/>
+        </w:rPr>
+        <w:t>24.22</w:t>
+      </w:r>
       <w:r>
         <w:rPr>
           <w:lang w:val="fr_FR" w:bidi="fr_FR"/>
@@ -15342,18 +13116,12 @@
         </w:rPr>
         <w:t>Rideau dans le sanctuaire qui séparait le lieu saint du lieu très saint (</w:t>
       </w:r>
-      <w:hyperlink r:id="rId349">
-        <w:r>
-          <w:rPr>
-            <w:lang w:val="fr_FR" w:bidi="fr_FR"/>
-          </w:rPr>
-          <w:rPr>
-            <w:color w:val="0000EE"/>
-            <w:u w:val="single"/>
-          </w:rPr>
-          <w:t>Ex 26.31–33</w:t>
-        </w:r>
-      </w:hyperlink>
+      <w:r>
+        <w:rPr>
+          <w:lang w:val="fr_FR" w:bidi="fr_FR"/>
+        </w:rPr>
+        <w:t>Ex 26.31–33</w:t>
+      </w:r>
       <w:r>
         <w:rPr>
           <w:lang w:val="fr_FR" w:bidi="fr_FR"/>
@@ -15468,18 +13236,12 @@
         </w:rPr>
         <w:t xml:space="preserve">La volaille était apparemment déjà connue à l'époque de l'Ancien Testament. L'identification du premier animal décrit dans </w:t>
       </w:r>
-      <w:hyperlink r:id="rId350">
-        <w:r>
-          <w:rPr>
-            <w:lang w:val="fr_FR" w:bidi="fr_FR"/>
-          </w:rPr>
-          <w:rPr>
-            <w:color w:val="0000EE"/>
-            <w:u w:val="single"/>
-          </w:rPr>
-          <w:t xml:space="preserve">Proverbes 30.31 </w:t>
-        </w:r>
-      </w:hyperlink>
+      <w:r>
+        <w:rPr>
+          <w:lang w:val="fr_FR" w:bidi="fr_FR"/>
+        </w:rPr>
+        <w:t xml:space="preserve">Proverbes 30.31 </w:t>
+      </w:r>
       <w:r>
         <w:rPr>
           <w:lang w:val="fr_FR" w:bidi="fr_FR"/>
@@ -15500,36 +13262,24 @@
         </w:rPr>
         <w:t xml:space="preserve">Le sceau d'un certain Jaazania (peut-être celui mentionné dans </w:t>
       </w:r>
-      <w:hyperlink r:id="rId351">
-        <w:r>
-          <w:rPr>
-            <w:lang w:val="fr_FR" w:bidi="fr_FR"/>
-          </w:rPr>
-          <w:rPr>
-            <w:color w:val="0000EE"/>
-            <w:u w:val="single"/>
-          </w:rPr>
-          <w:t>2R 25.23</w:t>
-        </w:r>
-      </w:hyperlink>
+      <w:r>
+        <w:rPr>
+          <w:lang w:val="fr_FR" w:bidi="fr_FR"/>
+        </w:rPr>
+        <w:t>2R 25.23</w:t>
+      </w:r>
       <w:r>
         <w:rPr>
           <w:lang w:val="fr_FR" w:bidi="fr_FR"/>
         </w:rPr>
         <w:t xml:space="preserve">), datant d'environ 600 av. J.‑C., représente un coq de combat. Il est possible que les oiseaux mentionnés dans </w:t>
       </w:r>
-      <w:hyperlink r:id="rId352">
-        <w:r>
-          <w:rPr>
-            <w:lang w:val="fr_FR" w:bidi="fr_FR"/>
-          </w:rPr>
-          <w:rPr>
-            <w:color w:val="0000EE"/>
-            <w:u w:val="single"/>
-          </w:rPr>
-          <w:t>Néhémie 5.18</w:t>
-        </w:r>
-      </w:hyperlink>
+      <w:r>
+        <w:rPr>
+          <w:lang w:val="fr_FR" w:bidi="fr_FR"/>
+        </w:rPr>
+        <w:t>Néhémie 5.18</w:t>
+      </w:r>
       <w:r>
         <w:rPr>
           <w:lang w:val="fr_FR" w:bidi="fr_FR"/>
@@ -15564,36 +13314,24 @@
         </w:rPr>
         <w:t>Jésus compare sa tristesse concernant le rejet de Jérusalem à celle d'une poule qui a essayé à de nombreuses reprises de rassembler ses poussins sous ses ailes (</w:t>
       </w:r>
-      <w:hyperlink r:id="rId353">
-        <w:r>
-          <w:rPr>
-            <w:lang w:val="fr_FR" w:bidi="fr_FR"/>
-          </w:rPr>
-          <w:rPr>
-            <w:color w:val="0000EE"/>
-            <w:u w:val="single"/>
-          </w:rPr>
-          <w:t>Mt 23.37</w:t>
-        </w:r>
-      </w:hyperlink>
+      <w:r>
+        <w:rPr>
+          <w:lang w:val="fr_FR" w:bidi="fr_FR"/>
+        </w:rPr>
+        <w:t>Mt 23.37</w:t>
+      </w:r>
       <w:r>
         <w:rPr>
           <w:lang w:val="fr_FR" w:bidi="fr_FR"/>
         </w:rPr>
         <w:t xml:space="preserve"> ; </w:t>
       </w:r>
-      <w:hyperlink r:id="rId354">
-        <w:r>
-          <w:rPr>
-            <w:lang w:val="fr_FR" w:bidi="fr_FR"/>
-          </w:rPr>
-          <w:rPr>
-            <w:color w:val="0000EE"/>
-            <w:u w:val="single"/>
-          </w:rPr>
-          <w:t>Lc 13.34</w:t>
-        </w:r>
-      </w:hyperlink>
+      <w:r>
+        <w:rPr>
+          <w:lang w:val="fr_FR" w:bidi="fr_FR"/>
+        </w:rPr>
+        <w:t>Lc 13.34</w:t>
+      </w:r>
       <w:r>
         <w:rPr>
           <w:lang w:val="fr_FR" w:bidi="fr_FR"/>
@@ -15614,72 +13352,48 @@
         </w:rPr>
         <w:t>Les coqs chantent généralement une ou deux heures avant l'aube. La troisième veille de la nuit, de minuit à 3h00 du matin, était appelée « chant du coq ». Le Talmud affirme que les poules n'étaient pas autorisées à Jérusalem à l'époque du Nouveau Testament. On voulait ainsi empêcher que des insectes et des larves provenant des excréments de poules ne puissent contaminer la viande des animaux offerts en sacrifice, car elle serait ainsi devenue impure. Pour cette raison, il est pensé que le coq que Pierre a entendu (</w:t>
       </w:r>
-      <w:hyperlink r:id="rId355">
-        <w:r>
-          <w:rPr>
-            <w:lang w:val="fr_FR" w:bidi="fr_FR"/>
-          </w:rPr>
-          <w:rPr>
-            <w:color w:val="0000EE"/>
-            <w:u w:val="single"/>
-          </w:rPr>
-          <w:t>Mt 26.34</w:t>
-        </w:r>
-      </w:hyperlink>
+      <w:r>
+        <w:rPr>
+          <w:lang w:val="fr_FR" w:bidi="fr_FR"/>
+        </w:rPr>
+        <w:t>Mt 26.34</w:t>
+      </w:r>
       <w:r>
         <w:rPr>
           <w:lang w:val="fr_FR" w:bidi="fr_FR"/>
         </w:rPr>
         <w:t xml:space="preserve">, </w:t>
       </w:r>
-      <w:hyperlink r:id="rId356">
-        <w:r>
-          <w:rPr>
-            <w:lang w:val="fr_FR" w:bidi="fr_FR"/>
-          </w:rPr>
-          <w:rPr>
-            <w:color w:val="0000EE"/>
-            <w:u w:val="single"/>
-          </w:rPr>
-          <w:t xml:space="preserve">74 </w:t>
-        </w:r>
-      </w:hyperlink>
+      <w:r>
+        <w:rPr>
+          <w:lang w:val="fr_FR" w:bidi="fr_FR"/>
+        </w:rPr>
+        <w:t xml:space="preserve">74 </w:t>
+      </w:r>
       <w:r>
         <w:rPr>
           <w:lang w:val="fr_FR" w:bidi="fr_FR"/>
         </w:rPr>
         <w:t xml:space="preserve">; </w:t>
       </w:r>
-      <w:hyperlink r:id="rId357">
-        <w:r>
-          <w:rPr>
-            <w:lang w:val="fr_FR" w:bidi="fr_FR"/>
-          </w:rPr>
-          <w:rPr>
-            <w:color w:val="0000EE"/>
-            <w:u w:val="single"/>
-          </w:rPr>
-          <w:t>Lc 22.34</w:t>
-        </w:r>
-      </w:hyperlink>
+      <w:r>
+        <w:rPr>
+          <w:lang w:val="fr_FR" w:bidi="fr_FR"/>
+        </w:rPr>
+        <w:t>Lc 22.34</w:t>
+      </w:r>
       <w:r>
         <w:rPr>
           <w:lang w:val="fr_FR" w:bidi="fr_FR"/>
         </w:rPr>
         <w:t xml:space="preserve">, </w:t>
       </w:r>
-      <w:hyperlink r:id="rId358">
-        <w:r>
-          <w:rPr>
-            <w:lang w:val="fr_FR" w:bidi="fr_FR"/>
-          </w:rPr>
-          <w:rPr>
-            <w:color w:val="0000EE"/>
-            <w:u w:val="single"/>
-          </w:rPr>
-          <w:t>60–61</w:t>
-        </w:r>
-      </w:hyperlink>
+      <w:r>
+        <w:rPr>
+          <w:lang w:val="fr_FR" w:bidi="fr_FR"/>
+        </w:rPr>
+        <w:t>60–61</w:t>
+      </w:r>
       <w:r>
         <w:rPr>
           <w:lang w:val="fr_FR" w:bidi="fr_FR"/>
@@ -15767,18 +13481,12 @@
         </w:rPr>
         <w:t>Homme nommé par Moïse de la tribu de Nephthali pour être l'un des douze espions envoyés pour explorer le pays de Canaan (</w:t>
       </w:r>
-      <w:hyperlink r:id="rId359">
-        <w:r>
-          <w:rPr>
-            <w:lang w:val="fr_FR" w:bidi="fr_FR"/>
-          </w:rPr>
-          <w:rPr>
-            <w:color w:val="0000EE"/>
-            <w:u w:val="single"/>
-          </w:rPr>
-          <w:t>Nb 13.14</w:t>
-        </w:r>
-      </w:hyperlink>
+      <w:r>
+        <w:rPr>
+          <w:lang w:val="fr_FR" w:bidi="fr_FR"/>
+        </w:rPr>
+        <w:t>Nb 13.14</w:t>
+      </w:r>
       <w:r>
         <w:rPr>
           <w:lang w:val="fr_FR" w:bidi="fr_FR"/>

--- a/fra/docx/022.content.docx
+++ b/fra/docx/022.content.docx
@@ -3814,6 +3814,87 @@
         <w:rPr>
           <w:lang w:val="fr_FR" w:bidi="fr_FR"/>
         </w:rPr>
+        <w:t>veau</w:t>
+      </w:r>
+      <w:r>
+        <w:rPr>
+          <w:lang w:val="fr_FR" w:bidi="fr_FR"/>
+        </w:rPr>
+      </w:r>
+    </w:p>
+    <w:p>
+      <w:pPr/>
+      <w:r>
+        <w:rPr>
+          <w:lang w:val="fr_FR" w:bidi="fr_FR"/>
+        </w:rPr>
+      </w:r>
+      <w:r>
+        <w:rPr>
+          <w:lang w:val="fr_FR" w:bidi="fr_FR"/>
+        </w:rPr>
+        <w:t>Jeune bovin mâle.</w:t>
+      </w:r>
+    </w:p>
+    <w:p>
+      <w:pPr/>
+      <w:r>
+        <w:rPr>
+          <w:lang w:val="fr_FR" w:bidi="fr_FR"/>
+        </w:rPr>
+      </w:r>
+      <w:r>
+        <w:rPr>
+          <w:i/>
+          <w:lang w:val="fr_FR" w:bidi="fr_FR"/>
+        </w:rPr>
+        <w:t>Voir</w:t>
+      </w:r>
+      <w:r>
+        <w:rPr>
+          <w:lang w:val="fr_FR" w:bidi="fr_FR"/>
+        </w:rPr>
+        <w:t xml:space="preserve"> </w:t>
+      </w:r>
+      <w:r>
+        <w:rPr>
+          <w:lang w:val="fr_FR" w:bidi="fr_FR"/>
+        </w:rPr>
+        <w:t>animaux (bovins)</w:t>
+      </w:r>
+      <w:r>
+        <w:rPr>
+          <w:lang w:val="fr_FR" w:bidi="fr_FR"/>
+        </w:rPr>
+        <w:t>.</w:t>
+      </w:r>
+      <w:r>
+        <w:rPr>
+          <w:lang w:val="fr_FR" w:bidi="fr_FR"/>
+        </w:rPr>
+      </w:r>
+      <w:r>
+        <w:rPr>
+          <w:lang w:val="fr_FR" w:bidi="fr_FR"/>
+        </w:rPr>
+      </w:r>
+    </w:p>
+    <w:p>
+      <w:pPr/>
+      <w:r>
+        <w:rPr>
+          <w:lang w:val="fr_FR" w:bidi="fr_FR"/>
+        </w:rPr>
+      </w:r>
+    </w:p>
+    <w:p>
+      <w:pPr>
+        <w:pStyle w:val="Heading2"/>
+      </w:pPr>
+      <w:r>
+        <w:rPr>
+          <w:lang w:val="fr_FR" w:bidi="fr_FR"/>
+        </w:rPr>
         <w:t>Veau d'or</w:t>
       </w:r>
       <w:r>
@@ -4536,6 +4617,101 @@
           <w:lang w:val="fr_FR" w:bidi="fr_FR"/>
         </w:rPr>
         <w:t>Droit civil et justice</w:t>
+      </w:r>
+      <w:r>
+        <w:rPr>
+          <w:lang w:val="fr_FR" w:bidi="fr_FR"/>
+        </w:rPr>
+        <w:t>.</w:t>
+      </w:r>
+      <w:r>
+        <w:rPr>
+          <w:lang w:val="fr_FR" w:bidi="fr_FR"/>
+        </w:rPr>
+      </w:r>
+      <w:r>
+        <w:rPr>
+          <w:lang w:val="fr_FR" w:bidi="fr_FR"/>
+        </w:rPr>
+      </w:r>
+    </w:p>
+    <w:p>
+      <w:pPr/>
+      <w:r>
+        <w:rPr>
+          <w:lang w:val="fr_FR" w:bidi="fr_FR"/>
+        </w:rPr>
+      </w:r>
+    </w:p>
+    <w:p>
+      <w:pPr>
+        <w:pStyle w:val="Heading2"/>
+      </w:pPr>
+      <w:r>
+        <w:rPr>
+          <w:lang w:val="fr_FR" w:bidi="fr_FR"/>
+        </w:rPr>
+        <w:t>vengeur du sang</w:t>
+      </w:r>
+      <w:r>
+        <w:rPr>
+          <w:lang w:val="fr_FR" w:bidi="fr_FR"/>
+        </w:rPr>
+      </w:r>
+    </w:p>
+    <w:p>
+      <w:pPr/>
+      <w:r>
+        <w:rPr>
+          <w:lang w:val="fr_FR" w:bidi="fr_FR"/>
+        </w:rPr>
+      </w:r>
+      <w:r>
+        <w:rPr>
+          <w:lang w:val="fr_FR" w:bidi="fr_FR"/>
+        </w:rPr>
+        <w:t>Personne dont le rôle était de rendre justice en tuant un meurtrier. Il s’agissait généralement du membre de la famille le plus proche de la victime.</w:t>
+      </w:r>
+    </w:p>
+    <w:p>
+      <w:pPr/>
+      <w:r>
+        <w:rPr>
+          <w:lang w:val="fr_FR" w:bidi="fr_FR"/>
+        </w:rPr>
+      </w:r>
+      <w:r>
+        <w:rPr>
+          <w:lang w:val="fr_FR" w:bidi="fr_FR"/>
+        </w:rPr>
+        <w:t>La loi de Moïse établit des règles et des dispositions concernant ce type d'exécution de meurtriers. Elles avaient pour but de protéger du vengeur du sang toute personne qui aurait tué son prochain accidentellement.</w:t>
+      </w:r>
+    </w:p>
+    <w:p>
+      <w:pPr/>
+      <w:r>
+        <w:rPr>
+          <w:lang w:val="fr_FR" w:bidi="fr_FR"/>
+        </w:rPr>
+      </w:r>
+      <w:r>
+        <w:rPr>
+          <w:i/>
+          <w:lang w:val="fr_FR" w:bidi="fr_FR"/>
+        </w:rPr>
+        <w:t>Voir</w:t>
+      </w:r>
+      <w:r>
+        <w:rPr>
+          <w:lang w:val="fr_FR" w:bidi="fr_FR"/>
+        </w:rPr>
+        <w:t xml:space="preserve"> </w:t>
+      </w:r>
+      <w:r>
+        <w:rPr>
+          <w:lang w:val="fr_FR" w:bidi="fr_FR"/>
+        </w:rPr>
+        <w:t>vengeur du sang</w:t>
       </w:r>
       <w:r>
         <w:rPr>
